--- a/Documentation/Rapport/Projet_Session.3.docx
+++ b/Documentation/Rapport/Projet_Session.3.docx
@@ -11,7 +11,7 @@
         <mc:AlternateContent>
           <mc:Choice Requires="wps">
             <w:drawing>
-              <wp:anchor distT="0" distB="0" distL="114300" distR="114300" simplePos="0" relativeHeight="251659264" behindDoc="1" locked="0" layoutInCell="1" allowOverlap="1" wp14:anchorId="2B7D6128" wp14:editId="5F1AF4C3">
+              <wp:anchor distT="0" distB="0" distL="114300" distR="114300" simplePos="0" relativeHeight="251658240" behindDoc="1" locked="0" layoutInCell="1" allowOverlap="1" wp14:anchorId="2B7D6128" wp14:editId="5F1AF4C3">
                 <wp:simplePos x="0" y="0"/>
                 <wp:positionH relativeFrom="column">
                   <wp:posOffset>-238248</wp:posOffset>
@@ -69,9 +69,9 @@
               </wp:anchor>
             </w:drawing>
           </mc:Choice>
-          <mc:Fallback>
-            <w:pict>
-              <v:shapetype w14:anchorId="2CECA21A" id="_x0000_t84" coordsize="21600,21600" o:spt="84" adj="2700" path="m,l,21600r21600,l21600,xem@0@0nfl@0@2@1@2@1@0xem,nfl@0@0em,21600nfl@0@2em21600,21600nfl@1@2em21600,nfl@1@0e">
+          <mc:Fallback xmlns:arto="http://schemas.microsoft.com/office/word/2006/arto" xmlns:a14="http://schemas.microsoft.com/office/drawing/2010/main" xmlns:pic="http://schemas.openxmlformats.org/drawingml/2006/picture" xmlns:a="http://schemas.openxmlformats.org/drawingml/2006/main">
+            <w:pict w14:anchorId="6B1253F0">
+              <v:shapetype id="_x0000_t84" coordsize="21600,21600" o:spt="84" adj="2700" path="m,l,21600r21600,l21600,xem@0@0nfl@0@2@1@2@1@0xem,nfl@0@0em,21600nfl@0@2em21600,21600nfl@1@2em21600,nfl@1@0e" w14:anchorId="2CECA21A">
                 <v:stroke joinstyle="miter"/>
                 <v:formulas>
                   <v:f eqn="val #0"/>
@@ -84,13 +84,13 @@
                   <v:f eqn="sum @1 @5 0"/>
                   <v:f eqn="sum @2 @5 0"/>
                 </v:formulas>
-                <v:path o:extrusionok="f" limo="10800,10800" o:connecttype="custom" o:connectlocs="0,@4;@0,@4;@3,21600;@3,@2;21600,@4;@1,@4;@3,0;@3,@0" textboxrect="@0,@0,@1,@2"/>
+                <v:path limo="10800,10800" textboxrect="@0,@0,@1,@2" o:connecttype="custom" o:connectlocs="0,@4;@0,@4;@3,21600;@3,@2;21600,@4;@1,@4;@3,0;@3,@0" o:extrusionok="f"/>
                 <v:handles>
                   <v:h position="#0,topLeft" switch="" xrange="0,10800"/>
                 </v:handles>
                 <o:complex v:ext="view"/>
               </v:shapetype>
-              <v:shape id="AutoShape 147" o:spid="_x0000_s1026" type="#_x0000_t84" style="position:absolute;margin-left:-18.75pt;margin-top:-17.5pt;width:7in;height:705.35pt;z-index:-251657216;visibility:visible;mso-wrap-style:square;mso-width-percent:0;mso-height-percent:0;mso-wrap-distance-left:9pt;mso-wrap-distance-top:0;mso-wrap-distance-right:9pt;mso-wrap-distance-bottom:0;mso-position-horizontal:absolute;mso-position-horizontal-relative:text;mso-position-vertical:absolute;mso-position-vertical-relative:text;mso-width-percent:0;mso-height-percent:0;mso-width-relative:page;mso-height-relative:page;v-text-anchor:top" o:gfxdata="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" adj="558"/>
+              <v:shape id="AutoShape 147" style="position:absolute;margin-left:-18.75pt;margin-top:-17.5pt;width:7in;height:705.35pt;z-index:-251657216;visibility:visible;mso-wrap-style:square;mso-width-percent:0;mso-height-percent:0;mso-wrap-distance-left:9pt;mso-wrap-distance-top:0;mso-wrap-distance-right:9pt;mso-wrap-distance-bottom:0;mso-position-horizontal:absolute;mso-position-horizontal-relative:text;mso-position-vertical:absolute;mso-position-vertical-relative:text;mso-width-percent:0;mso-height-percent:0;mso-width-relative:page;mso-height-relative:page;v-text-anchor:top" o:spid="_x0000_s1026" type="#_x0000_t84" adj="558" o:gfxdata="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"/>
             </w:pict>
           </mc:Fallback>
         </mc:AlternateContent>
@@ -109,553 +109,211 @@
         <w:rPr>
           <w:rFonts w:ascii="Consolas" w:hAnsi="Consolas" w:cs="Arial"/>
         </w:rPr>
-        <w:t xml:space="preserve">           </w:t>
+        <w:t xml:space="preserve">           ██████╗</w:t>
+      </w:r>
+      <w:r>
+        <w:rPr>
+          <w:rFonts w:ascii="Consolas" w:hAnsi="Consolas"/>
+        </w:rPr>
+        <w:t xml:space="preserve">   </w:t>
       </w:r>
       <w:r>
         <w:rPr>
           <w:rFonts w:ascii="Consolas" w:hAnsi="Consolas" w:cs="Arial"/>
         </w:rPr>
-        <w:t>██████╗</w:t>
+        <w:t xml:space="preserve">█████╗ </w:t>
       </w:r>
       <w:r>
         <w:rPr>
           <w:rFonts w:ascii="Consolas" w:hAnsi="Consolas"/>
         </w:rPr>
+        <w:t xml:space="preserve"> </w:t>
+      </w:r>
+      <w:r>
+        <w:rPr>
+          <w:rFonts w:ascii="Consolas" w:hAnsi="Consolas" w:cs="Arial"/>
+        </w:rPr>
+        <w:t>██████╗  ██████╗   ██████╗  ██████╗  ████████╗</w:t>
+      </w:r>
+    </w:p>
+    <w:p>
+      <w:pPr>
+        <w:ind w:left="0"/>
+        <w:rPr>
+          <w:rFonts w:ascii="Consolas" w:hAnsi="Consolas"/>
+        </w:rPr>
+      </w:pPr>
+      <w:r>
+        <w:rPr>
+          <w:rFonts w:ascii="Consolas" w:hAnsi="Consolas" w:cs="Arial"/>
+        </w:rPr>
+        <w:t xml:space="preserve">           ██╔══██╗ ██╔══██╗</w:t>
+      </w:r>
+      <w:r>
+        <w:rPr>
+          <w:rFonts w:ascii="Consolas" w:hAnsi="Consolas"/>
+        </w:rPr>
+        <w:t xml:space="preserve"> </w:t>
+      </w:r>
+      <w:r>
+        <w:rPr>
+          <w:rFonts w:ascii="Consolas" w:hAnsi="Consolas" w:cs="Arial"/>
+        </w:rPr>
+        <w:t>██╔══██╗</w:t>
+      </w:r>
+      <w:r>
+        <w:rPr>
+          <w:rFonts w:ascii="Consolas" w:hAnsi="Consolas"/>
+        </w:rPr>
+        <w:t xml:space="preserve"> </w:t>
+      </w:r>
+      <w:r>
+        <w:rPr>
+          <w:rFonts w:ascii="Consolas" w:hAnsi="Consolas" w:cs="Arial"/>
+        </w:rPr>
+        <w:t>██╔══██╗</w:t>
+      </w:r>
+      <w:r>
+        <w:rPr>
+          <w:rFonts w:ascii="Consolas" w:hAnsi="Consolas"/>
+        </w:rPr>
+        <w:t xml:space="preserve"> </w:t>
+      </w:r>
+      <w:r>
+        <w:rPr>
+          <w:rFonts w:ascii="Consolas" w:hAnsi="Consolas" w:cs="Arial"/>
+        </w:rPr>
+        <w:t>██╔═══██╗ ██╔══██╗    ██╔══╝</w:t>
+      </w:r>
+    </w:p>
+    <w:p>
+      <w:pPr>
+        <w:ind w:left="0"/>
+        <w:rPr>
+          <w:rFonts w:ascii="Consolas" w:hAnsi="Consolas"/>
+        </w:rPr>
+      </w:pPr>
+      <w:r>
+        <w:rPr>
+          <w:rFonts w:ascii="Consolas" w:hAnsi="Consolas" w:cs="Arial"/>
+        </w:rPr>
+        <w:t xml:space="preserve">           ██║  ██║ ██║  ██║ ██║  ██║ ██║  ██║ ██║   ██║ ██║  ██║    ██║</w:t>
+      </w:r>
+    </w:p>
+    <w:p>
+      <w:pPr>
+        <w:ind w:left="0"/>
+        <w:rPr>
+          <w:rFonts w:ascii="Consolas" w:hAnsi="Consolas"/>
+        </w:rPr>
+      </w:pPr>
+      <w:r>
+        <w:rPr>
+          <w:rFonts w:ascii="Consolas" w:hAnsi="Consolas" w:cs="Arial"/>
+        </w:rPr>
+        <w:t xml:space="preserve">           ██████╔╝ ███████║ ██████╔╝ ██████╔╝ ██║   ██║ ██████╔╝    ██║</w:t>
+      </w:r>
+    </w:p>
+    <w:p>
+      <w:pPr>
+        <w:ind w:left="0"/>
+        <w:rPr>
+          <w:rFonts w:ascii="Consolas" w:hAnsi="Consolas"/>
+        </w:rPr>
+      </w:pPr>
+      <w:r>
+        <w:rPr>
+          <w:rFonts w:ascii="Consolas" w:hAnsi="Consolas" w:cs="Arial"/>
+        </w:rPr>
+        <w:t xml:space="preserve">           ██╔══██╗ ██╔══██║ ██╔═══╝  ██╔═══╝  ██║   ██║ ██╔══██╗    ██║</w:t>
+      </w:r>
+    </w:p>
+    <w:p>
+      <w:pPr>
+        <w:ind w:left="0"/>
+        <w:rPr>
+          <w:rFonts w:ascii="Consolas" w:hAnsi="Consolas"/>
+        </w:rPr>
+      </w:pPr>
+      <w:r>
+        <w:rPr>
+          <w:rFonts w:ascii="Consolas" w:hAnsi="Consolas" w:cs="Arial"/>
+        </w:rPr>
+        <w:t xml:space="preserve">           ██║</w:t>
+      </w:r>
+      <w:r>
+        <w:rPr>
+          <w:rFonts w:ascii="Consolas" w:hAnsi="Consolas"/>
+        </w:rPr>
         <w:t xml:space="preserve">  </w:t>
       </w:r>
       <w:r>
         <w:rPr>
+          <w:rFonts w:ascii="Consolas" w:hAnsi="Consolas" w:cs="Arial"/>
+        </w:rPr>
+        <w:t>██║ ██║  ██║ ██║      ██║      ╚██████╔╝ ██║</w:t>
+      </w:r>
+      <w:r>
+        <w:rPr>
           <w:rFonts w:ascii="Consolas" w:hAnsi="Consolas"/>
         </w:rPr>
-        <w:t xml:space="preserve"> </w:t>
+        <w:t xml:space="preserve">  </w:t>
       </w:r>
       <w:r>
         <w:rPr>
           <w:rFonts w:ascii="Consolas" w:hAnsi="Consolas" w:cs="Arial"/>
         </w:rPr>
-        <w:t xml:space="preserve">█████╗ </w:t>
-      </w:r>
-      <w:r>
+        <w:t>██║    ██║</w:t>
+      </w:r>
+    </w:p>
+    <w:p>
+      <w:pPr>
+        <w:ind w:left="0"/>
         <w:rPr>
           <w:rFonts w:ascii="Consolas" w:hAnsi="Consolas"/>
         </w:rPr>
-        <w:t xml:space="preserve"> </w:t>
-      </w:r>
+      </w:pPr>
       <w:r>
         <w:rPr>
           <w:rFonts w:ascii="Consolas" w:hAnsi="Consolas" w:cs="Arial"/>
         </w:rPr>
-        <w:t>██████╗  ██████╗</w:t>
+        <w:t xml:space="preserve">           ╚═╝</w:t>
+      </w:r>
+      <w:r>
+        <w:rPr>
+          <w:rFonts w:ascii="Consolas" w:hAnsi="Consolas"/>
+        </w:rPr>
+        <w:t xml:space="preserve">  </w:t>
       </w:r>
       <w:r>
         <w:rPr>
           <w:rFonts w:ascii="Consolas" w:hAnsi="Consolas" w:cs="Arial"/>
         </w:rPr>
-        <w:t xml:space="preserve">   </w:t>
+        <w:t>╚═╝ ╚═╝</w:t>
+      </w:r>
+      <w:r>
+        <w:rPr>
+          <w:rFonts w:ascii="Consolas" w:hAnsi="Consolas"/>
+        </w:rPr>
+        <w:t xml:space="preserve">  </w:t>
       </w:r>
       <w:r>
         <w:rPr>
           <w:rFonts w:ascii="Consolas" w:hAnsi="Consolas" w:cs="Arial"/>
         </w:rPr>
-        <w:t>██████╗</w:t>
+        <w:t>╚═╝ ╚═╝      ╚═╝        ╚════╝  ╚═╝</w:t>
+      </w:r>
+      <w:r>
+        <w:rPr>
+          <w:rFonts w:ascii="Consolas" w:hAnsi="Consolas"/>
+        </w:rPr>
+        <w:t xml:space="preserve">  </w:t>
       </w:r>
       <w:r>
         <w:rPr>
           <w:rFonts w:ascii="Consolas" w:hAnsi="Consolas" w:cs="Arial"/>
         </w:rPr>
-        <w:t xml:space="preserve">  </w:t>
-      </w:r>
-      <w:r>
-        <w:rPr>
-          <w:rFonts w:ascii="Consolas" w:hAnsi="Consolas" w:cs="Arial"/>
-        </w:rPr>
-        <w:t>██████╗</w:t>
-      </w:r>
-      <w:r>
-        <w:rPr>
-          <w:rFonts w:ascii="Consolas" w:hAnsi="Consolas" w:cs="Arial"/>
-        </w:rPr>
-        <w:t xml:space="preserve">  </w:t>
-      </w:r>
-      <w:r>
-        <w:rPr>
-          <w:rFonts w:ascii="Consolas" w:hAnsi="Consolas" w:cs="Arial"/>
-        </w:rPr>
-        <w:t>████████╗</w:t>
-      </w:r>
-    </w:p>
-    <w:p>
-      <w:pPr>
-        <w:ind w:left="0"/>
-        <w:rPr>
-          <w:rFonts w:ascii="Consolas" w:hAnsi="Consolas"/>
-        </w:rPr>
-      </w:pPr>
-      <w:r>
-        <w:rPr>
-          <w:rFonts w:ascii="Consolas" w:hAnsi="Consolas" w:cs="Arial"/>
-        </w:rPr>
-        <w:t xml:space="preserve">           </w:t>
-      </w:r>
-      <w:r>
-        <w:rPr>
-          <w:rFonts w:ascii="Consolas" w:hAnsi="Consolas" w:cs="Arial"/>
-        </w:rPr>
-        <w:t>██╔══██╗ ██╔══██╗</w:t>
-      </w:r>
-      <w:r>
-        <w:rPr>
-          <w:rFonts w:ascii="Consolas" w:hAnsi="Consolas"/>
-        </w:rPr>
-        <w:t xml:space="preserve"> </w:t>
-      </w:r>
-      <w:r>
-        <w:rPr>
-          <w:rFonts w:ascii="Consolas" w:hAnsi="Consolas" w:cs="Arial"/>
-        </w:rPr>
-        <w:t>██╔══██╗</w:t>
-      </w:r>
-      <w:r>
-        <w:rPr>
-          <w:rFonts w:ascii="Consolas" w:hAnsi="Consolas"/>
-        </w:rPr>
-        <w:t xml:space="preserve"> </w:t>
-      </w:r>
-      <w:r>
-        <w:rPr>
-          <w:rFonts w:ascii="Consolas" w:hAnsi="Consolas" w:cs="Arial"/>
-        </w:rPr>
-        <w:t>██╔══██╗</w:t>
-      </w:r>
-      <w:r>
-        <w:rPr>
-          <w:rFonts w:ascii="Consolas" w:hAnsi="Consolas"/>
-        </w:rPr>
-        <w:t xml:space="preserve"> </w:t>
-      </w:r>
-      <w:r>
-        <w:rPr>
-          <w:rFonts w:ascii="Consolas" w:hAnsi="Consolas" w:cs="Arial"/>
-        </w:rPr>
-        <w:t>██╔═══██╗</w:t>
-      </w:r>
-      <w:r>
-        <w:rPr>
-          <w:rFonts w:ascii="Consolas" w:hAnsi="Consolas" w:cs="Arial"/>
-        </w:rPr>
-        <w:t xml:space="preserve"> </w:t>
-      </w:r>
-      <w:r>
-        <w:rPr>
-          <w:rFonts w:ascii="Consolas" w:hAnsi="Consolas" w:cs="Arial"/>
-        </w:rPr>
-        <w:t>██╔══██╗</w:t>
-      </w:r>
-      <w:r>
-        <w:rPr>
-          <w:rFonts w:ascii="Consolas" w:hAnsi="Consolas" w:cs="Arial"/>
-        </w:rPr>
-        <w:t xml:space="preserve">    </w:t>
-      </w:r>
-      <w:r>
-        <w:rPr>
-          <w:rFonts w:ascii="Consolas" w:hAnsi="Consolas" w:cs="Arial"/>
-        </w:rPr>
-        <w:t>██╔══╝</w:t>
-      </w:r>
-    </w:p>
-    <w:p>
-      <w:pPr>
-        <w:ind w:left="0"/>
-        <w:rPr>
-          <w:rFonts w:ascii="Consolas" w:hAnsi="Consolas"/>
-        </w:rPr>
-      </w:pPr>
-      <w:r>
-        <w:rPr>
-          <w:rFonts w:ascii="Consolas" w:hAnsi="Consolas" w:cs="Arial"/>
-        </w:rPr>
-        <w:t xml:space="preserve">           </w:t>
-      </w:r>
-      <w:r>
-        <w:rPr>
-          <w:rFonts w:ascii="Consolas" w:hAnsi="Consolas" w:cs="Arial"/>
-        </w:rPr>
-        <w:t>██║  ██║ ██║  ██║ ██║  ██║ ██║  ██║</w:t>
-      </w:r>
-      <w:r>
-        <w:rPr>
-          <w:rFonts w:ascii="Consolas" w:hAnsi="Consolas" w:cs="Arial"/>
-        </w:rPr>
-        <w:t xml:space="preserve"> </w:t>
-      </w:r>
-      <w:r>
-        <w:rPr>
-          <w:rFonts w:ascii="Consolas" w:hAnsi="Consolas" w:cs="Arial"/>
-        </w:rPr>
-        <w:t>██║</w:t>
-      </w:r>
-      <w:r>
-        <w:rPr>
-          <w:rFonts w:ascii="Consolas" w:hAnsi="Consolas" w:cs="Arial"/>
-        </w:rPr>
-        <w:t xml:space="preserve">   </w:t>
-      </w:r>
-      <w:r>
-        <w:rPr>
-          <w:rFonts w:ascii="Consolas" w:hAnsi="Consolas" w:cs="Arial"/>
-        </w:rPr>
-        <w:t>██║</w:t>
-      </w:r>
-      <w:r>
-        <w:rPr>
-          <w:rFonts w:ascii="Consolas" w:hAnsi="Consolas" w:cs="Arial"/>
-        </w:rPr>
-        <w:t xml:space="preserve"> </w:t>
-      </w:r>
-      <w:r>
-        <w:rPr>
-          <w:rFonts w:ascii="Consolas" w:hAnsi="Consolas" w:cs="Arial"/>
-        </w:rPr>
-        <w:t>██║  ██║</w:t>
-      </w:r>
-      <w:r>
-        <w:rPr>
-          <w:rFonts w:ascii="Consolas" w:hAnsi="Consolas" w:cs="Arial"/>
-        </w:rPr>
-        <w:t xml:space="preserve">    </w:t>
-      </w:r>
-      <w:r>
-        <w:rPr>
-          <w:rFonts w:ascii="Consolas" w:hAnsi="Consolas" w:cs="Arial"/>
-        </w:rPr>
-        <w:t>██║</w:t>
-      </w:r>
-    </w:p>
-    <w:p>
-      <w:pPr>
-        <w:ind w:left="0"/>
-        <w:rPr>
-          <w:rFonts w:ascii="Consolas" w:hAnsi="Consolas"/>
-        </w:rPr>
-      </w:pPr>
-      <w:r>
-        <w:rPr>
-          <w:rFonts w:ascii="Consolas" w:hAnsi="Consolas" w:cs="Arial"/>
-        </w:rPr>
-        <w:t xml:space="preserve">           </w:t>
-      </w:r>
-      <w:r>
-        <w:rPr>
-          <w:rFonts w:ascii="Consolas" w:hAnsi="Consolas" w:cs="Arial"/>
-        </w:rPr>
-        <w:t>██████╔╝ ███████║ ██████╔╝ ██████╔╝</w:t>
-      </w:r>
-      <w:r>
-        <w:rPr>
-          <w:rFonts w:ascii="Consolas" w:hAnsi="Consolas" w:cs="Arial"/>
-        </w:rPr>
-        <w:t xml:space="preserve"> </w:t>
-      </w:r>
-      <w:r>
-        <w:rPr>
-          <w:rFonts w:ascii="Consolas" w:hAnsi="Consolas" w:cs="Arial"/>
-        </w:rPr>
-        <w:t>██║</w:t>
-      </w:r>
-      <w:r>
-        <w:rPr>
-          <w:rFonts w:ascii="Consolas" w:hAnsi="Consolas" w:cs="Arial"/>
-        </w:rPr>
-        <w:t xml:space="preserve">   </w:t>
-      </w:r>
-      <w:r>
-        <w:rPr>
-          <w:rFonts w:ascii="Consolas" w:hAnsi="Consolas" w:cs="Arial"/>
-        </w:rPr>
-        <w:t>██║</w:t>
-      </w:r>
-      <w:r>
-        <w:rPr>
-          <w:rFonts w:ascii="Consolas" w:hAnsi="Consolas" w:cs="Arial"/>
-        </w:rPr>
-        <w:t xml:space="preserve"> </w:t>
-      </w:r>
-      <w:r>
-        <w:rPr>
-          <w:rFonts w:ascii="Consolas" w:hAnsi="Consolas" w:cs="Arial"/>
-        </w:rPr>
-        <w:t>██████╔╝</w:t>
-      </w:r>
-      <w:r>
-        <w:rPr>
-          <w:rFonts w:ascii="Consolas" w:hAnsi="Consolas" w:cs="Arial"/>
-        </w:rPr>
-        <w:t xml:space="preserve">    </w:t>
-      </w:r>
-      <w:r>
-        <w:rPr>
-          <w:rFonts w:ascii="Consolas" w:hAnsi="Consolas" w:cs="Arial"/>
-        </w:rPr>
-        <w:t>██║</w:t>
-      </w:r>
-    </w:p>
-    <w:p>
-      <w:pPr>
-        <w:ind w:left="0"/>
-        <w:rPr>
-          <w:rFonts w:ascii="Consolas" w:hAnsi="Consolas"/>
-        </w:rPr>
-      </w:pPr>
-      <w:r>
-        <w:rPr>
-          <w:rFonts w:ascii="Consolas" w:hAnsi="Consolas" w:cs="Arial"/>
-        </w:rPr>
-        <w:t xml:space="preserve">           </w:t>
-      </w:r>
-      <w:r>
-        <w:rPr>
-          <w:rFonts w:ascii="Consolas" w:hAnsi="Consolas" w:cs="Arial"/>
-        </w:rPr>
-        <w:t>██╔══██╗ ██╔══██║ ██╔═══╝  ██╔═══╝</w:t>
-      </w:r>
-      <w:r>
-        <w:rPr>
-          <w:rFonts w:ascii="Consolas" w:hAnsi="Consolas" w:cs="Arial"/>
-        </w:rPr>
-        <w:t xml:space="preserve">  </w:t>
-      </w:r>
-      <w:r>
-        <w:rPr>
-          <w:rFonts w:ascii="Consolas" w:hAnsi="Consolas" w:cs="Arial"/>
-        </w:rPr>
-        <w:t>██║</w:t>
-      </w:r>
-      <w:r>
-        <w:rPr>
-          <w:rFonts w:ascii="Consolas" w:hAnsi="Consolas" w:cs="Arial"/>
-        </w:rPr>
-        <w:t xml:space="preserve">   </w:t>
-      </w:r>
-      <w:r>
-        <w:rPr>
-          <w:rFonts w:ascii="Consolas" w:hAnsi="Consolas" w:cs="Arial"/>
-        </w:rPr>
-        <w:t>██║</w:t>
-      </w:r>
-      <w:r>
-        <w:rPr>
-          <w:rFonts w:ascii="Consolas" w:hAnsi="Consolas" w:cs="Arial"/>
-        </w:rPr>
-        <w:t xml:space="preserve"> </w:t>
-      </w:r>
-      <w:r>
-        <w:rPr>
-          <w:rFonts w:ascii="Consolas" w:hAnsi="Consolas" w:cs="Arial"/>
-        </w:rPr>
-        <w:t>██╔══██╗</w:t>
-      </w:r>
-      <w:r>
-        <w:rPr>
-          <w:rFonts w:ascii="Consolas" w:hAnsi="Consolas" w:cs="Arial"/>
-        </w:rPr>
-        <w:t xml:space="preserve">    </w:t>
-      </w:r>
-      <w:r>
-        <w:rPr>
-          <w:rFonts w:ascii="Consolas" w:hAnsi="Consolas" w:cs="Arial"/>
-        </w:rPr>
-        <w:t>██║</w:t>
-      </w:r>
-    </w:p>
-    <w:p>
-      <w:pPr>
-        <w:ind w:left="0"/>
-        <w:rPr>
-          <w:rFonts w:ascii="Consolas" w:hAnsi="Consolas"/>
-        </w:rPr>
-      </w:pPr>
-      <w:r>
-        <w:rPr>
-          <w:rFonts w:ascii="Consolas" w:hAnsi="Consolas" w:cs="Arial"/>
-        </w:rPr>
-        <w:t xml:space="preserve">           </w:t>
-      </w:r>
-      <w:r>
-        <w:rPr>
-          <w:rFonts w:ascii="Consolas" w:hAnsi="Consolas" w:cs="Arial"/>
-        </w:rPr>
-        <w:t>██║</w:t>
-      </w:r>
-      <w:r>
-        <w:rPr>
-          <w:rFonts w:ascii="Consolas" w:hAnsi="Consolas"/>
-        </w:rPr>
-        <w:t xml:space="preserve">  </w:t>
-      </w:r>
-      <w:r>
-        <w:rPr>
-          <w:rFonts w:ascii="Consolas" w:hAnsi="Consolas" w:cs="Arial"/>
-        </w:rPr>
-        <w:t>██║ ██║  ██║ ██║      ██║</w:t>
-      </w:r>
-      <w:r>
-        <w:rPr>
-          <w:rFonts w:ascii="Consolas" w:hAnsi="Consolas" w:cs="Arial"/>
-        </w:rPr>
-        <w:t xml:space="preserve">      </w:t>
-      </w:r>
-      <w:r>
-        <w:rPr>
-          <w:rFonts w:ascii="Consolas" w:hAnsi="Consolas" w:cs="Arial"/>
-        </w:rPr>
-        <w:t>╚██████╔╝</w:t>
-      </w:r>
-      <w:r>
-        <w:rPr>
-          <w:rFonts w:ascii="Consolas" w:hAnsi="Consolas" w:cs="Arial"/>
-        </w:rPr>
-        <w:t xml:space="preserve"> </w:t>
-      </w:r>
-      <w:r>
-        <w:rPr>
-          <w:rFonts w:ascii="Consolas" w:hAnsi="Consolas" w:cs="Arial"/>
-        </w:rPr>
-        <w:t>██║</w:t>
-      </w:r>
-      <w:r>
-        <w:rPr>
-          <w:rFonts w:ascii="Consolas" w:hAnsi="Consolas"/>
-        </w:rPr>
-        <w:t xml:space="preserve">  </w:t>
-      </w:r>
-      <w:r>
-        <w:rPr>
-          <w:rFonts w:ascii="Consolas" w:hAnsi="Consolas" w:cs="Arial"/>
-        </w:rPr>
-        <w:t>██║</w:t>
-      </w:r>
-      <w:r>
-        <w:rPr>
-          <w:rFonts w:ascii="Consolas" w:hAnsi="Consolas" w:cs="Arial"/>
-        </w:rPr>
-        <w:t xml:space="preserve">    </w:t>
-      </w:r>
-      <w:r>
-        <w:rPr>
-          <w:rFonts w:ascii="Consolas" w:hAnsi="Consolas" w:cs="Arial"/>
-        </w:rPr>
-        <w:t>██║</w:t>
-      </w:r>
-    </w:p>
-    <w:p>
-      <w:pPr>
-        <w:ind w:left="0"/>
-        <w:rPr>
-          <w:rFonts w:ascii="Consolas" w:hAnsi="Consolas"/>
-        </w:rPr>
-      </w:pPr>
-      <w:r>
-        <w:rPr>
-          <w:rFonts w:ascii="Consolas" w:hAnsi="Consolas" w:cs="Arial"/>
-        </w:rPr>
-        <w:t xml:space="preserve">           </w:t>
-      </w:r>
-      <w:r>
-        <w:rPr>
-          <w:rFonts w:ascii="Consolas" w:hAnsi="Consolas" w:cs="Arial"/>
-        </w:rPr>
-        <w:t>╚═╝</w:t>
-      </w:r>
-      <w:r>
-        <w:rPr>
-          <w:rFonts w:ascii="Consolas" w:hAnsi="Consolas"/>
-        </w:rPr>
-        <w:t xml:space="preserve">  </w:t>
-      </w:r>
-      <w:r>
-        <w:rPr>
-          <w:rFonts w:ascii="Consolas" w:hAnsi="Consolas" w:cs="Arial"/>
-        </w:rPr>
-        <w:t>╚═╝ ╚═╝</w:t>
-      </w:r>
-      <w:r>
-        <w:rPr>
-          <w:rFonts w:ascii="Consolas" w:hAnsi="Consolas"/>
-        </w:rPr>
-        <w:t xml:space="preserve"> </w:t>
-      </w:r>
-      <w:r>
-        <w:rPr>
-          <w:rFonts w:ascii="Consolas" w:hAnsi="Consolas"/>
-        </w:rPr>
-        <w:t xml:space="preserve"> </w:t>
-      </w:r>
-      <w:r>
-        <w:rPr>
-          <w:rFonts w:ascii="Consolas" w:hAnsi="Consolas" w:cs="Arial"/>
-        </w:rPr>
-        <w:t xml:space="preserve">╚═╝ ╚═╝     </w:t>
-      </w:r>
-      <w:r>
-        <w:rPr>
-          <w:rFonts w:ascii="Consolas" w:hAnsi="Consolas" w:cs="Arial"/>
-        </w:rPr>
-        <w:t xml:space="preserve"> </w:t>
-      </w:r>
-      <w:r>
-        <w:rPr>
-          <w:rFonts w:ascii="Consolas" w:hAnsi="Consolas" w:cs="Arial"/>
-        </w:rPr>
-        <w:t>╚═╝</w:t>
-      </w:r>
-      <w:r>
-        <w:rPr>
-          <w:rFonts w:ascii="Consolas" w:hAnsi="Consolas" w:cs="Arial"/>
-        </w:rPr>
-        <w:t xml:space="preserve">        </w:t>
-      </w:r>
-      <w:r>
-        <w:rPr>
-          <w:rFonts w:ascii="Consolas" w:hAnsi="Consolas" w:cs="Arial"/>
-        </w:rPr>
-        <w:t>╚════╝</w:t>
-      </w:r>
-      <w:r>
-        <w:rPr>
-          <w:rFonts w:ascii="Consolas" w:hAnsi="Consolas" w:cs="Arial"/>
-        </w:rPr>
-        <w:t xml:space="preserve">  </w:t>
-      </w:r>
-      <w:r>
-        <w:rPr>
-          <w:rFonts w:ascii="Consolas" w:hAnsi="Consolas" w:cs="Arial"/>
-        </w:rPr>
-        <w:t>╚═╝</w:t>
-      </w:r>
-      <w:r>
-        <w:rPr>
-          <w:rFonts w:ascii="Consolas" w:hAnsi="Consolas"/>
-        </w:rPr>
-        <w:t xml:space="preserve">  </w:t>
-      </w:r>
-      <w:r>
-        <w:rPr>
-          <w:rFonts w:ascii="Consolas" w:hAnsi="Consolas" w:cs="Arial"/>
-        </w:rPr>
-        <w:t>╚═╝</w:t>
-      </w:r>
-      <w:r>
-        <w:rPr>
-          <w:rFonts w:ascii="Consolas" w:hAnsi="Consolas" w:cs="Arial"/>
-        </w:rPr>
-        <w:t xml:space="preserve">    </w:t>
-      </w:r>
-      <w:r>
-        <w:rPr>
-          <w:rFonts w:ascii="Consolas" w:hAnsi="Consolas" w:cs="Arial"/>
-        </w:rPr>
-        <w:t>╚═╝</w:t>
+        <w:t>╚═╝    ╚═╝</w:t>
       </w:r>
     </w:p>
     <w:p>
@@ -1058,10 +716,10 @@
           <w:szCs w:val="32"/>
         </w:rPr>
         <w:sectPr>
-          <w:headerReference w:type="default" r:id="rId8"/>
-          <w:footerReference w:type="default" r:id="rId9"/>
-          <w:headerReference w:type="first" r:id="rId10"/>
-          <w:footerReference w:type="first" r:id="rId11"/>
+          <w:headerReference w:type="default" r:id="rId11"/>
+          <w:footerReference w:type="default" r:id="rId12"/>
+          <w:headerReference w:type="first" r:id="rId13"/>
+          <w:footerReference w:type="first" r:id="rId14"/>
           <w:pgSz w:w="12240" w:h="15840" w:code="1"/>
           <w:pgMar w:top="1296" w:right="1440" w:bottom="1296" w:left="1440" w:header="706" w:footer="706" w:gutter="0"/>
           <w:cols w:space="720"/>
@@ -1087,7 +745,7 @@
           <w:szCs w:val="20"/>
           <w:lang w:val="fr-FR" w:eastAsia="fr-FR"/>
         </w:rPr>
-        <w:id w:val="-1053076873"/>
+        <w:id w:val="-1519306859"/>
         <w:docPartObj>
           <w:docPartGallery w:val="Table of Contents"/>
           <w:docPartUnique/>
@@ -1136,7 +794,7 @@
           <w:r>
             <w:fldChar w:fldCharType="separate"/>
           </w:r>
-          <w:hyperlink w:anchor="_Toc216103105" w:history="1">
+          <w:hyperlink w:anchor="_Toc216952893" w:history="1">
             <w:r>
               <w:rPr>
                 <w:rStyle w:val="Lienhypertexte"/>
@@ -1163,7 +821,7 @@
                 <w:noProof/>
                 <w:webHidden/>
               </w:rPr>
-              <w:instrText xml:space="preserve"> PAGEREF _Toc216103105 \h </w:instrText>
+              <w:instrText xml:space="preserve"> PAGEREF _Toc216952893 \h </w:instrText>
             </w:r>
             <w:r>
               <w:rPr>
@@ -1210,7 +868,7 @@
               <w14:ligatures w14:val="standardContextual"/>
             </w:rPr>
           </w:pPr>
-          <w:hyperlink w:anchor="_Toc216103106" w:history="1">
+          <w:hyperlink w:anchor="_Toc216952894" w:history="1">
             <w:r>
               <w:rPr>
                 <w:rStyle w:val="Lienhypertexte"/>
@@ -1237,7 +895,7 @@
                 <w:noProof/>
                 <w:webHidden/>
               </w:rPr>
-              <w:instrText xml:space="preserve"> PAGEREF _Toc216103106 \h </w:instrText>
+              <w:instrText xml:space="preserve"> PAGEREF _Toc216952894 \h </w:instrText>
             </w:r>
             <w:r>
               <w:rPr>
@@ -1257,7 +915,7 @@
                 <w:noProof/>
                 <w:webHidden/>
               </w:rPr>
-              <w:t>3</w:t>
+              <w:t>6</w:t>
             </w:r>
             <w:r>
               <w:rPr>
@@ -1284,7 +942,7 @@
               <w14:ligatures w14:val="standardContextual"/>
             </w:rPr>
           </w:pPr>
-          <w:hyperlink w:anchor="_Toc216103107" w:history="1">
+          <w:hyperlink w:anchor="_Toc216952895" w:history="1">
             <w:r>
               <w:rPr>
                 <w:rStyle w:val="Lienhypertexte"/>
@@ -1311,7 +969,7 @@
                 <w:noProof/>
                 <w:webHidden/>
               </w:rPr>
-              <w:instrText xml:space="preserve"> PAGEREF _Toc216103107 \h </w:instrText>
+              <w:instrText xml:space="preserve"> PAGEREF _Toc216952895 \h </w:instrText>
             </w:r>
             <w:r>
               <w:rPr>
@@ -1331,7 +989,7 @@
                 <w:noProof/>
                 <w:webHidden/>
               </w:rPr>
-              <w:t>3</w:t>
+              <w:t>8</w:t>
             </w:r>
             <w:r>
               <w:rPr>
@@ -1358,7 +1016,7 @@
               <w14:ligatures w14:val="standardContextual"/>
             </w:rPr>
           </w:pPr>
-          <w:hyperlink w:anchor="_Toc216103108" w:history="1">
+          <w:hyperlink w:anchor="_Toc216952896" w:history="1">
             <w:r>
               <w:rPr>
                 <w:rStyle w:val="Lienhypertexte"/>
@@ -1385,7 +1043,7 @@
                 <w:noProof/>
                 <w:webHidden/>
               </w:rPr>
-              <w:instrText xml:space="preserve"> PAGEREF _Toc216103108 \h </w:instrText>
+              <w:instrText xml:space="preserve"> PAGEREF _Toc216952896 \h </w:instrText>
             </w:r>
             <w:r>
               <w:rPr>
@@ -1405,7 +1063,7 @@
                 <w:noProof/>
                 <w:webHidden/>
               </w:rPr>
-              <w:t>3</w:t>
+              <w:t>8</w:t>
             </w:r>
             <w:r>
               <w:rPr>
@@ -1432,7 +1090,7 @@
               <w14:ligatures w14:val="standardContextual"/>
             </w:rPr>
           </w:pPr>
-          <w:hyperlink w:anchor="_Toc216103109" w:history="1">
+          <w:hyperlink w:anchor="_Toc216952897" w:history="1">
             <w:r>
               <w:rPr>
                 <w:rStyle w:val="Lienhypertexte"/>
@@ -1459,7 +1117,7 @@
                 <w:noProof/>
                 <w:webHidden/>
               </w:rPr>
-              <w:instrText xml:space="preserve"> PAGEREF _Toc216103109 \h </w:instrText>
+              <w:instrText xml:space="preserve"> PAGEREF _Toc216952897 \h </w:instrText>
             </w:r>
             <w:r>
               <w:rPr>
@@ -1479,7 +1137,7 @@
                 <w:noProof/>
                 <w:webHidden/>
               </w:rPr>
-              <w:t>3</w:t>
+              <w:t>10</w:t>
             </w:r>
             <w:r>
               <w:rPr>
@@ -1506,7 +1164,7 @@
               <w14:ligatures w14:val="standardContextual"/>
             </w:rPr>
           </w:pPr>
-          <w:hyperlink w:anchor="_Toc216103110" w:history="1">
+          <w:hyperlink w:anchor="_Toc216952898" w:history="1">
             <w:r>
               <w:rPr>
                 <w:rStyle w:val="Lienhypertexte"/>
@@ -1533,7 +1191,7 @@
                 <w:noProof/>
                 <w:webHidden/>
               </w:rPr>
-              <w:instrText xml:space="preserve"> PAGEREF _Toc216103110 \h </w:instrText>
+              <w:instrText xml:space="preserve"> PAGEREF _Toc216952898 \h </w:instrText>
             </w:r>
             <w:r>
               <w:rPr>
@@ -1553,7 +1211,7 @@
                 <w:noProof/>
                 <w:webHidden/>
               </w:rPr>
-              <w:t>3</w:t>
+              <w:t>11</w:t>
             </w:r>
             <w:r>
               <w:rPr>
@@ -1580,7 +1238,7 @@
               <w14:ligatures w14:val="standardContextual"/>
             </w:rPr>
           </w:pPr>
-          <w:hyperlink w:anchor="_Toc216103111" w:history="1">
+          <w:hyperlink w:anchor="_Toc216952899" w:history="1">
             <w:r>
               <w:rPr>
                 <w:rStyle w:val="Lienhypertexte"/>
@@ -1607,7 +1265,7 @@
                 <w:noProof/>
                 <w:webHidden/>
               </w:rPr>
-              <w:instrText xml:space="preserve"> PAGEREF _Toc216103111 \h </w:instrText>
+              <w:instrText xml:space="preserve"> PAGEREF _Toc216952899 \h </w:instrText>
             </w:r>
             <w:r>
               <w:rPr>
@@ -1627,7 +1285,7 @@
                 <w:noProof/>
                 <w:webHidden/>
               </w:rPr>
-              <w:t>3</w:t>
+              <w:t>11</w:t>
             </w:r>
             <w:r>
               <w:rPr>
@@ -1658,654 +1316,37 @@
     <w:p>
       <w:pPr>
         <w:ind w:left="0"/>
-        <w:rPr>
-          <w:rFonts w:ascii="Consolas" w:hAnsi="Consolas"/>
-        </w:rPr>
-      </w:pPr>
-      <w:r>
-        <w:rPr>
-          <w:rFonts w:ascii="Consolas" w:hAnsi="Consolas" w:cs="Arial"/>
-        </w:rPr>
-        <w:t>██████╗</w:t>
-      </w:r>
-      <w:r>
-        <w:rPr>
-          <w:rFonts w:ascii="Consolas" w:hAnsi="Consolas"/>
-        </w:rPr>
-        <w:t xml:space="preserve">  </w:t>
-      </w:r>
-      <w:r>
-        <w:rPr>
-          <w:rFonts w:ascii="Consolas" w:hAnsi="Consolas"/>
-        </w:rPr>
-        <w:t xml:space="preserve"> </w:t>
-      </w:r>
-      <w:r>
-        <w:rPr>
-          <w:rFonts w:ascii="Consolas" w:hAnsi="Consolas" w:cs="Arial"/>
-        </w:rPr>
-        <w:t xml:space="preserve">█████╗ </w:t>
-      </w:r>
-      <w:r>
-        <w:rPr>
-          <w:rFonts w:ascii="Consolas" w:hAnsi="Consolas"/>
-        </w:rPr>
-        <w:t xml:space="preserve"> </w:t>
-      </w:r>
-      <w:bookmarkStart w:id="0" w:name="_Hlk215671968"/>
-      <w:r>
-        <w:rPr>
-          <w:rFonts w:ascii="Consolas" w:hAnsi="Consolas" w:cs="Arial"/>
-        </w:rPr>
-        <w:t>█</w:t>
-      </w:r>
-      <w:bookmarkEnd w:id="0"/>
-      <w:r>
-        <w:rPr>
-          <w:rFonts w:ascii="Consolas" w:hAnsi="Consolas" w:cs="Arial"/>
-        </w:rPr>
-        <w:t>█████╗  ██████╗</w:t>
-      </w:r>
-      <w:r>
-        <w:rPr>
-          <w:rFonts w:ascii="Consolas" w:hAnsi="Consolas" w:cs="Arial"/>
-        </w:rPr>
-        <w:t xml:space="preserve">   </w:t>
-      </w:r>
-      <w:r>
-        <w:rPr>
-          <w:rFonts w:ascii="Consolas" w:hAnsi="Consolas" w:cs="Arial"/>
-        </w:rPr>
-        <w:t>██████╗</w:t>
-      </w:r>
-      <w:r>
-        <w:rPr>
-          <w:rFonts w:ascii="Consolas" w:hAnsi="Consolas" w:cs="Arial"/>
-        </w:rPr>
-        <w:t xml:space="preserve">  </w:t>
-      </w:r>
-      <w:r>
-        <w:rPr>
-          <w:rFonts w:ascii="Consolas" w:hAnsi="Consolas" w:cs="Arial"/>
-        </w:rPr>
-        <w:t>██████╗</w:t>
-      </w:r>
-      <w:r>
-        <w:rPr>
-          <w:rFonts w:ascii="Consolas" w:hAnsi="Consolas" w:cs="Arial"/>
-        </w:rPr>
-        <w:t xml:space="preserve">  </w:t>
-      </w:r>
-      <w:r>
-        <w:rPr>
-          <w:rFonts w:ascii="Consolas" w:hAnsi="Consolas" w:cs="Arial"/>
-        </w:rPr>
-        <w:t>████████╗</w:t>
-      </w:r>
+      </w:pPr>
     </w:p>
     <w:p>
       <w:pPr>
         <w:ind w:left="0"/>
-        <w:rPr>
-          <w:rFonts w:ascii="Consolas" w:hAnsi="Consolas"/>
-        </w:rPr>
-      </w:pPr>
-      <w:r>
-        <w:rPr>
-          <w:rFonts w:ascii="Consolas" w:hAnsi="Consolas" w:cs="Arial"/>
-        </w:rPr>
-        <w:t>██╔══██╗ ██╔══██╗</w:t>
-      </w:r>
-      <w:r>
-        <w:rPr>
-          <w:rFonts w:ascii="Consolas" w:hAnsi="Consolas"/>
-        </w:rPr>
-        <w:t xml:space="preserve"> </w:t>
-      </w:r>
-      <w:r>
-        <w:rPr>
-          <w:rFonts w:ascii="Consolas" w:hAnsi="Consolas" w:cs="Arial"/>
-        </w:rPr>
-        <w:t>██╔══██╗</w:t>
-      </w:r>
-      <w:r>
-        <w:rPr>
-          <w:rFonts w:ascii="Consolas" w:hAnsi="Consolas"/>
-        </w:rPr>
-        <w:t xml:space="preserve"> </w:t>
-      </w:r>
-      <w:r>
-        <w:rPr>
-          <w:rFonts w:ascii="Consolas" w:hAnsi="Consolas" w:cs="Arial"/>
-        </w:rPr>
-        <w:t>██╔══██╗</w:t>
-      </w:r>
-      <w:r>
-        <w:rPr>
-          <w:rFonts w:ascii="Consolas" w:hAnsi="Consolas"/>
-        </w:rPr>
-        <w:t xml:space="preserve"> </w:t>
-      </w:r>
-      <w:r>
-        <w:rPr>
-          <w:rFonts w:ascii="Consolas" w:hAnsi="Consolas" w:cs="Arial"/>
-        </w:rPr>
-        <w:t>██</w:t>
-      </w:r>
-      <w:r>
-        <w:rPr>
-          <w:rFonts w:ascii="Consolas" w:hAnsi="Consolas" w:cs="Arial"/>
-        </w:rPr>
-        <w:t>╔═══</w:t>
-      </w:r>
-      <w:r>
-        <w:rPr>
-          <w:rFonts w:ascii="Consolas" w:hAnsi="Consolas" w:cs="Arial"/>
-        </w:rPr>
-        <w:t>██</w:t>
-      </w:r>
-      <w:r>
-        <w:rPr>
-          <w:rFonts w:ascii="Consolas" w:hAnsi="Consolas" w:cs="Arial"/>
-        </w:rPr>
-        <w:t>╗</w:t>
-      </w:r>
-      <w:r>
-        <w:rPr>
-          <w:rFonts w:ascii="Consolas" w:hAnsi="Consolas" w:cs="Arial"/>
-        </w:rPr>
-        <w:t xml:space="preserve"> </w:t>
-      </w:r>
-      <w:r>
-        <w:rPr>
-          <w:rFonts w:ascii="Consolas" w:hAnsi="Consolas" w:cs="Arial"/>
-        </w:rPr>
-        <w:t>██╔══██╗</w:t>
-      </w:r>
-      <w:r>
-        <w:rPr>
-          <w:rFonts w:ascii="Consolas" w:hAnsi="Consolas" w:cs="Arial"/>
-        </w:rPr>
-        <w:t xml:space="preserve">    </w:t>
-      </w:r>
-      <w:r>
-        <w:rPr>
-          <w:rFonts w:ascii="Consolas" w:hAnsi="Consolas" w:cs="Arial"/>
-        </w:rPr>
-        <w:t>██╔══╝</w:t>
-      </w:r>
+      </w:pPr>
     </w:p>
     <w:p>
       <w:pPr>
         <w:ind w:left="0"/>
-        <w:rPr>
-          <w:rFonts w:ascii="Consolas" w:hAnsi="Consolas"/>
-        </w:rPr>
-      </w:pPr>
-      <w:r>
-        <w:rPr>
-          <w:rFonts w:ascii="Consolas" w:hAnsi="Consolas" w:cs="Arial"/>
-        </w:rPr>
-        <w:t>██║  ██║ ██║  ██║ ██║  ██║ ██║  ██║</w:t>
-      </w:r>
-      <w:r>
-        <w:rPr>
-          <w:rFonts w:ascii="Consolas" w:hAnsi="Consolas" w:cs="Arial"/>
-        </w:rPr>
-        <w:t xml:space="preserve"> </w:t>
-      </w:r>
-      <w:r>
-        <w:rPr>
-          <w:rFonts w:ascii="Consolas" w:hAnsi="Consolas" w:cs="Arial"/>
-        </w:rPr>
-        <w:t>██</w:t>
-      </w:r>
-      <w:r>
-        <w:rPr>
-          <w:rFonts w:ascii="Consolas" w:hAnsi="Consolas" w:cs="Arial"/>
-        </w:rPr>
-        <w:t>║</w:t>
-      </w:r>
-      <w:r>
-        <w:rPr>
-          <w:rFonts w:ascii="Consolas" w:hAnsi="Consolas" w:cs="Arial"/>
-        </w:rPr>
-        <w:t xml:space="preserve">   </w:t>
-      </w:r>
-      <w:r>
-        <w:rPr>
-          <w:rFonts w:ascii="Consolas" w:hAnsi="Consolas" w:cs="Arial"/>
-        </w:rPr>
-        <w:t>██</w:t>
-      </w:r>
-      <w:r>
-        <w:rPr>
-          <w:rFonts w:ascii="Consolas" w:hAnsi="Consolas" w:cs="Arial"/>
-        </w:rPr>
-        <w:t>║</w:t>
-      </w:r>
-      <w:r>
-        <w:rPr>
-          <w:rFonts w:ascii="Consolas" w:hAnsi="Consolas" w:cs="Arial"/>
-        </w:rPr>
-        <w:t xml:space="preserve"> </w:t>
-      </w:r>
-      <w:r>
-        <w:rPr>
-          <w:rFonts w:ascii="Consolas" w:hAnsi="Consolas" w:cs="Arial"/>
-        </w:rPr>
-        <w:t>██║  ██║</w:t>
-      </w:r>
-      <w:r>
-        <w:rPr>
-          <w:rFonts w:ascii="Consolas" w:hAnsi="Consolas" w:cs="Arial"/>
-        </w:rPr>
-        <w:t xml:space="preserve">    </w:t>
-      </w:r>
-      <w:r>
-        <w:rPr>
-          <w:rFonts w:ascii="Consolas" w:hAnsi="Consolas" w:cs="Arial"/>
-        </w:rPr>
-        <w:t>██║</w:t>
-      </w:r>
+      </w:pPr>
     </w:p>
     <w:p>
       <w:pPr>
         <w:ind w:left="0"/>
-        <w:rPr>
-          <w:rFonts w:ascii="Consolas" w:hAnsi="Consolas"/>
-        </w:rPr>
-      </w:pPr>
-      <w:r>
-        <w:rPr>
-          <w:rFonts w:ascii="Consolas" w:hAnsi="Consolas" w:cs="Arial"/>
-        </w:rPr>
-        <w:t>██████╔╝ ███████║ ██████</w:t>
-      </w:r>
-      <w:r>
-        <w:rPr>
-          <w:rFonts w:ascii="Consolas" w:hAnsi="Consolas" w:cs="Arial"/>
-        </w:rPr>
-        <w:t>╔</w:t>
-      </w:r>
-      <w:r>
-        <w:rPr>
-          <w:rFonts w:ascii="Consolas" w:hAnsi="Consolas" w:cs="Arial"/>
-        </w:rPr>
-        <w:t>╝ ██████</w:t>
-      </w:r>
-      <w:r>
-        <w:rPr>
-          <w:rFonts w:ascii="Consolas" w:hAnsi="Consolas" w:cs="Arial"/>
-        </w:rPr>
-        <w:t>╔</w:t>
-      </w:r>
-      <w:r>
-        <w:rPr>
-          <w:rFonts w:ascii="Consolas" w:hAnsi="Consolas" w:cs="Arial"/>
-        </w:rPr>
-        <w:t>╝</w:t>
-      </w:r>
-      <w:r>
-        <w:rPr>
-          <w:rFonts w:ascii="Consolas" w:hAnsi="Consolas" w:cs="Arial"/>
-        </w:rPr>
-        <w:t xml:space="preserve"> </w:t>
-      </w:r>
-      <w:r>
-        <w:rPr>
-          <w:rFonts w:ascii="Consolas" w:hAnsi="Consolas" w:cs="Arial"/>
-        </w:rPr>
-        <w:t>██</w:t>
-      </w:r>
-      <w:r>
-        <w:rPr>
-          <w:rFonts w:ascii="Consolas" w:hAnsi="Consolas" w:cs="Arial"/>
-        </w:rPr>
-        <w:t>║</w:t>
-      </w:r>
-      <w:r>
-        <w:rPr>
-          <w:rFonts w:ascii="Consolas" w:hAnsi="Consolas" w:cs="Arial"/>
-        </w:rPr>
-        <w:t xml:space="preserve">   </w:t>
-      </w:r>
-      <w:r>
-        <w:rPr>
-          <w:rFonts w:ascii="Consolas" w:hAnsi="Consolas" w:cs="Arial"/>
-        </w:rPr>
-        <w:t>██</w:t>
-      </w:r>
-      <w:r>
-        <w:rPr>
-          <w:rFonts w:ascii="Consolas" w:hAnsi="Consolas" w:cs="Arial"/>
-        </w:rPr>
-        <w:t>║</w:t>
-      </w:r>
-      <w:r>
-        <w:rPr>
-          <w:rFonts w:ascii="Consolas" w:hAnsi="Consolas" w:cs="Arial"/>
-        </w:rPr>
-        <w:t xml:space="preserve"> </w:t>
-      </w:r>
-      <w:r>
-        <w:rPr>
-          <w:rFonts w:ascii="Consolas" w:hAnsi="Consolas" w:cs="Arial"/>
-        </w:rPr>
-        <w:t>██████╔╝</w:t>
-      </w:r>
-      <w:r>
-        <w:rPr>
-          <w:rFonts w:ascii="Consolas" w:hAnsi="Consolas" w:cs="Arial"/>
-        </w:rPr>
-        <w:t xml:space="preserve">    </w:t>
-      </w:r>
-      <w:r>
-        <w:rPr>
-          <w:rFonts w:ascii="Consolas" w:hAnsi="Consolas" w:cs="Arial"/>
-        </w:rPr>
-        <w:t>██║</w:t>
-      </w:r>
+      </w:pPr>
     </w:p>
     <w:p>
       <w:pPr>
         <w:ind w:left="0"/>
-        <w:rPr>
-          <w:rFonts w:ascii="Consolas" w:hAnsi="Consolas"/>
-        </w:rPr>
-      </w:pPr>
-      <w:r>
-        <w:rPr>
-          <w:rFonts w:ascii="Consolas" w:hAnsi="Consolas" w:cs="Arial"/>
-        </w:rPr>
-        <w:t>██╔══██╗ ██╔══██║ ██╔══</w:t>
-      </w:r>
-      <w:r>
-        <w:rPr>
-          <w:rFonts w:ascii="Consolas" w:hAnsi="Consolas" w:cs="Arial"/>
-        </w:rPr>
-        <w:t>═</w:t>
-      </w:r>
-      <w:r>
-        <w:rPr>
-          <w:rFonts w:ascii="Consolas" w:hAnsi="Consolas" w:cs="Arial"/>
-        </w:rPr>
-        <w:t>╝  ██╔═</w:t>
-      </w:r>
-      <w:r>
-        <w:rPr>
-          <w:rFonts w:ascii="Consolas" w:hAnsi="Consolas" w:cs="Arial"/>
-        </w:rPr>
-        <w:t>═</w:t>
-      </w:r>
-      <w:r>
-        <w:rPr>
-          <w:rFonts w:ascii="Consolas" w:hAnsi="Consolas" w:cs="Arial"/>
-        </w:rPr>
-        <w:t>═╝</w:t>
-      </w:r>
-      <w:r>
-        <w:rPr>
-          <w:rFonts w:ascii="Consolas" w:hAnsi="Consolas" w:cs="Arial"/>
-        </w:rPr>
-        <w:t xml:space="preserve">  </w:t>
-      </w:r>
-      <w:r>
-        <w:rPr>
-          <w:rFonts w:ascii="Consolas" w:hAnsi="Consolas" w:cs="Arial"/>
-        </w:rPr>
-        <w:t>██</w:t>
-      </w:r>
-      <w:r>
-        <w:rPr>
-          <w:rFonts w:ascii="Consolas" w:hAnsi="Consolas" w:cs="Arial"/>
-        </w:rPr>
-        <w:t>║</w:t>
-      </w:r>
-      <w:r>
-        <w:rPr>
-          <w:rFonts w:ascii="Consolas" w:hAnsi="Consolas" w:cs="Arial"/>
-        </w:rPr>
-        <w:t xml:space="preserve">   </w:t>
-      </w:r>
-      <w:r>
-        <w:rPr>
-          <w:rFonts w:ascii="Consolas" w:hAnsi="Consolas" w:cs="Arial"/>
-        </w:rPr>
-        <w:t>██</w:t>
-      </w:r>
-      <w:r>
-        <w:rPr>
-          <w:rFonts w:ascii="Consolas" w:hAnsi="Consolas" w:cs="Arial"/>
-        </w:rPr>
-        <w:t>║</w:t>
-      </w:r>
-      <w:r>
-        <w:rPr>
-          <w:rFonts w:ascii="Consolas" w:hAnsi="Consolas" w:cs="Arial"/>
-        </w:rPr>
-        <w:t xml:space="preserve"> </w:t>
-      </w:r>
-      <w:r>
-        <w:rPr>
-          <w:rFonts w:ascii="Consolas" w:hAnsi="Consolas" w:cs="Arial"/>
-        </w:rPr>
-        <w:t>██╔══██╗</w:t>
-      </w:r>
-      <w:r>
-        <w:rPr>
-          <w:rFonts w:ascii="Consolas" w:hAnsi="Consolas" w:cs="Arial"/>
-        </w:rPr>
-        <w:t xml:space="preserve">    </w:t>
-      </w:r>
-      <w:r>
-        <w:rPr>
-          <w:rFonts w:ascii="Consolas" w:hAnsi="Consolas" w:cs="Arial"/>
-        </w:rPr>
-        <w:t>██║</w:t>
-      </w:r>
+      </w:pPr>
     </w:p>
     <w:p>
       <w:pPr>
         <w:ind w:left="0"/>
-        <w:rPr>
-          <w:rFonts w:ascii="Consolas" w:hAnsi="Consolas"/>
-        </w:rPr>
-      </w:pPr>
-      <w:r>
-        <w:rPr>
-          <w:rFonts w:ascii="Consolas" w:hAnsi="Consolas" w:cs="Arial"/>
-        </w:rPr>
-        <w:t>██║</w:t>
-      </w:r>
-      <w:r>
-        <w:rPr>
-          <w:rFonts w:ascii="Consolas" w:hAnsi="Consolas"/>
-        </w:rPr>
-        <w:t xml:space="preserve">  </w:t>
-      </w:r>
-      <w:r>
-        <w:rPr>
-          <w:rFonts w:ascii="Consolas" w:hAnsi="Consolas" w:cs="Arial"/>
-        </w:rPr>
-        <w:t>██║ ██║  ██║ ██║      ██║</w:t>
-      </w:r>
-      <w:r>
-        <w:rPr>
-          <w:rFonts w:ascii="Consolas" w:hAnsi="Consolas" w:cs="Arial"/>
-        </w:rPr>
-        <w:t xml:space="preserve">      </w:t>
-      </w:r>
-      <w:r>
-        <w:rPr>
-          <w:rFonts w:ascii="Consolas" w:hAnsi="Consolas" w:cs="Arial"/>
-        </w:rPr>
-        <w:t>╚</w:t>
-      </w:r>
-      <w:r>
-        <w:rPr>
-          <w:rFonts w:ascii="Consolas" w:hAnsi="Consolas" w:cs="Arial"/>
-        </w:rPr>
-        <w:t>█</w:t>
-      </w:r>
-      <w:r>
-        <w:rPr>
-          <w:rFonts w:ascii="Consolas" w:hAnsi="Consolas" w:cs="Arial"/>
-        </w:rPr>
-        <w:t>████</w:t>
-      </w:r>
-      <w:r>
-        <w:rPr>
-          <w:rFonts w:ascii="Consolas" w:hAnsi="Consolas" w:cs="Arial"/>
-        </w:rPr>
-        <w:t>█╔╝</w:t>
-      </w:r>
-      <w:r>
-        <w:rPr>
-          <w:rFonts w:ascii="Consolas" w:hAnsi="Consolas" w:cs="Arial"/>
-        </w:rPr>
-        <w:t xml:space="preserve"> </w:t>
-      </w:r>
-      <w:r>
-        <w:rPr>
-          <w:rFonts w:ascii="Consolas" w:hAnsi="Consolas" w:cs="Arial"/>
-        </w:rPr>
-        <w:t>██║</w:t>
-      </w:r>
-      <w:r>
-        <w:rPr>
-          <w:rFonts w:ascii="Consolas" w:hAnsi="Consolas"/>
-        </w:rPr>
-        <w:t xml:space="preserve">  </w:t>
-      </w:r>
-      <w:r>
-        <w:rPr>
-          <w:rFonts w:ascii="Consolas" w:hAnsi="Consolas" w:cs="Arial"/>
-        </w:rPr>
-        <w:t>██║</w:t>
-      </w:r>
-      <w:r>
-        <w:rPr>
-          <w:rFonts w:ascii="Consolas" w:hAnsi="Consolas" w:cs="Arial"/>
-        </w:rPr>
-        <w:t xml:space="preserve">    </w:t>
-      </w:r>
-      <w:r>
-        <w:rPr>
-          <w:rFonts w:ascii="Consolas" w:hAnsi="Consolas" w:cs="Arial"/>
-        </w:rPr>
-        <w:t>██║</w:t>
-      </w:r>
+      </w:pPr>
     </w:p>
     <w:p>
       <w:pPr>
         <w:ind w:left="0"/>
-        <w:rPr>
-          <w:rFonts w:ascii="Consolas" w:hAnsi="Consolas"/>
-        </w:rPr>
-      </w:pPr>
-      <w:r>
-        <w:rPr>
-          <w:rFonts w:ascii="Consolas" w:hAnsi="Consolas" w:cs="Arial"/>
-        </w:rPr>
-        <w:t>╚═╝</w:t>
-      </w:r>
-      <w:r>
-        <w:rPr>
-          <w:rFonts w:ascii="Consolas" w:hAnsi="Consolas"/>
-        </w:rPr>
-        <w:t xml:space="preserve">  </w:t>
-      </w:r>
-      <w:r>
-        <w:rPr>
-          <w:rFonts w:ascii="Consolas" w:hAnsi="Consolas" w:cs="Arial"/>
-        </w:rPr>
-        <w:t>╚═╝ ╚═╝</w:t>
-      </w:r>
-      <w:r>
-        <w:rPr>
-          <w:rFonts w:ascii="Consolas" w:hAnsi="Consolas"/>
-        </w:rPr>
-        <w:t xml:space="preserve"> </w:t>
-      </w:r>
-      <w:r>
-        <w:rPr>
-          <w:rFonts w:ascii="Consolas" w:hAnsi="Consolas"/>
-        </w:rPr>
-        <w:t xml:space="preserve"> </w:t>
-      </w:r>
-      <w:r>
-        <w:rPr>
-          <w:rFonts w:ascii="Consolas" w:hAnsi="Consolas" w:cs="Arial"/>
-        </w:rPr>
-        <w:t xml:space="preserve">╚═╝ ╚═╝     </w:t>
-      </w:r>
-      <w:r>
-        <w:rPr>
-          <w:rFonts w:ascii="Consolas" w:hAnsi="Consolas" w:cs="Arial"/>
-        </w:rPr>
-        <w:t xml:space="preserve"> </w:t>
-      </w:r>
-      <w:r>
-        <w:rPr>
-          <w:rFonts w:ascii="Consolas" w:hAnsi="Consolas" w:cs="Arial"/>
-        </w:rPr>
-        <w:t>╚═╝</w:t>
-      </w:r>
-      <w:r>
-        <w:rPr>
-          <w:rFonts w:ascii="Consolas" w:hAnsi="Consolas" w:cs="Arial"/>
-        </w:rPr>
-        <w:t xml:space="preserve">        </w:t>
-      </w:r>
-      <w:r>
-        <w:rPr>
-          <w:rFonts w:ascii="Consolas" w:hAnsi="Consolas" w:cs="Arial"/>
-        </w:rPr>
-        <w:t>╚════</w:t>
-      </w:r>
-      <w:r>
-        <w:rPr>
-          <w:rFonts w:ascii="Consolas" w:hAnsi="Consolas" w:cs="Arial"/>
-        </w:rPr>
-        <w:t>╝</w:t>
-      </w:r>
-      <w:r>
-        <w:rPr>
-          <w:rFonts w:ascii="Consolas" w:hAnsi="Consolas" w:cs="Arial"/>
-        </w:rPr>
-        <w:t xml:space="preserve">  </w:t>
-      </w:r>
-      <w:r>
-        <w:rPr>
-          <w:rFonts w:ascii="Consolas" w:hAnsi="Consolas" w:cs="Arial"/>
-        </w:rPr>
-        <w:t>╚═╝</w:t>
-      </w:r>
-      <w:r>
-        <w:rPr>
-          <w:rFonts w:ascii="Consolas" w:hAnsi="Consolas"/>
-        </w:rPr>
-        <w:t xml:space="preserve">  </w:t>
-      </w:r>
-      <w:r>
-        <w:rPr>
-          <w:rFonts w:ascii="Consolas" w:hAnsi="Consolas" w:cs="Arial"/>
-        </w:rPr>
-        <w:t>╚═╝</w:t>
-      </w:r>
-      <w:r>
-        <w:rPr>
-          <w:rFonts w:ascii="Consolas" w:hAnsi="Consolas" w:cs="Arial"/>
-        </w:rPr>
-        <w:t xml:space="preserve">    </w:t>
-      </w:r>
-      <w:r>
-        <w:rPr>
-          <w:rFonts w:ascii="Consolas" w:hAnsi="Consolas" w:cs="Arial"/>
-        </w:rPr>
-        <w:t>╚═╝</w:t>
-      </w:r>
+      </w:pPr>
     </w:p>
     <w:p>
       <w:pPr>
@@ -2432,178 +1473,18 @@
         <w:ind w:left="0"/>
       </w:pPr>
     </w:p>
-    <w:p>
-      <w:pPr>
-        <w:ind w:left="0"/>
-      </w:pPr>
-    </w:p>
-    <w:p>
-      <w:pPr>
-        <w:ind w:left="0"/>
-      </w:pPr>
-    </w:p>
-    <w:p>
-      <w:pPr>
-        <w:ind w:left="0"/>
-      </w:pPr>
-    </w:p>
-    <w:p>
-      <w:pPr>
-        <w:ind w:left="0"/>
-      </w:pPr>
-    </w:p>
-    <w:p>
-      <w:pPr>
-        <w:ind w:left="0"/>
-      </w:pPr>
-    </w:p>
+    <w:p/>
+    <w:p/>
     <w:p>
       <w:pPr>
         <w:pStyle w:val="Titre1"/>
       </w:pPr>
-      <w:bookmarkStart w:id="1" w:name="_Toc216103105"/>
+      <w:bookmarkStart w:id="0" w:name="_Toc216952893"/>
       <w:r>
         <w:lastRenderedPageBreak/>
         <w:t>Préparation</w:t>
       </w:r>
-      <w:bookmarkEnd w:id="1"/>
-    </w:p>
-    <w:p>
-      <w:pPr>
-        <w:pStyle w:val="Sous-titre"/>
-      </w:pPr>
-      <w:r>
-        <w:t>Méthodes et Techniques</w:t>
-      </w:r>
-    </w:p>
-    <w:p>
-      <w:pPr>
-        <w:pStyle w:val="Sous-titre"/>
-      </w:pPr>
-      <w:r>
-        <w:t>Fonctions et Variables</w:t>
-      </w:r>
-    </w:p>
-    <w:p>
-      <w:pPr>
-        <w:ind w:left="0"/>
-      </w:pPr>
-    </w:p>
-    <w:p>
-      <w:pPr>
-        <w:pStyle w:val="Titre1"/>
-      </w:pPr>
-      <w:bookmarkStart w:id="2" w:name="_Toc216103106"/>
-      <w:r>
-        <w:t>Description du Fonctionnement</w:t>
-      </w:r>
-      <w:bookmarkEnd w:id="2"/>
-    </w:p>
-    <w:p>
-      <w:pPr>
-        <w:pStyle w:val="Sous-titre"/>
-      </w:pPr>
-      <w:r>
-        <w:t>Schéma Bloc</w:t>
-      </w:r>
-    </w:p>
-    <w:p>
-      <w:pPr>
-        <w:ind w:left="0"/>
-        <w:rPr>
-          <w:lang w:val="en-CA" w:eastAsia="en-US"/>
-        </w:rPr>
-      </w:pPr>
-      <w:r>
-        <w:rPr>
-          <w:lang w:eastAsia="en-US"/>
-        </w:rPr>
-        <w:t xml:space="preserve">Nous avons </w:t>
-      </w:r>
-      <w:proofErr w:type="spellStart"/>
-      <w:r>
-        <w:rPr>
-          <w:lang w:eastAsia="en-US"/>
-        </w:rPr>
-        <w:t>utiliser</w:t>
-      </w:r>
-      <w:proofErr w:type="spellEnd"/>
-      <w:r>
-        <w:rPr>
-          <w:lang w:eastAsia="en-US"/>
-        </w:rPr>
-        <w:t xml:space="preserve"> plusieurs logiciels pour réaliser le projet. </w:t>
-      </w:r>
-      <w:r>
-        <w:rPr>
-          <w:lang w:val="en-CA" w:eastAsia="en-US"/>
-        </w:rPr>
-        <w:t xml:space="preserve">STM MX, </w:t>
-      </w:r>
-      <w:r>
-        <w:rPr>
-          <w:lang w:val="en-CA" w:eastAsia="en-US"/>
-        </w:rPr>
-        <w:t>S</w:t>
-      </w:r>
-      <w:r>
-        <w:rPr>
-          <w:lang w:val="en-CA" w:eastAsia="en-US"/>
-        </w:rPr>
-        <w:t>TM IDE, Visual studio, Chat GPT, STM l</w:t>
-      </w:r>
-      <w:r>
-        <w:rPr>
-          <w:lang w:val="en-CA" w:eastAsia="en-US"/>
-        </w:rPr>
-        <w:t>ink utility et Excel.</w:t>
-      </w:r>
-    </w:p>
-    <w:p>
-      <w:pPr>
-        <w:ind w:left="0"/>
-      </w:pPr>
-      <w:r>
-        <w:rPr>
-          <w:lang w:eastAsia="en-US"/>
-        </w:rPr>
-        <w:t>Pour p</w:t>
-      </w:r>
-      <w:r>
-        <w:rPr>
-          <w:lang w:eastAsia="en-US"/>
-        </w:rPr>
-        <w:t xml:space="preserve">rogrammer le robot nous avons dû utiliser plusieurs programmes, STM MX pour configurer les pins du cube, STM IDE et Visual studio pour programmer le robot, et parfois nous avion eu besoin d’aide par un intelligence artificiel. Nous avons aussi eu besoin d’Excel pour avoir un tableau des angles de chaque pivot en </w:t>
-      </w:r>
-      <w:proofErr w:type="spellStart"/>
-      <w:r>
-        <w:rPr>
-          <w:lang w:eastAsia="en-US"/>
-        </w:rPr>
-        <w:t>pwm</w:t>
-      </w:r>
-      <w:proofErr w:type="spellEnd"/>
-      <w:r>
-        <w:rPr>
-          <w:lang w:eastAsia="en-US"/>
-        </w:rPr>
-        <w:t xml:space="preserve"> pour ensuite les traduire en angles radiant.</w:t>
-      </w:r>
-    </w:p>
-    <w:p>
-      <w:pPr>
-        <w:pStyle w:val="Titre1"/>
-      </w:pPr>
-      <w:bookmarkStart w:id="3" w:name="_Toc216103107"/>
-      <w:r>
-        <w:t>Description de l’Utilisation</w:t>
-      </w:r>
-      <w:bookmarkEnd w:id="3"/>
-    </w:p>
-    <w:p>
-      <w:pPr>
-        <w:ind w:left="0"/>
-      </w:pPr>
+      <w:bookmarkEnd w:id="0"/>
     </w:p>
     <w:p>
       <w:pPr>
@@ -2611,19 +1492,705 @@
         <w:ind w:left="0"/>
       </w:pPr>
       <w:r>
-        <w:t xml:space="preserve">Notre robot a 3 modes d’utilisation auto, manuel et </w:t>
-      </w:r>
-      <w:proofErr w:type="spellStart"/>
-      <w:r>
-        <w:t>automanu</w:t>
-      </w:r>
-      <w:proofErr w:type="spellEnd"/>
-      <w:r>
-        <w:t>.</w:t>
-      </w:r>
-      <w:r>
-        <w:br/>
-        <w:t>manuel, nous permet de contrôler chaque angle du bras avec le clavier, ce mode____</w:t>
+        <w:t>Méthodes et Techniques</w:t>
+      </w:r>
+    </w:p>
+    <w:p>
+      <w:pPr>
+        <w:ind w:left="0"/>
+        <w:rPr>
+          <w:rFonts w:asciiTheme="minorHAnsi" w:hAnsiTheme="minorHAnsi"/>
+          <w:sz w:val="24"/>
+          <w:szCs w:val="24"/>
+          <w:lang w:eastAsia="en-US"/>
+        </w:rPr>
+      </w:pPr>
+      <w:r>
+        <w:rPr>
+          <w:rFonts w:asciiTheme="minorHAnsi" w:hAnsiTheme="minorHAnsi"/>
+          <w:sz w:val="24"/>
+          <w:szCs w:val="24"/>
+          <w:lang w:eastAsia="en-US"/>
+        </w:rPr>
+        <w:t xml:space="preserve">Nous avons </w:t>
+      </w:r>
+      <w:r>
+        <w:rPr>
+          <w:rFonts w:asciiTheme="minorHAnsi" w:hAnsiTheme="minorHAnsi"/>
+          <w:sz w:val="24"/>
+          <w:szCs w:val="24"/>
+          <w:lang w:eastAsia="en-US"/>
+        </w:rPr>
+        <w:t>décidé</w:t>
+      </w:r>
+      <w:r>
+        <w:rPr>
+          <w:rFonts w:asciiTheme="minorHAnsi" w:hAnsiTheme="minorHAnsi"/>
+          <w:sz w:val="24"/>
+          <w:szCs w:val="24"/>
+          <w:lang w:eastAsia="en-US"/>
+        </w:rPr>
+        <w:t xml:space="preserve"> de </w:t>
+      </w:r>
+      <w:r>
+        <w:rPr>
+          <w:rFonts w:asciiTheme="minorHAnsi" w:hAnsiTheme="minorHAnsi"/>
+          <w:sz w:val="24"/>
+          <w:szCs w:val="24"/>
+          <w:lang w:eastAsia="en-US"/>
+        </w:rPr>
+        <w:t>faire en sorte que le bras robotisé soit le plus automatique possible</w:t>
+      </w:r>
+      <w:r>
+        <w:rPr>
+          <w:rFonts w:asciiTheme="minorHAnsi" w:hAnsiTheme="minorHAnsi"/>
+          <w:sz w:val="24"/>
+          <w:szCs w:val="24"/>
+          <w:lang w:eastAsia="en-US"/>
+        </w:rPr>
+        <w:t xml:space="preserve">. Alors, nous avions programmer le bras </w:t>
+      </w:r>
+      <w:r>
+        <w:rPr>
+          <w:rFonts w:asciiTheme="minorHAnsi" w:hAnsiTheme="minorHAnsi"/>
+          <w:sz w:val="24"/>
+          <w:szCs w:val="24"/>
+          <w:lang w:eastAsia="en-US"/>
+        </w:rPr>
+        <w:t xml:space="preserve">pour que chaque </w:t>
+      </w:r>
+      <w:r>
+        <w:rPr>
+          <w:rFonts w:asciiTheme="minorHAnsi" w:hAnsiTheme="minorHAnsi"/>
+          <w:sz w:val="24"/>
+          <w:szCs w:val="24"/>
+          <w:lang w:eastAsia="en-US"/>
+        </w:rPr>
+        <w:t>coordonnée</w:t>
+      </w:r>
+      <w:r>
+        <w:rPr>
+          <w:rFonts w:asciiTheme="minorHAnsi" w:hAnsiTheme="minorHAnsi"/>
+          <w:sz w:val="24"/>
+          <w:szCs w:val="24"/>
+          <w:lang w:eastAsia="en-US"/>
+        </w:rPr>
+        <w:t xml:space="preserve"> que nous voulions que la </w:t>
+      </w:r>
+      <w:r>
+        <w:rPr>
+          <w:rFonts w:asciiTheme="minorHAnsi" w:hAnsiTheme="minorHAnsi"/>
+          <w:sz w:val="24"/>
+          <w:szCs w:val="24"/>
+          <w:lang w:eastAsia="en-US"/>
+        </w:rPr>
+        <w:t>pince</w:t>
+      </w:r>
+      <w:r>
+        <w:rPr>
+          <w:rFonts w:asciiTheme="minorHAnsi" w:hAnsiTheme="minorHAnsi"/>
+          <w:sz w:val="24"/>
+          <w:szCs w:val="24"/>
+          <w:lang w:eastAsia="en-US"/>
+        </w:rPr>
+        <w:t xml:space="preserve"> soit, influence les </w:t>
+      </w:r>
+      <w:r>
+        <w:rPr>
+          <w:rFonts w:asciiTheme="minorHAnsi" w:hAnsiTheme="minorHAnsi"/>
+          <w:sz w:val="24"/>
+          <w:szCs w:val="24"/>
+          <w:lang w:eastAsia="en-US"/>
+        </w:rPr>
+        <w:t>inclinaisons</w:t>
+      </w:r>
+      <w:r>
+        <w:rPr>
+          <w:rFonts w:asciiTheme="minorHAnsi" w:hAnsiTheme="minorHAnsi"/>
+          <w:sz w:val="24"/>
+          <w:szCs w:val="24"/>
+          <w:lang w:eastAsia="en-US"/>
+        </w:rPr>
+        <w:t xml:space="preserve"> de chaque moteur et </w:t>
+      </w:r>
+      <w:r>
+        <w:rPr>
+          <w:rFonts w:asciiTheme="minorHAnsi" w:hAnsiTheme="minorHAnsi"/>
+          <w:sz w:val="24"/>
+          <w:szCs w:val="24"/>
+          <w:lang w:eastAsia="en-US"/>
+        </w:rPr>
+        <w:t xml:space="preserve">calcule la distance selon </w:t>
+      </w:r>
+      <w:r>
+        <w:rPr>
+          <w:rFonts w:asciiTheme="minorHAnsi" w:hAnsiTheme="minorHAnsi"/>
+          <w:sz w:val="24"/>
+          <w:szCs w:val="24"/>
+          <w:lang w:eastAsia="en-US"/>
+        </w:rPr>
+        <w:t xml:space="preserve">des </w:t>
+      </w:r>
+      <w:r>
+        <w:rPr>
+          <w:rFonts w:asciiTheme="minorHAnsi" w:hAnsiTheme="minorHAnsi"/>
+          <w:sz w:val="24"/>
+          <w:szCs w:val="24"/>
+          <w:lang w:eastAsia="en-US"/>
+        </w:rPr>
+        <w:t>calculs</w:t>
+      </w:r>
+      <w:r>
+        <w:rPr>
+          <w:rFonts w:asciiTheme="minorHAnsi" w:hAnsiTheme="minorHAnsi"/>
+          <w:sz w:val="24"/>
+          <w:szCs w:val="24"/>
+          <w:lang w:eastAsia="en-US"/>
+        </w:rPr>
+        <w:t xml:space="preserve"> trigonométrique.</w:t>
+      </w:r>
+      <w:r>
+        <w:rPr>
+          <w:rFonts w:asciiTheme="minorHAnsi" w:hAnsiTheme="minorHAnsi"/>
+          <w:sz w:val="24"/>
+          <w:szCs w:val="24"/>
+          <w:lang w:eastAsia="en-US"/>
+        </w:rPr>
+        <w:t xml:space="preserve"> De plus, </w:t>
+      </w:r>
+      <w:r>
+        <w:rPr>
+          <w:rFonts w:asciiTheme="minorHAnsi" w:hAnsiTheme="minorHAnsi"/>
+          <w:sz w:val="24"/>
+          <w:szCs w:val="24"/>
+          <w:lang w:eastAsia="en-US"/>
+        </w:rPr>
+        <w:t xml:space="preserve">nous avons </w:t>
+      </w:r>
+      <w:r>
+        <w:rPr>
+          <w:rFonts w:asciiTheme="minorHAnsi" w:hAnsiTheme="minorHAnsi"/>
+          <w:sz w:val="24"/>
+          <w:szCs w:val="24"/>
+          <w:lang w:eastAsia="en-US"/>
+        </w:rPr>
+        <w:t>changé</w:t>
+      </w:r>
+      <w:r>
+        <w:rPr>
+          <w:rFonts w:asciiTheme="minorHAnsi" w:hAnsiTheme="minorHAnsi"/>
+          <w:sz w:val="24"/>
+          <w:szCs w:val="24"/>
+          <w:lang w:eastAsia="en-US"/>
+        </w:rPr>
+        <w:t xml:space="preserve"> l’écran LCD pour qu’il change d’affichage </w:t>
+      </w:r>
+      <w:r>
+        <w:rPr>
+          <w:rFonts w:asciiTheme="minorHAnsi" w:hAnsiTheme="minorHAnsi"/>
+          <w:sz w:val="24"/>
+          <w:szCs w:val="24"/>
+          <w:lang w:eastAsia="en-US"/>
+        </w:rPr>
+        <w:t xml:space="preserve">selon le mode </w:t>
+      </w:r>
+      <w:r>
+        <w:rPr>
+          <w:rFonts w:asciiTheme="minorHAnsi" w:hAnsiTheme="minorHAnsi"/>
+          <w:sz w:val="24"/>
+          <w:szCs w:val="24"/>
+          <w:lang w:eastAsia="en-US"/>
+        </w:rPr>
+        <w:t xml:space="preserve">qui est utiliser pour </w:t>
+      </w:r>
+      <w:r>
+        <w:rPr>
+          <w:rFonts w:asciiTheme="minorHAnsi" w:hAnsiTheme="minorHAnsi"/>
+          <w:sz w:val="24"/>
+          <w:szCs w:val="24"/>
+          <w:lang w:eastAsia="en-US"/>
+        </w:rPr>
+        <w:t xml:space="preserve">être plus ergonomique </w:t>
+      </w:r>
+      <w:r>
+        <w:rPr>
+          <w:rFonts w:asciiTheme="minorHAnsi" w:hAnsiTheme="minorHAnsi"/>
+          <w:sz w:val="24"/>
+          <w:szCs w:val="24"/>
+          <w:lang w:eastAsia="en-US"/>
+        </w:rPr>
+        <w:t>pour AUTO, MANU</w:t>
+      </w:r>
+      <w:r>
+        <w:rPr>
+          <w:rFonts w:asciiTheme="minorHAnsi" w:hAnsiTheme="minorHAnsi"/>
+          <w:sz w:val="24"/>
+          <w:szCs w:val="24"/>
+          <w:lang w:eastAsia="en-US"/>
+        </w:rPr>
+        <w:t>A</w:t>
+      </w:r>
+      <w:r>
+        <w:rPr>
+          <w:rFonts w:asciiTheme="minorHAnsi" w:hAnsiTheme="minorHAnsi"/>
+          <w:sz w:val="24"/>
+          <w:szCs w:val="24"/>
+          <w:lang w:eastAsia="en-US"/>
+        </w:rPr>
+        <w:t>L et AUTOMANU</w:t>
+      </w:r>
+      <w:r>
+        <w:rPr>
+          <w:rFonts w:asciiTheme="minorHAnsi" w:hAnsiTheme="minorHAnsi"/>
+          <w:sz w:val="24"/>
+          <w:szCs w:val="24"/>
+          <w:lang w:eastAsia="en-US"/>
+        </w:rPr>
+        <w:t>,</w:t>
+      </w:r>
+    </w:p>
+    <w:p>
+      <w:pPr>
+        <w:rPr>
+          <w:rFonts w:asciiTheme="minorHAnsi" w:hAnsiTheme="minorHAnsi"/>
+          <w:sz w:val="24"/>
+          <w:szCs w:val="24"/>
+          <w:lang w:eastAsia="en-US"/>
+        </w:rPr>
+      </w:pPr>
+    </w:p>
+    <w:p>
+      <w:pPr>
+        <w:ind w:left="0"/>
+        <w:rPr>
+          <w:rFonts w:asciiTheme="minorHAnsi" w:hAnsiTheme="minorHAnsi"/>
+          <w:sz w:val="24"/>
+          <w:szCs w:val="24"/>
+          <w:lang w:eastAsia="en-US"/>
+        </w:rPr>
+      </w:pPr>
+      <w:r>
+        <w:rPr>
+          <w:rFonts w:asciiTheme="minorHAnsi" w:hAnsiTheme="minorHAnsi"/>
+          <w:sz w:val="24"/>
+          <w:szCs w:val="24"/>
+          <w:lang w:eastAsia="en-US"/>
+        </w:rPr>
+        <w:t xml:space="preserve">Aussi, </w:t>
+      </w:r>
+      <w:r>
+        <w:rPr>
+          <w:rFonts w:asciiTheme="minorHAnsi" w:hAnsiTheme="minorHAnsi"/>
+          <w:sz w:val="24"/>
+          <w:szCs w:val="24"/>
+          <w:lang w:eastAsia="en-US"/>
+        </w:rPr>
+        <w:t xml:space="preserve">nous avons </w:t>
+      </w:r>
+      <w:r>
+        <w:rPr>
+          <w:rFonts w:asciiTheme="minorHAnsi" w:hAnsiTheme="minorHAnsi"/>
+          <w:sz w:val="24"/>
+          <w:szCs w:val="24"/>
+          <w:lang w:eastAsia="en-US"/>
+        </w:rPr>
+        <w:t>décidé</w:t>
+      </w:r>
+      <w:r>
+        <w:rPr>
+          <w:rFonts w:asciiTheme="minorHAnsi" w:hAnsiTheme="minorHAnsi"/>
+          <w:sz w:val="24"/>
+          <w:szCs w:val="24"/>
+          <w:lang w:eastAsia="en-US"/>
+        </w:rPr>
+        <w:t xml:space="preserve"> de partager </w:t>
+      </w:r>
+      <w:r>
+        <w:rPr>
+          <w:rFonts w:asciiTheme="minorHAnsi" w:hAnsiTheme="minorHAnsi"/>
+          <w:sz w:val="24"/>
+          <w:szCs w:val="24"/>
+          <w:lang w:eastAsia="en-US"/>
+        </w:rPr>
+        <w:t xml:space="preserve">les tâches pour chacun, même si </w:t>
+      </w:r>
+      <w:r>
+        <w:rPr>
+          <w:rFonts w:asciiTheme="minorHAnsi" w:hAnsiTheme="minorHAnsi"/>
+          <w:sz w:val="24"/>
+          <w:szCs w:val="24"/>
+          <w:lang w:eastAsia="en-US"/>
+        </w:rPr>
+        <w:t xml:space="preserve">tous </w:t>
+      </w:r>
+      <w:r>
+        <w:rPr>
+          <w:rFonts w:asciiTheme="minorHAnsi" w:hAnsiTheme="minorHAnsi"/>
+          <w:sz w:val="24"/>
+          <w:szCs w:val="24"/>
+          <w:lang w:eastAsia="en-US"/>
+        </w:rPr>
+        <w:t>se sont</w:t>
+      </w:r>
+      <w:r>
+        <w:rPr>
+          <w:rFonts w:asciiTheme="minorHAnsi" w:hAnsiTheme="minorHAnsi"/>
+          <w:sz w:val="24"/>
+          <w:szCs w:val="24"/>
+          <w:lang w:eastAsia="en-US"/>
+        </w:rPr>
+        <w:t xml:space="preserve"> occuper de tout, on a</w:t>
+      </w:r>
+      <w:r>
+        <w:rPr>
+          <w:rFonts w:asciiTheme="minorHAnsi" w:hAnsiTheme="minorHAnsi"/>
+          <w:sz w:val="24"/>
+          <w:szCs w:val="24"/>
+          <w:lang w:eastAsia="en-US"/>
+        </w:rPr>
+        <w:t xml:space="preserve"> chacun eux </w:t>
+      </w:r>
+      <w:r>
+        <w:rPr>
+          <w:rFonts w:asciiTheme="minorHAnsi" w:hAnsiTheme="minorHAnsi"/>
+          <w:sz w:val="24"/>
+          <w:szCs w:val="24"/>
+          <w:lang w:eastAsia="en-US"/>
+        </w:rPr>
+        <w:t>nos propres tâches</w:t>
+      </w:r>
+      <w:r>
+        <w:rPr>
+          <w:rFonts w:asciiTheme="minorHAnsi" w:hAnsiTheme="minorHAnsi"/>
+          <w:sz w:val="24"/>
+          <w:szCs w:val="24"/>
+          <w:lang w:eastAsia="en-US"/>
+        </w:rPr>
+        <w:t xml:space="preserve">. Comme dans le cas de Javier qui </w:t>
+      </w:r>
+      <w:r>
+        <w:rPr>
+          <w:rFonts w:asciiTheme="minorHAnsi" w:hAnsiTheme="minorHAnsi"/>
+          <w:sz w:val="24"/>
+          <w:szCs w:val="24"/>
+          <w:lang w:eastAsia="en-US"/>
+        </w:rPr>
+        <w:t xml:space="preserve">a beaucoup travailler sur le bras et les appelle de programmes sur le main, Jessica </w:t>
+      </w:r>
+      <w:r>
+        <w:rPr>
+          <w:rFonts w:asciiTheme="minorHAnsi" w:hAnsiTheme="minorHAnsi"/>
+          <w:sz w:val="24"/>
+          <w:szCs w:val="24"/>
+          <w:lang w:eastAsia="en-US"/>
+        </w:rPr>
+        <w:t xml:space="preserve">qui </w:t>
+      </w:r>
+      <w:r>
+        <w:rPr>
+          <w:rFonts w:asciiTheme="minorHAnsi" w:hAnsiTheme="minorHAnsi"/>
+          <w:sz w:val="24"/>
+          <w:szCs w:val="24"/>
+          <w:lang w:eastAsia="en-US"/>
+        </w:rPr>
+        <w:t>a</w:t>
+      </w:r>
+      <w:r>
+        <w:rPr>
+          <w:rFonts w:asciiTheme="minorHAnsi" w:hAnsiTheme="minorHAnsi"/>
+          <w:sz w:val="24"/>
+          <w:szCs w:val="24"/>
+          <w:lang w:eastAsia="en-US"/>
+        </w:rPr>
+        <w:t xml:space="preserve"> </w:t>
+      </w:r>
+      <w:r>
+        <w:rPr>
+          <w:rFonts w:asciiTheme="minorHAnsi" w:hAnsiTheme="minorHAnsi"/>
+          <w:sz w:val="24"/>
+          <w:szCs w:val="24"/>
+          <w:lang w:eastAsia="en-US"/>
+        </w:rPr>
+        <w:t xml:space="preserve">beaucoup travaillé </w:t>
+      </w:r>
+      <w:r>
+        <w:rPr>
+          <w:rFonts w:asciiTheme="minorHAnsi" w:hAnsiTheme="minorHAnsi"/>
+          <w:sz w:val="24"/>
+          <w:szCs w:val="24"/>
+          <w:lang w:eastAsia="en-US"/>
+        </w:rPr>
+        <w:t>sur l’</w:t>
+      </w:r>
+      <w:r>
+        <w:rPr>
+          <w:rFonts w:asciiTheme="minorHAnsi" w:hAnsiTheme="minorHAnsi"/>
+          <w:sz w:val="24"/>
+          <w:szCs w:val="24"/>
+          <w:lang w:eastAsia="en-US"/>
+        </w:rPr>
+        <w:t>ADC</w:t>
+      </w:r>
+      <w:r>
+        <w:rPr>
+          <w:rFonts w:asciiTheme="minorHAnsi" w:hAnsiTheme="minorHAnsi"/>
+          <w:sz w:val="24"/>
+          <w:szCs w:val="24"/>
+          <w:lang w:eastAsia="en-US"/>
+        </w:rPr>
+        <w:t>, l’écran LCD</w:t>
+      </w:r>
+      <w:r>
+        <w:rPr>
+          <w:rFonts w:asciiTheme="minorHAnsi" w:hAnsiTheme="minorHAnsi"/>
+          <w:sz w:val="24"/>
+          <w:szCs w:val="24"/>
+          <w:lang w:eastAsia="en-US"/>
+        </w:rPr>
+        <w:t>,</w:t>
+      </w:r>
+      <w:r>
+        <w:rPr>
+          <w:rFonts w:asciiTheme="minorHAnsi" w:hAnsiTheme="minorHAnsi"/>
+          <w:sz w:val="24"/>
+          <w:szCs w:val="24"/>
+          <w:lang w:eastAsia="en-US"/>
+        </w:rPr>
+        <w:t xml:space="preserve"> l’électronique de la balance</w:t>
+      </w:r>
+      <w:r>
+        <w:rPr>
+          <w:rFonts w:asciiTheme="minorHAnsi" w:hAnsiTheme="minorHAnsi"/>
+          <w:sz w:val="24"/>
+          <w:szCs w:val="24"/>
+          <w:lang w:eastAsia="en-US"/>
+        </w:rPr>
+        <w:t xml:space="preserve"> </w:t>
+      </w:r>
+      <w:r>
+        <w:rPr>
+          <w:rFonts w:asciiTheme="minorHAnsi" w:hAnsiTheme="minorHAnsi"/>
+          <w:sz w:val="24"/>
+          <w:szCs w:val="24"/>
+          <w:lang w:eastAsia="en-US"/>
+        </w:rPr>
+        <w:t>et Thomas</w:t>
+      </w:r>
+      <w:r>
+        <w:rPr>
+          <w:rFonts w:asciiTheme="minorHAnsi" w:hAnsiTheme="minorHAnsi"/>
+          <w:sz w:val="24"/>
+          <w:szCs w:val="24"/>
+          <w:lang w:eastAsia="en-US"/>
+        </w:rPr>
+        <w:t xml:space="preserve"> </w:t>
+      </w:r>
+      <w:r>
+        <w:rPr>
+          <w:rFonts w:asciiTheme="minorHAnsi" w:hAnsiTheme="minorHAnsi"/>
+          <w:sz w:val="24"/>
+          <w:szCs w:val="24"/>
+          <w:lang w:eastAsia="en-US"/>
+        </w:rPr>
+        <w:t>a travaill</w:t>
+      </w:r>
+      <w:r>
+        <w:rPr>
+          <w:rFonts w:asciiTheme="minorHAnsi" w:hAnsiTheme="minorHAnsi"/>
+          <w:sz w:val="24"/>
+          <w:szCs w:val="24"/>
+          <w:lang w:eastAsia="en-US"/>
+        </w:rPr>
+        <w:t xml:space="preserve">é </w:t>
+      </w:r>
+      <w:r>
+        <w:rPr>
+          <w:rFonts w:asciiTheme="minorHAnsi" w:hAnsiTheme="minorHAnsi"/>
+          <w:sz w:val="24"/>
+          <w:szCs w:val="24"/>
+          <w:lang w:eastAsia="en-US"/>
+        </w:rPr>
+        <w:t xml:space="preserve">sur </w:t>
+      </w:r>
+      <w:r>
+        <w:rPr>
+          <w:rFonts w:asciiTheme="minorHAnsi" w:hAnsiTheme="minorHAnsi"/>
+          <w:sz w:val="24"/>
+          <w:szCs w:val="24"/>
+          <w:lang w:eastAsia="en-US"/>
+        </w:rPr>
+        <w:t xml:space="preserve">l’UART, La membrane tactile, </w:t>
+      </w:r>
+      <w:r>
+        <w:rPr>
+          <w:rFonts w:asciiTheme="minorHAnsi" w:hAnsiTheme="minorHAnsi"/>
+          <w:sz w:val="24"/>
+          <w:szCs w:val="24"/>
+          <w:lang w:eastAsia="en-US"/>
+        </w:rPr>
+        <w:t>l’électronique du clavier et son</w:t>
+      </w:r>
+      <w:r>
+        <w:rPr>
+          <w:rFonts w:asciiTheme="minorHAnsi" w:hAnsiTheme="minorHAnsi"/>
+          <w:sz w:val="24"/>
+          <w:szCs w:val="24"/>
+          <w:lang w:eastAsia="en-US"/>
+        </w:rPr>
+        <w:t xml:space="preserve"> </w:t>
+      </w:r>
+      <w:r>
+        <w:rPr>
+          <w:rFonts w:asciiTheme="minorHAnsi" w:hAnsiTheme="minorHAnsi"/>
+          <w:sz w:val="24"/>
+          <w:szCs w:val="24"/>
+          <w:lang w:eastAsia="en-US"/>
+        </w:rPr>
+        <w:t>programme avec l’I2C pour le lire</w:t>
+      </w:r>
+      <w:r>
+        <w:rPr>
+          <w:rFonts w:asciiTheme="minorHAnsi" w:hAnsiTheme="minorHAnsi"/>
+          <w:sz w:val="24"/>
+          <w:szCs w:val="24"/>
+          <w:lang w:eastAsia="en-US"/>
+        </w:rPr>
+        <w:t xml:space="preserve">. </w:t>
+      </w:r>
+      <w:r>
+        <w:rPr>
+          <w:rFonts w:asciiTheme="minorHAnsi" w:hAnsiTheme="minorHAnsi"/>
+          <w:sz w:val="24"/>
+          <w:szCs w:val="24"/>
+          <w:lang w:eastAsia="en-US"/>
+        </w:rPr>
+        <w:t>Chaque personne</w:t>
+      </w:r>
+      <w:r>
+        <w:rPr>
+          <w:rFonts w:asciiTheme="minorHAnsi" w:hAnsiTheme="minorHAnsi"/>
+          <w:sz w:val="24"/>
+          <w:szCs w:val="24"/>
+          <w:lang w:eastAsia="en-US"/>
+        </w:rPr>
+        <w:t xml:space="preserve"> </w:t>
+      </w:r>
+      <w:r>
+        <w:rPr>
+          <w:rFonts w:asciiTheme="minorHAnsi" w:hAnsiTheme="minorHAnsi"/>
+          <w:sz w:val="24"/>
+          <w:szCs w:val="24"/>
+          <w:lang w:eastAsia="en-US"/>
+        </w:rPr>
+        <w:t>à</w:t>
+      </w:r>
+      <w:r>
+        <w:rPr>
+          <w:rFonts w:asciiTheme="minorHAnsi" w:hAnsiTheme="minorHAnsi"/>
+          <w:sz w:val="24"/>
+          <w:szCs w:val="24"/>
+          <w:lang w:eastAsia="en-US"/>
+        </w:rPr>
+        <w:t xml:space="preserve"> travailler sur les programmes pour </w:t>
+      </w:r>
+      <w:r>
+        <w:rPr>
+          <w:rFonts w:asciiTheme="minorHAnsi" w:hAnsiTheme="minorHAnsi"/>
+          <w:sz w:val="24"/>
+          <w:szCs w:val="24"/>
+          <w:lang w:eastAsia="en-US"/>
+        </w:rPr>
+        <w:t xml:space="preserve">les </w:t>
+      </w:r>
+      <w:r>
+        <w:rPr>
+          <w:rFonts w:asciiTheme="minorHAnsi" w:hAnsiTheme="minorHAnsi"/>
+          <w:sz w:val="24"/>
+          <w:szCs w:val="24"/>
+          <w:lang w:eastAsia="en-US"/>
+        </w:rPr>
+        <w:t xml:space="preserve">comprendre et </w:t>
+      </w:r>
+      <w:r>
+        <w:rPr>
+          <w:rFonts w:asciiTheme="minorHAnsi" w:hAnsiTheme="minorHAnsi"/>
+          <w:sz w:val="24"/>
+          <w:szCs w:val="24"/>
+          <w:lang w:eastAsia="en-US"/>
+        </w:rPr>
+        <w:t xml:space="preserve">les </w:t>
+      </w:r>
+      <w:r>
+        <w:rPr>
+          <w:rFonts w:asciiTheme="minorHAnsi" w:hAnsiTheme="minorHAnsi"/>
+          <w:sz w:val="24"/>
+          <w:szCs w:val="24"/>
+          <w:lang w:eastAsia="en-US"/>
+        </w:rPr>
+        <w:t>améliore</w:t>
+      </w:r>
+      <w:r>
+        <w:rPr>
+          <w:rFonts w:asciiTheme="minorHAnsi" w:hAnsiTheme="minorHAnsi"/>
+          <w:sz w:val="24"/>
+          <w:szCs w:val="24"/>
+          <w:lang w:eastAsia="en-US"/>
+        </w:rPr>
+        <w:t>r</w:t>
+      </w:r>
+      <w:r>
+        <w:rPr>
+          <w:rFonts w:asciiTheme="minorHAnsi" w:hAnsiTheme="minorHAnsi"/>
+          <w:sz w:val="24"/>
+          <w:szCs w:val="24"/>
+          <w:lang w:eastAsia="en-US"/>
+        </w:rPr>
+        <w:t xml:space="preserve"> </w:t>
+      </w:r>
+      <w:r>
+        <w:rPr>
+          <w:rFonts w:asciiTheme="minorHAnsi" w:hAnsiTheme="minorHAnsi"/>
+          <w:sz w:val="24"/>
+          <w:szCs w:val="24"/>
+          <w:lang w:eastAsia="en-US"/>
+        </w:rPr>
+        <w:t xml:space="preserve">alors rien n’est vraiment </w:t>
+      </w:r>
+      <w:r>
+        <w:rPr>
+          <w:rFonts w:asciiTheme="minorHAnsi" w:hAnsiTheme="minorHAnsi"/>
+          <w:sz w:val="24"/>
+          <w:szCs w:val="24"/>
+          <w:lang w:eastAsia="en-US"/>
+        </w:rPr>
+        <w:t xml:space="preserve">unique </w:t>
+      </w:r>
+      <w:r>
+        <w:rPr>
+          <w:rFonts w:asciiTheme="minorHAnsi" w:hAnsiTheme="minorHAnsi"/>
+          <w:sz w:val="24"/>
+          <w:szCs w:val="24"/>
+          <w:lang w:eastAsia="en-US"/>
+        </w:rPr>
+        <w:t xml:space="preserve">à </w:t>
+      </w:r>
+      <w:r>
+        <w:rPr>
+          <w:rFonts w:asciiTheme="minorHAnsi" w:hAnsiTheme="minorHAnsi"/>
+          <w:sz w:val="24"/>
+          <w:szCs w:val="24"/>
+          <w:lang w:eastAsia="en-US"/>
+        </w:rPr>
+        <w:t>une personne</w:t>
+      </w:r>
+      <w:r>
+        <w:rPr>
+          <w:rFonts w:asciiTheme="minorHAnsi" w:hAnsiTheme="minorHAnsi"/>
+          <w:sz w:val="24"/>
+          <w:szCs w:val="24"/>
+          <w:lang w:eastAsia="en-US"/>
+        </w:rPr>
+        <w:t xml:space="preserve">. </w:t>
       </w:r>
     </w:p>
     <w:p>
@@ -2632,63 +2199,2015 @@
         <w:ind w:left="0"/>
       </w:pPr>
       <w:r>
-        <w:t>Le mode semi-auto, nous permet de rentrer des coordonnés entre -40 et 40 x et y et pour z , entre 5 et 20. Ces coordonné sons sont des unités de mesure en centimètre. Lorsque les 3 axe ont été rentera avec le clavier Mx, le robot vas ce déplacer au coordonné demandé.</w:t>
-      </w:r>
-      <w:r>
+        <w:rPr>
+          <w:noProof/>
+        </w:rPr>
+        <w:drawing>
+          <wp:inline distT="0" distB="0" distL="0" distR="0" wp14:anchorId="075A308B" wp14:editId="6EBE2096">
+            <wp:extent cx="5887720" cy="4625340"/>
+            <wp:effectExtent l="0" t="0" r="0" b="3810"/>
+            <wp:docPr id="1704548614" name="Image 2" descr="Une image contenant Ingénierie électronique, Composant de circuit, Composant électronique, Appareils électroniques&#10;&#10;Le contenu généré par l’IA peut être incorrect."/>
+            <wp:cNvGraphicFramePr>
+              <a:graphicFrameLocks xmlns:a="http://schemas.openxmlformats.org/drawingml/2006/main" noChangeAspect="1"/>
+            </wp:cNvGraphicFramePr>
+            <a:graphic xmlns:a="http://schemas.openxmlformats.org/drawingml/2006/main">
+              <a:graphicData uri="http://schemas.openxmlformats.org/drawingml/2006/picture">
+                <pic:pic xmlns:pic="http://schemas.openxmlformats.org/drawingml/2006/picture">
+                  <pic:nvPicPr>
+                    <pic:cNvPr id="1704548614" name="Image 2" descr="Une image contenant Ingénierie électronique, Composant de circuit, Composant électronique, Appareils électroniques&#10;&#10;Le contenu généré par l’IA peut être incorrect."/>
+                    <pic:cNvPicPr>
+                      <a:picLocks noChangeAspect="1" noChangeArrowheads="1"/>
+                    </pic:cNvPicPr>
+                  </pic:nvPicPr>
+                  <pic:blipFill>
+                    <a:blip r:embed="rId15">
+                      <a:extLst>
+                        <a:ext uri="{28A0092B-C50C-407E-A947-70E740481C1C}">
+                          <a14:useLocalDpi xmlns:a14="http://schemas.microsoft.com/office/drawing/2010/main" val="0"/>
+                        </a:ext>
+                      </a:extLst>
+                    </a:blip>
+                    <a:srcRect/>
+                    <a:stretch>
+                      <a:fillRect/>
+                    </a:stretch>
+                  </pic:blipFill>
+                  <pic:spPr bwMode="auto">
+                    <a:xfrm>
+                      <a:off x="0" y="0"/>
+                      <a:ext cx="5901522" cy="4636183"/>
+                    </a:xfrm>
+                    <a:prstGeom prst="rect">
+                      <a:avLst/>
+                    </a:prstGeom>
+                    <a:noFill/>
+                    <a:ln>
+                      <a:noFill/>
+                    </a:ln>
+                  </pic:spPr>
+                </pic:pic>
+              </a:graphicData>
+            </a:graphic>
+          </wp:inline>
+        </w:drawing>
+      </w:r>
+    </w:p>
+    <w:p>
+      <w:pPr>
+        <w:ind w:left="0"/>
+        <w:rPr>
+          <w:lang w:eastAsia="en-US"/>
+        </w:rPr>
+      </w:pPr>
+      <w:r>
+        <w:rPr>
+          <w:noProof/>
+        </w:rPr>
+        <w:lastRenderedPageBreak/>
+        <w:drawing>
+          <wp:inline distT="0" distB="0" distL="0" distR="0" wp14:anchorId="64857CA1" wp14:editId="518A1856">
+            <wp:extent cx="5486400" cy="4350385"/>
+            <wp:effectExtent l="0" t="0" r="0" b="0"/>
+            <wp:docPr id="1981496107" name="Image 3" descr="Une image contenant Ingénierie électronique, fils électriques, câble, outil&#10;&#10;Le contenu généré par l’IA peut être incorrect."/>
+            <wp:cNvGraphicFramePr>
+              <a:graphicFrameLocks xmlns:a="http://schemas.openxmlformats.org/drawingml/2006/main" noChangeAspect="1"/>
+            </wp:cNvGraphicFramePr>
+            <a:graphic xmlns:a="http://schemas.openxmlformats.org/drawingml/2006/main">
+              <a:graphicData uri="http://schemas.openxmlformats.org/drawingml/2006/picture">
+                <pic:pic xmlns:pic="http://schemas.openxmlformats.org/drawingml/2006/picture">
+                  <pic:nvPicPr>
+                    <pic:cNvPr id="1981496107" name="Image 3" descr="Une image contenant Ingénierie électronique, fils électriques, câble, outil&#10;&#10;Le contenu généré par l’IA peut être incorrect."/>
+                    <pic:cNvPicPr>
+                      <a:picLocks noChangeAspect="1" noChangeArrowheads="1"/>
+                    </pic:cNvPicPr>
+                  </pic:nvPicPr>
+                  <pic:blipFill>
+                    <a:blip r:embed="rId16">
+                      <a:extLst>
+                        <a:ext uri="{28A0092B-C50C-407E-A947-70E740481C1C}">
+                          <a14:useLocalDpi xmlns:a14="http://schemas.microsoft.com/office/drawing/2010/main" val="0"/>
+                        </a:ext>
+                      </a:extLst>
+                    </a:blip>
+                    <a:srcRect/>
+                    <a:stretch>
+                      <a:fillRect/>
+                    </a:stretch>
+                  </pic:blipFill>
+                  <pic:spPr bwMode="auto">
+                    <a:xfrm>
+                      <a:off x="0" y="0"/>
+                      <a:ext cx="5486400" cy="4350385"/>
+                    </a:xfrm>
+                    <a:prstGeom prst="rect">
+                      <a:avLst/>
+                    </a:prstGeom>
+                    <a:noFill/>
+                    <a:ln>
+                      <a:noFill/>
+                    </a:ln>
+                  </pic:spPr>
+                </pic:pic>
+              </a:graphicData>
+            </a:graphic>
+          </wp:inline>
+        </w:drawing>
+      </w:r>
+    </w:p>
+    <w:p>
+      <w:pPr>
+        <w:pStyle w:val="Sous-titre"/>
+        <w:ind w:left="0"/>
+      </w:pPr>
+      <w:r>
+        <w:t>Fonctions et Variables</w:t>
+      </w:r>
+    </w:p>
+    <w:p>
+      <w:pPr>
+        <w:pStyle w:val="Paragraphedeliste"/>
+        <w:numPr>
+          <w:ilvl w:val="0"/>
+          <w:numId w:val="26"/>
+        </w:numPr>
+        <w:ind w:left="360"/>
+      </w:pPr>
+      <w:r>
+        <w:rPr>
+          <w:b/>
+          <w:bCs/>
+        </w:rPr>
+        <w:t>ADC:</w:t>
+      </w:r>
+      <w:r>
+        <w:rPr>
+          <w:b/>
+          <w:bCs/>
+        </w:rPr>
         <w:br/>
-        <w:t xml:space="preserve">finalement, il a le mode automatique. Ce mode attend qu’un poids sois déposé sur le tableau et lorsque celle-ci et fait, le bras prend le cylindre et le dépose sur la balance. Lorsqu’il a eu une mesure claire, le robot vas ensuite aller le placer </w:t>
-      </w:r>
-      <w:proofErr w:type="spellStart"/>
-      <w:r>
-        <w:t>a</w:t>
-      </w:r>
-      <w:proofErr w:type="spellEnd"/>
-      <w:r>
-        <w:t xml:space="preserve"> sa case dédiée. Après avoir fait tous ces séquences le rebot retourne </w:t>
-      </w:r>
-      <w:proofErr w:type="spellStart"/>
-      <w:r>
-        <w:t>a</w:t>
-      </w:r>
-      <w:proofErr w:type="spellEnd"/>
-      <w:r>
-        <w:t xml:space="preserve"> sa position de départ.</w:t>
-      </w:r>
-      <w:r>
+      </w:r>
+      <w:r>
+        <w:rPr>
+          <w:b/>
+          <w:bCs/>
+        </w:rPr>
+        <w:t>Fonctions</w:t>
+      </w:r>
+    </w:p>
+    <w:p>
+      <w:pPr>
+        <w:pStyle w:val="Paragraphedeliste"/>
+        <w:numPr>
+          <w:ilvl w:val="1"/>
+          <w:numId w:val="26"/>
+        </w:numPr>
+        <w:ind w:left="1080"/>
+      </w:pPr>
+      <w:r>
+        <w:t xml:space="preserve">uint16_t ADC_Read_Balance(void); </w:t>
+      </w:r>
+    </w:p>
+    <w:p>
+      <w:pPr>
+        <w:pStyle w:val="Paragraphedeliste"/>
+        <w:numPr>
+          <w:ilvl w:val="1"/>
+          <w:numId w:val="26"/>
+        </w:numPr>
+        <w:ind w:left="1080"/>
+      </w:pPr>
+      <w:r>
+        <w:t>uint16_t ADC_Read_Pince(void);</w:t>
+      </w:r>
+    </w:p>
+    <w:p>
+      <w:pPr>
+        <w:pStyle w:val="Paragraphedeliste"/>
+        <w:ind w:left="1080"/>
+      </w:pPr>
+    </w:p>
+    <w:p>
+      <w:pPr>
+        <w:pStyle w:val="Paragraphedeliste"/>
+        <w:numPr>
+          <w:ilvl w:val="0"/>
+          <w:numId w:val="26"/>
+        </w:numPr>
+        <w:ind w:left="360"/>
+      </w:pPr>
+      <w:r>
+        <w:rPr>
+          <w:b/>
+          <w:bCs/>
+        </w:rPr>
+        <w:t>ARM_LOGIC:</w:t>
+      </w:r>
+      <w:r>
+        <w:rPr>
+          <w:b/>
+          <w:bCs/>
+        </w:rPr>
+        <w:tab/>
+      </w:r>
+      <w:r>
+        <w:rPr>
+          <w:b/>
+          <w:bCs/>
+        </w:rPr>
         <w:br/>
       </w:r>
-    </w:p>
+      <w:r>
+        <w:rPr>
+          <w:b/>
+          <w:bCs/>
+        </w:rPr>
+        <w:t>Variables</w:t>
+      </w:r>
+    </w:p>
+    <w:p>
+      <w:pPr>
+        <w:pStyle w:val="Paragraphedeliste"/>
+        <w:numPr>
+          <w:ilvl w:val="1"/>
+          <w:numId w:val="26"/>
+        </w:numPr>
+        <w:ind w:left="1080"/>
+      </w:pPr>
+      <w:r>
+        <w:t xml:space="preserve">extern int Pivots[5]; </w:t>
+      </w:r>
+    </w:p>
+    <w:p>
+      <w:pPr>
+        <w:pStyle w:val="Paragraphedeliste"/>
+        <w:numPr>
+          <w:ilvl w:val="1"/>
+          <w:numId w:val="26"/>
+        </w:numPr>
+        <w:ind w:left="1080"/>
+      </w:pPr>
+      <w:r>
+        <w:t>extern int Out_Pivots[5]</w:t>
+      </w:r>
+      <w:r>
+        <w:t>;</w:t>
+      </w:r>
+    </w:p>
+    <w:p>
+      <w:pPr>
+        <w:ind w:left="-360"/>
+        <w:rPr>
+          <w:lang w:val="en-CA"/>
+        </w:rPr>
+      </w:pPr>
+      <w:r>
+        <w:rPr>
+          <w:b/>
+          <w:lang w:val="en-CA"/>
+        </w:rPr>
+        <w:t xml:space="preserve"> </w:t>
+      </w:r>
+      <w:r>
+        <w:rPr>
+          <w:b/>
+          <w:bCs/>
+          <w:lang w:val="en-CA"/>
+        </w:rPr>
+        <w:t xml:space="preserve">        </w:t>
+      </w:r>
+      <w:r>
+        <w:rPr>
+          <w:b/>
+          <w:lang w:val="en-CA"/>
+        </w:rPr>
+        <w:t xml:space="preserve">  </w:t>
+      </w:r>
+      <w:r>
+        <w:rPr>
+          <w:b/>
+          <w:lang w:val="en-CA"/>
+        </w:rPr>
+        <w:t>Fonctions</w:t>
+      </w:r>
+    </w:p>
+    <w:p>
+      <w:pPr>
+        <w:pStyle w:val="Paragraphedeliste"/>
+        <w:numPr>
+          <w:ilvl w:val="1"/>
+          <w:numId w:val="26"/>
+        </w:numPr>
+        <w:ind w:left="1080"/>
+        <w:rPr>
+          <w:lang w:val="en-CA"/>
+        </w:rPr>
+      </w:pPr>
+      <w:r>
+        <w:rPr>
+          <w:lang w:val="en-CA"/>
+        </w:rPr>
+        <w:t xml:space="preserve">int ARM_LOGIC(int x_coord, int y_coord, int z_coord, bool hand_inst,    int *Out_Pivots); </w:t>
+      </w:r>
+    </w:p>
+    <w:p>
+      <w:pPr>
+        <w:pStyle w:val="Paragraphedeliste"/>
+        <w:numPr>
+          <w:ilvl w:val="1"/>
+          <w:numId w:val="26"/>
+        </w:numPr>
+        <w:ind w:left="1080"/>
+        <w:rPr>
+          <w:lang w:val="en-CA"/>
+        </w:rPr>
+      </w:pPr>
+      <w:r>
+        <w:rPr>
+          <w:lang w:val="en-CA"/>
+        </w:rPr>
+        <w:t xml:space="preserve">int pwm_to_deg(int pwm, int deg0, int deg205); </w:t>
+      </w:r>
+    </w:p>
+    <w:p>
+      <w:pPr>
+        <w:pStyle w:val="Paragraphedeliste"/>
+        <w:numPr>
+          <w:ilvl w:val="1"/>
+          <w:numId w:val="26"/>
+        </w:numPr>
+        <w:ind w:left="1080"/>
+        <w:rPr>
+          <w:lang w:val="en-CA"/>
+        </w:rPr>
+      </w:pPr>
+      <w:r>
+        <w:t xml:space="preserve">int  ARM_ROTATIONS(int *Pivots); </w:t>
+      </w:r>
+    </w:p>
+    <w:p>
+      <w:pPr>
+        <w:pStyle w:val="Paragraphedeliste"/>
+        <w:numPr>
+          <w:ilvl w:val="1"/>
+          <w:numId w:val="26"/>
+        </w:numPr>
+        <w:ind w:left="1080"/>
+        <w:rPr>
+          <w:lang w:val="en-CA"/>
+        </w:rPr>
+      </w:pPr>
+      <w:r>
+        <w:t xml:space="preserve">void BASE_ROTATION(int *Pivots); </w:t>
+      </w:r>
+    </w:p>
+    <w:p>
+      <w:pPr>
+        <w:pStyle w:val="Paragraphedeliste"/>
+        <w:numPr>
+          <w:ilvl w:val="1"/>
+          <w:numId w:val="26"/>
+        </w:numPr>
+        <w:ind w:left="1080"/>
+        <w:rPr>
+          <w:lang w:val="en-CA"/>
+        </w:rPr>
+      </w:pPr>
+      <w:r>
+        <w:rPr>
+          <w:lang w:val="en-CA"/>
+        </w:rPr>
+        <w:t xml:space="preserve">void WRIST_ANGLE(int *Pivots); </w:t>
+      </w:r>
+    </w:p>
+    <w:p>
+      <w:pPr>
+        <w:pStyle w:val="Paragraphedeliste"/>
+        <w:numPr>
+          <w:ilvl w:val="1"/>
+          <w:numId w:val="26"/>
+        </w:numPr>
+        <w:ind w:left="1080"/>
+        <w:rPr>
+          <w:lang w:val="en-CA"/>
+        </w:rPr>
+      </w:pPr>
+      <w:r>
+        <w:rPr>
+          <w:lang w:val="en-CA"/>
+        </w:rPr>
+        <w:lastRenderedPageBreak/>
+        <w:t xml:space="preserve">void PIV_TRANSLATE(int *Pivots, int *Out_Pivots); </w:t>
+      </w:r>
+    </w:p>
+    <w:p>
+      <w:pPr>
+        <w:pStyle w:val="Paragraphedeliste"/>
+        <w:numPr>
+          <w:ilvl w:val="1"/>
+          <w:numId w:val="26"/>
+        </w:numPr>
+        <w:ind w:left="1080"/>
+        <w:rPr>
+          <w:lang w:val="en-CA"/>
+        </w:rPr>
+      </w:pPr>
+      <w:r>
+        <w:t xml:space="preserve">void ESTIMATE_DELAY(void); </w:t>
+      </w:r>
+    </w:p>
+    <w:p>
+      <w:pPr>
+        <w:pStyle w:val="Paragraphedeliste"/>
+        <w:numPr>
+          <w:ilvl w:val="1"/>
+          <w:numId w:val="26"/>
+        </w:numPr>
+        <w:ind w:left="1080"/>
+        <w:rPr>
+          <w:lang w:val="en-CA"/>
+        </w:rPr>
+      </w:pPr>
+      <w:r>
+        <w:rPr>
+          <w:lang w:val="en-CA"/>
+        </w:rPr>
+        <w:t xml:space="preserve">void HAND_CONTROL(int *Out_Pivots, bool hand_state); </w:t>
+      </w:r>
+    </w:p>
+    <w:p>
+      <w:pPr>
+        <w:pStyle w:val="Paragraphedeliste"/>
+        <w:numPr>
+          <w:ilvl w:val="1"/>
+          <w:numId w:val="26"/>
+        </w:numPr>
+        <w:ind w:left="1080"/>
+        <w:rPr>
+          <w:lang w:val="en-CA"/>
+        </w:rPr>
+      </w:pPr>
+      <w:r>
+        <w:rPr>
+          <w:lang w:val="en-CA"/>
+        </w:rPr>
+        <w:t>bool VERIFY_PIVOTS(int *Out_Pivots);</w:t>
+      </w:r>
+    </w:p>
+    <w:p>
+      <w:pPr>
+        <w:rPr>
+          <w:lang w:val="en-CA"/>
+        </w:rPr>
+      </w:pPr>
+    </w:p>
+    <w:p>
+      <w:pPr>
+        <w:pStyle w:val="Paragraphedeliste"/>
+        <w:numPr>
+          <w:ilvl w:val="0"/>
+          <w:numId w:val="10"/>
+        </w:numPr>
+        <w:ind w:left="360"/>
+      </w:pPr>
+      <w:r>
+        <w:rPr>
+          <w:b/>
+          <w:bCs/>
+        </w:rPr>
+        <w:t xml:space="preserve">AUTOMANU: </w:t>
+      </w:r>
+    </w:p>
+    <w:p>
+      <w:pPr>
+        <w:pStyle w:val="Paragraphedeliste"/>
+        <w:ind w:left="360"/>
+      </w:pPr>
+      <w:r>
+        <w:rPr>
+          <w:b/>
+          <w:bCs/>
+        </w:rPr>
+        <w:t>Fonctions</w:t>
+      </w:r>
+    </w:p>
+    <w:p>
+      <w:pPr>
+        <w:pStyle w:val="Paragraphedeliste"/>
+        <w:numPr>
+          <w:ilvl w:val="0"/>
+          <w:numId w:val="13"/>
+        </w:numPr>
+        <w:ind w:left="960"/>
+      </w:pPr>
+      <w:r>
+        <w:t>uint16_t Automanu_mode(void);</w:t>
+      </w:r>
+    </w:p>
+    <w:p>
+      <w:pPr>
+        <w:pStyle w:val="Paragraphedeliste"/>
+        <w:ind w:left="960"/>
+      </w:pPr>
+    </w:p>
+    <w:p>
+      <w:pPr>
+        <w:pStyle w:val="Paragraphedeliste"/>
+        <w:numPr>
+          <w:ilvl w:val="0"/>
+          <w:numId w:val="10"/>
+        </w:numPr>
+        <w:ind w:left="360"/>
+      </w:pPr>
+      <w:r>
+        <w:rPr>
+          <w:b/>
+          <w:bCs/>
+        </w:rPr>
+        <w:t xml:space="preserve">GUI: </w:t>
+      </w:r>
+    </w:p>
+    <w:p>
+      <w:pPr>
+        <w:pStyle w:val="Paragraphedeliste"/>
+        <w:ind w:left="360"/>
+      </w:pPr>
+      <w:r>
+        <w:rPr>
+          <w:b/>
+          <w:bCs/>
+        </w:rPr>
+        <w:t>Variables</w:t>
+      </w:r>
+    </w:p>
+    <w:p>
+      <w:pPr>
+        <w:pStyle w:val="Paragraphedeliste"/>
+        <w:numPr>
+          <w:ilvl w:val="0"/>
+          <w:numId w:val="24"/>
+        </w:numPr>
+        <w:ind w:left="966"/>
+      </w:pPr>
+      <w:r>
+        <w:t xml:space="preserve">extern uint8_t up[8]; </w:t>
+      </w:r>
+    </w:p>
+    <w:p>
+      <w:pPr>
+        <w:pStyle w:val="Paragraphedeliste"/>
+        <w:numPr>
+          <w:ilvl w:val="0"/>
+          <w:numId w:val="24"/>
+        </w:numPr>
+        <w:ind w:left="966"/>
+      </w:pPr>
+      <w:r>
+        <w:t xml:space="preserve">extern uint8_t down[8]; </w:t>
+      </w:r>
+    </w:p>
+    <w:p>
+      <w:pPr>
+        <w:pStyle w:val="Paragraphedeliste"/>
+        <w:numPr>
+          <w:ilvl w:val="0"/>
+          <w:numId w:val="24"/>
+        </w:numPr>
+        <w:ind w:left="966"/>
+      </w:pPr>
+      <w:r>
+        <w:t>extern int Out_Pivots[5];</w:t>
+      </w:r>
+    </w:p>
+    <w:p>
+      <w:pPr>
+        <w:ind w:left="0"/>
+        <w:rPr>
+          <w:rFonts w:asciiTheme="minorHAnsi" w:hAnsiTheme="minorHAnsi"/>
+          <w:b/>
+          <w:bCs/>
+        </w:rPr>
+      </w:pPr>
+      <w:r>
+        <w:t xml:space="preserve"> </w:t>
+      </w:r>
+      <w:r>
+        <w:t xml:space="preserve">  </w:t>
+      </w:r>
+      <w:r>
+        <w:t xml:space="preserve">  </w:t>
+      </w:r>
+      <w:r>
+        <w:rPr>
+          <w:rFonts w:asciiTheme="minorHAnsi" w:hAnsiTheme="minorHAnsi"/>
+          <w:b/>
+          <w:bCs/>
+          <w:sz w:val="24"/>
+          <w:szCs w:val="24"/>
+        </w:rPr>
+        <w:t>Fonctions</w:t>
+      </w:r>
+    </w:p>
+    <w:p>
+      <w:pPr>
+        <w:pStyle w:val="Paragraphedeliste"/>
+        <w:numPr>
+          <w:ilvl w:val="0"/>
+          <w:numId w:val="12"/>
+        </w:numPr>
+        <w:ind w:left="966"/>
+      </w:pPr>
+      <w:r>
+        <w:t xml:space="preserve">void GUI_Init(void); </w:t>
+      </w:r>
+    </w:p>
+    <w:p>
+      <w:pPr>
+        <w:pStyle w:val="Paragraphedeliste"/>
+        <w:numPr>
+          <w:ilvl w:val="0"/>
+          <w:numId w:val="12"/>
+        </w:numPr>
+        <w:ind w:left="966"/>
+        <w:rPr>
+          <w:lang w:val="en-CA"/>
+        </w:rPr>
+      </w:pPr>
+      <w:r>
+        <w:rPr>
+          <w:lang w:val="en-CA"/>
+        </w:rPr>
+        <w:t>void Run_GUI(int x_coord, int y_coord, int ctrl_mode, int *Out_Pivots, int adcWeight, int adcPince);</w:t>
+      </w:r>
+    </w:p>
+    <w:p>
+      <w:pPr>
+        <w:pStyle w:val="Paragraphedeliste"/>
+        <w:ind w:left="966"/>
+        <w:rPr>
+          <w:lang w:val="en-CA"/>
+        </w:rPr>
+      </w:pPr>
+    </w:p>
+    <w:p>
+      <w:pPr>
+        <w:pStyle w:val="Paragraphedeliste"/>
+        <w:numPr>
+          <w:ilvl w:val="0"/>
+          <w:numId w:val="10"/>
+        </w:numPr>
+        <w:ind w:left="360"/>
+      </w:pPr>
+      <w:r>
+        <w:rPr>
+          <w:b/>
+          <w:bCs/>
+        </w:rPr>
+        <w:t xml:space="preserve">I2C: </w:t>
+      </w:r>
+    </w:p>
+    <w:p>
+      <w:pPr>
+        <w:pStyle w:val="Paragraphedeliste"/>
+        <w:ind w:left="360"/>
+      </w:pPr>
+      <w:r>
+        <w:rPr>
+          <w:b/>
+          <w:bCs/>
+        </w:rPr>
+        <w:t>Fonctions</w:t>
+      </w:r>
+    </w:p>
+    <w:p>
+      <w:pPr>
+        <w:pStyle w:val="Paragraphedeliste"/>
+        <w:numPr>
+          <w:ilvl w:val="0"/>
+          <w:numId w:val="16"/>
+        </w:numPr>
+        <w:ind w:left="1080"/>
+      </w:pPr>
+      <w:r>
+        <w:t>uint8_t Lire_I2C(void);</w:t>
+      </w:r>
+    </w:p>
+    <w:p>
+      <w:pPr>
+        <w:pStyle w:val="Paragraphedeliste"/>
+        <w:numPr>
+          <w:ilvl w:val="0"/>
+          <w:numId w:val="16"/>
+        </w:numPr>
+        <w:ind w:left="1080"/>
+      </w:pPr>
+      <w:r>
+        <w:t>void Ecrire_I2C(uint8_t value);</w:t>
+      </w:r>
+    </w:p>
+    <w:p>
+      <w:pPr>
+        <w:pStyle w:val="Paragraphedeliste"/>
+        <w:ind w:left="1080"/>
+      </w:pPr>
+    </w:p>
+    <w:p>
+      <w:pPr>
+        <w:pStyle w:val="Paragraphedeliste"/>
+        <w:numPr>
+          <w:ilvl w:val="0"/>
+          <w:numId w:val="10"/>
+        </w:numPr>
+        <w:ind w:left="360"/>
+      </w:pPr>
+      <w:r>
+        <w:rPr>
+          <w:b/>
+          <w:bCs/>
+        </w:rPr>
+        <w:t xml:space="preserve">KEYBOARD: </w:t>
+      </w:r>
+    </w:p>
+    <w:p>
+      <w:pPr>
+        <w:pStyle w:val="Paragraphedeliste"/>
+        <w:ind w:left="360"/>
+      </w:pPr>
+      <w:r>
+        <w:rPr>
+          <w:b/>
+          <w:bCs/>
+        </w:rPr>
+        <w:t>Fonctions</w:t>
+      </w:r>
+    </w:p>
+    <w:p>
+      <w:pPr>
+        <w:pStyle w:val="Paragraphedeliste"/>
+        <w:numPr>
+          <w:ilvl w:val="0"/>
+          <w:numId w:val="18"/>
+        </w:numPr>
+        <w:ind w:left="1125"/>
+      </w:pPr>
+      <w:r>
+        <w:t>uint8_t Clavier_MX(void);</w:t>
+      </w:r>
+    </w:p>
+    <w:p>
+      <w:pPr>
+        <w:pStyle w:val="Paragraphedeliste"/>
+        <w:ind w:left="1125"/>
+      </w:pPr>
+    </w:p>
+    <w:p>
+      <w:pPr>
+        <w:pStyle w:val="Paragraphedeliste"/>
+        <w:numPr>
+          <w:ilvl w:val="0"/>
+          <w:numId w:val="10"/>
+        </w:numPr>
+        <w:ind w:left="360"/>
+      </w:pPr>
+      <w:r>
+        <w:rPr>
+          <w:b/>
+          <w:bCs/>
+        </w:rPr>
+        <w:t xml:space="preserve">LCD: </w:t>
+      </w:r>
+    </w:p>
+    <w:p>
+      <w:pPr>
+        <w:pStyle w:val="Paragraphedeliste"/>
+        <w:ind w:left="360"/>
+      </w:pPr>
+      <w:r>
+        <w:rPr>
+          <w:b/>
+          <w:bCs/>
+        </w:rPr>
+        <w:t>Fonctions</w:t>
+      </w:r>
+    </w:p>
+    <w:p>
+      <w:pPr>
+        <w:pStyle w:val="Paragraphedeliste"/>
+        <w:numPr>
+          <w:ilvl w:val="0"/>
+          <w:numId w:val="19"/>
+        </w:numPr>
+        <w:ind w:left="1080"/>
+      </w:pPr>
+      <w:r>
+        <w:t xml:space="preserve">void LCD_Init(void); </w:t>
+      </w:r>
+    </w:p>
+    <w:p>
+      <w:pPr>
+        <w:pStyle w:val="Paragraphedeliste"/>
+        <w:numPr>
+          <w:ilvl w:val="0"/>
+          <w:numId w:val="19"/>
+        </w:numPr>
+        <w:ind w:left="1080"/>
+      </w:pPr>
+      <w:r>
+        <w:t xml:space="preserve">void LCD_Cmd(uint8_t cmd); </w:t>
+      </w:r>
+    </w:p>
+    <w:p>
+      <w:pPr>
+        <w:pStyle w:val="Paragraphedeliste"/>
+        <w:numPr>
+          <w:ilvl w:val="0"/>
+          <w:numId w:val="19"/>
+        </w:numPr>
+        <w:ind w:left="1080"/>
+        <w:rPr>
+          <w:lang w:val="en-CA"/>
+        </w:rPr>
+      </w:pPr>
+      <w:r>
+        <w:rPr>
+          <w:lang w:val="en-CA"/>
+        </w:rPr>
+        <w:t xml:space="preserve">void LCD_Write(uint8_t data); </w:t>
+      </w:r>
+    </w:p>
+    <w:p>
+      <w:pPr>
+        <w:pStyle w:val="Paragraphedeliste"/>
+        <w:numPr>
+          <w:ilvl w:val="0"/>
+          <w:numId w:val="19"/>
+        </w:numPr>
+        <w:ind w:left="1080"/>
+      </w:pPr>
+      <w:r>
+        <w:t xml:space="preserve">void LCD_Print(char *text); </w:t>
+      </w:r>
+    </w:p>
+    <w:p>
+      <w:pPr>
+        <w:pStyle w:val="Paragraphedeliste"/>
+        <w:numPr>
+          <w:ilvl w:val="0"/>
+          <w:numId w:val="19"/>
+        </w:numPr>
+        <w:ind w:left="1080"/>
+      </w:pPr>
+      <w:r>
+        <w:t xml:space="preserve">void LCD_PrintInt(int num); </w:t>
+      </w:r>
+    </w:p>
+    <w:p>
+      <w:pPr>
+        <w:pStyle w:val="Paragraphedeliste"/>
+        <w:numPr>
+          <w:ilvl w:val="0"/>
+          <w:numId w:val="19"/>
+        </w:numPr>
+        <w:ind w:left="1080"/>
+      </w:pPr>
+      <w:r>
+        <w:t xml:space="preserve">void LCD_Clear(void); void LCD_Set(uint8_t col, uint8_t row); </w:t>
+      </w:r>
+    </w:p>
+    <w:p>
+      <w:pPr>
+        <w:pStyle w:val="Paragraphedeliste"/>
+        <w:numPr>
+          <w:ilvl w:val="0"/>
+          <w:numId w:val="19"/>
+        </w:numPr>
+        <w:ind w:left="1080"/>
+      </w:pPr>
+      <w:r>
+        <w:t>void LCD_CreateChar(uint8_t loc, uint8_t map[]);</w:t>
+      </w:r>
+    </w:p>
+    <w:p>
+      <w:pPr>
+        <w:pStyle w:val="Paragraphedeliste"/>
+        <w:ind w:left="1080"/>
+      </w:pPr>
+    </w:p>
+    <w:p>
+      <w:pPr>
+        <w:pStyle w:val="Paragraphedeliste"/>
+        <w:ind w:left="1080"/>
+      </w:pPr>
+    </w:p>
+    <w:p>
+      <w:pPr>
+        <w:pStyle w:val="Paragraphedeliste"/>
+        <w:numPr>
+          <w:ilvl w:val="0"/>
+          <w:numId w:val="10"/>
+        </w:numPr>
+        <w:ind w:left="360"/>
+      </w:pPr>
+      <w:r>
+        <w:rPr>
+          <w:b/>
+          <w:bCs/>
+        </w:rPr>
+        <w:t xml:space="preserve">MEM_TAC: </w:t>
+      </w:r>
+    </w:p>
+    <w:p>
+      <w:pPr>
+        <w:pStyle w:val="Paragraphedeliste"/>
+        <w:ind w:left="360"/>
+      </w:pPr>
+      <w:r>
+        <w:rPr>
+          <w:b/>
+          <w:bCs/>
+        </w:rPr>
+        <w:t>Fonctions</w:t>
+      </w:r>
+    </w:p>
+    <w:p>
+      <w:pPr>
+        <w:pStyle w:val="Paragraphedeliste"/>
+        <w:numPr>
+          <w:ilvl w:val="0"/>
+          <w:numId w:val="21"/>
+        </w:numPr>
+        <w:ind w:left="1080"/>
+        <w:rPr>
+          <w:lang w:val="en-CA"/>
+        </w:rPr>
+      </w:pPr>
+      <w:r>
+        <w:rPr>
+          <w:lang w:val="en-CA"/>
+        </w:rPr>
+        <w:t>typedef struct { float  x; float  y; } Point;</w:t>
+      </w:r>
+    </w:p>
+    <w:p>
+      <w:pPr>
+        <w:pStyle w:val="Paragraphedeliste"/>
+        <w:numPr>
+          <w:ilvl w:val="0"/>
+          <w:numId w:val="20"/>
+        </w:numPr>
+        <w:ind w:left="1080"/>
+      </w:pPr>
+      <w:r>
+        <w:t xml:space="preserve">Point Simple_Tab(uint8_t *data); </w:t>
+      </w:r>
+    </w:p>
+    <w:p>
+      <w:pPr>
+        <w:pStyle w:val="Paragraphedeliste"/>
+        <w:numPr>
+          <w:ilvl w:val="0"/>
+          <w:numId w:val="20"/>
+        </w:numPr>
+        <w:ind w:left="1080"/>
+      </w:pPr>
+      <w:r>
+        <w:t>Point Lire_Tab(uint8_t *coord_Table);</w:t>
+      </w:r>
+    </w:p>
+    <w:p>
+      <w:pPr>
+        <w:pStyle w:val="Paragraphedeliste"/>
+        <w:ind w:left="2250"/>
+      </w:pPr>
+    </w:p>
+    <w:p>
+      <w:pPr>
+        <w:pStyle w:val="Paragraphedeliste"/>
+        <w:numPr>
+          <w:ilvl w:val="0"/>
+          <w:numId w:val="10"/>
+        </w:numPr>
+        <w:ind w:left="360"/>
+      </w:pPr>
+      <w:r>
+        <w:rPr>
+          <w:b/>
+          <w:bCs/>
+        </w:rPr>
+        <w:t>UART_COM:</w:t>
+      </w:r>
+    </w:p>
+    <w:p>
+      <w:pPr>
+        <w:pStyle w:val="Paragraphedeliste"/>
+        <w:ind w:left="360"/>
+      </w:pPr>
+      <w:r>
+        <w:rPr>
+          <w:b/>
+          <w:bCs/>
+        </w:rPr>
+        <w:t>Variables</w:t>
+      </w:r>
+    </w:p>
+    <w:p>
+      <w:pPr>
+        <w:pStyle w:val="Paragraphedeliste"/>
+        <w:numPr>
+          <w:ilvl w:val="0"/>
+          <w:numId w:val="24"/>
+        </w:numPr>
+        <w:ind w:left="966"/>
+      </w:pPr>
+      <w:r>
+        <w:t>extern uint8_t PICs_8Bit[8];</w:t>
+      </w:r>
+    </w:p>
+    <w:p>
+      <w:pPr>
+        <w:ind w:left="0"/>
+        <w:rPr>
+          <w:rFonts w:asciiTheme="minorHAnsi" w:hAnsiTheme="minorHAnsi"/>
+          <w:b/>
+          <w:bCs/>
+        </w:rPr>
+      </w:pPr>
+      <w:r>
+        <w:t xml:space="preserve"> </w:t>
+      </w:r>
+      <w:r>
+        <w:t xml:space="preserve">    </w:t>
+      </w:r>
+      <w:r>
+        <w:rPr>
+          <w:rFonts w:asciiTheme="minorHAnsi" w:hAnsiTheme="minorHAnsi"/>
+          <w:b/>
+          <w:bCs/>
+          <w:sz w:val="24"/>
+          <w:szCs w:val="24"/>
+        </w:rPr>
+        <w:t>Fonctions</w:t>
+      </w:r>
+    </w:p>
+    <w:p>
+      <w:pPr>
+        <w:pStyle w:val="Paragraphedeliste"/>
+        <w:numPr>
+          <w:ilvl w:val="0"/>
+          <w:numId w:val="22"/>
+        </w:numPr>
+        <w:ind w:left="1080"/>
+      </w:pPr>
+      <w:r>
+        <w:t xml:space="preserve">void UART_Send(uint8_t M_0, uint8_t M_1, uint8_t M_2, uint8_t M_3, uint8_t M_4); </w:t>
+      </w:r>
+    </w:p>
+    <w:p>
+      <w:pPr>
+        <w:pStyle w:val="Paragraphedeliste"/>
+        <w:numPr>
+          <w:ilvl w:val="0"/>
+          <w:numId w:val="22"/>
+        </w:numPr>
+        <w:ind w:left="1080"/>
+      </w:pPr>
+      <w:r>
+        <w:t xml:space="preserve">void UART_Com(uint8_t V_TX); </w:t>
+      </w:r>
+    </w:p>
+    <w:p>
+      <w:pPr>
+        <w:pStyle w:val="Paragraphedeliste"/>
+        <w:numPr>
+          <w:ilvl w:val="0"/>
+          <w:numId w:val="22"/>
+        </w:numPr>
+        <w:ind w:left="1080"/>
+      </w:pPr>
+      <w:r>
+        <w:t xml:space="preserve">uint8_t* UART_Receive(void);  </w:t>
+      </w:r>
+    </w:p>
+    <w:p>
+      <w:pPr>
+        <w:pStyle w:val="Paragraphedeliste"/>
+        <w:numPr>
+          <w:ilvl w:val="0"/>
+          <w:numId w:val="22"/>
+        </w:numPr>
+        <w:ind w:left="1080"/>
+      </w:pPr>
+      <w:r>
+        <w:t>uint8_t UART_Read_1bit(void);</w:t>
+      </w:r>
+    </w:p>
+    <w:p/>
+    <w:p/>
     <w:p>
       <w:pPr>
         <w:pStyle w:val="Titre1"/>
       </w:pPr>
-      <w:bookmarkStart w:id="4" w:name="_Toc216103108"/>
+      <w:bookmarkStart w:id="1" w:name="_Toc216952894"/>
+      <w:r>
+        <w:t>Description du Fonctionnement</w:t>
+      </w:r>
+      <w:bookmarkEnd w:id="1"/>
+    </w:p>
+    <w:p>
+      <w:pPr>
+        <w:pStyle w:val="Sous-titre"/>
+        <w:ind w:left="0"/>
+      </w:pPr>
+      <w:r>
+        <w:rPr>
+          <w:noProof/>
+        </w:rPr>
+        <w:drawing>
+          <wp:anchor distT="0" distB="0" distL="114300" distR="114300" simplePos="0" relativeHeight="251658242" behindDoc="0" locked="0" layoutInCell="1" allowOverlap="1" wp14:anchorId="7D14FF07" wp14:editId="7CF6C1E3">
+            <wp:simplePos x="0" y="0"/>
+            <wp:positionH relativeFrom="margin">
+              <wp:align>right</wp:align>
+            </wp:positionH>
+            <wp:positionV relativeFrom="paragraph">
+              <wp:posOffset>347980</wp:posOffset>
+            </wp:positionV>
+            <wp:extent cx="5486400" cy="2931160"/>
+            <wp:effectExtent l="0" t="0" r="0" b="2540"/>
+            <wp:wrapTopAndBottom/>
+            <wp:docPr id="399577923" name="Image 1" descr="Une image contenant texte, diagramme, Plan, Dessin technique&#10;&#10;Le contenu généré par l’IA peut être incorrect."/>
+            <wp:cNvGraphicFramePr>
+              <a:graphicFrameLocks xmlns:a="http://schemas.openxmlformats.org/drawingml/2006/main" noChangeAspect="1"/>
+            </wp:cNvGraphicFramePr>
+            <a:graphic xmlns:a="http://schemas.openxmlformats.org/drawingml/2006/main">
+              <a:graphicData uri="http://schemas.openxmlformats.org/drawingml/2006/picture">
+                <pic:pic xmlns:pic="http://schemas.openxmlformats.org/drawingml/2006/picture">
+                  <pic:nvPicPr>
+                    <pic:cNvPr id="399577923" name="Image 1" descr="Une image contenant texte, diagramme, Plan, Dessin technique&#10;&#10;Le contenu généré par l’IA peut être incorrect."/>
+                    <pic:cNvPicPr/>
+                  </pic:nvPicPr>
+                  <pic:blipFill>
+                    <a:blip r:embed="rId17" cstate="print">
+                      <a:extLst>
+                        <a:ext uri="{28A0092B-C50C-407E-A947-70E740481C1C}">
+                          <a14:useLocalDpi xmlns:a14="http://schemas.microsoft.com/office/drawing/2010/main" val="0"/>
+                        </a:ext>
+                      </a:extLst>
+                    </a:blip>
+                    <a:stretch>
+                      <a:fillRect/>
+                    </a:stretch>
+                  </pic:blipFill>
+                  <pic:spPr>
+                    <a:xfrm>
+                      <a:off x="0" y="0"/>
+                      <a:ext cx="5486400" cy="2931160"/>
+                    </a:xfrm>
+                    <a:prstGeom prst="rect">
+                      <a:avLst/>
+                    </a:prstGeom>
+                  </pic:spPr>
+                </pic:pic>
+              </a:graphicData>
+            </a:graphic>
+          </wp:anchor>
+        </w:drawing>
+      </w:r>
+      <w:r>
+        <w:t>Schéma Bloc</w:t>
+      </w:r>
+    </w:p>
+    <w:p>
+      <w:pPr>
+        <w:rPr>
+          <w:lang w:eastAsia="en-US"/>
+        </w:rPr>
+      </w:pPr>
+    </w:p>
+    <w:p>
+      <w:pPr>
+        <w:rPr>
+          <w:lang w:eastAsia="en-US"/>
+        </w:rPr>
+      </w:pPr>
+    </w:p>
+    <w:p>
+      <w:pPr>
+        <w:rPr>
+          <w:lang w:eastAsia="en-US"/>
+        </w:rPr>
+      </w:pPr>
+    </w:p>
+    <w:p>
+      <w:pPr>
+        <w:rPr>
+          <w:lang w:eastAsia="en-US"/>
+        </w:rPr>
+      </w:pPr>
+    </w:p>
+    <w:p>
+      <w:pPr>
+        <w:rPr>
+          <w:lang w:eastAsia="en-US"/>
+        </w:rPr>
+      </w:pPr>
+    </w:p>
+    <w:p>
+      <w:pPr>
+        <w:pStyle w:val="Sous-titre"/>
+        <w:ind w:left="0"/>
+      </w:pPr>
+      <w:r>
+        <w:t>Description</w:t>
+      </w:r>
+    </w:p>
+    <w:p>
+      <w:pPr>
+        <w:ind w:left="0"/>
+        <w:rPr>
+          <w:rFonts w:asciiTheme="minorHAnsi" w:hAnsiTheme="minorHAnsi"/>
+          <w:noProof/>
+          <w:sz w:val="24"/>
+          <w:szCs w:val="24"/>
+        </w:rPr>
+      </w:pPr>
+      <w:r>
+        <w:rPr>
+          <w:rFonts w:asciiTheme="minorHAnsi" w:hAnsiTheme="minorHAnsi"/>
+          <w:noProof/>
+          <w:sz w:val="24"/>
+          <w:szCs w:val="24"/>
+        </w:rPr>
+        <w:drawing>
+          <wp:anchor distT="0" distB="0" distL="114300" distR="114300" simplePos="0" relativeHeight="251658241" behindDoc="0" locked="0" layoutInCell="1" allowOverlap="1" wp14:anchorId="73D3731A" wp14:editId="2EB8B636">
+            <wp:simplePos x="0" y="0"/>
+            <wp:positionH relativeFrom="column">
+              <wp:posOffset>5080</wp:posOffset>
+            </wp:positionH>
+            <wp:positionV relativeFrom="paragraph">
+              <wp:posOffset>1374140</wp:posOffset>
+            </wp:positionV>
+            <wp:extent cx="5486400" cy="5354955"/>
+            <wp:effectExtent l="0" t="0" r="0" b="0"/>
+            <wp:wrapTopAndBottom/>
+            <wp:docPr id="162852573" name="Image 1" descr="Une image contenant texte, capture d’écran, nombre, Parallèle&#10;&#10;Le contenu généré par l’IA peut être incorrect."/>
+            <wp:cNvGraphicFramePr>
+              <a:graphicFrameLocks xmlns:a="http://schemas.openxmlformats.org/drawingml/2006/main" noChangeAspect="1"/>
+            </wp:cNvGraphicFramePr>
+            <a:graphic xmlns:a="http://schemas.openxmlformats.org/drawingml/2006/main">
+              <a:graphicData uri="http://schemas.openxmlformats.org/drawingml/2006/picture">
+                <pic:pic xmlns:pic="http://schemas.openxmlformats.org/drawingml/2006/picture">
+                  <pic:nvPicPr>
+                    <pic:cNvPr id="162852573" name="Image 1" descr="Une image contenant texte, capture d’écran, nombre, Parallèle&#10;&#10;Le contenu généré par l’IA peut être incorrect."/>
+                    <pic:cNvPicPr/>
+                  </pic:nvPicPr>
+                  <pic:blipFill>
+                    <a:blip r:embed="rId18">
+                      <a:extLst>
+                        <a:ext uri="{28A0092B-C50C-407E-A947-70E740481C1C}">
+                          <a14:useLocalDpi xmlns:a14="http://schemas.microsoft.com/office/drawing/2010/main" val="0"/>
+                        </a:ext>
+                      </a:extLst>
+                    </a:blip>
+                    <a:stretch>
+                      <a:fillRect/>
+                    </a:stretch>
+                  </pic:blipFill>
+                  <pic:spPr>
+                    <a:xfrm>
+                      <a:off x="0" y="0"/>
+                      <a:ext cx="5486400" cy="5354955"/>
+                    </a:xfrm>
+                    <a:prstGeom prst="rect">
+                      <a:avLst/>
+                    </a:prstGeom>
+                  </pic:spPr>
+                </pic:pic>
+              </a:graphicData>
+            </a:graphic>
+          </wp:anchor>
+        </w:drawing>
+      </w:r>
+      <w:r>
+        <w:rPr>
+          <w:rFonts w:asciiTheme="minorHAnsi" w:hAnsiTheme="minorHAnsi"/>
+          <w:sz w:val="24"/>
+          <w:szCs w:val="24"/>
+          <w:lang w:eastAsia="en-US"/>
+        </w:rPr>
+        <w:t>Nous avons utilisé plusieurs logiciels pour réaliser le projet : STM32CubeMX, STM32CubeIDE, Visual Studio, ChatGPT, ST-Link Utility et Excel.</w:t>
+      </w:r>
+      <w:r>
+        <w:rPr>
+          <w:rFonts w:asciiTheme="minorHAnsi" w:hAnsiTheme="minorHAnsi"/>
+          <w:sz w:val="24"/>
+          <w:szCs w:val="24"/>
+          <w:lang w:eastAsia="en-US"/>
+        </w:rPr>
+        <w:br/>
+        <w:t>Pour programmer le robot, nous avons dû travailler avec différents outils : CubeMX pour configurer les pins, CubeIDE et Visual Studio pour la programmation, et parfois nous avons eu besoin d’aide d’une intelligence artificielle. Nous avons aussi utilisé Excel afin de créer un tableau des angles de chaque pivot en PWM, pour ensuite les convertir en angles radians.</w:t>
+      </w:r>
+    </w:p>
+    <w:p>
+      <w:pPr>
+        <w:ind w:left="708"/>
+        <w:rPr>
+          <w:rFonts w:asciiTheme="minorHAnsi" w:hAnsiTheme="minorHAnsi"/>
+          <w:sz w:val="24"/>
+          <w:szCs w:val="24"/>
+        </w:rPr>
+      </w:pPr>
+    </w:p>
+    <w:p>
+      <w:pPr>
+        <w:ind w:left="708"/>
+        <w:rPr>
+          <w:rFonts w:asciiTheme="minorHAnsi" w:hAnsiTheme="minorHAnsi"/>
+          <w:sz w:val="24"/>
+          <w:szCs w:val="24"/>
+        </w:rPr>
+      </w:pPr>
+    </w:p>
+    <w:p>
+      <w:pPr>
+        <w:ind w:left="708"/>
+        <w:rPr>
+          <w:rFonts w:asciiTheme="minorHAnsi" w:hAnsiTheme="minorHAnsi"/>
+          <w:sz w:val="24"/>
+          <w:szCs w:val="24"/>
+        </w:rPr>
+      </w:pPr>
+    </w:p>
+    <w:p>
+      <w:pPr>
+        <w:ind w:left="708"/>
+        <w:rPr>
+          <w:rFonts w:asciiTheme="minorHAnsi" w:hAnsiTheme="minorHAnsi"/>
+          <w:sz w:val="24"/>
+          <w:szCs w:val="24"/>
+        </w:rPr>
+      </w:pPr>
+    </w:p>
+    <w:p>
+      <w:pPr>
+        <w:pStyle w:val="Titre1"/>
+      </w:pPr>
+      <w:bookmarkStart w:id="2" w:name="_Toc216952895"/>
+      <w:r>
+        <w:t>Description de l’Utilisation</w:t>
+      </w:r>
+      <w:bookmarkEnd w:id="2"/>
+    </w:p>
+    <w:p>
+      <w:pPr>
+        <w:pStyle w:val="Sous-titre"/>
+        <w:ind w:left="0"/>
+      </w:pPr>
+      <w:r>
+        <w:t>Procédure</w:t>
+      </w:r>
+    </w:p>
+    <w:p>
+      <w:pPr>
+        <w:ind w:left="0"/>
+        <w:rPr>
+          <w:rFonts w:asciiTheme="minorHAnsi" w:hAnsiTheme="minorHAnsi"/>
+          <w:sz w:val="24"/>
+          <w:szCs w:val="24"/>
+        </w:rPr>
+      </w:pPr>
+      <w:r>
+        <w:rPr>
+          <w:rFonts w:asciiTheme="minorHAnsi" w:hAnsiTheme="minorHAnsi"/>
+          <w:sz w:val="24"/>
+          <w:szCs w:val="24"/>
+        </w:rPr>
+        <w:t xml:space="preserve">Notre robot possède trois modes d’utilisation : </w:t>
+      </w:r>
+      <w:r>
+        <w:rPr>
+          <w:rFonts w:asciiTheme="minorHAnsi" w:hAnsiTheme="minorHAnsi"/>
+          <w:b/>
+          <w:bCs/>
+          <w:sz w:val="24"/>
+          <w:szCs w:val="24"/>
+        </w:rPr>
+        <w:t>AUTO</w:t>
+      </w:r>
+      <w:r>
+        <w:rPr>
+          <w:rFonts w:asciiTheme="minorHAnsi" w:hAnsiTheme="minorHAnsi"/>
+          <w:sz w:val="24"/>
+          <w:szCs w:val="24"/>
+        </w:rPr>
+        <w:t xml:space="preserve">, </w:t>
+      </w:r>
+      <w:r>
+        <w:rPr>
+          <w:rFonts w:asciiTheme="minorHAnsi" w:hAnsiTheme="minorHAnsi"/>
+          <w:b/>
+          <w:bCs/>
+          <w:sz w:val="24"/>
+          <w:szCs w:val="24"/>
+        </w:rPr>
+        <w:t>MANUEL</w:t>
+      </w:r>
+      <w:r>
+        <w:rPr>
+          <w:rFonts w:asciiTheme="minorHAnsi" w:hAnsiTheme="minorHAnsi"/>
+          <w:sz w:val="24"/>
+          <w:szCs w:val="24"/>
+        </w:rPr>
+        <w:t xml:space="preserve"> et </w:t>
+      </w:r>
+      <w:r>
+        <w:rPr>
+          <w:rFonts w:asciiTheme="minorHAnsi" w:hAnsiTheme="minorHAnsi"/>
+          <w:b/>
+          <w:bCs/>
+          <w:sz w:val="24"/>
+          <w:szCs w:val="24"/>
+        </w:rPr>
+        <w:t>AUTOMANU</w:t>
+      </w:r>
+      <w:r>
+        <w:rPr>
+          <w:rFonts w:asciiTheme="minorHAnsi" w:hAnsiTheme="minorHAnsi"/>
+          <w:sz w:val="24"/>
+          <w:szCs w:val="24"/>
+        </w:rPr>
+        <w:t>.</w:t>
+      </w:r>
+      <w:r>
+        <w:rPr>
+          <w:rFonts w:asciiTheme="minorHAnsi" w:hAnsiTheme="minorHAnsi"/>
+          <w:sz w:val="24"/>
+          <w:szCs w:val="24"/>
+        </w:rPr>
+        <w:br/>
+        <w:t xml:space="preserve">Le mode </w:t>
+      </w:r>
+      <w:r>
+        <w:rPr>
+          <w:rFonts w:asciiTheme="minorHAnsi" w:hAnsiTheme="minorHAnsi"/>
+          <w:b/>
+          <w:bCs/>
+          <w:sz w:val="24"/>
+          <w:szCs w:val="24"/>
+        </w:rPr>
+        <w:t>manuel</w:t>
+      </w:r>
+      <w:r>
+        <w:rPr>
+          <w:rFonts w:asciiTheme="minorHAnsi" w:hAnsiTheme="minorHAnsi"/>
+          <w:sz w:val="24"/>
+          <w:szCs w:val="24"/>
+        </w:rPr>
+        <w:t xml:space="preserve"> nous permet de contrôler chaque angle du bras à l’aide du clavier. Ce mode sert principalement aux tests et aux ajustements fins.</w:t>
+      </w:r>
+    </w:p>
+    <w:p>
+      <w:pPr>
+        <w:ind w:left="0"/>
+        <w:rPr>
+          <w:rFonts w:asciiTheme="minorHAnsi" w:hAnsiTheme="minorHAnsi"/>
+          <w:sz w:val="24"/>
+          <w:szCs w:val="24"/>
+        </w:rPr>
+      </w:pPr>
+      <w:r>
+        <w:rPr>
+          <w:rFonts w:asciiTheme="minorHAnsi" w:hAnsiTheme="minorHAnsi"/>
+          <w:sz w:val="24"/>
+          <w:szCs w:val="24"/>
+        </w:rPr>
+        <w:t xml:space="preserve">Le mode </w:t>
+      </w:r>
+      <w:r>
+        <w:rPr>
+          <w:rFonts w:asciiTheme="minorHAnsi" w:hAnsiTheme="minorHAnsi"/>
+          <w:b/>
+          <w:bCs/>
+          <w:sz w:val="24"/>
+          <w:szCs w:val="24"/>
+        </w:rPr>
+        <w:t>semi-auto</w:t>
+      </w:r>
+      <w:r>
+        <w:rPr>
+          <w:rFonts w:asciiTheme="minorHAnsi" w:hAnsiTheme="minorHAnsi"/>
+          <w:sz w:val="24"/>
+          <w:szCs w:val="24"/>
+        </w:rPr>
+        <w:t xml:space="preserve"> permet d’entrer des coordonnées entre -40 et 40 pour les axes X et Y, et entre 5 et 20 pour l’axe Z. Ces valeurs sont des mesures en centimètres. Une fois les trois axes saisis au clavier dans Mx, le robot se déplace automatiquement vers la position demandée.</w:t>
+      </w:r>
+    </w:p>
+    <w:p>
+      <w:pPr>
+        <w:ind w:left="0"/>
+        <w:rPr>
+          <w:rFonts w:asciiTheme="minorHAnsi" w:hAnsiTheme="minorHAnsi"/>
+          <w:sz w:val="24"/>
+          <w:szCs w:val="24"/>
+        </w:rPr>
+      </w:pPr>
+      <w:r>
+        <w:rPr>
+          <w:rFonts w:asciiTheme="minorHAnsi" w:hAnsiTheme="minorHAnsi"/>
+          <w:sz w:val="24"/>
+          <w:szCs w:val="24"/>
+        </w:rPr>
+        <w:t xml:space="preserve">Finalement, il y a le mode </w:t>
+      </w:r>
+      <w:r>
+        <w:rPr>
+          <w:rFonts w:asciiTheme="minorHAnsi" w:hAnsiTheme="minorHAnsi"/>
+          <w:b/>
+          <w:bCs/>
+          <w:sz w:val="24"/>
+          <w:szCs w:val="24"/>
+        </w:rPr>
+        <w:t>automatique</w:t>
+      </w:r>
+      <w:r>
+        <w:rPr>
+          <w:rFonts w:asciiTheme="minorHAnsi" w:hAnsiTheme="minorHAnsi"/>
+          <w:sz w:val="24"/>
+          <w:szCs w:val="24"/>
+        </w:rPr>
+        <w:t>. Dans ce mode, le robot attend qu’un poids soit déposé sur la table. Lorsque c’est fait, le bras prend le cylindre et le dépose sur la balance. Après avoir obtenu une mesure claire, le robot va ensuite déposer le cylindre dans sa case désignée. Lorsque toutes les étapes sont complétées, le robot retourne à sa position de départ.</w:t>
+      </w:r>
+    </w:p>
+    <w:p>
+      <w:pPr>
+        <w:jc w:val="left"/>
+      </w:pPr>
+      <w:r>
+        <w:br/>
+      </w:r>
+    </w:p>
+    <w:p>
+      <w:pPr>
+        <w:pStyle w:val="Titre1"/>
+      </w:pPr>
+      <w:bookmarkStart w:id="3" w:name="_Toc216952896"/>
+      <w:r>
+        <w:t>Programmes</w:t>
+      </w:r>
+      <w:bookmarkEnd w:id="3"/>
+    </w:p>
+    <w:p>
+      <w:pPr>
+        <w:pStyle w:val="Sous-titre"/>
+        <w:ind w:left="0"/>
+      </w:pPr>
+      <w:r>
+        <w:t>Répertoire</w:t>
+      </w:r>
+    </w:p>
+    <w:p>
+      <w:pPr>
+        <w:pStyle w:val="Paragraphedeliste"/>
+        <w:numPr>
+          <w:ilvl w:val="0"/>
+          <w:numId w:val="11"/>
+        </w:numPr>
+        <w:rPr>
+          <w:b/>
+          <w:bCs/>
+        </w:rPr>
+      </w:pPr>
+      <w:r>
+        <w:rPr>
+          <w:b/>
+          <w:bCs/>
+        </w:rPr>
+        <w:t>ADC:</w:t>
+      </w:r>
+    </w:p>
+    <w:p>
+      <w:pPr>
+        <w:pStyle w:val="Paragraphedeliste"/>
+        <w:jc w:val="both"/>
+        <w:rPr>
+          <w:b/>
+        </w:rPr>
+      </w:pPr>
+      <w:r>
+        <w:t>Ce pilote s’occupe de convertir le voltage provenant du capteur de pression de la pince et du capteur de poids de la balance en valeurs numériques (digitales).</w:t>
+      </w:r>
+    </w:p>
+    <w:p>
+      <w:pPr>
+        <w:pStyle w:val="Paragraphedeliste"/>
+        <w:numPr>
+          <w:ilvl w:val="0"/>
+          <w:numId w:val="11"/>
+        </w:numPr>
+        <w:jc w:val="both"/>
+        <w:rPr>
+          <w:b/>
+        </w:rPr>
+      </w:pPr>
+      <w:r>
+        <w:rPr>
+          <w:b/>
+          <w:bCs/>
+        </w:rPr>
+        <w:t>ARM_LOGIC:</w:t>
+      </w:r>
+      <w:r>
+        <w:rPr>
+          <w:b/>
+          <w:bCs/>
+        </w:rPr>
+        <w:br/>
+      </w:r>
+      <w:r>
+        <w:t>Cette logique a été réalisée d’une manière différente de ce que le projet demandait. Elle permet d’entrer des coordonnées X, Y et Z en centimètres, et la fonction retourne ensuite les valeurs des cinq pivots. La fonction est structurée en six volets : le calcul de l’angle de la base, le calcul des deux pivots du bras, la détermination de l’angle du poignet, le contrôle de la pince, la conversion des radians en PWM, puis une vérification finale pour s’assurer que les valeurs PWM obtenues sont valides. Grâce à ces six étapes intégrées dans la même logique, nous sommes capables de déplacer le bras en entrant simplement des coordonnées en centimètres.</w:t>
+      </w:r>
+    </w:p>
+    <w:p>
+      <w:pPr>
+        <w:pStyle w:val="Paragraphedeliste"/>
+        <w:numPr>
+          <w:ilvl w:val="0"/>
+          <w:numId w:val="11"/>
+        </w:numPr>
+        <w:rPr>
+          <w:b/>
+          <w:bCs/>
+        </w:rPr>
+      </w:pPr>
+      <w:r>
+        <w:rPr>
+          <w:b/>
+          <w:bCs/>
+        </w:rPr>
+        <w:t xml:space="preserve">AUTOMANU: </w:t>
+      </w:r>
+    </w:p>
+    <w:p>
+      <w:pPr>
+        <w:pStyle w:val="Paragraphedeliste"/>
+        <w:jc w:val="both"/>
+      </w:pPr>
       <w:r>
         <w:lastRenderedPageBreak/>
-        <w:t>Programmes</w:t>
+        <w:t>Ce pilote permet à l’utilisateur de fournir lui-même la coordonnée désirée pour positionner la pince du robot exactement où il le souhaite. Il combine donc des éléments du mode automatique et du mode manuel dans une même logique.</w:t>
+      </w:r>
+    </w:p>
+    <w:p>
+      <w:pPr>
+        <w:pStyle w:val="Paragraphedeliste"/>
+        <w:numPr>
+          <w:ilvl w:val="0"/>
+          <w:numId w:val="11"/>
+        </w:numPr>
+        <w:rPr>
+          <w:b/>
+          <w:bCs/>
+        </w:rPr>
+      </w:pPr>
+      <w:r>
+        <w:rPr>
+          <w:b/>
+          <w:bCs/>
+        </w:rPr>
+        <w:t xml:space="preserve">GUI: </w:t>
+      </w:r>
+    </w:p>
+    <w:p>
+      <w:pPr>
+        <w:pStyle w:val="Paragraphedeliste"/>
+        <w:jc w:val="both"/>
+        <w:rPr>
+          <w:b/>
+          <w:bCs/>
+        </w:rPr>
+      </w:pPr>
+      <w:r>
+        <w:t xml:space="preserve">Le pilote </w:t>
+      </w:r>
+      <w:r>
+        <w:rPr>
+          <w:b/>
+          <w:bCs/>
+        </w:rPr>
+        <w:t>Graphical User Interface</w:t>
+      </w:r>
+      <w:r>
+        <w:t xml:space="preserve"> est responsable de l’utilisation des fonctions du LCD pour afficher l’information à l’écran. Il présente à l’utilisateur les données importantes, comme les valeurs de la balance, de la pince et des cinq moteurs, et met automatiquement à jour l’affichage selon le mode de fonctionnement.</w:t>
+      </w:r>
+    </w:p>
+    <w:p>
+      <w:pPr>
+        <w:pStyle w:val="Paragraphedeliste"/>
+        <w:numPr>
+          <w:ilvl w:val="0"/>
+          <w:numId w:val="11"/>
+        </w:numPr>
+        <w:rPr>
+          <w:b/>
+          <w:bCs/>
+        </w:rPr>
+      </w:pPr>
+      <w:r>
+        <w:rPr>
+          <w:b/>
+          <w:bCs/>
+        </w:rPr>
+        <w:t xml:space="preserve">I2C: </w:t>
+      </w:r>
+    </w:p>
+    <w:p>
+      <w:pPr>
+        <w:pStyle w:val="Paragraphedeliste"/>
+        <w:jc w:val="both"/>
+      </w:pPr>
+      <w:r>
+        <w:t>Ce pilote gère la communication I2C et a été principalement conçu pour écrire et lire des données avec le PCF8574.</w:t>
+      </w:r>
+    </w:p>
+    <w:p>
+      <w:pPr>
+        <w:pStyle w:val="Paragraphedeliste"/>
+        <w:rPr>
+          <w:b/>
+          <w:bCs/>
+        </w:rPr>
+      </w:pPr>
+    </w:p>
+    <w:p>
+      <w:pPr>
+        <w:pStyle w:val="Paragraphedeliste"/>
+        <w:rPr>
+          <w:b/>
+          <w:bCs/>
+        </w:rPr>
+      </w:pPr>
+    </w:p>
+    <w:p>
+      <w:pPr>
+        <w:pStyle w:val="Paragraphedeliste"/>
+        <w:numPr>
+          <w:ilvl w:val="0"/>
+          <w:numId w:val="11"/>
+        </w:numPr>
+        <w:rPr>
+          <w:b/>
+          <w:bCs/>
+        </w:rPr>
+      </w:pPr>
+      <w:r>
+        <w:rPr>
+          <w:b/>
+        </w:rPr>
+        <w:t>KEYBOARD:</w:t>
+      </w:r>
+      <w:r>
+        <w:rPr>
+          <w:b/>
+          <w:bCs/>
+        </w:rPr>
+        <w:t xml:space="preserve"> </w:t>
+      </w:r>
+    </w:p>
+    <w:p>
+      <w:pPr>
+        <w:pStyle w:val="Paragraphedeliste"/>
+        <w:jc w:val="both"/>
+        <w:rPr>
+          <w:b/>
+          <w:bCs/>
+        </w:rPr>
+      </w:pPr>
+      <w:r>
+        <w:t>Ce pilote s’occupe de lire et d’écrire sur le PCF8574 afin de détecter les boutons appuyés sur le clavier matriciel 4x4 et de les convertir en valeurs numériques.</w:t>
+      </w:r>
+    </w:p>
+    <w:p>
+      <w:pPr>
+        <w:pStyle w:val="Paragraphedeliste"/>
+        <w:numPr>
+          <w:ilvl w:val="0"/>
+          <w:numId w:val="11"/>
+        </w:numPr>
+        <w:rPr>
+          <w:b/>
+          <w:bCs/>
+        </w:rPr>
+      </w:pPr>
+      <w:r>
+        <w:rPr>
+          <w:b/>
+          <w:bCs/>
+        </w:rPr>
+        <w:t xml:space="preserve">LCD: </w:t>
+      </w:r>
+    </w:p>
+    <w:p>
+      <w:pPr>
+        <w:pStyle w:val="Paragraphedeliste"/>
+        <w:jc w:val="both"/>
+      </w:pPr>
+      <w:r>
+        <w:t>C’est un petit module qui gère l’initialisation, les commandes et le timing exigés par le LCD. L’utilisateur n’a qu’à appeler des fonctions simples, et le pilote convertit automatiquement ces appels en signaux que l’écran peut comprendre. Cela permet d’afficher du texte ou des informations sans avoir à se soucier des détails électriques.</w:t>
+      </w:r>
+    </w:p>
+    <w:p>
+      <w:pPr>
+        <w:pStyle w:val="Paragraphedeliste"/>
+        <w:numPr>
+          <w:ilvl w:val="0"/>
+          <w:numId w:val="11"/>
+        </w:numPr>
+        <w:rPr>
+          <w:b/>
+          <w:bCs/>
+        </w:rPr>
+      </w:pPr>
+      <w:r>
+        <w:rPr>
+          <w:b/>
+          <w:bCs/>
+        </w:rPr>
+        <w:t>MEM_TAC:</w:t>
+      </w:r>
+    </w:p>
+    <w:p>
+      <w:pPr>
+        <w:pStyle w:val="Paragraphedeliste"/>
+        <w:jc w:val="both"/>
+      </w:pPr>
+      <w:r>
+        <w:t>C’est un pilote qui lit les données de la membrane tactile X et Y, les traduit en une case correspondant à leur valeur, puis calcule et retourne la distance en centimètres entre le centre de cette case et le bras.</w:t>
+      </w:r>
+    </w:p>
+    <w:p>
+      <w:pPr>
+        <w:pStyle w:val="Paragraphedeliste"/>
+        <w:numPr>
+          <w:ilvl w:val="0"/>
+          <w:numId w:val="11"/>
+        </w:numPr>
+        <w:rPr>
+          <w:b/>
+          <w:bCs/>
+        </w:rPr>
+      </w:pPr>
+      <w:r>
+        <w:rPr>
+          <w:b/>
+          <w:bCs/>
+        </w:rPr>
+        <w:t>UART_COM:</w:t>
+      </w:r>
+    </w:p>
+    <w:p>
+      <w:pPr>
+        <w:pStyle w:val="Paragraphedeliste"/>
+        <w:jc w:val="both"/>
+        <w:rPr>
+          <w:b/>
+          <w:bCs/>
+        </w:rPr>
+      </w:pPr>
+      <w:r>
+        <w:t>Ce pilote gère la réception (Rx) et la transmission (Tx) via l’UART. Il simplifie l’utilisation des fonctions UART en permettant d’envoyer facilement huit octets à la fois et de stocker huit octets reçus dans un tableau, ce qui facilite grandement leur traitement.</w:t>
+      </w:r>
+    </w:p>
+    <w:p>
+      <w:pPr>
+        <w:pStyle w:val="Paragraphedeliste"/>
+        <w:numPr>
+          <w:ilvl w:val="0"/>
+          <w:numId w:val="11"/>
+        </w:numPr>
+        <w:rPr>
+          <w:b/>
+          <w:bCs/>
+        </w:rPr>
+      </w:pPr>
+      <w:r>
+        <w:rPr>
+          <w:b/>
+          <w:bCs/>
+        </w:rPr>
+        <w:t>MAIN:</w:t>
+      </w:r>
+      <w:r>
+        <w:rPr>
+          <w:b/>
+          <w:bCs/>
+        </w:rPr>
+        <w:t xml:space="preserve"> </w:t>
+      </w:r>
+    </w:p>
+    <w:p>
+      <w:pPr>
+        <w:pStyle w:val="Paragraphedeliste"/>
+        <w:rPr>
+          <w:b/>
+          <w:bCs/>
+        </w:rPr>
+      </w:pPr>
+      <w:r>
+        <w:t xml:space="preserve">Le </w:t>
+      </w:r>
+      <w:r>
+        <w:rPr>
+          <w:rStyle w:val="lev"/>
+          <w:rFonts w:eastAsiaTheme="majorEastAsia"/>
+        </w:rPr>
+        <w:t>main</w:t>
+      </w:r>
+      <w:r>
+        <w:t xml:space="preserve"> commence par vérifier quel mode a été sélectionné (AUTO, MANUEL ou AUTOMANU).</w:t>
+      </w:r>
+      <w:r>
+        <w:br/>
+        <w:t xml:space="preserve">Si le mode automatique est actif, il attend qu’un poids soit détecté sur le </w:t>
+      </w:r>
+      <w:r>
+        <w:lastRenderedPageBreak/>
+        <w:t>tableau. Lorsqu’un poids est détecté, le bras va le chercher aux coordonnées correspondantes et le dépose sur la balance. Ensuite, selon la valeur du poids, il le place dans la case appropriée. Une fois la séquence complétée, le bras se positionne au centre du tableau et attend 10 secondes au cas où un autre poids serait déposé. Si aucun nouveau poids n’est détecté, le robot retourne à sa position initiale.</w:t>
+      </w:r>
+    </w:p>
+    <w:p>
+      <w:pPr>
+        <w:pStyle w:val="NormalWeb"/>
+        <w:ind w:left="720"/>
+        <w:rPr>
+          <w:rFonts w:asciiTheme="minorHAnsi" w:hAnsiTheme="minorHAnsi"/>
+        </w:rPr>
+      </w:pPr>
+      <w:r>
+        <w:rPr>
+          <w:rFonts w:asciiTheme="minorHAnsi" w:hAnsiTheme="minorHAnsi"/>
+        </w:rPr>
+        <w:t xml:space="preserve">Si le mode manuel est sélectionné, le </w:t>
+      </w:r>
+      <w:r>
+        <w:rPr>
+          <w:rStyle w:val="lev"/>
+          <w:rFonts w:asciiTheme="minorHAnsi" w:eastAsiaTheme="majorEastAsia" w:hAnsiTheme="minorHAnsi"/>
+        </w:rPr>
+        <w:t>main</w:t>
+      </w:r>
+      <w:r>
+        <w:rPr>
+          <w:rFonts w:asciiTheme="minorHAnsi" w:hAnsiTheme="minorHAnsi"/>
+        </w:rPr>
+        <w:t xml:space="preserve"> lit les touches du clavier et augmente ou diminue les valeurs de chaque pivot selon la touche appuyée.</w:t>
+      </w:r>
+    </w:p>
+    <w:p>
+      <w:pPr>
+        <w:pStyle w:val="NormalWeb"/>
+        <w:ind w:left="720"/>
+        <w:rPr>
+          <w:rFonts w:asciiTheme="minorHAnsi" w:hAnsiTheme="minorHAnsi"/>
+        </w:rPr>
+      </w:pPr>
+      <w:r>
+        <w:rPr>
+          <w:rFonts w:asciiTheme="minorHAnsi" w:hAnsiTheme="minorHAnsi"/>
+        </w:rPr>
+        <w:t xml:space="preserve">Finalement, si le mode AUTOMANU est choisi, le programme quitte le main et exécute le code du fichier </w:t>
+      </w:r>
+      <w:r>
+        <w:rPr>
+          <w:rStyle w:val="lev"/>
+          <w:rFonts w:asciiTheme="minorHAnsi" w:eastAsiaTheme="majorEastAsia" w:hAnsiTheme="minorHAnsi"/>
+        </w:rPr>
+        <w:t>AUTOMANU.c</w:t>
+      </w:r>
+      <w:r>
+        <w:rPr>
+          <w:rFonts w:asciiTheme="minorHAnsi" w:hAnsiTheme="minorHAnsi"/>
+        </w:rPr>
+        <w:t>.</w:t>
+      </w:r>
+    </w:p>
+    <w:p>
+      <w:pPr>
+        <w:pStyle w:val="Paragraphedeliste"/>
+        <w:rPr>
+          <w:b/>
+        </w:rPr>
+      </w:pPr>
+    </w:p>
+    <w:p>
+      <w:pPr>
+        <w:pStyle w:val="Titre1"/>
+      </w:pPr>
+      <w:bookmarkStart w:id="4" w:name="_Toc216952897"/>
+      <w:r>
+        <w:t>Programme du PIC</w:t>
       </w:r>
       <w:bookmarkEnd w:id="4"/>
     </w:p>
     <w:p>
       <w:pPr>
-        <w:pStyle w:val="Sous-titre"/>
-      </w:pPr>
-      <w:r>
-        <w:t>Répertoire</w:t>
-      </w:r>
-    </w:p>
-    <w:p>
-      <w:pPr>
-        <w:pStyle w:val="Titre1"/>
-      </w:pPr>
-      <w:bookmarkStart w:id="5" w:name="_Toc216103109"/>
-      <w:r>
-        <w:t>Programme du PIC</w:t>
-      </w:r>
-      <w:bookmarkEnd w:id="5"/>
-    </w:p>
-    <w:p>
-      <w:pPr>
         <w:ind w:left="0"/>
         <w:rPr>
           <w:rFonts w:asciiTheme="minorHAnsi" w:hAnsiTheme="minorHAnsi"/>
@@ -2698,7 +4217,7 @@
           <w:szCs w:val="24"/>
         </w:rPr>
       </w:pPr>
-      <w:bookmarkStart w:id="6" w:name="_Hlk216104527"/>
+      <w:bookmarkStart w:id="5" w:name="_Hlk216104527"/>
       <w:r>
         <w:rPr>
           <w:rFonts w:asciiTheme="minorHAnsi" w:hAnsiTheme="minorHAnsi"/>
@@ -2794,7 +4313,13 @@
         </w:numPr>
       </w:pPr>
       <w:r>
-        <w:t xml:space="preserve">INTDEG, TOCS, TOSE, PSA d’OPTION_REG pour activer les interruptions à un front montant, se basé sur la même clock du microcontrôleur, soit la clock externe et exécute les instruction à caque front descendant et assigne son prescaler au Watch dog timer. </w:t>
+        <w:t xml:space="preserve">INTDEG, TOCS, TOSE, PSA d’OPTION_REG pour activer les interruptions à un front montant, se basé sur la même clock du microcontrôleur, soit la clock externe et exécute </w:t>
+      </w:r>
+      <w:r>
+        <w:t>les instructions</w:t>
+      </w:r>
+      <w:r>
+        <w:t xml:space="preserve"> à caque front descendant et assigne son prescaler au Watch dog timer. </w:t>
       </w:r>
     </w:p>
     <w:p>
@@ -2959,6 +4484,7 @@
         </w:numPr>
       </w:pPr>
       <w:r>
+        <w:lastRenderedPageBreak/>
         <w:t>Si un byte est mauvais :</w:t>
       </w:r>
       <w:r>
@@ -3051,6 +4577,38 @@
         <w:ind w:left="0"/>
         <w:rPr>
           <w:rFonts w:asciiTheme="minorHAnsi" w:hAnsiTheme="minorHAnsi"/>
+        </w:rPr>
+      </w:pPr>
+    </w:p>
+    <w:p>
+      <w:pPr>
+        <w:ind w:left="0"/>
+        <w:rPr>
+          <w:rFonts w:asciiTheme="minorHAnsi" w:hAnsiTheme="minorHAnsi"/>
+        </w:rPr>
+      </w:pPr>
+    </w:p>
+    <w:p>
+      <w:pPr>
+        <w:ind w:left="0"/>
+        <w:rPr>
+          <w:rFonts w:asciiTheme="minorHAnsi" w:hAnsiTheme="minorHAnsi"/>
+        </w:rPr>
+      </w:pPr>
+    </w:p>
+    <w:p>
+      <w:pPr>
+        <w:ind w:left="0"/>
+        <w:rPr>
+          <w:rFonts w:asciiTheme="minorHAnsi" w:hAnsiTheme="minorHAnsi"/>
+        </w:rPr>
+      </w:pPr>
+    </w:p>
+    <w:p>
+      <w:pPr>
+        <w:ind w:left="0"/>
+        <w:rPr>
+          <w:rFonts w:asciiTheme="minorHAnsi" w:hAnsiTheme="minorHAnsi"/>
           <w:b/>
           <w:bCs/>
           <w:sz w:val="24"/>
@@ -3091,24 +4649,69 @@
         </w:numPr>
       </w:pPr>
       <w:r>
-        <w:t>Reçoit les 8 octet sur uart soit ‘G’, ‘O’, et les 5 moteur avec le checksum et les met dans un buffer circulaire pour finalement update les servo moteur selon la donnée reçut et se corrige selon le checksum pour éviter les erreurs de calibrations de moteur</w:t>
-      </w:r>
-    </w:p>
-    <w:bookmarkEnd w:id="6"/>
-    <w:p>
-      <w:pPr>
-        <w:rPr>
-          <w:lang w:eastAsia="en-US"/>
-        </w:rPr>
-      </w:pPr>
+        <w:t xml:space="preserve">Reçoit les 8 octet sur </w:t>
+      </w:r>
+      <w:r>
+        <w:t>UART</w:t>
+      </w:r>
+      <w:r>
+        <w:t xml:space="preserve"> soit ‘G’, ‘O’, et les 5 moteur avec le checksum et les met dans un buffer circulaire pour finalement update les servo moteur selon la donnée reçut et se corrige selon le checksum pour éviter les erreurs de calibrations de moteur</w:t>
+      </w:r>
+      <w:bookmarkEnd w:id="5"/>
     </w:p>
     <w:p>
       <w:pPr>
         <w:pStyle w:val="Titre1"/>
       </w:pPr>
-      <w:bookmarkStart w:id="7" w:name="_Toc216103110"/>
+      <w:bookmarkStart w:id="6" w:name="_Toc216952898"/>
       <w:r>
         <w:t>Conclusion du Projet</w:t>
+      </w:r>
+      <w:bookmarkEnd w:id="6"/>
+    </w:p>
+    <w:p>
+      <w:pPr>
+        <w:ind w:left="0"/>
+        <w:rPr>
+          <w:rFonts w:asciiTheme="minorHAnsi" w:hAnsiTheme="minorHAnsi"/>
+          <w:sz w:val="24"/>
+          <w:szCs w:val="24"/>
+        </w:rPr>
+      </w:pPr>
+      <w:r>
+        <w:rPr>
+          <w:rFonts w:asciiTheme="minorHAnsi" w:hAnsiTheme="minorHAnsi"/>
+          <w:sz w:val="24"/>
+          <w:szCs w:val="24"/>
+        </w:rPr>
+        <w:t>Ce projet nous a permis de mettre au défi plusieurs compétences apprises durant la session 3. Nous avons aussi appris à utiliser Git et GitHub en équipe, ainsi qu’à nous partager les tâches de façon autonome.</w:t>
+      </w:r>
+    </w:p>
+    <w:p>
+      <w:pPr>
+        <w:ind w:left="0"/>
+        <w:rPr>
+          <w:rFonts w:asciiTheme="minorHAnsi" w:hAnsiTheme="minorHAnsi"/>
+          <w:sz w:val="24"/>
+          <w:szCs w:val="24"/>
+        </w:rPr>
+      </w:pPr>
+      <w:r>
+        <w:rPr>
+          <w:rFonts w:asciiTheme="minorHAnsi" w:hAnsiTheme="minorHAnsi"/>
+          <w:sz w:val="24"/>
+          <w:szCs w:val="24"/>
+        </w:rPr>
+        <w:t>Le projet a été réalisé avec toutes les exigences demandées, et même davantage. Cependant, nous avons rencontré plusieurs difficultés au cours de son développement. Chaque matin, la calibration du robot devait être refaite, puisqu’il y avait toujours des écarts de quelques centimètres dans la prise du bloc et dans les positions du bras.</w:t>
+      </w:r>
+    </w:p>
+    <w:p>
+      <w:pPr>
+        <w:pStyle w:val="Titre1"/>
+      </w:pPr>
+      <w:bookmarkStart w:id="7" w:name="_Toc216952899"/>
+      <w:r>
+        <w:t>Conclusion de Session</w:t>
       </w:r>
       <w:bookmarkEnd w:id="7"/>
     </w:p>
@@ -3118,13 +4721,643 @@
         <w:ind w:left="0"/>
       </w:pPr>
       <w:r>
-        <w:t xml:space="preserve">Ce projet nous a permis de mettre au défi plusieurs compétences appris durant la session 3. De plus nous avons </w:t>
-      </w:r>
-      <w:r>
-        <w:t>appris</w:t>
-      </w:r>
-      <w:r>
-        <w:t xml:space="preserve"> que________________.</w:t>
+        <w:t>Javier</w:t>
+      </w:r>
+      <w:r>
+        <w:t xml:space="preserve"> </w:t>
+      </w:r>
+    </w:p>
+    <w:p>
+      <w:pPr>
+        <w:ind w:left="0"/>
+        <w:rPr>
+          <w:rFonts w:asciiTheme="minorHAnsi" w:hAnsiTheme="minorHAnsi"/>
+          <w:sz w:val="24"/>
+          <w:szCs w:val="24"/>
+          <w:lang w:eastAsia="en-US"/>
+        </w:rPr>
+      </w:pPr>
+      <w:r>
+        <w:rPr>
+          <w:rFonts w:asciiTheme="minorHAnsi" w:hAnsiTheme="minorHAnsi"/>
+          <w:sz w:val="24"/>
+          <w:szCs w:val="24"/>
+          <w:lang w:eastAsia="en-US"/>
+        </w:rPr>
+        <w:t xml:space="preserve">La session 3 </w:t>
+      </w:r>
+      <w:r>
+        <w:rPr>
+          <w:rFonts w:asciiTheme="minorHAnsi" w:hAnsiTheme="minorHAnsi"/>
+          <w:sz w:val="24"/>
+          <w:szCs w:val="24"/>
+          <w:lang w:eastAsia="en-US"/>
+        </w:rPr>
+        <w:t>m’a</w:t>
+      </w:r>
+      <w:r>
+        <w:rPr>
+          <w:rFonts w:asciiTheme="minorHAnsi" w:hAnsiTheme="minorHAnsi"/>
+          <w:sz w:val="24"/>
+          <w:szCs w:val="24"/>
+          <w:lang w:eastAsia="en-US"/>
+        </w:rPr>
+        <w:t xml:space="preserve"> permis d’agrandir </w:t>
+      </w:r>
+      <w:r>
+        <w:rPr>
+          <w:rFonts w:asciiTheme="minorHAnsi" w:hAnsiTheme="minorHAnsi"/>
+          <w:sz w:val="24"/>
+          <w:szCs w:val="24"/>
+          <w:lang w:eastAsia="en-US"/>
+        </w:rPr>
+        <w:t>mes</w:t>
+      </w:r>
+      <w:r>
+        <w:rPr>
+          <w:rFonts w:asciiTheme="minorHAnsi" w:hAnsiTheme="minorHAnsi"/>
+          <w:sz w:val="24"/>
+          <w:szCs w:val="24"/>
+          <w:lang w:eastAsia="en-US"/>
+        </w:rPr>
+        <w:t xml:space="preserve"> connaissances dans plusieurs secteurs comme l’électronique, la programmation, les systèmes ordonnées et le développement de produit. </w:t>
+      </w:r>
+      <w:r>
+        <w:rPr>
+          <w:rFonts w:asciiTheme="minorHAnsi" w:hAnsiTheme="minorHAnsi"/>
+          <w:sz w:val="24"/>
+          <w:szCs w:val="24"/>
+          <w:lang w:eastAsia="en-US"/>
+        </w:rPr>
+        <w:t>J’ai</w:t>
+      </w:r>
+      <w:r>
+        <w:rPr>
+          <w:rFonts w:asciiTheme="minorHAnsi" w:hAnsiTheme="minorHAnsi"/>
+          <w:sz w:val="24"/>
+          <w:szCs w:val="24"/>
+          <w:lang w:eastAsia="en-US"/>
+        </w:rPr>
+        <w:t xml:space="preserve"> grandement </w:t>
+      </w:r>
+      <w:r>
+        <w:rPr>
+          <w:rFonts w:asciiTheme="minorHAnsi" w:hAnsiTheme="minorHAnsi"/>
+          <w:sz w:val="24"/>
+          <w:szCs w:val="24"/>
+          <w:lang w:eastAsia="en-US"/>
+        </w:rPr>
+        <w:t>apprécié</w:t>
+      </w:r>
+      <w:r>
+        <w:rPr>
+          <w:rFonts w:asciiTheme="minorHAnsi" w:hAnsiTheme="minorHAnsi"/>
+          <w:sz w:val="24"/>
+          <w:szCs w:val="24"/>
+          <w:lang w:eastAsia="en-US"/>
+        </w:rPr>
+        <w:t xml:space="preserve"> cette </w:t>
+      </w:r>
+      <w:r>
+        <w:rPr>
+          <w:rFonts w:asciiTheme="minorHAnsi" w:hAnsiTheme="minorHAnsi"/>
+          <w:sz w:val="24"/>
+          <w:szCs w:val="24"/>
+          <w:lang w:eastAsia="en-US"/>
+        </w:rPr>
+        <w:t>session</w:t>
+      </w:r>
+      <w:r>
+        <w:rPr>
+          <w:rFonts w:asciiTheme="minorHAnsi" w:hAnsiTheme="minorHAnsi"/>
+          <w:sz w:val="24"/>
+          <w:szCs w:val="24"/>
+          <w:lang w:eastAsia="en-US"/>
+        </w:rPr>
+        <w:t xml:space="preserve"> </w:t>
+      </w:r>
+      <w:r>
+        <w:rPr>
+          <w:rFonts w:asciiTheme="minorHAnsi" w:hAnsiTheme="minorHAnsi"/>
+          <w:sz w:val="24"/>
+          <w:szCs w:val="24"/>
+          <w:lang w:eastAsia="en-US"/>
+        </w:rPr>
+        <w:t>à</w:t>
+      </w:r>
+      <w:r>
+        <w:rPr>
+          <w:rFonts w:asciiTheme="minorHAnsi" w:hAnsiTheme="minorHAnsi"/>
+          <w:sz w:val="24"/>
+          <w:szCs w:val="24"/>
+          <w:lang w:eastAsia="en-US"/>
+        </w:rPr>
+        <w:t xml:space="preserve"> </w:t>
+      </w:r>
+      <w:r>
+        <w:rPr>
+          <w:rFonts w:asciiTheme="minorHAnsi" w:hAnsiTheme="minorHAnsi"/>
+          <w:sz w:val="24"/>
+          <w:szCs w:val="24"/>
+          <w:lang w:eastAsia="en-US"/>
+        </w:rPr>
+        <w:t>cause</w:t>
+      </w:r>
+      <w:r>
+        <w:rPr>
+          <w:rFonts w:asciiTheme="minorHAnsi" w:hAnsiTheme="minorHAnsi"/>
+          <w:sz w:val="24"/>
+          <w:szCs w:val="24"/>
+          <w:lang w:eastAsia="en-US"/>
+        </w:rPr>
+        <w:t xml:space="preserve"> </w:t>
+      </w:r>
+      <w:r>
+        <w:rPr>
+          <w:rFonts w:asciiTheme="minorHAnsi" w:hAnsiTheme="minorHAnsi"/>
+          <w:sz w:val="24"/>
+          <w:szCs w:val="24"/>
+          <w:lang w:eastAsia="en-US"/>
+        </w:rPr>
+        <w:t>des défis plus complexes qui on</w:t>
+      </w:r>
+      <w:r>
+        <w:rPr>
+          <w:rFonts w:asciiTheme="minorHAnsi" w:hAnsiTheme="minorHAnsi"/>
+          <w:sz w:val="24"/>
+          <w:szCs w:val="24"/>
+          <w:lang w:eastAsia="en-US"/>
+        </w:rPr>
+        <w:t>t</w:t>
+      </w:r>
+      <w:r>
+        <w:rPr>
+          <w:rFonts w:asciiTheme="minorHAnsi" w:hAnsiTheme="minorHAnsi"/>
+          <w:sz w:val="24"/>
+          <w:szCs w:val="24"/>
+          <w:lang w:eastAsia="en-US"/>
+        </w:rPr>
+        <w:t xml:space="preserve"> été donner durant la session</w:t>
+      </w:r>
+      <w:r>
+        <w:rPr>
+          <w:rFonts w:asciiTheme="minorHAnsi" w:hAnsiTheme="minorHAnsi"/>
+          <w:sz w:val="24"/>
+          <w:szCs w:val="24"/>
+          <w:lang w:eastAsia="en-US"/>
+        </w:rPr>
+        <w:t>. C</w:t>
+      </w:r>
+      <w:r>
+        <w:rPr>
+          <w:rFonts w:asciiTheme="minorHAnsi" w:hAnsiTheme="minorHAnsi"/>
+          <w:sz w:val="24"/>
+          <w:szCs w:val="24"/>
+          <w:lang w:eastAsia="en-US"/>
+        </w:rPr>
+        <w:t>ependant</w:t>
+      </w:r>
+      <w:r>
+        <w:rPr>
+          <w:rFonts w:asciiTheme="minorHAnsi" w:hAnsiTheme="minorHAnsi"/>
+          <w:sz w:val="24"/>
+          <w:szCs w:val="24"/>
+          <w:lang w:eastAsia="en-US"/>
+        </w:rPr>
+        <w:t xml:space="preserve">, </w:t>
+      </w:r>
+      <w:r>
+        <w:rPr>
+          <w:rFonts w:asciiTheme="minorHAnsi" w:hAnsiTheme="minorHAnsi"/>
+          <w:sz w:val="24"/>
+          <w:szCs w:val="24"/>
+          <w:lang w:eastAsia="en-US"/>
+        </w:rPr>
+        <w:t xml:space="preserve">j’ai </w:t>
+      </w:r>
+      <w:r>
+        <w:rPr>
+          <w:rFonts w:asciiTheme="minorHAnsi" w:hAnsiTheme="minorHAnsi"/>
+          <w:sz w:val="24"/>
+          <w:szCs w:val="24"/>
+          <w:lang w:eastAsia="en-US"/>
+        </w:rPr>
+        <w:t>moins</w:t>
+      </w:r>
+      <w:r>
+        <w:rPr>
+          <w:rFonts w:asciiTheme="minorHAnsi" w:hAnsiTheme="minorHAnsi"/>
+          <w:sz w:val="24"/>
+          <w:szCs w:val="24"/>
+          <w:lang w:eastAsia="en-US"/>
+        </w:rPr>
+        <w:t xml:space="preserve"> </w:t>
+      </w:r>
+      <w:r>
+        <w:rPr>
+          <w:rFonts w:asciiTheme="minorHAnsi" w:hAnsiTheme="minorHAnsi"/>
+          <w:sz w:val="24"/>
+          <w:szCs w:val="24"/>
+          <w:lang w:eastAsia="en-US"/>
+        </w:rPr>
+        <w:t>apprécié</w:t>
+      </w:r>
+      <w:r>
+        <w:rPr>
+          <w:rFonts w:asciiTheme="minorHAnsi" w:hAnsiTheme="minorHAnsi"/>
+          <w:sz w:val="24"/>
+          <w:szCs w:val="24"/>
+          <w:lang w:eastAsia="en-US"/>
+        </w:rPr>
+        <w:t xml:space="preserve"> le </w:t>
+      </w:r>
+      <w:r>
+        <w:rPr>
+          <w:rFonts w:asciiTheme="minorHAnsi" w:hAnsiTheme="minorHAnsi"/>
+          <w:sz w:val="24"/>
+          <w:szCs w:val="24"/>
+          <w:lang w:eastAsia="en-US"/>
+        </w:rPr>
+        <w:t xml:space="preserve">laboratoire </w:t>
+      </w:r>
+      <w:r>
+        <w:rPr>
+          <w:rFonts w:asciiTheme="minorHAnsi" w:hAnsiTheme="minorHAnsi"/>
+          <w:sz w:val="24"/>
+          <w:szCs w:val="24"/>
+          <w:lang w:eastAsia="en-US"/>
+        </w:rPr>
+        <w:t xml:space="preserve">sur </w:t>
+      </w:r>
+      <w:r>
+        <w:rPr>
+          <w:rFonts w:asciiTheme="minorHAnsi" w:hAnsiTheme="minorHAnsi"/>
+          <w:sz w:val="24"/>
+          <w:szCs w:val="24"/>
+          <w:lang w:eastAsia="en-US"/>
+        </w:rPr>
+        <w:t xml:space="preserve">la </w:t>
+      </w:r>
+      <w:r>
+        <w:rPr>
+          <w:rFonts w:asciiTheme="minorHAnsi" w:hAnsiTheme="minorHAnsi"/>
+          <w:sz w:val="24"/>
+          <w:szCs w:val="24"/>
+          <w:lang w:eastAsia="en-US"/>
+        </w:rPr>
+        <w:t>conversion</w:t>
+      </w:r>
+      <w:r>
+        <w:rPr>
+          <w:rFonts w:asciiTheme="minorHAnsi" w:hAnsiTheme="minorHAnsi"/>
+          <w:sz w:val="24"/>
+          <w:szCs w:val="24"/>
+          <w:lang w:eastAsia="en-US"/>
+        </w:rPr>
+        <w:t xml:space="preserve"> analogue-numérique</w:t>
+      </w:r>
+      <w:r>
+        <w:rPr>
+          <w:rFonts w:asciiTheme="minorHAnsi" w:hAnsiTheme="minorHAnsi"/>
+          <w:sz w:val="24"/>
+          <w:szCs w:val="24"/>
+          <w:lang w:eastAsia="en-US"/>
+        </w:rPr>
+        <w:t xml:space="preserve"> </w:t>
+      </w:r>
+      <w:r>
+        <w:rPr>
+          <w:rFonts w:asciiTheme="minorHAnsi" w:hAnsiTheme="minorHAnsi"/>
+          <w:sz w:val="24"/>
+          <w:szCs w:val="24"/>
+          <w:lang w:eastAsia="en-US"/>
+        </w:rPr>
+        <w:t xml:space="preserve">en électronique </w:t>
+      </w:r>
+      <w:r>
+        <w:rPr>
+          <w:rFonts w:asciiTheme="minorHAnsi" w:hAnsiTheme="minorHAnsi"/>
+          <w:sz w:val="24"/>
+          <w:szCs w:val="24"/>
+          <w:lang w:eastAsia="en-US"/>
+        </w:rPr>
+        <w:t xml:space="preserve">car </w:t>
+      </w:r>
+      <w:r>
+        <w:rPr>
+          <w:rFonts w:asciiTheme="minorHAnsi" w:hAnsiTheme="minorHAnsi"/>
+          <w:sz w:val="24"/>
+          <w:szCs w:val="24"/>
+          <w:lang w:eastAsia="en-US"/>
+        </w:rPr>
+        <w:t>je n’</w:t>
+      </w:r>
+      <w:r>
+        <w:rPr>
+          <w:rFonts w:asciiTheme="minorHAnsi" w:hAnsiTheme="minorHAnsi"/>
+          <w:sz w:val="24"/>
+          <w:szCs w:val="24"/>
+          <w:lang w:eastAsia="en-US"/>
+        </w:rPr>
+        <w:t>ai</w:t>
+      </w:r>
+      <w:r>
+        <w:rPr>
+          <w:rFonts w:asciiTheme="minorHAnsi" w:hAnsiTheme="minorHAnsi"/>
+          <w:sz w:val="24"/>
+          <w:szCs w:val="24"/>
+          <w:lang w:eastAsia="en-US"/>
+        </w:rPr>
+        <w:t xml:space="preserve"> pas </w:t>
+      </w:r>
+      <w:r>
+        <w:rPr>
+          <w:rFonts w:asciiTheme="minorHAnsi" w:hAnsiTheme="minorHAnsi"/>
+          <w:sz w:val="24"/>
+          <w:szCs w:val="24"/>
+          <w:lang w:eastAsia="en-US"/>
+        </w:rPr>
+        <w:lastRenderedPageBreak/>
+        <w:t xml:space="preserve">pu le faire </w:t>
+      </w:r>
+      <w:r>
+        <w:rPr>
+          <w:rFonts w:asciiTheme="minorHAnsi" w:hAnsiTheme="minorHAnsi"/>
+          <w:sz w:val="24"/>
+          <w:szCs w:val="24"/>
+          <w:lang w:eastAsia="en-US"/>
+        </w:rPr>
+        <w:t>fonctionne</w:t>
+      </w:r>
+      <w:r>
+        <w:rPr>
+          <w:rFonts w:asciiTheme="minorHAnsi" w:hAnsiTheme="minorHAnsi"/>
+          <w:sz w:val="24"/>
+          <w:szCs w:val="24"/>
+          <w:lang w:eastAsia="en-US"/>
+        </w:rPr>
+        <w:t>r</w:t>
+      </w:r>
+      <w:r>
+        <w:rPr>
+          <w:rFonts w:asciiTheme="minorHAnsi" w:hAnsiTheme="minorHAnsi"/>
+          <w:sz w:val="24"/>
+          <w:szCs w:val="24"/>
+          <w:lang w:eastAsia="en-US"/>
+        </w:rPr>
+        <w:t xml:space="preserve">. </w:t>
+      </w:r>
+      <w:r>
+        <w:rPr>
+          <w:rFonts w:asciiTheme="minorHAnsi" w:hAnsiTheme="minorHAnsi"/>
+          <w:sz w:val="24"/>
+          <w:szCs w:val="24"/>
+          <w:lang w:eastAsia="en-US"/>
+        </w:rPr>
+        <w:t xml:space="preserve">La session </w:t>
+      </w:r>
+      <w:r>
+        <w:rPr>
+          <w:rFonts w:asciiTheme="minorHAnsi" w:hAnsiTheme="minorHAnsi"/>
+          <w:sz w:val="24"/>
+          <w:szCs w:val="24"/>
+          <w:lang w:eastAsia="en-US"/>
+        </w:rPr>
+        <w:t>s’est</w:t>
+      </w:r>
+      <w:r>
+        <w:rPr>
+          <w:rFonts w:asciiTheme="minorHAnsi" w:hAnsiTheme="minorHAnsi"/>
+          <w:sz w:val="24"/>
+          <w:szCs w:val="24"/>
+          <w:lang w:eastAsia="en-US"/>
+        </w:rPr>
+        <w:t xml:space="preserve"> </w:t>
+      </w:r>
+      <w:r>
+        <w:rPr>
+          <w:rFonts w:asciiTheme="minorHAnsi" w:hAnsiTheme="minorHAnsi"/>
+          <w:sz w:val="24"/>
+          <w:szCs w:val="24"/>
+          <w:lang w:eastAsia="en-US"/>
+        </w:rPr>
+        <w:t xml:space="preserve">bien </w:t>
+      </w:r>
+      <w:r>
+        <w:rPr>
+          <w:rFonts w:asciiTheme="minorHAnsi" w:hAnsiTheme="minorHAnsi"/>
+          <w:sz w:val="24"/>
+          <w:szCs w:val="24"/>
+          <w:lang w:eastAsia="en-US"/>
+        </w:rPr>
+        <w:t>passer</w:t>
+      </w:r>
+      <w:r>
+        <w:rPr>
+          <w:rFonts w:asciiTheme="minorHAnsi" w:hAnsiTheme="minorHAnsi"/>
+          <w:sz w:val="24"/>
+          <w:szCs w:val="24"/>
+          <w:lang w:eastAsia="en-US"/>
+        </w:rPr>
+        <w:t xml:space="preserve"> pour </w:t>
+      </w:r>
+      <w:r>
+        <w:rPr>
+          <w:rFonts w:asciiTheme="minorHAnsi" w:hAnsiTheme="minorHAnsi"/>
+          <w:sz w:val="24"/>
+          <w:szCs w:val="24"/>
+          <w:lang w:eastAsia="en-US"/>
+        </w:rPr>
+        <w:t>un</w:t>
+      </w:r>
+      <w:r>
+        <w:rPr>
+          <w:rFonts w:asciiTheme="minorHAnsi" w:hAnsiTheme="minorHAnsi"/>
+          <w:sz w:val="24"/>
+          <w:szCs w:val="24"/>
+          <w:lang w:eastAsia="en-US"/>
+        </w:rPr>
+        <w:t>e</w:t>
+      </w:r>
+      <w:r>
+        <w:rPr>
+          <w:rFonts w:asciiTheme="minorHAnsi" w:hAnsiTheme="minorHAnsi"/>
+          <w:sz w:val="24"/>
+          <w:szCs w:val="24"/>
+          <w:lang w:eastAsia="en-US"/>
+        </w:rPr>
+        <w:t xml:space="preserve"> multi</w:t>
+      </w:r>
+      <w:r>
+        <w:rPr>
+          <w:rFonts w:asciiTheme="minorHAnsi" w:hAnsiTheme="minorHAnsi"/>
+          <w:sz w:val="24"/>
+          <w:szCs w:val="24"/>
+          <w:lang w:eastAsia="en-US"/>
+        </w:rPr>
+        <w:t>tude</w:t>
+      </w:r>
+      <w:r>
+        <w:rPr>
+          <w:rFonts w:asciiTheme="minorHAnsi" w:hAnsiTheme="minorHAnsi"/>
+          <w:sz w:val="24"/>
+          <w:szCs w:val="24"/>
+          <w:lang w:eastAsia="en-US"/>
+        </w:rPr>
+        <w:t xml:space="preserve"> de raison comme l</w:t>
+      </w:r>
+      <w:r>
+        <w:rPr>
+          <w:rFonts w:asciiTheme="minorHAnsi" w:hAnsiTheme="minorHAnsi"/>
+          <w:sz w:val="24"/>
+          <w:szCs w:val="24"/>
+          <w:lang w:eastAsia="en-US"/>
+        </w:rPr>
+        <w:t>e projet final</w:t>
+      </w:r>
+      <w:r>
+        <w:rPr>
+          <w:rFonts w:asciiTheme="minorHAnsi" w:hAnsiTheme="minorHAnsi"/>
+          <w:sz w:val="24"/>
+          <w:szCs w:val="24"/>
+          <w:lang w:eastAsia="en-US"/>
+        </w:rPr>
+        <w:t xml:space="preserve"> qui a été accomplis avec </w:t>
+      </w:r>
+      <w:r>
+        <w:rPr>
+          <w:rFonts w:asciiTheme="minorHAnsi" w:hAnsiTheme="minorHAnsi"/>
+          <w:sz w:val="24"/>
+          <w:szCs w:val="24"/>
+          <w:lang w:eastAsia="en-US"/>
+        </w:rPr>
+        <w:t>peu</w:t>
+      </w:r>
+      <w:r>
+        <w:rPr>
+          <w:rFonts w:asciiTheme="minorHAnsi" w:hAnsiTheme="minorHAnsi"/>
+          <w:sz w:val="24"/>
+          <w:szCs w:val="24"/>
+          <w:lang w:eastAsia="en-US"/>
+        </w:rPr>
+        <w:t xml:space="preserve"> de </w:t>
+      </w:r>
+      <w:r>
+        <w:rPr>
+          <w:rFonts w:asciiTheme="minorHAnsi" w:hAnsiTheme="minorHAnsi"/>
+          <w:sz w:val="24"/>
+          <w:szCs w:val="24"/>
+          <w:lang w:eastAsia="en-US"/>
+        </w:rPr>
+        <w:t>difficultés</w:t>
+      </w:r>
+      <w:r>
+        <w:rPr>
+          <w:rFonts w:asciiTheme="minorHAnsi" w:hAnsiTheme="minorHAnsi"/>
+          <w:sz w:val="24"/>
+          <w:szCs w:val="24"/>
+          <w:lang w:eastAsia="en-US"/>
+        </w:rPr>
+        <w:t xml:space="preserve">. </w:t>
+      </w:r>
+      <w:r>
+        <w:rPr>
+          <w:rFonts w:asciiTheme="minorHAnsi" w:hAnsiTheme="minorHAnsi"/>
+          <w:sz w:val="24"/>
+          <w:szCs w:val="24"/>
+          <w:lang w:eastAsia="en-US"/>
+        </w:rPr>
+        <w:t>Cependant</w:t>
+      </w:r>
+      <w:r>
+        <w:rPr>
+          <w:rFonts w:asciiTheme="minorHAnsi" w:hAnsiTheme="minorHAnsi"/>
+          <w:sz w:val="24"/>
+          <w:szCs w:val="24"/>
+          <w:lang w:eastAsia="en-US"/>
+        </w:rPr>
+        <w:t>, d’autre</w:t>
+      </w:r>
+      <w:r>
+        <w:rPr>
+          <w:rFonts w:asciiTheme="minorHAnsi" w:hAnsiTheme="minorHAnsi"/>
+          <w:sz w:val="24"/>
+          <w:szCs w:val="24"/>
+          <w:lang w:eastAsia="en-US"/>
+        </w:rPr>
+        <w:t xml:space="preserve"> </w:t>
+      </w:r>
+      <w:r>
+        <w:rPr>
+          <w:rFonts w:asciiTheme="minorHAnsi" w:hAnsiTheme="minorHAnsi"/>
+          <w:sz w:val="24"/>
+          <w:szCs w:val="24"/>
+          <w:lang w:eastAsia="en-US"/>
+        </w:rPr>
+        <w:t>laboratoires m</w:t>
+      </w:r>
+      <w:r>
+        <w:rPr>
+          <w:rFonts w:asciiTheme="minorHAnsi" w:hAnsiTheme="minorHAnsi"/>
+          <w:sz w:val="24"/>
+          <w:szCs w:val="24"/>
+          <w:lang w:eastAsia="en-US"/>
+        </w:rPr>
+        <w:t>’</w:t>
+      </w:r>
+      <w:r>
+        <w:rPr>
+          <w:rFonts w:asciiTheme="minorHAnsi" w:hAnsiTheme="minorHAnsi"/>
+          <w:sz w:val="24"/>
+          <w:szCs w:val="24"/>
+          <w:lang w:eastAsia="en-US"/>
+        </w:rPr>
+        <w:t>on</w:t>
+      </w:r>
+      <w:r>
+        <w:rPr>
+          <w:rFonts w:asciiTheme="minorHAnsi" w:hAnsiTheme="minorHAnsi"/>
+          <w:sz w:val="24"/>
+          <w:szCs w:val="24"/>
+          <w:lang w:eastAsia="en-US"/>
+        </w:rPr>
+        <w:t>t</w:t>
+      </w:r>
+      <w:r>
+        <w:rPr>
+          <w:rFonts w:asciiTheme="minorHAnsi" w:hAnsiTheme="minorHAnsi"/>
+          <w:sz w:val="24"/>
+          <w:szCs w:val="24"/>
+          <w:lang w:eastAsia="en-US"/>
+        </w:rPr>
+        <w:t xml:space="preserve"> </w:t>
+      </w:r>
+      <w:r>
+        <w:rPr>
+          <w:rFonts w:asciiTheme="minorHAnsi" w:hAnsiTheme="minorHAnsi"/>
+          <w:sz w:val="24"/>
+          <w:szCs w:val="24"/>
+          <w:lang w:eastAsia="en-US"/>
+        </w:rPr>
+        <w:t>faite perdre du temps</w:t>
+      </w:r>
+      <w:r>
+        <w:rPr>
+          <w:rFonts w:asciiTheme="minorHAnsi" w:hAnsiTheme="minorHAnsi"/>
+          <w:sz w:val="24"/>
+          <w:szCs w:val="24"/>
+          <w:lang w:eastAsia="en-US"/>
+        </w:rPr>
+        <w:t>,</w:t>
+      </w:r>
+      <w:r>
+        <w:rPr>
+          <w:rFonts w:asciiTheme="minorHAnsi" w:hAnsiTheme="minorHAnsi"/>
+          <w:sz w:val="24"/>
+          <w:szCs w:val="24"/>
+          <w:lang w:eastAsia="en-US"/>
+        </w:rPr>
+        <w:t xml:space="preserve"> comme la simulation de la manette sur le PIC16F88.</w:t>
       </w:r>
     </w:p>
     <w:p>
@@ -3132,61 +5365,451 @@
         <w:pStyle w:val="Sous-titre"/>
         <w:ind w:left="0"/>
       </w:pPr>
-      <w:r>
-        <w:t xml:space="preserve">Le projet a été accomplis avec tout les choses demander et même plus. </w:t>
-      </w:r>
-      <w:r>
-        <w:t>Cependant,</w:t>
-      </w:r>
-      <w:r>
-        <w:t xml:space="preserve"> durant notre projet nous avons </w:t>
-      </w:r>
-      <w:r>
-        <w:t>rencontré</w:t>
-      </w:r>
-      <w:r>
-        <w:t xml:space="preserve"> plusieurs problèmes. Un de sais ___STOP__ étais </w:t>
-      </w:r>
-    </w:p>
-    <w:p>
-      <w:pPr>
-        <w:pStyle w:val="Titre1"/>
-      </w:pPr>
-      <w:bookmarkStart w:id="8" w:name="_Toc216103111"/>
-      <w:r>
-        <w:t>Conclusion de Session</w:t>
-      </w:r>
-      <w:bookmarkEnd w:id="8"/>
-    </w:p>
-    <w:p>
-      <w:pPr>
+    </w:p>
+    <w:p>
+      <w:pPr>
+        <w:pStyle w:val="Sous-titre"/>
         <w:ind w:left="0"/>
-        <w:rPr>
-          <w:lang w:eastAsia="en-US"/>
-        </w:rPr>
-      </w:pPr>
-      <w:r>
-        <w:rPr>
-          <w:lang w:eastAsia="en-US"/>
-        </w:rPr>
-        <w:t>La session 3 nous permis d’agrandir nos connaissances dans plusieurs secteurs comme l’électronique, la programmation, les systèmes ordonnées et le développement de produit. Avec sais nouvelles valeurs appris nous avons pu</w:t>
-      </w:r>
+      </w:pPr>
+      <w:r>
+        <w:t>Thomas</w:t>
+      </w:r>
+    </w:p>
+    <w:p>
+      <w:pPr>
+        <w:ind w:left="0"/>
+        <w:rPr>
+          <w:lang w:eastAsia="en-US"/>
+        </w:rPr>
+      </w:pPr>
+      <w:r>
+        <w:rPr>
+          <w:lang w:eastAsia="en-US"/>
+        </w:rPr>
+        <w:t xml:space="preserve">Ce que j’ai le plus apprécié durant la </w:t>
+      </w:r>
+      <w:r>
+        <w:rPr>
+          <w:lang w:eastAsia="en-US"/>
+        </w:rPr>
+        <w:t>3</w:t>
+      </w:r>
+      <w:r>
+        <w:rPr>
+          <w:vertAlign w:val="superscript"/>
+          <w:lang w:eastAsia="en-US"/>
+        </w:rPr>
+        <w:t>ème</w:t>
+      </w:r>
+      <w:r>
+        <w:rPr>
+          <w:lang w:eastAsia="en-US"/>
+        </w:rPr>
+        <w:t xml:space="preserve"> </w:t>
+      </w:r>
+      <w:r>
+        <w:rPr>
+          <w:lang w:eastAsia="en-US"/>
+        </w:rPr>
+        <w:t>session</w:t>
+      </w:r>
+      <w:r>
+        <w:rPr>
+          <w:lang w:eastAsia="en-US"/>
+        </w:rPr>
+        <w:t xml:space="preserve"> c’était </w:t>
+      </w:r>
+      <w:r>
+        <w:rPr>
+          <w:lang w:eastAsia="en-US"/>
+        </w:rPr>
+        <w:t xml:space="preserve">d’avoir tester mon autonomie </w:t>
+      </w:r>
+      <w:r>
+        <w:rPr>
+          <w:lang w:eastAsia="en-US"/>
+        </w:rPr>
+        <w:t xml:space="preserve">avec les programmes et les circuits </w:t>
+      </w:r>
+      <w:r>
+        <w:rPr>
+          <w:lang w:eastAsia="en-US"/>
+        </w:rPr>
+        <w:t>à</w:t>
+      </w:r>
+      <w:r>
+        <w:rPr>
+          <w:lang w:eastAsia="en-US"/>
+        </w:rPr>
+        <w:t xml:space="preserve"> faire. Même si j’ai </w:t>
+      </w:r>
+      <w:r>
+        <w:rPr>
+          <w:lang w:eastAsia="en-US"/>
+        </w:rPr>
+        <w:t xml:space="preserve">plus </w:t>
+      </w:r>
+      <w:r>
+        <w:rPr>
+          <w:lang w:eastAsia="en-US"/>
+        </w:rPr>
+        <w:t>usé</w:t>
+      </w:r>
+      <w:r>
+        <w:rPr>
+          <w:lang w:eastAsia="en-US"/>
+        </w:rPr>
+        <w:t xml:space="preserve"> </w:t>
+      </w:r>
+      <w:r>
+        <w:rPr>
+          <w:lang w:eastAsia="en-US"/>
+        </w:rPr>
+        <w:t xml:space="preserve">de </w:t>
+      </w:r>
+      <w:r>
+        <w:rPr>
+          <w:lang w:eastAsia="en-US"/>
+        </w:rPr>
+        <w:t>l’intelligence artificielle</w:t>
+      </w:r>
+      <w:r>
+        <w:rPr>
+          <w:lang w:eastAsia="en-US"/>
+        </w:rPr>
+        <w:t xml:space="preserve"> que la session passée</w:t>
+      </w:r>
+      <w:r>
+        <w:rPr>
+          <w:lang w:eastAsia="en-US"/>
+        </w:rPr>
+        <w:t>, j’ai toujours pri</w:t>
+      </w:r>
+      <w:r>
+        <w:rPr>
+          <w:lang w:eastAsia="en-US"/>
+        </w:rPr>
+        <w:t>s</w:t>
+      </w:r>
+      <w:r>
+        <w:rPr>
+          <w:lang w:eastAsia="en-US"/>
+        </w:rPr>
+        <w:t xml:space="preserve"> le temps de comprendre</w:t>
+      </w:r>
+      <w:r>
+        <w:rPr>
+          <w:lang w:eastAsia="en-US"/>
+        </w:rPr>
+        <w:t>, d’</w:t>
+      </w:r>
+      <w:r>
+        <w:rPr>
+          <w:lang w:eastAsia="en-US"/>
+        </w:rPr>
+        <w:t>étudier</w:t>
+      </w:r>
+      <w:r>
+        <w:rPr>
+          <w:lang w:eastAsia="en-US"/>
+        </w:rPr>
+        <w:t xml:space="preserve"> </w:t>
+      </w:r>
+      <w:r>
+        <w:rPr>
+          <w:lang w:eastAsia="en-US"/>
+        </w:rPr>
+        <w:t xml:space="preserve">et </w:t>
+      </w:r>
+      <w:r>
+        <w:rPr>
+          <w:lang w:eastAsia="en-US"/>
+        </w:rPr>
+        <w:t xml:space="preserve">de </w:t>
+      </w:r>
+      <w:r>
+        <w:rPr>
+          <w:lang w:eastAsia="en-US"/>
+        </w:rPr>
+        <w:t xml:space="preserve">m’améliorer </w:t>
+      </w:r>
+      <w:r>
+        <w:rPr>
+          <w:lang w:eastAsia="en-US"/>
+        </w:rPr>
+        <w:t>mais</w:t>
+      </w:r>
+      <w:r>
+        <w:rPr>
+          <w:lang w:eastAsia="en-US"/>
+        </w:rPr>
+        <w:t xml:space="preserve"> je n’ai pas tant apprécié </w:t>
+      </w:r>
+      <w:r>
+        <w:rPr>
+          <w:lang w:eastAsia="en-US"/>
+        </w:rPr>
+        <w:t>les cours théoriques</w:t>
+      </w:r>
+      <w:r>
+        <w:rPr>
+          <w:lang w:eastAsia="en-US"/>
+        </w:rPr>
+        <w:t xml:space="preserve"> </w:t>
+      </w:r>
+      <w:r>
+        <w:rPr>
+          <w:lang w:eastAsia="en-US"/>
+        </w:rPr>
+        <w:t>de deux heures</w:t>
+      </w:r>
+      <w:r>
+        <w:rPr>
+          <w:lang w:eastAsia="en-US"/>
+        </w:rPr>
+        <w:t xml:space="preserve"> car je trouvais qu</w:t>
+      </w:r>
+      <w:r>
+        <w:rPr>
+          <w:lang w:eastAsia="en-US"/>
+        </w:rPr>
+        <w:t xml:space="preserve">’à </w:t>
+      </w:r>
+      <w:r>
+        <w:rPr>
+          <w:lang w:eastAsia="en-US"/>
+        </w:rPr>
+        <w:t>u</w:t>
+      </w:r>
+      <w:r>
+        <w:rPr>
+          <w:lang w:eastAsia="en-US"/>
+        </w:rPr>
+        <w:t xml:space="preserve">n </w:t>
+      </w:r>
+      <w:r>
+        <w:rPr>
+          <w:lang w:eastAsia="en-US"/>
+        </w:rPr>
+        <w:t>certain</w:t>
+      </w:r>
+      <w:r>
+        <w:rPr>
+          <w:lang w:eastAsia="en-US"/>
+        </w:rPr>
+        <w:t xml:space="preserve"> moment, </w:t>
+      </w:r>
+      <w:r>
+        <w:rPr>
+          <w:lang w:eastAsia="en-US"/>
+        </w:rPr>
+        <w:t>je commençais à perdre mon attention au cours</w:t>
+      </w:r>
+      <w:r>
+        <w:rPr>
+          <w:lang w:eastAsia="en-US"/>
+        </w:rPr>
+        <w:t xml:space="preserve">. Aussi, </w:t>
+      </w:r>
+      <w:r>
+        <w:rPr>
+          <w:lang w:eastAsia="en-US"/>
+        </w:rPr>
+        <w:t xml:space="preserve">je </w:t>
+      </w:r>
+      <w:r>
+        <w:rPr>
+          <w:lang w:eastAsia="en-US"/>
+        </w:rPr>
+        <w:t xml:space="preserve">trouve que </w:t>
+      </w:r>
+      <w:r>
+        <w:rPr>
+          <w:lang w:eastAsia="en-US"/>
+        </w:rPr>
+        <w:t xml:space="preserve">l’électronique durant la session </w:t>
+      </w:r>
+      <w:r>
+        <w:rPr>
+          <w:lang w:eastAsia="en-US"/>
+        </w:rPr>
+        <w:t xml:space="preserve">a bien été </w:t>
+      </w:r>
+      <w:r>
+        <w:rPr>
+          <w:lang w:eastAsia="en-US"/>
+        </w:rPr>
+        <w:t xml:space="preserve">car j’y ai mit beaucoup plus de temps d’étude dans le programme </w:t>
+      </w:r>
+      <w:r>
+        <w:rPr>
+          <w:lang w:eastAsia="en-US"/>
+        </w:rPr>
+        <w:t xml:space="preserve">mais </w:t>
+      </w:r>
+      <w:r>
+        <w:rPr>
+          <w:lang w:eastAsia="en-US"/>
+        </w:rPr>
+        <w:t xml:space="preserve">les cours </w:t>
+      </w:r>
+      <w:r>
+        <w:rPr>
+          <w:lang w:eastAsia="en-US"/>
+        </w:rPr>
+        <w:t>d</w:t>
+      </w:r>
+      <w:r>
+        <w:rPr>
+          <w:lang w:eastAsia="en-US"/>
+        </w:rPr>
+        <w:t>’introduction au</w:t>
+      </w:r>
+      <w:r>
+        <w:rPr>
+          <w:lang w:eastAsia="en-US"/>
+        </w:rPr>
+        <w:t>x</w:t>
+      </w:r>
+      <w:r>
+        <w:rPr>
+          <w:lang w:eastAsia="en-US"/>
+        </w:rPr>
+        <w:t xml:space="preserve"> </w:t>
+      </w:r>
+      <w:r>
+        <w:rPr>
+          <w:lang w:eastAsia="en-US"/>
+        </w:rPr>
+        <w:t xml:space="preserve">systèmes </w:t>
+      </w:r>
+      <w:r>
+        <w:rPr>
+          <w:lang w:eastAsia="en-US"/>
+        </w:rPr>
+        <w:t xml:space="preserve">d’exploitation ne se sont pas très bien passez au début de la session parce que je ne connaissais pas du tout la matière </w:t>
+      </w:r>
+      <w:r>
+        <w:rPr>
+          <w:lang w:eastAsia="en-US"/>
+        </w:rPr>
+        <w:t>sauf que</w:t>
+      </w:r>
+      <w:r>
+        <w:rPr>
+          <w:lang w:eastAsia="en-US"/>
+        </w:rPr>
+        <w:t xml:space="preserve"> </w:t>
+      </w:r>
+      <w:r>
+        <w:rPr>
+          <w:lang w:eastAsia="en-US"/>
+        </w:rPr>
+        <w:t>ça s’est</w:t>
+      </w:r>
+      <w:r>
+        <w:rPr>
+          <w:lang w:eastAsia="en-US"/>
+        </w:rPr>
+        <w:t xml:space="preserve"> mieux </w:t>
+      </w:r>
+      <w:r>
+        <w:rPr>
+          <w:lang w:eastAsia="en-US"/>
+        </w:rPr>
+        <w:t xml:space="preserve">passé </w:t>
+      </w:r>
+      <w:r>
+        <w:rPr>
+          <w:lang w:eastAsia="en-US"/>
+        </w:rPr>
+        <w:t>au fil du temps.</w:t>
+      </w:r>
+      <w:r>
+        <w:rPr>
+          <w:lang w:eastAsia="en-US"/>
+        </w:rPr>
+        <w:t xml:space="preserve"> </w:t>
+      </w:r>
+      <w:r>
+        <w:rPr>
+          <w:lang w:eastAsia="en-US"/>
+        </w:rPr>
+        <w:t xml:space="preserve"> </w:t>
+      </w:r>
+    </w:p>
+    <w:p>
+      <w:pPr>
+        <w:rPr>
+          <w:lang w:eastAsia="en-US"/>
+        </w:rPr>
+      </w:pPr>
+    </w:p>
+    <w:p>
+      <w:pPr>
+        <w:rPr>
+          <w:lang w:eastAsia="en-US"/>
+        </w:rPr>
+      </w:pPr>
     </w:p>
     <w:p>
       <w:pPr>
         <w:pStyle w:val="Sous-titre"/>
-      </w:pPr>
-      <w:r>
-        <w:t>Appréciation</w:t>
-      </w:r>
-    </w:p>
-    <w:p>
-      <w:pPr>
-        <w:pStyle w:val="Sous-titre"/>
-      </w:pPr>
-      <w:r>
-        <w:t>Préférence</w:t>
-      </w:r>
+        <w:ind w:left="0"/>
+      </w:pPr>
+      <w:r>
+        <w:t>Jessica</w:t>
+      </w:r>
+    </w:p>
+    <w:p>
+      <w:pPr>
+        <w:spacing w:after="240"/>
+        <w:ind w:left="0"/>
+        <w:rPr>
+          <w:rFonts w:eastAsia="Verdana" w:cs="Verdana"/>
+        </w:rPr>
+      </w:pPr>
+      <w:r>
+        <w:rPr>
+          <w:rFonts w:eastAsia="Verdana" w:cs="Verdana"/>
+        </w:rPr>
+        <w:t>La troisième session m’a permis d’approfondir réellement les connaissances que j’avais déjà en électronique et en programmation, surtout du côté assembleur, où j’ai enfin senti que tout commençait à se connecter. J’ai particulièrement adoré le projet de manette : voir le résultat de mon travail fonctionner pour vrai, entre mes mains, a été immensément motivant. Ce projet m’a aussi permis de découvrir le modelage 3D, une compétence que je n’aurais jamais cru développer aussi vite et grâce à laquelle j’ai même pu réaliser mes propres créations imprimées en 3D, ce qui m’a rendue vraiment fière. Ce que j’ai moins aimé, ce sont certains laboratoires en électronique qui ont un peu moins bien fonctionné ou qui étaient moins clairs… mais honnêtement, c’était déjà un net progrès comparé aux sessions précédentes. On sent que tout s’améliore, et que moi aussi je m’améliore. Un énorme merci à Gabriel, Kevin, Simon et François pour cette belle session. Merci pour votre soutien, votre patience, vos explications et votre passion.</w:t>
+      </w:r>
+      <w:r>
+        <w:br/>
+      </w:r>
+      <w:r>
+        <w:rPr>
+          <w:rFonts w:eastAsia="Verdana" w:cs="Verdana"/>
+        </w:rPr>
+        <w:t xml:space="preserve">Passez un </w:t>
+      </w:r>
+      <w:r>
+        <w:rPr>
+          <w:rFonts w:eastAsia="Verdana" w:cs="Verdana"/>
+        </w:rPr>
+        <w:t>joyeux</w:t>
+      </w:r>
+      <w:r>
+        <w:rPr>
+          <w:rFonts w:eastAsia="Verdana" w:cs="Verdana"/>
+        </w:rPr>
+        <w:t xml:space="preserve"> temps des Fêtes vous le méritez pleinement !</w:t>
+      </w:r>
+      <w:r>
+        <w:rPr>
+          <w:rFonts w:eastAsia="Verdana" w:cs="Verdana"/>
+        </w:rPr>
+        <w:t xml:space="preserve"> :)</w:t>
+      </w:r>
+    </w:p>
+    <w:p>
+      <w:pPr>
+        <w:ind w:left="0"/>
+        <w:rPr>
+          <w:lang w:eastAsia="en-US"/>
+        </w:rPr>
+      </w:pPr>
     </w:p>
     <w:sectPr>
       <w:pgSz w:w="12240" w:h="15840"/>
@@ -3243,9 +5866,6 @@
       <w:fldChar w:fldCharType="separate"/>
     </w:r>
     <w:r>
-      <w:rPr>
-        <w:noProof/>
-      </w:rPr>
       <w:t>3</w:t>
     </w:r>
     <w:r>
@@ -3267,7 +5887,7 @@
       <w:rPr>
         <w:noProof/>
       </w:rPr>
-      <w:t>08-12-2025</w:t>
+      <w:t>18-12-2025</w:t>
     </w:r>
     <w:r>
       <w:fldChar w:fldCharType="end"/>
@@ -3371,8 +5991,6 @@
     </w:r>
     <w:r>
       <w:tab/>
-    </w:r>
-    <w:r>
       <w:t>Projet de fin de session</w:t>
     </w:r>
   </w:p>
@@ -3444,6 +6062,119 @@
 <file path=word/numbering.xml><?xml version="1.0" encoding="utf-8"?>
 <w:numbering xmlns:wpc="http://schemas.microsoft.com/office/word/2010/wordprocessingCanvas" xmlns:cx="http://schemas.microsoft.com/office/drawing/2014/chartex" xmlns:cx1="http://schemas.microsoft.com/office/drawing/2015/9/8/chartex" xmlns:cx2="http://schemas.microsoft.com/office/drawing/2015/10/21/chartex" xmlns:cx3="http://schemas.microsoft.com/office/drawing/2016/5/9/chartex" xmlns:cx4="http://schemas.microsoft.com/office/drawing/2016/5/10/chartex" xmlns:cx5="http://schemas.microsoft.com/office/drawing/2016/5/11/chartex" xmlns:cx6="http://schemas.microsoft.com/office/drawing/2016/5/12/chartex" xmlns:cx7="http://schemas.microsoft.com/office/drawing/2016/5/13/chartex" xmlns:cx8="http://schemas.microsoft.com/office/drawing/2016/5/14/chartex" xmlns:mc="http://schemas.openxmlformats.org/markup-compatibility/2006" xmlns:aink="http://schemas.microsoft.com/office/drawing/2016/ink" xmlns:am3d="http://schemas.microsoft.com/office/drawing/2017/model3d" xmlns:o="urn:schemas-microsoft-com:office:office" xmlns:oel="http://schemas.microsoft.com/office/2019/extlst" xmlns:r="http://schemas.openxmlformats.org/officeDocument/2006/relationships" xmlns:m="http://schemas.openxmlformats.org/officeDocument/2006/math" xmlns:v="urn:schemas-microsoft-com:vml" xmlns:wp14="http://schemas.microsoft.com/office/word/2010/wordprocessingDrawing" xmlns:wp="http://schemas.openxmlformats.org/drawingml/2006/wordprocessingDrawing" xmlns:w10="urn:schemas-microsoft-com:office:word" xmlns:w="http://schemas.openxmlformats.org/wordprocessingml/2006/main" xmlns:w14="http://schemas.microsoft.com/office/word/2010/wordml" xmlns:w15="http://schemas.microsoft.com/office/word/2012/wordml" xmlns:w16cex="http://schemas.microsoft.com/office/word/2018/wordml/cex" xmlns:w16cid="http://schemas.microsoft.com/office/word/2016/wordml/cid" xmlns:w16="http://schemas.microsoft.com/office/word/2018/wordml" xmlns:w16du="http://schemas.microsoft.com/office/word/2023/wordml/word16du" xmlns:w16sdtdh="http://schemas.microsoft.com/office/word/2020/wordml/sdtdatahash" xmlns:w16sdtfl="http://schemas.microsoft.com/office/word/2024/wordml/sdtformatlock" xmlns:w16se="http://schemas.microsoft.com/office/word/2015/wordml/symex" xmlns:wpg="http://schemas.microsoft.com/office/word/2010/wordprocessingGroup" xmlns:wpi="http://schemas.microsoft.com/office/word/2010/wordprocessingInk" xmlns:wne="http://schemas.microsoft.com/office/word/2006/wordml" xmlns:wps="http://schemas.microsoft.com/office/word/2010/wordprocessingShape" mc:Ignorable="w14 w15 w16se w16cid w16 w16cex w16sdtdh w16sdtfl w16du wp14">
   <w:abstractNum w:abstractNumId="0" w15:restartNumberingAfterBreak="0">
+    <w:nsid w:val="04417106"/>
+    <w:multiLevelType w:val="hybridMultilevel"/>
+    <w:tmpl w:val="C538ACDA"/>
+    <w:lvl w:ilvl="0" w:tplc="0C0C0001">
+      <w:start w:val="1"/>
+      <w:numFmt w:val="bullet"/>
+      <w:lvlText w:val=""/>
+      <w:lvlJc w:val="left"/>
+      <w:pPr>
+        <w:ind w:left="1530" w:hanging="360"/>
+      </w:pPr>
+      <w:rPr>
+        <w:rFonts w:ascii="Symbol" w:hAnsi="Symbol" w:hint="default"/>
+      </w:rPr>
+    </w:lvl>
+    <w:lvl w:ilvl="1" w:tplc="0C0C0003" w:tentative="1">
+      <w:start w:val="1"/>
+      <w:numFmt w:val="bullet"/>
+      <w:lvlText w:val="o"/>
+      <w:lvlJc w:val="left"/>
+      <w:pPr>
+        <w:ind w:left="2250" w:hanging="360"/>
+      </w:pPr>
+      <w:rPr>
+        <w:rFonts w:ascii="Courier New" w:hAnsi="Courier New" w:cs="Courier New" w:hint="default"/>
+      </w:rPr>
+    </w:lvl>
+    <w:lvl w:ilvl="2" w:tplc="0C0C0005" w:tentative="1">
+      <w:start w:val="1"/>
+      <w:numFmt w:val="bullet"/>
+      <w:lvlText w:val=""/>
+      <w:lvlJc w:val="left"/>
+      <w:pPr>
+        <w:ind w:left="2970" w:hanging="360"/>
+      </w:pPr>
+      <w:rPr>
+        <w:rFonts w:ascii="Wingdings" w:hAnsi="Wingdings" w:hint="default"/>
+      </w:rPr>
+    </w:lvl>
+    <w:lvl w:ilvl="3" w:tplc="0C0C0001" w:tentative="1">
+      <w:start w:val="1"/>
+      <w:numFmt w:val="bullet"/>
+      <w:lvlText w:val=""/>
+      <w:lvlJc w:val="left"/>
+      <w:pPr>
+        <w:ind w:left="3690" w:hanging="360"/>
+      </w:pPr>
+      <w:rPr>
+        <w:rFonts w:ascii="Symbol" w:hAnsi="Symbol" w:hint="default"/>
+      </w:rPr>
+    </w:lvl>
+    <w:lvl w:ilvl="4" w:tplc="0C0C0003" w:tentative="1">
+      <w:start w:val="1"/>
+      <w:numFmt w:val="bullet"/>
+      <w:lvlText w:val="o"/>
+      <w:lvlJc w:val="left"/>
+      <w:pPr>
+        <w:ind w:left="4410" w:hanging="360"/>
+      </w:pPr>
+      <w:rPr>
+        <w:rFonts w:ascii="Courier New" w:hAnsi="Courier New" w:cs="Courier New" w:hint="default"/>
+      </w:rPr>
+    </w:lvl>
+    <w:lvl w:ilvl="5" w:tplc="0C0C0005" w:tentative="1">
+      <w:start w:val="1"/>
+      <w:numFmt w:val="bullet"/>
+      <w:lvlText w:val=""/>
+      <w:lvlJc w:val="left"/>
+      <w:pPr>
+        <w:ind w:left="5130" w:hanging="360"/>
+      </w:pPr>
+      <w:rPr>
+        <w:rFonts w:ascii="Wingdings" w:hAnsi="Wingdings" w:hint="default"/>
+      </w:rPr>
+    </w:lvl>
+    <w:lvl w:ilvl="6" w:tplc="0C0C0001" w:tentative="1">
+      <w:start w:val="1"/>
+      <w:numFmt w:val="bullet"/>
+      <w:lvlText w:val=""/>
+      <w:lvlJc w:val="left"/>
+      <w:pPr>
+        <w:ind w:left="5850" w:hanging="360"/>
+      </w:pPr>
+      <w:rPr>
+        <w:rFonts w:ascii="Symbol" w:hAnsi="Symbol" w:hint="default"/>
+      </w:rPr>
+    </w:lvl>
+    <w:lvl w:ilvl="7" w:tplc="0C0C0003" w:tentative="1">
+      <w:start w:val="1"/>
+      <w:numFmt w:val="bullet"/>
+      <w:lvlText w:val="o"/>
+      <w:lvlJc w:val="left"/>
+      <w:pPr>
+        <w:ind w:left="6570" w:hanging="360"/>
+      </w:pPr>
+      <w:rPr>
+        <w:rFonts w:ascii="Courier New" w:hAnsi="Courier New" w:cs="Courier New" w:hint="default"/>
+      </w:rPr>
+    </w:lvl>
+    <w:lvl w:ilvl="8" w:tplc="0C0C0005" w:tentative="1">
+      <w:start w:val="1"/>
+      <w:numFmt w:val="bullet"/>
+      <w:lvlText w:val=""/>
+      <w:lvlJc w:val="left"/>
+      <w:pPr>
+        <w:ind w:left="7290" w:hanging="360"/>
+      </w:pPr>
+      <w:rPr>
+        <w:rFonts w:ascii="Wingdings" w:hAnsi="Wingdings" w:hint="default"/>
+      </w:rPr>
+    </w:lvl>
+  </w:abstractNum>
+  <w:abstractNum w:abstractNumId="1" w15:restartNumberingAfterBreak="0">
     <w:nsid w:val="09FD5A1B"/>
     <w:multiLevelType w:val="hybridMultilevel"/>
     <w:tmpl w:val="6078367A"/>
@@ -3556,7 +6287,120 @@
       </w:rPr>
     </w:lvl>
   </w:abstractNum>
-  <w:abstractNum w:abstractNumId="1" w15:restartNumberingAfterBreak="0">
+  <w:abstractNum w:abstractNumId="2" w15:restartNumberingAfterBreak="0">
+    <w:nsid w:val="191D1CF3"/>
+    <w:multiLevelType w:val="hybridMultilevel"/>
+    <w:tmpl w:val="A2DA1F6C"/>
+    <w:lvl w:ilvl="0" w:tplc="0C0C0003">
+      <w:start w:val="1"/>
+      <w:numFmt w:val="bullet"/>
+      <w:lvlText w:val="o"/>
+      <w:lvlJc w:val="left"/>
+      <w:pPr>
+        <w:ind w:left="2250" w:hanging="360"/>
+      </w:pPr>
+      <w:rPr>
+        <w:rFonts w:ascii="Courier New" w:hAnsi="Courier New" w:cs="Courier New" w:hint="default"/>
+      </w:rPr>
+    </w:lvl>
+    <w:lvl w:ilvl="1" w:tplc="0C0C0003" w:tentative="1">
+      <w:start w:val="1"/>
+      <w:numFmt w:val="bullet"/>
+      <w:lvlText w:val="o"/>
+      <w:lvlJc w:val="left"/>
+      <w:pPr>
+        <w:ind w:left="2970" w:hanging="360"/>
+      </w:pPr>
+      <w:rPr>
+        <w:rFonts w:ascii="Courier New" w:hAnsi="Courier New" w:cs="Courier New" w:hint="default"/>
+      </w:rPr>
+    </w:lvl>
+    <w:lvl w:ilvl="2" w:tplc="0C0C0005" w:tentative="1">
+      <w:start w:val="1"/>
+      <w:numFmt w:val="bullet"/>
+      <w:lvlText w:val=""/>
+      <w:lvlJc w:val="left"/>
+      <w:pPr>
+        <w:ind w:left="3690" w:hanging="360"/>
+      </w:pPr>
+      <w:rPr>
+        <w:rFonts w:ascii="Wingdings" w:hAnsi="Wingdings" w:hint="default"/>
+      </w:rPr>
+    </w:lvl>
+    <w:lvl w:ilvl="3" w:tplc="0C0C0001" w:tentative="1">
+      <w:start w:val="1"/>
+      <w:numFmt w:val="bullet"/>
+      <w:lvlText w:val=""/>
+      <w:lvlJc w:val="left"/>
+      <w:pPr>
+        <w:ind w:left="4410" w:hanging="360"/>
+      </w:pPr>
+      <w:rPr>
+        <w:rFonts w:ascii="Symbol" w:hAnsi="Symbol" w:hint="default"/>
+      </w:rPr>
+    </w:lvl>
+    <w:lvl w:ilvl="4" w:tplc="0C0C0003" w:tentative="1">
+      <w:start w:val="1"/>
+      <w:numFmt w:val="bullet"/>
+      <w:lvlText w:val="o"/>
+      <w:lvlJc w:val="left"/>
+      <w:pPr>
+        <w:ind w:left="5130" w:hanging="360"/>
+      </w:pPr>
+      <w:rPr>
+        <w:rFonts w:ascii="Courier New" w:hAnsi="Courier New" w:cs="Courier New" w:hint="default"/>
+      </w:rPr>
+    </w:lvl>
+    <w:lvl w:ilvl="5" w:tplc="0C0C0005" w:tentative="1">
+      <w:start w:val="1"/>
+      <w:numFmt w:val="bullet"/>
+      <w:lvlText w:val=""/>
+      <w:lvlJc w:val="left"/>
+      <w:pPr>
+        <w:ind w:left="5850" w:hanging="360"/>
+      </w:pPr>
+      <w:rPr>
+        <w:rFonts w:ascii="Wingdings" w:hAnsi="Wingdings" w:hint="default"/>
+      </w:rPr>
+    </w:lvl>
+    <w:lvl w:ilvl="6" w:tplc="0C0C0001" w:tentative="1">
+      <w:start w:val="1"/>
+      <w:numFmt w:val="bullet"/>
+      <w:lvlText w:val=""/>
+      <w:lvlJc w:val="left"/>
+      <w:pPr>
+        <w:ind w:left="6570" w:hanging="360"/>
+      </w:pPr>
+      <w:rPr>
+        <w:rFonts w:ascii="Symbol" w:hAnsi="Symbol" w:hint="default"/>
+      </w:rPr>
+    </w:lvl>
+    <w:lvl w:ilvl="7" w:tplc="0C0C0003" w:tentative="1">
+      <w:start w:val="1"/>
+      <w:numFmt w:val="bullet"/>
+      <w:lvlText w:val="o"/>
+      <w:lvlJc w:val="left"/>
+      <w:pPr>
+        <w:ind w:left="7290" w:hanging="360"/>
+      </w:pPr>
+      <w:rPr>
+        <w:rFonts w:ascii="Courier New" w:hAnsi="Courier New" w:cs="Courier New" w:hint="default"/>
+      </w:rPr>
+    </w:lvl>
+    <w:lvl w:ilvl="8" w:tplc="0C0C0005" w:tentative="1">
+      <w:start w:val="1"/>
+      <w:numFmt w:val="bullet"/>
+      <w:lvlText w:val=""/>
+      <w:lvlJc w:val="left"/>
+      <w:pPr>
+        <w:ind w:left="8010" w:hanging="360"/>
+      </w:pPr>
+      <w:rPr>
+        <w:rFonts w:ascii="Wingdings" w:hAnsi="Wingdings" w:hint="default"/>
+      </w:rPr>
+    </w:lvl>
+  </w:abstractNum>
+  <w:abstractNum w:abstractNumId="3" w15:restartNumberingAfterBreak="0">
     <w:nsid w:val="1C297747"/>
     <w:multiLevelType w:val="hybridMultilevel"/>
     <w:tmpl w:val="4A3C36C6"/>
@@ -3669,7 +6513,120 @@
       </w:rPr>
     </w:lvl>
   </w:abstractNum>
-  <w:abstractNum w:abstractNumId="2" w15:restartNumberingAfterBreak="0">
+  <w:abstractNum w:abstractNumId="4" w15:restartNumberingAfterBreak="0">
+    <w:nsid w:val="20477A5F"/>
+    <w:multiLevelType w:val="hybridMultilevel"/>
+    <w:tmpl w:val="A766771A"/>
+    <w:lvl w:ilvl="0" w:tplc="0C0C0003">
+      <w:start w:val="1"/>
+      <w:numFmt w:val="bullet"/>
+      <w:lvlText w:val="o"/>
+      <w:lvlJc w:val="left"/>
+      <w:pPr>
+        <w:ind w:left="2136" w:hanging="360"/>
+      </w:pPr>
+      <w:rPr>
+        <w:rFonts w:ascii="Courier New" w:hAnsi="Courier New" w:cs="Courier New" w:hint="default"/>
+      </w:rPr>
+    </w:lvl>
+    <w:lvl w:ilvl="1" w:tplc="0C0C0003" w:tentative="1">
+      <w:start w:val="1"/>
+      <w:numFmt w:val="bullet"/>
+      <w:lvlText w:val="o"/>
+      <w:lvlJc w:val="left"/>
+      <w:pPr>
+        <w:ind w:left="2856" w:hanging="360"/>
+      </w:pPr>
+      <w:rPr>
+        <w:rFonts w:ascii="Courier New" w:hAnsi="Courier New" w:cs="Courier New" w:hint="default"/>
+      </w:rPr>
+    </w:lvl>
+    <w:lvl w:ilvl="2" w:tplc="0C0C0005" w:tentative="1">
+      <w:start w:val="1"/>
+      <w:numFmt w:val="bullet"/>
+      <w:lvlText w:val=""/>
+      <w:lvlJc w:val="left"/>
+      <w:pPr>
+        <w:ind w:left="3576" w:hanging="360"/>
+      </w:pPr>
+      <w:rPr>
+        <w:rFonts w:ascii="Wingdings" w:hAnsi="Wingdings" w:hint="default"/>
+      </w:rPr>
+    </w:lvl>
+    <w:lvl w:ilvl="3" w:tplc="0C0C0001" w:tentative="1">
+      <w:start w:val="1"/>
+      <w:numFmt w:val="bullet"/>
+      <w:lvlText w:val=""/>
+      <w:lvlJc w:val="left"/>
+      <w:pPr>
+        <w:ind w:left="4296" w:hanging="360"/>
+      </w:pPr>
+      <w:rPr>
+        <w:rFonts w:ascii="Symbol" w:hAnsi="Symbol" w:hint="default"/>
+      </w:rPr>
+    </w:lvl>
+    <w:lvl w:ilvl="4" w:tplc="0C0C0003" w:tentative="1">
+      <w:start w:val="1"/>
+      <w:numFmt w:val="bullet"/>
+      <w:lvlText w:val="o"/>
+      <w:lvlJc w:val="left"/>
+      <w:pPr>
+        <w:ind w:left="5016" w:hanging="360"/>
+      </w:pPr>
+      <w:rPr>
+        <w:rFonts w:ascii="Courier New" w:hAnsi="Courier New" w:cs="Courier New" w:hint="default"/>
+      </w:rPr>
+    </w:lvl>
+    <w:lvl w:ilvl="5" w:tplc="0C0C0005" w:tentative="1">
+      <w:start w:val="1"/>
+      <w:numFmt w:val="bullet"/>
+      <w:lvlText w:val=""/>
+      <w:lvlJc w:val="left"/>
+      <w:pPr>
+        <w:ind w:left="5736" w:hanging="360"/>
+      </w:pPr>
+      <w:rPr>
+        <w:rFonts w:ascii="Wingdings" w:hAnsi="Wingdings" w:hint="default"/>
+      </w:rPr>
+    </w:lvl>
+    <w:lvl w:ilvl="6" w:tplc="0C0C0001" w:tentative="1">
+      <w:start w:val="1"/>
+      <w:numFmt w:val="bullet"/>
+      <w:lvlText w:val=""/>
+      <w:lvlJc w:val="left"/>
+      <w:pPr>
+        <w:ind w:left="6456" w:hanging="360"/>
+      </w:pPr>
+      <w:rPr>
+        <w:rFonts w:ascii="Symbol" w:hAnsi="Symbol" w:hint="default"/>
+      </w:rPr>
+    </w:lvl>
+    <w:lvl w:ilvl="7" w:tplc="0C0C0003" w:tentative="1">
+      <w:start w:val="1"/>
+      <w:numFmt w:val="bullet"/>
+      <w:lvlText w:val="o"/>
+      <w:lvlJc w:val="left"/>
+      <w:pPr>
+        <w:ind w:left="7176" w:hanging="360"/>
+      </w:pPr>
+      <w:rPr>
+        <w:rFonts w:ascii="Courier New" w:hAnsi="Courier New" w:cs="Courier New" w:hint="default"/>
+      </w:rPr>
+    </w:lvl>
+    <w:lvl w:ilvl="8" w:tplc="0C0C0005" w:tentative="1">
+      <w:start w:val="1"/>
+      <w:numFmt w:val="bullet"/>
+      <w:lvlText w:val=""/>
+      <w:lvlJc w:val="left"/>
+      <w:pPr>
+        <w:ind w:left="7896" w:hanging="360"/>
+      </w:pPr>
+      <w:rPr>
+        <w:rFonts w:ascii="Wingdings" w:hAnsi="Wingdings" w:hint="default"/>
+      </w:rPr>
+    </w:lvl>
+  </w:abstractNum>
+  <w:abstractNum w:abstractNumId="5" w15:restartNumberingAfterBreak="0">
     <w:nsid w:val="23DB34F9"/>
     <w:multiLevelType w:val="hybridMultilevel"/>
     <w:tmpl w:val="B9DCCFD6"/>
@@ -3758,7 +6715,7 @@
       </w:pPr>
     </w:lvl>
   </w:abstractNum>
-  <w:abstractNum w:abstractNumId="3" w15:restartNumberingAfterBreak="0">
+  <w:abstractNum w:abstractNumId="6" w15:restartNumberingAfterBreak="0">
     <w:nsid w:val="242D10AF"/>
     <w:multiLevelType w:val="hybridMultilevel"/>
     <w:tmpl w:val="55587144"/>
@@ -3871,7 +6828,459 @@
       </w:rPr>
     </w:lvl>
   </w:abstractNum>
-  <w:abstractNum w:abstractNumId="4" w15:restartNumberingAfterBreak="0">
+  <w:abstractNum w:abstractNumId="7" w15:restartNumberingAfterBreak="0">
+    <w:nsid w:val="28295A80"/>
+    <w:multiLevelType w:val="hybridMultilevel"/>
+    <w:tmpl w:val="375E85B8"/>
+    <w:lvl w:ilvl="0" w:tplc="0C0C0003">
+      <w:start w:val="1"/>
+      <w:numFmt w:val="bullet"/>
+      <w:lvlText w:val="o"/>
+      <w:lvlJc w:val="left"/>
+      <w:pPr>
+        <w:ind w:left="2250" w:hanging="360"/>
+      </w:pPr>
+      <w:rPr>
+        <w:rFonts w:ascii="Courier New" w:hAnsi="Courier New" w:cs="Courier New" w:hint="default"/>
+      </w:rPr>
+    </w:lvl>
+    <w:lvl w:ilvl="1" w:tplc="0C0C0003" w:tentative="1">
+      <w:start w:val="1"/>
+      <w:numFmt w:val="bullet"/>
+      <w:lvlText w:val="o"/>
+      <w:lvlJc w:val="left"/>
+      <w:pPr>
+        <w:ind w:left="2970" w:hanging="360"/>
+      </w:pPr>
+      <w:rPr>
+        <w:rFonts w:ascii="Courier New" w:hAnsi="Courier New" w:cs="Courier New" w:hint="default"/>
+      </w:rPr>
+    </w:lvl>
+    <w:lvl w:ilvl="2" w:tplc="0C0C0005" w:tentative="1">
+      <w:start w:val="1"/>
+      <w:numFmt w:val="bullet"/>
+      <w:lvlText w:val=""/>
+      <w:lvlJc w:val="left"/>
+      <w:pPr>
+        <w:ind w:left="3690" w:hanging="360"/>
+      </w:pPr>
+      <w:rPr>
+        <w:rFonts w:ascii="Wingdings" w:hAnsi="Wingdings" w:hint="default"/>
+      </w:rPr>
+    </w:lvl>
+    <w:lvl w:ilvl="3" w:tplc="0C0C0001" w:tentative="1">
+      <w:start w:val="1"/>
+      <w:numFmt w:val="bullet"/>
+      <w:lvlText w:val=""/>
+      <w:lvlJc w:val="left"/>
+      <w:pPr>
+        <w:ind w:left="4410" w:hanging="360"/>
+      </w:pPr>
+      <w:rPr>
+        <w:rFonts w:ascii="Symbol" w:hAnsi="Symbol" w:hint="default"/>
+      </w:rPr>
+    </w:lvl>
+    <w:lvl w:ilvl="4" w:tplc="0C0C0003" w:tentative="1">
+      <w:start w:val="1"/>
+      <w:numFmt w:val="bullet"/>
+      <w:lvlText w:val="o"/>
+      <w:lvlJc w:val="left"/>
+      <w:pPr>
+        <w:ind w:left="5130" w:hanging="360"/>
+      </w:pPr>
+      <w:rPr>
+        <w:rFonts w:ascii="Courier New" w:hAnsi="Courier New" w:cs="Courier New" w:hint="default"/>
+      </w:rPr>
+    </w:lvl>
+    <w:lvl w:ilvl="5" w:tplc="0C0C0005" w:tentative="1">
+      <w:start w:val="1"/>
+      <w:numFmt w:val="bullet"/>
+      <w:lvlText w:val=""/>
+      <w:lvlJc w:val="left"/>
+      <w:pPr>
+        <w:ind w:left="5850" w:hanging="360"/>
+      </w:pPr>
+      <w:rPr>
+        <w:rFonts w:ascii="Wingdings" w:hAnsi="Wingdings" w:hint="default"/>
+      </w:rPr>
+    </w:lvl>
+    <w:lvl w:ilvl="6" w:tplc="0C0C0001" w:tentative="1">
+      <w:start w:val="1"/>
+      <w:numFmt w:val="bullet"/>
+      <w:lvlText w:val=""/>
+      <w:lvlJc w:val="left"/>
+      <w:pPr>
+        <w:ind w:left="6570" w:hanging="360"/>
+      </w:pPr>
+      <w:rPr>
+        <w:rFonts w:ascii="Symbol" w:hAnsi="Symbol" w:hint="default"/>
+      </w:rPr>
+    </w:lvl>
+    <w:lvl w:ilvl="7" w:tplc="0C0C0003" w:tentative="1">
+      <w:start w:val="1"/>
+      <w:numFmt w:val="bullet"/>
+      <w:lvlText w:val="o"/>
+      <w:lvlJc w:val="left"/>
+      <w:pPr>
+        <w:ind w:left="7290" w:hanging="360"/>
+      </w:pPr>
+      <w:rPr>
+        <w:rFonts w:ascii="Courier New" w:hAnsi="Courier New" w:cs="Courier New" w:hint="default"/>
+      </w:rPr>
+    </w:lvl>
+    <w:lvl w:ilvl="8" w:tplc="0C0C0005" w:tentative="1">
+      <w:start w:val="1"/>
+      <w:numFmt w:val="bullet"/>
+      <w:lvlText w:val=""/>
+      <w:lvlJc w:val="left"/>
+      <w:pPr>
+        <w:ind w:left="8010" w:hanging="360"/>
+      </w:pPr>
+      <w:rPr>
+        <w:rFonts w:ascii="Wingdings" w:hAnsi="Wingdings" w:hint="default"/>
+      </w:rPr>
+    </w:lvl>
+  </w:abstractNum>
+  <w:abstractNum w:abstractNumId="8" w15:restartNumberingAfterBreak="0">
+    <w:nsid w:val="2B4A00DB"/>
+    <w:multiLevelType w:val="hybridMultilevel"/>
+    <w:tmpl w:val="073E371E"/>
+    <w:lvl w:ilvl="0" w:tplc="0C0C0003">
+      <w:start w:val="1"/>
+      <w:numFmt w:val="bullet"/>
+      <w:lvlText w:val="o"/>
+      <w:lvlJc w:val="left"/>
+      <w:pPr>
+        <w:ind w:left="2250" w:hanging="360"/>
+      </w:pPr>
+      <w:rPr>
+        <w:rFonts w:ascii="Courier New" w:hAnsi="Courier New" w:cs="Courier New" w:hint="default"/>
+      </w:rPr>
+    </w:lvl>
+    <w:lvl w:ilvl="1" w:tplc="0C0C0003" w:tentative="1">
+      <w:start w:val="1"/>
+      <w:numFmt w:val="bullet"/>
+      <w:lvlText w:val="o"/>
+      <w:lvlJc w:val="left"/>
+      <w:pPr>
+        <w:ind w:left="2970" w:hanging="360"/>
+      </w:pPr>
+      <w:rPr>
+        <w:rFonts w:ascii="Courier New" w:hAnsi="Courier New" w:cs="Courier New" w:hint="default"/>
+      </w:rPr>
+    </w:lvl>
+    <w:lvl w:ilvl="2" w:tplc="0C0C0005" w:tentative="1">
+      <w:start w:val="1"/>
+      <w:numFmt w:val="bullet"/>
+      <w:lvlText w:val=""/>
+      <w:lvlJc w:val="left"/>
+      <w:pPr>
+        <w:ind w:left="3690" w:hanging="360"/>
+      </w:pPr>
+      <w:rPr>
+        <w:rFonts w:ascii="Wingdings" w:hAnsi="Wingdings" w:hint="default"/>
+      </w:rPr>
+    </w:lvl>
+    <w:lvl w:ilvl="3" w:tplc="0C0C0001" w:tentative="1">
+      <w:start w:val="1"/>
+      <w:numFmt w:val="bullet"/>
+      <w:lvlText w:val=""/>
+      <w:lvlJc w:val="left"/>
+      <w:pPr>
+        <w:ind w:left="4410" w:hanging="360"/>
+      </w:pPr>
+      <w:rPr>
+        <w:rFonts w:ascii="Symbol" w:hAnsi="Symbol" w:hint="default"/>
+      </w:rPr>
+    </w:lvl>
+    <w:lvl w:ilvl="4" w:tplc="0C0C0003" w:tentative="1">
+      <w:start w:val="1"/>
+      <w:numFmt w:val="bullet"/>
+      <w:lvlText w:val="o"/>
+      <w:lvlJc w:val="left"/>
+      <w:pPr>
+        <w:ind w:left="5130" w:hanging="360"/>
+      </w:pPr>
+      <w:rPr>
+        <w:rFonts w:ascii="Courier New" w:hAnsi="Courier New" w:cs="Courier New" w:hint="default"/>
+      </w:rPr>
+    </w:lvl>
+    <w:lvl w:ilvl="5" w:tplc="0C0C0005" w:tentative="1">
+      <w:start w:val="1"/>
+      <w:numFmt w:val="bullet"/>
+      <w:lvlText w:val=""/>
+      <w:lvlJc w:val="left"/>
+      <w:pPr>
+        <w:ind w:left="5850" w:hanging="360"/>
+      </w:pPr>
+      <w:rPr>
+        <w:rFonts w:ascii="Wingdings" w:hAnsi="Wingdings" w:hint="default"/>
+      </w:rPr>
+    </w:lvl>
+    <w:lvl w:ilvl="6" w:tplc="0C0C0001" w:tentative="1">
+      <w:start w:val="1"/>
+      <w:numFmt w:val="bullet"/>
+      <w:lvlText w:val=""/>
+      <w:lvlJc w:val="left"/>
+      <w:pPr>
+        <w:ind w:left="6570" w:hanging="360"/>
+      </w:pPr>
+      <w:rPr>
+        <w:rFonts w:ascii="Symbol" w:hAnsi="Symbol" w:hint="default"/>
+      </w:rPr>
+    </w:lvl>
+    <w:lvl w:ilvl="7" w:tplc="0C0C0003" w:tentative="1">
+      <w:start w:val="1"/>
+      <w:numFmt w:val="bullet"/>
+      <w:lvlText w:val="o"/>
+      <w:lvlJc w:val="left"/>
+      <w:pPr>
+        <w:ind w:left="7290" w:hanging="360"/>
+      </w:pPr>
+      <w:rPr>
+        <w:rFonts w:ascii="Courier New" w:hAnsi="Courier New" w:cs="Courier New" w:hint="default"/>
+      </w:rPr>
+    </w:lvl>
+    <w:lvl w:ilvl="8" w:tplc="0C0C0005" w:tentative="1">
+      <w:start w:val="1"/>
+      <w:numFmt w:val="bullet"/>
+      <w:lvlText w:val=""/>
+      <w:lvlJc w:val="left"/>
+      <w:pPr>
+        <w:ind w:left="8010" w:hanging="360"/>
+      </w:pPr>
+      <w:rPr>
+        <w:rFonts w:ascii="Wingdings" w:hAnsi="Wingdings" w:hint="default"/>
+      </w:rPr>
+    </w:lvl>
+  </w:abstractNum>
+  <w:abstractNum w:abstractNumId="9" w15:restartNumberingAfterBreak="0">
+    <w:nsid w:val="30B7233C"/>
+    <w:multiLevelType w:val="hybridMultilevel"/>
+    <w:tmpl w:val="EA5454BC"/>
+    <w:lvl w:ilvl="0" w:tplc="0C0C0003">
+      <w:start w:val="1"/>
+      <w:numFmt w:val="bullet"/>
+      <w:lvlText w:val="o"/>
+      <w:lvlJc w:val="left"/>
+      <w:pPr>
+        <w:ind w:left="2250" w:hanging="360"/>
+      </w:pPr>
+      <w:rPr>
+        <w:rFonts w:ascii="Courier New" w:hAnsi="Courier New" w:cs="Courier New" w:hint="default"/>
+      </w:rPr>
+    </w:lvl>
+    <w:lvl w:ilvl="1" w:tplc="0C0C0003" w:tentative="1">
+      <w:start w:val="1"/>
+      <w:numFmt w:val="bullet"/>
+      <w:lvlText w:val="o"/>
+      <w:lvlJc w:val="left"/>
+      <w:pPr>
+        <w:ind w:left="2970" w:hanging="360"/>
+      </w:pPr>
+      <w:rPr>
+        <w:rFonts w:ascii="Courier New" w:hAnsi="Courier New" w:cs="Courier New" w:hint="default"/>
+      </w:rPr>
+    </w:lvl>
+    <w:lvl w:ilvl="2" w:tplc="0C0C0005" w:tentative="1">
+      <w:start w:val="1"/>
+      <w:numFmt w:val="bullet"/>
+      <w:lvlText w:val=""/>
+      <w:lvlJc w:val="left"/>
+      <w:pPr>
+        <w:ind w:left="3690" w:hanging="360"/>
+      </w:pPr>
+      <w:rPr>
+        <w:rFonts w:ascii="Wingdings" w:hAnsi="Wingdings" w:hint="default"/>
+      </w:rPr>
+    </w:lvl>
+    <w:lvl w:ilvl="3" w:tplc="0C0C0001" w:tentative="1">
+      <w:start w:val="1"/>
+      <w:numFmt w:val="bullet"/>
+      <w:lvlText w:val=""/>
+      <w:lvlJc w:val="left"/>
+      <w:pPr>
+        <w:ind w:left="4410" w:hanging="360"/>
+      </w:pPr>
+      <w:rPr>
+        <w:rFonts w:ascii="Symbol" w:hAnsi="Symbol" w:hint="default"/>
+      </w:rPr>
+    </w:lvl>
+    <w:lvl w:ilvl="4" w:tplc="0C0C0003" w:tentative="1">
+      <w:start w:val="1"/>
+      <w:numFmt w:val="bullet"/>
+      <w:lvlText w:val="o"/>
+      <w:lvlJc w:val="left"/>
+      <w:pPr>
+        <w:ind w:left="5130" w:hanging="360"/>
+      </w:pPr>
+      <w:rPr>
+        <w:rFonts w:ascii="Courier New" w:hAnsi="Courier New" w:cs="Courier New" w:hint="default"/>
+      </w:rPr>
+    </w:lvl>
+    <w:lvl w:ilvl="5" w:tplc="0C0C0005" w:tentative="1">
+      <w:start w:val="1"/>
+      <w:numFmt w:val="bullet"/>
+      <w:lvlText w:val=""/>
+      <w:lvlJc w:val="left"/>
+      <w:pPr>
+        <w:ind w:left="5850" w:hanging="360"/>
+      </w:pPr>
+      <w:rPr>
+        <w:rFonts w:ascii="Wingdings" w:hAnsi="Wingdings" w:hint="default"/>
+      </w:rPr>
+    </w:lvl>
+    <w:lvl w:ilvl="6" w:tplc="0C0C0001" w:tentative="1">
+      <w:start w:val="1"/>
+      <w:numFmt w:val="bullet"/>
+      <w:lvlText w:val=""/>
+      <w:lvlJc w:val="left"/>
+      <w:pPr>
+        <w:ind w:left="6570" w:hanging="360"/>
+      </w:pPr>
+      <w:rPr>
+        <w:rFonts w:ascii="Symbol" w:hAnsi="Symbol" w:hint="default"/>
+      </w:rPr>
+    </w:lvl>
+    <w:lvl w:ilvl="7" w:tplc="0C0C0003" w:tentative="1">
+      <w:start w:val="1"/>
+      <w:numFmt w:val="bullet"/>
+      <w:lvlText w:val="o"/>
+      <w:lvlJc w:val="left"/>
+      <w:pPr>
+        <w:ind w:left="7290" w:hanging="360"/>
+      </w:pPr>
+      <w:rPr>
+        <w:rFonts w:ascii="Courier New" w:hAnsi="Courier New" w:cs="Courier New" w:hint="default"/>
+      </w:rPr>
+    </w:lvl>
+    <w:lvl w:ilvl="8" w:tplc="0C0C0005" w:tentative="1">
+      <w:start w:val="1"/>
+      <w:numFmt w:val="bullet"/>
+      <w:lvlText w:val=""/>
+      <w:lvlJc w:val="left"/>
+      <w:pPr>
+        <w:ind w:left="8010" w:hanging="360"/>
+      </w:pPr>
+      <w:rPr>
+        <w:rFonts w:ascii="Wingdings" w:hAnsi="Wingdings" w:hint="default"/>
+      </w:rPr>
+    </w:lvl>
+  </w:abstractNum>
+  <w:abstractNum w:abstractNumId="10" w15:restartNumberingAfterBreak="0">
+    <w:nsid w:val="31A958D7"/>
+    <w:multiLevelType w:val="hybridMultilevel"/>
+    <w:tmpl w:val="16CC0D32"/>
+    <w:lvl w:ilvl="0" w:tplc="0C0C0001">
+      <w:start w:val="1"/>
+      <w:numFmt w:val="bullet"/>
+      <w:lvlText w:val=""/>
+      <w:lvlJc w:val="left"/>
+      <w:pPr>
+        <w:ind w:left="720" w:hanging="360"/>
+      </w:pPr>
+      <w:rPr>
+        <w:rFonts w:ascii="Symbol" w:hAnsi="Symbol" w:hint="default"/>
+      </w:rPr>
+    </w:lvl>
+    <w:lvl w:ilvl="1" w:tplc="0C0C0003">
+      <w:start w:val="1"/>
+      <w:numFmt w:val="bullet"/>
+      <w:lvlText w:val="o"/>
+      <w:lvlJc w:val="left"/>
+      <w:pPr>
+        <w:ind w:left="1440" w:hanging="360"/>
+      </w:pPr>
+      <w:rPr>
+        <w:rFonts w:ascii="Courier New" w:hAnsi="Courier New" w:cs="Courier New" w:hint="default"/>
+      </w:rPr>
+    </w:lvl>
+    <w:lvl w:ilvl="2" w:tplc="0C0C0005" w:tentative="1">
+      <w:start w:val="1"/>
+      <w:numFmt w:val="bullet"/>
+      <w:lvlText w:val=""/>
+      <w:lvlJc w:val="left"/>
+      <w:pPr>
+        <w:ind w:left="2160" w:hanging="360"/>
+      </w:pPr>
+      <w:rPr>
+        <w:rFonts w:ascii="Wingdings" w:hAnsi="Wingdings" w:hint="default"/>
+      </w:rPr>
+    </w:lvl>
+    <w:lvl w:ilvl="3" w:tplc="0C0C0001" w:tentative="1">
+      <w:start w:val="1"/>
+      <w:numFmt w:val="bullet"/>
+      <w:lvlText w:val=""/>
+      <w:lvlJc w:val="left"/>
+      <w:pPr>
+        <w:ind w:left="2880" w:hanging="360"/>
+      </w:pPr>
+      <w:rPr>
+        <w:rFonts w:ascii="Symbol" w:hAnsi="Symbol" w:hint="default"/>
+      </w:rPr>
+    </w:lvl>
+    <w:lvl w:ilvl="4" w:tplc="0C0C0003" w:tentative="1">
+      <w:start w:val="1"/>
+      <w:numFmt w:val="bullet"/>
+      <w:lvlText w:val="o"/>
+      <w:lvlJc w:val="left"/>
+      <w:pPr>
+        <w:ind w:left="3600" w:hanging="360"/>
+      </w:pPr>
+      <w:rPr>
+        <w:rFonts w:ascii="Courier New" w:hAnsi="Courier New" w:cs="Courier New" w:hint="default"/>
+      </w:rPr>
+    </w:lvl>
+    <w:lvl w:ilvl="5" w:tplc="0C0C0005" w:tentative="1">
+      <w:start w:val="1"/>
+      <w:numFmt w:val="bullet"/>
+      <w:lvlText w:val=""/>
+      <w:lvlJc w:val="left"/>
+      <w:pPr>
+        <w:ind w:left="4320" w:hanging="360"/>
+      </w:pPr>
+      <w:rPr>
+        <w:rFonts w:ascii="Wingdings" w:hAnsi="Wingdings" w:hint="default"/>
+      </w:rPr>
+    </w:lvl>
+    <w:lvl w:ilvl="6" w:tplc="0C0C0001" w:tentative="1">
+      <w:start w:val="1"/>
+      <w:numFmt w:val="bullet"/>
+      <w:lvlText w:val=""/>
+      <w:lvlJc w:val="left"/>
+      <w:pPr>
+        <w:ind w:left="5040" w:hanging="360"/>
+      </w:pPr>
+      <w:rPr>
+        <w:rFonts w:ascii="Symbol" w:hAnsi="Symbol" w:hint="default"/>
+      </w:rPr>
+    </w:lvl>
+    <w:lvl w:ilvl="7" w:tplc="0C0C0003" w:tentative="1">
+      <w:start w:val="1"/>
+      <w:numFmt w:val="bullet"/>
+      <w:lvlText w:val="o"/>
+      <w:lvlJc w:val="left"/>
+      <w:pPr>
+        <w:ind w:left="5760" w:hanging="360"/>
+      </w:pPr>
+      <w:rPr>
+        <w:rFonts w:ascii="Courier New" w:hAnsi="Courier New" w:cs="Courier New" w:hint="default"/>
+      </w:rPr>
+    </w:lvl>
+    <w:lvl w:ilvl="8" w:tplc="0C0C0005" w:tentative="1">
+      <w:start w:val="1"/>
+      <w:numFmt w:val="bullet"/>
+      <w:lvlText w:val=""/>
+      <w:lvlJc w:val="left"/>
+      <w:pPr>
+        <w:ind w:left="6480" w:hanging="360"/>
+      </w:pPr>
+      <w:rPr>
+        <w:rFonts w:ascii="Wingdings" w:hAnsi="Wingdings" w:hint="default"/>
+      </w:rPr>
+    </w:lvl>
+  </w:abstractNum>
+  <w:abstractNum w:abstractNumId="11" w15:restartNumberingAfterBreak="0">
     <w:nsid w:val="390835CE"/>
     <w:multiLevelType w:val="hybridMultilevel"/>
     <w:tmpl w:val="26063640"/>
@@ -3984,7 +7393,572 @@
       </w:rPr>
     </w:lvl>
   </w:abstractNum>
-  <w:abstractNum w:abstractNumId="5" w15:restartNumberingAfterBreak="0">
+  <w:abstractNum w:abstractNumId="12" w15:restartNumberingAfterBreak="0">
+    <w:nsid w:val="39787935"/>
+    <w:multiLevelType w:val="hybridMultilevel"/>
+    <w:tmpl w:val="845C6194"/>
+    <w:lvl w:ilvl="0" w:tplc="0C0C0003">
+      <w:start w:val="1"/>
+      <w:numFmt w:val="bullet"/>
+      <w:lvlText w:val="o"/>
+      <w:lvlJc w:val="left"/>
+      <w:pPr>
+        <w:ind w:left="2295" w:hanging="360"/>
+      </w:pPr>
+      <w:rPr>
+        <w:rFonts w:ascii="Courier New" w:hAnsi="Courier New" w:cs="Courier New" w:hint="default"/>
+      </w:rPr>
+    </w:lvl>
+    <w:lvl w:ilvl="1" w:tplc="0C0C0003" w:tentative="1">
+      <w:start w:val="1"/>
+      <w:numFmt w:val="bullet"/>
+      <w:lvlText w:val="o"/>
+      <w:lvlJc w:val="left"/>
+      <w:pPr>
+        <w:ind w:left="3015" w:hanging="360"/>
+      </w:pPr>
+      <w:rPr>
+        <w:rFonts w:ascii="Courier New" w:hAnsi="Courier New" w:cs="Courier New" w:hint="default"/>
+      </w:rPr>
+    </w:lvl>
+    <w:lvl w:ilvl="2" w:tplc="0C0C0005" w:tentative="1">
+      <w:start w:val="1"/>
+      <w:numFmt w:val="bullet"/>
+      <w:lvlText w:val=""/>
+      <w:lvlJc w:val="left"/>
+      <w:pPr>
+        <w:ind w:left="3735" w:hanging="360"/>
+      </w:pPr>
+      <w:rPr>
+        <w:rFonts w:ascii="Wingdings" w:hAnsi="Wingdings" w:hint="default"/>
+      </w:rPr>
+    </w:lvl>
+    <w:lvl w:ilvl="3" w:tplc="0C0C0001" w:tentative="1">
+      <w:start w:val="1"/>
+      <w:numFmt w:val="bullet"/>
+      <w:lvlText w:val=""/>
+      <w:lvlJc w:val="left"/>
+      <w:pPr>
+        <w:ind w:left="4455" w:hanging="360"/>
+      </w:pPr>
+      <w:rPr>
+        <w:rFonts w:ascii="Symbol" w:hAnsi="Symbol" w:hint="default"/>
+      </w:rPr>
+    </w:lvl>
+    <w:lvl w:ilvl="4" w:tplc="0C0C0003" w:tentative="1">
+      <w:start w:val="1"/>
+      <w:numFmt w:val="bullet"/>
+      <w:lvlText w:val="o"/>
+      <w:lvlJc w:val="left"/>
+      <w:pPr>
+        <w:ind w:left="5175" w:hanging="360"/>
+      </w:pPr>
+      <w:rPr>
+        <w:rFonts w:ascii="Courier New" w:hAnsi="Courier New" w:cs="Courier New" w:hint="default"/>
+      </w:rPr>
+    </w:lvl>
+    <w:lvl w:ilvl="5" w:tplc="0C0C0005" w:tentative="1">
+      <w:start w:val="1"/>
+      <w:numFmt w:val="bullet"/>
+      <w:lvlText w:val=""/>
+      <w:lvlJc w:val="left"/>
+      <w:pPr>
+        <w:ind w:left="5895" w:hanging="360"/>
+      </w:pPr>
+      <w:rPr>
+        <w:rFonts w:ascii="Wingdings" w:hAnsi="Wingdings" w:hint="default"/>
+      </w:rPr>
+    </w:lvl>
+    <w:lvl w:ilvl="6" w:tplc="0C0C0001" w:tentative="1">
+      <w:start w:val="1"/>
+      <w:numFmt w:val="bullet"/>
+      <w:lvlText w:val=""/>
+      <w:lvlJc w:val="left"/>
+      <w:pPr>
+        <w:ind w:left="6615" w:hanging="360"/>
+      </w:pPr>
+      <w:rPr>
+        <w:rFonts w:ascii="Symbol" w:hAnsi="Symbol" w:hint="default"/>
+      </w:rPr>
+    </w:lvl>
+    <w:lvl w:ilvl="7" w:tplc="0C0C0003" w:tentative="1">
+      <w:start w:val="1"/>
+      <w:numFmt w:val="bullet"/>
+      <w:lvlText w:val="o"/>
+      <w:lvlJc w:val="left"/>
+      <w:pPr>
+        <w:ind w:left="7335" w:hanging="360"/>
+      </w:pPr>
+      <w:rPr>
+        <w:rFonts w:ascii="Courier New" w:hAnsi="Courier New" w:cs="Courier New" w:hint="default"/>
+      </w:rPr>
+    </w:lvl>
+    <w:lvl w:ilvl="8" w:tplc="0C0C0005" w:tentative="1">
+      <w:start w:val="1"/>
+      <w:numFmt w:val="bullet"/>
+      <w:lvlText w:val=""/>
+      <w:lvlJc w:val="left"/>
+      <w:pPr>
+        <w:ind w:left="8055" w:hanging="360"/>
+      </w:pPr>
+      <w:rPr>
+        <w:rFonts w:ascii="Wingdings" w:hAnsi="Wingdings" w:hint="default"/>
+      </w:rPr>
+    </w:lvl>
+  </w:abstractNum>
+  <w:abstractNum w:abstractNumId="13" w15:restartNumberingAfterBreak="0">
+    <w:nsid w:val="3EEB0FBB"/>
+    <w:multiLevelType w:val="hybridMultilevel"/>
+    <w:tmpl w:val="5C7A15B0"/>
+    <w:lvl w:ilvl="0" w:tplc="0C0C0003">
+      <w:start w:val="1"/>
+      <w:numFmt w:val="bullet"/>
+      <w:lvlText w:val="o"/>
+      <w:lvlJc w:val="left"/>
+      <w:pPr>
+        <w:ind w:left="2136" w:hanging="360"/>
+      </w:pPr>
+      <w:rPr>
+        <w:rFonts w:ascii="Courier New" w:hAnsi="Courier New" w:cs="Courier New" w:hint="default"/>
+      </w:rPr>
+    </w:lvl>
+    <w:lvl w:ilvl="1" w:tplc="0C0C0003" w:tentative="1">
+      <w:start w:val="1"/>
+      <w:numFmt w:val="bullet"/>
+      <w:lvlText w:val="o"/>
+      <w:lvlJc w:val="left"/>
+      <w:pPr>
+        <w:ind w:left="2856" w:hanging="360"/>
+      </w:pPr>
+      <w:rPr>
+        <w:rFonts w:ascii="Courier New" w:hAnsi="Courier New" w:cs="Courier New" w:hint="default"/>
+      </w:rPr>
+    </w:lvl>
+    <w:lvl w:ilvl="2" w:tplc="0C0C0005" w:tentative="1">
+      <w:start w:val="1"/>
+      <w:numFmt w:val="bullet"/>
+      <w:lvlText w:val=""/>
+      <w:lvlJc w:val="left"/>
+      <w:pPr>
+        <w:ind w:left="3576" w:hanging="360"/>
+      </w:pPr>
+      <w:rPr>
+        <w:rFonts w:ascii="Wingdings" w:hAnsi="Wingdings" w:hint="default"/>
+      </w:rPr>
+    </w:lvl>
+    <w:lvl w:ilvl="3" w:tplc="0C0C0001" w:tentative="1">
+      <w:start w:val="1"/>
+      <w:numFmt w:val="bullet"/>
+      <w:lvlText w:val=""/>
+      <w:lvlJc w:val="left"/>
+      <w:pPr>
+        <w:ind w:left="4296" w:hanging="360"/>
+      </w:pPr>
+      <w:rPr>
+        <w:rFonts w:ascii="Symbol" w:hAnsi="Symbol" w:hint="default"/>
+      </w:rPr>
+    </w:lvl>
+    <w:lvl w:ilvl="4" w:tplc="0C0C0003" w:tentative="1">
+      <w:start w:val="1"/>
+      <w:numFmt w:val="bullet"/>
+      <w:lvlText w:val="o"/>
+      <w:lvlJc w:val="left"/>
+      <w:pPr>
+        <w:ind w:left="5016" w:hanging="360"/>
+      </w:pPr>
+      <w:rPr>
+        <w:rFonts w:ascii="Courier New" w:hAnsi="Courier New" w:cs="Courier New" w:hint="default"/>
+      </w:rPr>
+    </w:lvl>
+    <w:lvl w:ilvl="5" w:tplc="0C0C0005" w:tentative="1">
+      <w:start w:val="1"/>
+      <w:numFmt w:val="bullet"/>
+      <w:lvlText w:val=""/>
+      <w:lvlJc w:val="left"/>
+      <w:pPr>
+        <w:ind w:left="5736" w:hanging="360"/>
+      </w:pPr>
+      <w:rPr>
+        <w:rFonts w:ascii="Wingdings" w:hAnsi="Wingdings" w:hint="default"/>
+      </w:rPr>
+    </w:lvl>
+    <w:lvl w:ilvl="6" w:tplc="0C0C0001" w:tentative="1">
+      <w:start w:val="1"/>
+      <w:numFmt w:val="bullet"/>
+      <w:lvlText w:val=""/>
+      <w:lvlJc w:val="left"/>
+      <w:pPr>
+        <w:ind w:left="6456" w:hanging="360"/>
+      </w:pPr>
+      <w:rPr>
+        <w:rFonts w:ascii="Symbol" w:hAnsi="Symbol" w:hint="default"/>
+      </w:rPr>
+    </w:lvl>
+    <w:lvl w:ilvl="7" w:tplc="0C0C0003" w:tentative="1">
+      <w:start w:val="1"/>
+      <w:numFmt w:val="bullet"/>
+      <w:lvlText w:val="o"/>
+      <w:lvlJc w:val="left"/>
+      <w:pPr>
+        <w:ind w:left="7176" w:hanging="360"/>
+      </w:pPr>
+      <w:rPr>
+        <w:rFonts w:ascii="Courier New" w:hAnsi="Courier New" w:cs="Courier New" w:hint="default"/>
+      </w:rPr>
+    </w:lvl>
+    <w:lvl w:ilvl="8" w:tplc="0C0C0005" w:tentative="1">
+      <w:start w:val="1"/>
+      <w:numFmt w:val="bullet"/>
+      <w:lvlText w:val=""/>
+      <w:lvlJc w:val="left"/>
+      <w:pPr>
+        <w:ind w:left="7896" w:hanging="360"/>
+      </w:pPr>
+      <w:rPr>
+        <w:rFonts w:ascii="Wingdings" w:hAnsi="Wingdings" w:hint="default"/>
+      </w:rPr>
+    </w:lvl>
+  </w:abstractNum>
+  <w:abstractNum w:abstractNumId="14" w15:restartNumberingAfterBreak="0">
+    <w:nsid w:val="4354350F"/>
+    <w:multiLevelType w:val="hybridMultilevel"/>
+    <w:tmpl w:val="7C10FC1C"/>
+    <w:lvl w:ilvl="0" w:tplc="0C0C0003">
+      <w:start w:val="1"/>
+      <w:numFmt w:val="bullet"/>
+      <w:lvlText w:val="o"/>
+      <w:lvlJc w:val="left"/>
+      <w:pPr>
+        <w:ind w:left="2250" w:hanging="360"/>
+      </w:pPr>
+      <w:rPr>
+        <w:rFonts w:ascii="Courier New" w:hAnsi="Courier New" w:cs="Courier New" w:hint="default"/>
+      </w:rPr>
+    </w:lvl>
+    <w:lvl w:ilvl="1" w:tplc="0C0C0003" w:tentative="1">
+      <w:start w:val="1"/>
+      <w:numFmt w:val="bullet"/>
+      <w:lvlText w:val="o"/>
+      <w:lvlJc w:val="left"/>
+      <w:pPr>
+        <w:ind w:left="2970" w:hanging="360"/>
+      </w:pPr>
+      <w:rPr>
+        <w:rFonts w:ascii="Courier New" w:hAnsi="Courier New" w:cs="Courier New" w:hint="default"/>
+      </w:rPr>
+    </w:lvl>
+    <w:lvl w:ilvl="2" w:tplc="0C0C0005" w:tentative="1">
+      <w:start w:val="1"/>
+      <w:numFmt w:val="bullet"/>
+      <w:lvlText w:val=""/>
+      <w:lvlJc w:val="left"/>
+      <w:pPr>
+        <w:ind w:left="3690" w:hanging="360"/>
+      </w:pPr>
+      <w:rPr>
+        <w:rFonts w:ascii="Wingdings" w:hAnsi="Wingdings" w:hint="default"/>
+      </w:rPr>
+    </w:lvl>
+    <w:lvl w:ilvl="3" w:tplc="0C0C0001" w:tentative="1">
+      <w:start w:val="1"/>
+      <w:numFmt w:val="bullet"/>
+      <w:lvlText w:val=""/>
+      <w:lvlJc w:val="left"/>
+      <w:pPr>
+        <w:ind w:left="4410" w:hanging="360"/>
+      </w:pPr>
+      <w:rPr>
+        <w:rFonts w:ascii="Symbol" w:hAnsi="Symbol" w:hint="default"/>
+      </w:rPr>
+    </w:lvl>
+    <w:lvl w:ilvl="4" w:tplc="0C0C0003" w:tentative="1">
+      <w:start w:val="1"/>
+      <w:numFmt w:val="bullet"/>
+      <w:lvlText w:val="o"/>
+      <w:lvlJc w:val="left"/>
+      <w:pPr>
+        <w:ind w:left="5130" w:hanging="360"/>
+      </w:pPr>
+      <w:rPr>
+        <w:rFonts w:ascii="Courier New" w:hAnsi="Courier New" w:cs="Courier New" w:hint="default"/>
+      </w:rPr>
+    </w:lvl>
+    <w:lvl w:ilvl="5" w:tplc="0C0C0005" w:tentative="1">
+      <w:start w:val="1"/>
+      <w:numFmt w:val="bullet"/>
+      <w:lvlText w:val=""/>
+      <w:lvlJc w:val="left"/>
+      <w:pPr>
+        <w:ind w:left="5850" w:hanging="360"/>
+      </w:pPr>
+      <w:rPr>
+        <w:rFonts w:ascii="Wingdings" w:hAnsi="Wingdings" w:hint="default"/>
+      </w:rPr>
+    </w:lvl>
+    <w:lvl w:ilvl="6" w:tplc="0C0C0001" w:tentative="1">
+      <w:start w:val="1"/>
+      <w:numFmt w:val="bullet"/>
+      <w:lvlText w:val=""/>
+      <w:lvlJc w:val="left"/>
+      <w:pPr>
+        <w:ind w:left="6570" w:hanging="360"/>
+      </w:pPr>
+      <w:rPr>
+        <w:rFonts w:ascii="Symbol" w:hAnsi="Symbol" w:hint="default"/>
+      </w:rPr>
+    </w:lvl>
+    <w:lvl w:ilvl="7" w:tplc="0C0C0003" w:tentative="1">
+      <w:start w:val="1"/>
+      <w:numFmt w:val="bullet"/>
+      <w:lvlText w:val="o"/>
+      <w:lvlJc w:val="left"/>
+      <w:pPr>
+        <w:ind w:left="7290" w:hanging="360"/>
+      </w:pPr>
+      <w:rPr>
+        <w:rFonts w:ascii="Courier New" w:hAnsi="Courier New" w:cs="Courier New" w:hint="default"/>
+      </w:rPr>
+    </w:lvl>
+    <w:lvl w:ilvl="8" w:tplc="0C0C0005" w:tentative="1">
+      <w:start w:val="1"/>
+      <w:numFmt w:val="bullet"/>
+      <w:lvlText w:val=""/>
+      <w:lvlJc w:val="left"/>
+      <w:pPr>
+        <w:ind w:left="8010" w:hanging="360"/>
+      </w:pPr>
+      <w:rPr>
+        <w:rFonts w:ascii="Wingdings" w:hAnsi="Wingdings" w:hint="default"/>
+      </w:rPr>
+    </w:lvl>
+  </w:abstractNum>
+  <w:abstractNum w:abstractNumId="15" w15:restartNumberingAfterBreak="0">
+    <w:nsid w:val="44775685"/>
+    <w:multiLevelType w:val="hybridMultilevel"/>
+    <w:tmpl w:val="E3E461BE"/>
+    <w:lvl w:ilvl="0" w:tplc="0C0C0003">
+      <w:start w:val="1"/>
+      <w:numFmt w:val="bullet"/>
+      <w:lvlText w:val="o"/>
+      <w:lvlJc w:val="left"/>
+      <w:pPr>
+        <w:ind w:left="2130" w:hanging="360"/>
+      </w:pPr>
+      <w:rPr>
+        <w:rFonts w:ascii="Courier New" w:hAnsi="Courier New" w:cs="Courier New" w:hint="default"/>
+      </w:rPr>
+    </w:lvl>
+    <w:lvl w:ilvl="1" w:tplc="0C0C0003" w:tentative="1">
+      <w:start w:val="1"/>
+      <w:numFmt w:val="bullet"/>
+      <w:lvlText w:val="o"/>
+      <w:lvlJc w:val="left"/>
+      <w:pPr>
+        <w:ind w:left="2850" w:hanging="360"/>
+      </w:pPr>
+      <w:rPr>
+        <w:rFonts w:ascii="Courier New" w:hAnsi="Courier New" w:cs="Courier New" w:hint="default"/>
+      </w:rPr>
+    </w:lvl>
+    <w:lvl w:ilvl="2" w:tplc="0C0C0005" w:tentative="1">
+      <w:start w:val="1"/>
+      <w:numFmt w:val="bullet"/>
+      <w:lvlText w:val=""/>
+      <w:lvlJc w:val="left"/>
+      <w:pPr>
+        <w:ind w:left="3570" w:hanging="360"/>
+      </w:pPr>
+      <w:rPr>
+        <w:rFonts w:ascii="Wingdings" w:hAnsi="Wingdings" w:hint="default"/>
+      </w:rPr>
+    </w:lvl>
+    <w:lvl w:ilvl="3" w:tplc="0C0C0001" w:tentative="1">
+      <w:start w:val="1"/>
+      <w:numFmt w:val="bullet"/>
+      <w:lvlText w:val=""/>
+      <w:lvlJc w:val="left"/>
+      <w:pPr>
+        <w:ind w:left="4290" w:hanging="360"/>
+      </w:pPr>
+      <w:rPr>
+        <w:rFonts w:ascii="Symbol" w:hAnsi="Symbol" w:hint="default"/>
+      </w:rPr>
+    </w:lvl>
+    <w:lvl w:ilvl="4" w:tplc="0C0C0003" w:tentative="1">
+      <w:start w:val="1"/>
+      <w:numFmt w:val="bullet"/>
+      <w:lvlText w:val="o"/>
+      <w:lvlJc w:val="left"/>
+      <w:pPr>
+        <w:ind w:left="5010" w:hanging="360"/>
+      </w:pPr>
+      <w:rPr>
+        <w:rFonts w:ascii="Courier New" w:hAnsi="Courier New" w:cs="Courier New" w:hint="default"/>
+      </w:rPr>
+    </w:lvl>
+    <w:lvl w:ilvl="5" w:tplc="0C0C0005" w:tentative="1">
+      <w:start w:val="1"/>
+      <w:numFmt w:val="bullet"/>
+      <w:lvlText w:val=""/>
+      <w:lvlJc w:val="left"/>
+      <w:pPr>
+        <w:ind w:left="5730" w:hanging="360"/>
+      </w:pPr>
+      <w:rPr>
+        <w:rFonts w:ascii="Wingdings" w:hAnsi="Wingdings" w:hint="default"/>
+      </w:rPr>
+    </w:lvl>
+    <w:lvl w:ilvl="6" w:tplc="0C0C0001" w:tentative="1">
+      <w:start w:val="1"/>
+      <w:numFmt w:val="bullet"/>
+      <w:lvlText w:val=""/>
+      <w:lvlJc w:val="left"/>
+      <w:pPr>
+        <w:ind w:left="6450" w:hanging="360"/>
+      </w:pPr>
+      <w:rPr>
+        <w:rFonts w:ascii="Symbol" w:hAnsi="Symbol" w:hint="default"/>
+      </w:rPr>
+    </w:lvl>
+    <w:lvl w:ilvl="7" w:tplc="0C0C0003" w:tentative="1">
+      <w:start w:val="1"/>
+      <w:numFmt w:val="bullet"/>
+      <w:lvlText w:val="o"/>
+      <w:lvlJc w:val="left"/>
+      <w:pPr>
+        <w:ind w:left="7170" w:hanging="360"/>
+      </w:pPr>
+      <w:rPr>
+        <w:rFonts w:ascii="Courier New" w:hAnsi="Courier New" w:cs="Courier New" w:hint="default"/>
+      </w:rPr>
+    </w:lvl>
+    <w:lvl w:ilvl="8" w:tplc="0C0C0005" w:tentative="1">
+      <w:start w:val="1"/>
+      <w:numFmt w:val="bullet"/>
+      <w:lvlText w:val=""/>
+      <w:lvlJc w:val="left"/>
+      <w:pPr>
+        <w:ind w:left="7890" w:hanging="360"/>
+      </w:pPr>
+      <w:rPr>
+        <w:rFonts w:ascii="Wingdings" w:hAnsi="Wingdings" w:hint="default"/>
+      </w:rPr>
+    </w:lvl>
+  </w:abstractNum>
+  <w:abstractNum w:abstractNumId="16" w15:restartNumberingAfterBreak="0">
+    <w:nsid w:val="477E6338"/>
+    <w:multiLevelType w:val="hybridMultilevel"/>
+    <w:tmpl w:val="32CAF2CE"/>
+    <w:lvl w:ilvl="0" w:tplc="0C0C0003">
+      <w:start w:val="1"/>
+      <w:numFmt w:val="bullet"/>
+      <w:lvlText w:val="o"/>
+      <w:lvlJc w:val="left"/>
+      <w:pPr>
+        <w:ind w:left="2136" w:hanging="360"/>
+      </w:pPr>
+      <w:rPr>
+        <w:rFonts w:ascii="Courier New" w:hAnsi="Courier New" w:cs="Courier New" w:hint="default"/>
+      </w:rPr>
+    </w:lvl>
+    <w:lvl w:ilvl="1" w:tplc="0C0C0003" w:tentative="1">
+      <w:start w:val="1"/>
+      <w:numFmt w:val="bullet"/>
+      <w:lvlText w:val="o"/>
+      <w:lvlJc w:val="left"/>
+      <w:pPr>
+        <w:ind w:left="2856" w:hanging="360"/>
+      </w:pPr>
+      <w:rPr>
+        <w:rFonts w:ascii="Courier New" w:hAnsi="Courier New" w:cs="Courier New" w:hint="default"/>
+      </w:rPr>
+    </w:lvl>
+    <w:lvl w:ilvl="2" w:tplc="0C0C0005" w:tentative="1">
+      <w:start w:val="1"/>
+      <w:numFmt w:val="bullet"/>
+      <w:lvlText w:val=""/>
+      <w:lvlJc w:val="left"/>
+      <w:pPr>
+        <w:ind w:left="3576" w:hanging="360"/>
+      </w:pPr>
+      <w:rPr>
+        <w:rFonts w:ascii="Wingdings" w:hAnsi="Wingdings" w:hint="default"/>
+      </w:rPr>
+    </w:lvl>
+    <w:lvl w:ilvl="3" w:tplc="0C0C0001" w:tentative="1">
+      <w:start w:val="1"/>
+      <w:numFmt w:val="bullet"/>
+      <w:lvlText w:val=""/>
+      <w:lvlJc w:val="left"/>
+      <w:pPr>
+        <w:ind w:left="4296" w:hanging="360"/>
+      </w:pPr>
+      <w:rPr>
+        <w:rFonts w:ascii="Symbol" w:hAnsi="Symbol" w:hint="default"/>
+      </w:rPr>
+    </w:lvl>
+    <w:lvl w:ilvl="4" w:tplc="0C0C0003" w:tentative="1">
+      <w:start w:val="1"/>
+      <w:numFmt w:val="bullet"/>
+      <w:lvlText w:val="o"/>
+      <w:lvlJc w:val="left"/>
+      <w:pPr>
+        <w:ind w:left="5016" w:hanging="360"/>
+      </w:pPr>
+      <w:rPr>
+        <w:rFonts w:ascii="Courier New" w:hAnsi="Courier New" w:cs="Courier New" w:hint="default"/>
+      </w:rPr>
+    </w:lvl>
+    <w:lvl w:ilvl="5" w:tplc="0C0C0005" w:tentative="1">
+      <w:start w:val="1"/>
+      <w:numFmt w:val="bullet"/>
+      <w:lvlText w:val=""/>
+      <w:lvlJc w:val="left"/>
+      <w:pPr>
+        <w:ind w:left="5736" w:hanging="360"/>
+      </w:pPr>
+      <w:rPr>
+        <w:rFonts w:ascii="Wingdings" w:hAnsi="Wingdings" w:hint="default"/>
+      </w:rPr>
+    </w:lvl>
+    <w:lvl w:ilvl="6" w:tplc="0C0C0001" w:tentative="1">
+      <w:start w:val="1"/>
+      <w:numFmt w:val="bullet"/>
+      <w:lvlText w:val=""/>
+      <w:lvlJc w:val="left"/>
+      <w:pPr>
+        <w:ind w:left="6456" w:hanging="360"/>
+      </w:pPr>
+      <w:rPr>
+        <w:rFonts w:ascii="Symbol" w:hAnsi="Symbol" w:hint="default"/>
+      </w:rPr>
+    </w:lvl>
+    <w:lvl w:ilvl="7" w:tplc="0C0C0003" w:tentative="1">
+      <w:start w:val="1"/>
+      <w:numFmt w:val="bullet"/>
+      <w:lvlText w:val="o"/>
+      <w:lvlJc w:val="left"/>
+      <w:pPr>
+        <w:ind w:left="7176" w:hanging="360"/>
+      </w:pPr>
+      <w:rPr>
+        <w:rFonts w:ascii="Courier New" w:hAnsi="Courier New" w:cs="Courier New" w:hint="default"/>
+      </w:rPr>
+    </w:lvl>
+    <w:lvl w:ilvl="8" w:tplc="0C0C0005" w:tentative="1">
+      <w:start w:val="1"/>
+      <w:numFmt w:val="bullet"/>
+      <w:lvlText w:val=""/>
+      <w:lvlJc w:val="left"/>
+      <w:pPr>
+        <w:ind w:left="7896" w:hanging="360"/>
+      </w:pPr>
+      <w:rPr>
+        <w:rFonts w:ascii="Wingdings" w:hAnsi="Wingdings" w:hint="default"/>
+      </w:rPr>
+    </w:lvl>
+  </w:abstractNum>
+  <w:abstractNum w:abstractNumId="17" w15:restartNumberingAfterBreak="0">
     <w:nsid w:val="4D864313"/>
     <w:multiLevelType w:val="hybridMultilevel"/>
     <w:tmpl w:val="E5DCC3FC"/>
@@ -4097,7 +8071,7 @@
       </w:rPr>
     </w:lvl>
   </w:abstractNum>
-  <w:abstractNum w:abstractNumId="6" w15:restartNumberingAfterBreak="0">
+  <w:abstractNum w:abstractNumId="18" w15:restartNumberingAfterBreak="0">
     <w:nsid w:val="54CC6CA5"/>
     <w:multiLevelType w:val="hybridMultilevel"/>
     <w:tmpl w:val="BD6682C8"/>
@@ -4210,7 +8184,459 @@
       </w:rPr>
     </w:lvl>
   </w:abstractNum>
-  <w:abstractNum w:abstractNumId="7" w15:restartNumberingAfterBreak="0">
+  <w:abstractNum w:abstractNumId="19" w15:restartNumberingAfterBreak="0">
+    <w:nsid w:val="64061931"/>
+    <w:multiLevelType w:val="hybridMultilevel"/>
+    <w:tmpl w:val="5BECE636"/>
+    <w:lvl w:ilvl="0" w:tplc="0C0C000B">
+      <w:start w:val="1"/>
+      <w:numFmt w:val="bullet"/>
+      <w:lvlText w:val=""/>
+      <w:lvlJc w:val="left"/>
+      <w:pPr>
+        <w:ind w:left="720" w:hanging="360"/>
+      </w:pPr>
+      <w:rPr>
+        <w:rFonts w:ascii="Wingdings" w:hAnsi="Wingdings" w:hint="default"/>
+      </w:rPr>
+    </w:lvl>
+    <w:lvl w:ilvl="1" w:tplc="0C0C0003" w:tentative="1">
+      <w:start w:val="1"/>
+      <w:numFmt w:val="bullet"/>
+      <w:lvlText w:val="o"/>
+      <w:lvlJc w:val="left"/>
+      <w:pPr>
+        <w:ind w:left="1440" w:hanging="360"/>
+      </w:pPr>
+      <w:rPr>
+        <w:rFonts w:ascii="Courier New" w:hAnsi="Courier New" w:cs="Courier New" w:hint="default"/>
+      </w:rPr>
+    </w:lvl>
+    <w:lvl w:ilvl="2" w:tplc="0C0C0005" w:tentative="1">
+      <w:start w:val="1"/>
+      <w:numFmt w:val="bullet"/>
+      <w:lvlText w:val=""/>
+      <w:lvlJc w:val="left"/>
+      <w:pPr>
+        <w:ind w:left="2160" w:hanging="360"/>
+      </w:pPr>
+      <w:rPr>
+        <w:rFonts w:ascii="Wingdings" w:hAnsi="Wingdings" w:hint="default"/>
+      </w:rPr>
+    </w:lvl>
+    <w:lvl w:ilvl="3" w:tplc="0C0C0001" w:tentative="1">
+      <w:start w:val="1"/>
+      <w:numFmt w:val="bullet"/>
+      <w:lvlText w:val=""/>
+      <w:lvlJc w:val="left"/>
+      <w:pPr>
+        <w:ind w:left="2880" w:hanging="360"/>
+      </w:pPr>
+      <w:rPr>
+        <w:rFonts w:ascii="Symbol" w:hAnsi="Symbol" w:hint="default"/>
+      </w:rPr>
+    </w:lvl>
+    <w:lvl w:ilvl="4" w:tplc="0C0C0003" w:tentative="1">
+      <w:start w:val="1"/>
+      <w:numFmt w:val="bullet"/>
+      <w:lvlText w:val="o"/>
+      <w:lvlJc w:val="left"/>
+      <w:pPr>
+        <w:ind w:left="3600" w:hanging="360"/>
+      </w:pPr>
+      <w:rPr>
+        <w:rFonts w:ascii="Courier New" w:hAnsi="Courier New" w:cs="Courier New" w:hint="default"/>
+      </w:rPr>
+    </w:lvl>
+    <w:lvl w:ilvl="5" w:tplc="0C0C0005" w:tentative="1">
+      <w:start w:val="1"/>
+      <w:numFmt w:val="bullet"/>
+      <w:lvlText w:val=""/>
+      <w:lvlJc w:val="left"/>
+      <w:pPr>
+        <w:ind w:left="4320" w:hanging="360"/>
+      </w:pPr>
+      <w:rPr>
+        <w:rFonts w:ascii="Wingdings" w:hAnsi="Wingdings" w:hint="default"/>
+      </w:rPr>
+    </w:lvl>
+    <w:lvl w:ilvl="6" w:tplc="0C0C0001" w:tentative="1">
+      <w:start w:val="1"/>
+      <w:numFmt w:val="bullet"/>
+      <w:lvlText w:val=""/>
+      <w:lvlJc w:val="left"/>
+      <w:pPr>
+        <w:ind w:left="5040" w:hanging="360"/>
+      </w:pPr>
+      <w:rPr>
+        <w:rFonts w:ascii="Symbol" w:hAnsi="Symbol" w:hint="default"/>
+      </w:rPr>
+    </w:lvl>
+    <w:lvl w:ilvl="7" w:tplc="0C0C0003" w:tentative="1">
+      <w:start w:val="1"/>
+      <w:numFmt w:val="bullet"/>
+      <w:lvlText w:val="o"/>
+      <w:lvlJc w:val="left"/>
+      <w:pPr>
+        <w:ind w:left="5760" w:hanging="360"/>
+      </w:pPr>
+      <w:rPr>
+        <w:rFonts w:ascii="Courier New" w:hAnsi="Courier New" w:cs="Courier New" w:hint="default"/>
+      </w:rPr>
+    </w:lvl>
+    <w:lvl w:ilvl="8" w:tplc="0C0C0005" w:tentative="1">
+      <w:start w:val="1"/>
+      <w:numFmt w:val="bullet"/>
+      <w:lvlText w:val=""/>
+      <w:lvlJc w:val="left"/>
+      <w:pPr>
+        <w:ind w:left="6480" w:hanging="360"/>
+      </w:pPr>
+      <w:rPr>
+        <w:rFonts w:ascii="Wingdings" w:hAnsi="Wingdings" w:hint="default"/>
+      </w:rPr>
+    </w:lvl>
+  </w:abstractNum>
+  <w:abstractNum w:abstractNumId="20" w15:restartNumberingAfterBreak="0">
+    <w:nsid w:val="6BE02CCB"/>
+    <w:multiLevelType w:val="hybridMultilevel"/>
+    <w:tmpl w:val="4E9C0AF2"/>
+    <w:lvl w:ilvl="0" w:tplc="0C0C0003">
+      <w:start w:val="1"/>
+      <w:numFmt w:val="bullet"/>
+      <w:lvlText w:val="o"/>
+      <w:lvlJc w:val="left"/>
+      <w:pPr>
+        <w:ind w:left="2250" w:hanging="360"/>
+      </w:pPr>
+      <w:rPr>
+        <w:rFonts w:ascii="Courier New" w:hAnsi="Courier New" w:cs="Courier New" w:hint="default"/>
+      </w:rPr>
+    </w:lvl>
+    <w:lvl w:ilvl="1" w:tplc="0C0C0003" w:tentative="1">
+      <w:start w:val="1"/>
+      <w:numFmt w:val="bullet"/>
+      <w:lvlText w:val="o"/>
+      <w:lvlJc w:val="left"/>
+      <w:pPr>
+        <w:ind w:left="2970" w:hanging="360"/>
+      </w:pPr>
+      <w:rPr>
+        <w:rFonts w:ascii="Courier New" w:hAnsi="Courier New" w:cs="Courier New" w:hint="default"/>
+      </w:rPr>
+    </w:lvl>
+    <w:lvl w:ilvl="2" w:tplc="0C0C0005" w:tentative="1">
+      <w:start w:val="1"/>
+      <w:numFmt w:val="bullet"/>
+      <w:lvlText w:val=""/>
+      <w:lvlJc w:val="left"/>
+      <w:pPr>
+        <w:ind w:left="3690" w:hanging="360"/>
+      </w:pPr>
+      <w:rPr>
+        <w:rFonts w:ascii="Wingdings" w:hAnsi="Wingdings" w:hint="default"/>
+      </w:rPr>
+    </w:lvl>
+    <w:lvl w:ilvl="3" w:tplc="0C0C0001" w:tentative="1">
+      <w:start w:val="1"/>
+      <w:numFmt w:val="bullet"/>
+      <w:lvlText w:val=""/>
+      <w:lvlJc w:val="left"/>
+      <w:pPr>
+        <w:ind w:left="4410" w:hanging="360"/>
+      </w:pPr>
+      <w:rPr>
+        <w:rFonts w:ascii="Symbol" w:hAnsi="Symbol" w:hint="default"/>
+      </w:rPr>
+    </w:lvl>
+    <w:lvl w:ilvl="4" w:tplc="0C0C0003" w:tentative="1">
+      <w:start w:val="1"/>
+      <w:numFmt w:val="bullet"/>
+      <w:lvlText w:val="o"/>
+      <w:lvlJc w:val="left"/>
+      <w:pPr>
+        <w:ind w:left="5130" w:hanging="360"/>
+      </w:pPr>
+      <w:rPr>
+        <w:rFonts w:ascii="Courier New" w:hAnsi="Courier New" w:cs="Courier New" w:hint="default"/>
+      </w:rPr>
+    </w:lvl>
+    <w:lvl w:ilvl="5" w:tplc="0C0C0005" w:tentative="1">
+      <w:start w:val="1"/>
+      <w:numFmt w:val="bullet"/>
+      <w:lvlText w:val=""/>
+      <w:lvlJc w:val="left"/>
+      <w:pPr>
+        <w:ind w:left="5850" w:hanging="360"/>
+      </w:pPr>
+      <w:rPr>
+        <w:rFonts w:ascii="Wingdings" w:hAnsi="Wingdings" w:hint="default"/>
+      </w:rPr>
+    </w:lvl>
+    <w:lvl w:ilvl="6" w:tplc="0C0C0001" w:tentative="1">
+      <w:start w:val="1"/>
+      <w:numFmt w:val="bullet"/>
+      <w:lvlText w:val=""/>
+      <w:lvlJc w:val="left"/>
+      <w:pPr>
+        <w:ind w:left="6570" w:hanging="360"/>
+      </w:pPr>
+      <w:rPr>
+        <w:rFonts w:ascii="Symbol" w:hAnsi="Symbol" w:hint="default"/>
+      </w:rPr>
+    </w:lvl>
+    <w:lvl w:ilvl="7" w:tplc="0C0C0003" w:tentative="1">
+      <w:start w:val="1"/>
+      <w:numFmt w:val="bullet"/>
+      <w:lvlText w:val="o"/>
+      <w:lvlJc w:val="left"/>
+      <w:pPr>
+        <w:ind w:left="7290" w:hanging="360"/>
+      </w:pPr>
+      <w:rPr>
+        <w:rFonts w:ascii="Courier New" w:hAnsi="Courier New" w:cs="Courier New" w:hint="default"/>
+      </w:rPr>
+    </w:lvl>
+    <w:lvl w:ilvl="8" w:tplc="0C0C0005" w:tentative="1">
+      <w:start w:val="1"/>
+      <w:numFmt w:val="bullet"/>
+      <w:lvlText w:val=""/>
+      <w:lvlJc w:val="left"/>
+      <w:pPr>
+        <w:ind w:left="8010" w:hanging="360"/>
+      </w:pPr>
+      <w:rPr>
+        <w:rFonts w:ascii="Wingdings" w:hAnsi="Wingdings" w:hint="default"/>
+      </w:rPr>
+    </w:lvl>
+  </w:abstractNum>
+  <w:abstractNum w:abstractNumId="21" w15:restartNumberingAfterBreak="0">
+    <w:nsid w:val="6C524610"/>
+    <w:multiLevelType w:val="hybridMultilevel"/>
+    <w:tmpl w:val="182EDF5A"/>
+    <w:lvl w:ilvl="0" w:tplc="0C0C0003">
+      <w:start w:val="1"/>
+      <w:numFmt w:val="bullet"/>
+      <w:lvlText w:val="o"/>
+      <w:lvlJc w:val="left"/>
+      <w:pPr>
+        <w:ind w:left="2250" w:hanging="360"/>
+      </w:pPr>
+      <w:rPr>
+        <w:rFonts w:ascii="Courier New" w:hAnsi="Courier New" w:cs="Courier New" w:hint="default"/>
+      </w:rPr>
+    </w:lvl>
+    <w:lvl w:ilvl="1" w:tplc="0C0C0003" w:tentative="1">
+      <w:start w:val="1"/>
+      <w:numFmt w:val="bullet"/>
+      <w:lvlText w:val="o"/>
+      <w:lvlJc w:val="left"/>
+      <w:pPr>
+        <w:ind w:left="2970" w:hanging="360"/>
+      </w:pPr>
+      <w:rPr>
+        <w:rFonts w:ascii="Courier New" w:hAnsi="Courier New" w:cs="Courier New" w:hint="default"/>
+      </w:rPr>
+    </w:lvl>
+    <w:lvl w:ilvl="2" w:tplc="0C0C0005" w:tentative="1">
+      <w:start w:val="1"/>
+      <w:numFmt w:val="bullet"/>
+      <w:lvlText w:val=""/>
+      <w:lvlJc w:val="left"/>
+      <w:pPr>
+        <w:ind w:left="3690" w:hanging="360"/>
+      </w:pPr>
+      <w:rPr>
+        <w:rFonts w:ascii="Wingdings" w:hAnsi="Wingdings" w:hint="default"/>
+      </w:rPr>
+    </w:lvl>
+    <w:lvl w:ilvl="3" w:tplc="0C0C0001" w:tentative="1">
+      <w:start w:val="1"/>
+      <w:numFmt w:val="bullet"/>
+      <w:lvlText w:val=""/>
+      <w:lvlJc w:val="left"/>
+      <w:pPr>
+        <w:ind w:left="4410" w:hanging="360"/>
+      </w:pPr>
+      <w:rPr>
+        <w:rFonts w:ascii="Symbol" w:hAnsi="Symbol" w:hint="default"/>
+      </w:rPr>
+    </w:lvl>
+    <w:lvl w:ilvl="4" w:tplc="0C0C0003" w:tentative="1">
+      <w:start w:val="1"/>
+      <w:numFmt w:val="bullet"/>
+      <w:lvlText w:val="o"/>
+      <w:lvlJc w:val="left"/>
+      <w:pPr>
+        <w:ind w:left="5130" w:hanging="360"/>
+      </w:pPr>
+      <w:rPr>
+        <w:rFonts w:ascii="Courier New" w:hAnsi="Courier New" w:cs="Courier New" w:hint="default"/>
+      </w:rPr>
+    </w:lvl>
+    <w:lvl w:ilvl="5" w:tplc="0C0C0005" w:tentative="1">
+      <w:start w:val="1"/>
+      <w:numFmt w:val="bullet"/>
+      <w:lvlText w:val=""/>
+      <w:lvlJc w:val="left"/>
+      <w:pPr>
+        <w:ind w:left="5850" w:hanging="360"/>
+      </w:pPr>
+      <w:rPr>
+        <w:rFonts w:ascii="Wingdings" w:hAnsi="Wingdings" w:hint="default"/>
+      </w:rPr>
+    </w:lvl>
+    <w:lvl w:ilvl="6" w:tplc="0C0C0001" w:tentative="1">
+      <w:start w:val="1"/>
+      <w:numFmt w:val="bullet"/>
+      <w:lvlText w:val=""/>
+      <w:lvlJc w:val="left"/>
+      <w:pPr>
+        <w:ind w:left="6570" w:hanging="360"/>
+      </w:pPr>
+      <w:rPr>
+        <w:rFonts w:ascii="Symbol" w:hAnsi="Symbol" w:hint="default"/>
+      </w:rPr>
+    </w:lvl>
+    <w:lvl w:ilvl="7" w:tplc="0C0C0003" w:tentative="1">
+      <w:start w:val="1"/>
+      <w:numFmt w:val="bullet"/>
+      <w:lvlText w:val="o"/>
+      <w:lvlJc w:val="left"/>
+      <w:pPr>
+        <w:ind w:left="7290" w:hanging="360"/>
+      </w:pPr>
+      <w:rPr>
+        <w:rFonts w:ascii="Courier New" w:hAnsi="Courier New" w:cs="Courier New" w:hint="default"/>
+      </w:rPr>
+    </w:lvl>
+    <w:lvl w:ilvl="8" w:tplc="0C0C0005" w:tentative="1">
+      <w:start w:val="1"/>
+      <w:numFmt w:val="bullet"/>
+      <w:lvlText w:val=""/>
+      <w:lvlJc w:val="left"/>
+      <w:pPr>
+        <w:ind w:left="8010" w:hanging="360"/>
+      </w:pPr>
+      <w:rPr>
+        <w:rFonts w:ascii="Wingdings" w:hAnsi="Wingdings" w:hint="default"/>
+      </w:rPr>
+    </w:lvl>
+  </w:abstractNum>
+  <w:abstractNum w:abstractNumId="22" w15:restartNumberingAfterBreak="0">
+    <w:nsid w:val="6C8F7324"/>
+    <w:multiLevelType w:val="hybridMultilevel"/>
+    <w:tmpl w:val="0726946C"/>
+    <w:lvl w:ilvl="0" w:tplc="0C0C0003">
+      <w:start w:val="1"/>
+      <w:numFmt w:val="bullet"/>
+      <w:lvlText w:val="o"/>
+      <w:lvlJc w:val="left"/>
+      <w:pPr>
+        <w:ind w:left="1890" w:hanging="360"/>
+      </w:pPr>
+      <w:rPr>
+        <w:rFonts w:ascii="Courier New" w:hAnsi="Courier New" w:cs="Courier New" w:hint="default"/>
+      </w:rPr>
+    </w:lvl>
+    <w:lvl w:ilvl="1" w:tplc="0C0C0003" w:tentative="1">
+      <w:start w:val="1"/>
+      <w:numFmt w:val="bullet"/>
+      <w:lvlText w:val="o"/>
+      <w:lvlJc w:val="left"/>
+      <w:pPr>
+        <w:ind w:left="2610" w:hanging="360"/>
+      </w:pPr>
+      <w:rPr>
+        <w:rFonts w:ascii="Courier New" w:hAnsi="Courier New" w:cs="Courier New" w:hint="default"/>
+      </w:rPr>
+    </w:lvl>
+    <w:lvl w:ilvl="2" w:tplc="0C0C0005" w:tentative="1">
+      <w:start w:val="1"/>
+      <w:numFmt w:val="bullet"/>
+      <w:lvlText w:val=""/>
+      <w:lvlJc w:val="left"/>
+      <w:pPr>
+        <w:ind w:left="3330" w:hanging="360"/>
+      </w:pPr>
+      <w:rPr>
+        <w:rFonts w:ascii="Wingdings" w:hAnsi="Wingdings" w:hint="default"/>
+      </w:rPr>
+    </w:lvl>
+    <w:lvl w:ilvl="3" w:tplc="0C0C0001" w:tentative="1">
+      <w:start w:val="1"/>
+      <w:numFmt w:val="bullet"/>
+      <w:lvlText w:val=""/>
+      <w:lvlJc w:val="left"/>
+      <w:pPr>
+        <w:ind w:left="4050" w:hanging="360"/>
+      </w:pPr>
+      <w:rPr>
+        <w:rFonts w:ascii="Symbol" w:hAnsi="Symbol" w:hint="default"/>
+      </w:rPr>
+    </w:lvl>
+    <w:lvl w:ilvl="4" w:tplc="0C0C0003" w:tentative="1">
+      <w:start w:val="1"/>
+      <w:numFmt w:val="bullet"/>
+      <w:lvlText w:val="o"/>
+      <w:lvlJc w:val="left"/>
+      <w:pPr>
+        <w:ind w:left="4770" w:hanging="360"/>
+      </w:pPr>
+      <w:rPr>
+        <w:rFonts w:ascii="Courier New" w:hAnsi="Courier New" w:cs="Courier New" w:hint="default"/>
+      </w:rPr>
+    </w:lvl>
+    <w:lvl w:ilvl="5" w:tplc="0C0C0005" w:tentative="1">
+      <w:start w:val="1"/>
+      <w:numFmt w:val="bullet"/>
+      <w:lvlText w:val=""/>
+      <w:lvlJc w:val="left"/>
+      <w:pPr>
+        <w:ind w:left="5490" w:hanging="360"/>
+      </w:pPr>
+      <w:rPr>
+        <w:rFonts w:ascii="Wingdings" w:hAnsi="Wingdings" w:hint="default"/>
+      </w:rPr>
+    </w:lvl>
+    <w:lvl w:ilvl="6" w:tplc="0C0C0001" w:tentative="1">
+      <w:start w:val="1"/>
+      <w:numFmt w:val="bullet"/>
+      <w:lvlText w:val=""/>
+      <w:lvlJc w:val="left"/>
+      <w:pPr>
+        <w:ind w:left="6210" w:hanging="360"/>
+      </w:pPr>
+      <w:rPr>
+        <w:rFonts w:ascii="Symbol" w:hAnsi="Symbol" w:hint="default"/>
+      </w:rPr>
+    </w:lvl>
+    <w:lvl w:ilvl="7" w:tplc="0C0C0003" w:tentative="1">
+      <w:start w:val="1"/>
+      <w:numFmt w:val="bullet"/>
+      <w:lvlText w:val="o"/>
+      <w:lvlJc w:val="left"/>
+      <w:pPr>
+        <w:ind w:left="6930" w:hanging="360"/>
+      </w:pPr>
+      <w:rPr>
+        <w:rFonts w:ascii="Courier New" w:hAnsi="Courier New" w:cs="Courier New" w:hint="default"/>
+      </w:rPr>
+    </w:lvl>
+    <w:lvl w:ilvl="8" w:tplc="0C0C0005" w:tentative="1">
+      <w:start w:val="1"/>
+      <w:numFmt w:val="bullet"/>
+      <w:lvlText w:val=""/>
+      <w:lvlJc w:val="left"/>
+      <w:pPr>
+        <w:ind w:left="7650" w:hanging="360"/>
+      </w:pPr>
+      <w:rPr>
+        <w:rFonts w:ascii="Wingdings" w:hAnsi="Wingdings" w:hint="default"/>
+      </w:rPr>
+    </w:lvl>
+  </w:abstractNum>
+  <w:abstractNum w:abstractNumId="23" w15:restartNumberingAfterBreak="0">
     <w:nsid w:val="71813529"/>
     <w:multiLevelType w:val="hybridMultilevel"/>
     <w:tmpl w:val="2594EE1A"/>
@@ -4323,7 +8749,7 @@
       </w:rPr>
     </w:lvl>
   </w:abstractNum>
-  <w:abstractNum w:abstractNumId="8" w15:restartNumberingAfterBreak="0">
+  <w:abstractNum w:abstractNumId="24" w15:restartNumberingAfterBreak="0">
     <w:nsid w:val="75B151FC"/>
     <w:multiLevelType w:val="hybridMultilevel"/>
     <w:tmpl w:val="D164A6FC"/>
@@ -4436,32 +8862,196 @@
       </w:rPr>
     </w:lvl>
   </w:abstractNum>
+  <w:abstractNum w:abstractNumId="25" w15:restartNumberingAfterBreak="0">
+    <w:nsid w:val="7CE956C7"/>
+    <w:multiLevelType w:val="hybridMultilevel"/>
+    <w:tmpl w:val="C0609CBA"/>
+    <w:lvl w:ilvl="0" w:tplc="0C0C0003">
+      <w:start w:val="1"/>
+      <w:numFmt w:val="bullet"/>
+      <w:lvlText w:val="o"/>
+      <w:lvlJc w:val="left"/>
+      <w:pPr>
+        <w:ind w:left="2136" w:hanging="360"/>
+      </w:pPr>
+      <w:rPr>
+        <w:rFonts w:ascii="Courier New" w:hAnsi="Courier New" w:cs="Courier New" w:hint="default"/>
+      </w:rPr>
+    </w:lvl>
+    <w:lvl w:ilvl="1" w:tplc="0C0C0003" w:tentative="1">
+      <w:start w:val="1"/>
+      <w:numFmt w:val="bullet"/>
+      <w:lvlText w:val="o"/>
+      <w:lvlJc w:val="left"/>
+      <w:pPr>
+        <w:ind w:left="2856" w:hanging="360"/>
+      </w:pPr>
+      <w:rPr>
+        <w:rFonts w:ascii="Courier New" w:hAnsi="Courier New" w:cs="Courier New" w:hint="default"/>
+      </w:rPr>
+    </w:lvl>
+    <w:lvl w:ilvl="2" w:tplc="0C0C0005" w:tentative="1">
+      <w:start w:val="1"/>
+      <w:numFmt w:val="bullet"/>
+      <w:lvlText w:val=""/>
+      <w:lvlJc w:val="left"/>
+      <w:pPr>
+        <w:ind w:left="3576" w:hanging="360"/>
+      </w:pPr>
+      <w:rPr>
+        <w:rFonts w:ascii="Wingdings" w:hAnsi="Wingdings" w:hint="default"/>
+      </w:rPr>
+    </w:lvl>
+    <w:lvl w:ilvl="3" w:tplc="0C0C0001" w:tentative="1">
+      <w:start w:val="1"/>
+      <w:numFmt w:val="bullet"/>
+      <w:lvlText w:val=""/>
+      <w:lvlJc w:val="left"/>
+      <w:pPr>
+        <w:ind w:left="4296" w:hanging="360"/>
+      </w:pPr>
+      <w:rPr>
+        <w:rFonts w:ascii="Symbol" w:hAnsi="Symbol" w:hint="default"/>
+      </w:rPr>
+    </w:lvl>
+    <w:lvl w:ilvl="4" w:tplc="0C0C0003" w:tentative="1">
+      <w:start w:val="1"/>
+      <w:numFmt w:val="bullet"/>
+      <w:lvlText w:val="o"/>
+      <w:lvlJc w:val="left"/>
+      <w:pPr>
+        <w:ind w:left="5016" w:hanging="360"/>
+      </w:pPr>
+      <w:rPr>
+        <w:rFonts w:ascii="Courier New" w:hAnsi="Courier New" w:cs="Courier New" w:hint="default"/>
+      </w:rPr>
+    </w:lvl>
+    <w:lvl w:ilvl="5" w:tplc="0C0C0005" w:tentative="1">
+      <w:start w:val="1"/>
+      <w:numFmt w:val="bullet"/>
+      <w:lvlText w:val=""/>
+      <w:lvlJc w:val="left"/>
+      <w:pPr>
+        <w:ind w:left="5736" w:hanging="360"/>
+      </w:pPr>
+      <w:rPr>
+        <w:rFonts w:ascii="Wingdings" w:hAnsi="Wingdings" w:hint="default"/>
+      </w:rPr>
+    </w:lvl>
+    <w:lvl w:ilvl="6" w:tplc="0C0C0001" w:tentative="1">
+      <w:start w:val="1"/>
+      <w:numFmt w:val="bullet"/>
+      <w:lvlText w:val=""/>
+      <w:lvlJc w:val="left"/>
+      <w:pPr>
+        <w:ind w:left="6456" w:hanging="360"/>
+      </w:pPr>
+      <w:rPr>
+        <w:rFonts w:ascii="Symbol" w:hAnsi="Symbol" w:hint="default"/>
+      </w:rPr>
+    </w:lvl>
+    <w:lvl w:ilvl="7" w:tplc="0C0C0003" w:tentative="1">
+      <w:start w:val="1"/>
+      <w:numFmt w:val="bullet"/>
+      <w:lvlText w:val="o"/>
+      <w:lvlJc w:val="left"/>
+      <w:pPr>
+        <w:ind w:left="7176" w:hanging="360"/>
+      </w:pPr>
+      <w:rPr>
+        <w:rFonts w:ascii="Courier New" w:hAnsi="Courier New" w:cs="Courier New" w:hint="default"/>
+      </w:rPr>
+    </w:lvl>
+    <w:lvl w:ilvl="8" w:tplc="0C0C0005" w:tentative="1">
+      <w:start w:val="1"/>
+      <w:numFmt w:val="bullet"/>
+      <w:lvlText w:val=""/>
+      <w:lvlJc w:val="left"/>
+      <w:pPr>
+        <w:ind w:left="7896" w:hanging="360"/>
+      </w:pPr>
+      <w:rPr>
+        <w:rFonts w:ascii="Wingdings" w:hAnsi="Wingdings" w:hint="default"/>
+      </w:rPr>
+    </w:lvl>
+  </w:abstractNum>
   <w:num w:numId="1" w16cid:durableId="305621661">
+    <w:abstractNumId w:val="11"/>
+  </w:num>
+  <w:num w:numId="2" w16cid:durableId="1694961027">
+    <w:abstractNumId w:val="5"/>
+  </w:num>
+  <w:num w:numId="3" w16cid:durableId="135532836">
+    <w:abstractNumId w:val="18"/>
+  </w:num>
+  <w:num w:numId="4" w16cid:durableId="1792746790">
+    <w:abstractNumId w:val="17"/>
+  </w:num>
+  <w:num w:numId="5" w16cid:durableId="478959065">
+    <w:abstractNumId w:val="6"/>
+  </w:num>
+  <w:num w:numId="6" w16cid:durableId="1376150765">
+    <w:abstractNumId w:val="3"/>
+  </w:num>
+  <w:num w:numId="7" w16cid:durableId="851455154">
+    <w:abstractNumId w:val="23"/>
+  </w:num>
+  <w:num w:numId="8" w16cid:durableId="738209280">
+    <w:abstractNumId w:val="24"/>
+  </w:num>
+  <w:num w:numId="9" w16cid:durableId="2089688413">
+    <w:abstractNumId w:val="1"/>
+  </w:num>
+  <w:num w:numId="10" w16cid:durableId="989094344">
+    <w:abstractNumId w:val="0"/>
+  </w:num>
+  <w:num w:numId="11" w16cid:durableId="919290179">
+    <w:abstractNumId w:val="19"/>
+  </w:num>
+  <w:num w:numId="12" w16cid:durableId="726732742">
+    <w:abstractNumId w:val="16"/>
+  </w:num>
+  <w:num w:numId="13" w16cid:durableId="1412393161">
+    <w:abstractNumId w:val="15"/>
+  </w:num>
+  <w:num w:numId="14" w16cid:durableId="880828462">
+    <w:abstractNumId w:val="25"/>
+  </w:num>
+  <w:num w:numId="15" w16cid:durableId="1856113872">
+    <w:abstractNumId w:val="14"/>
+  </w:num>
+  <w:num w:numId="16" w16cid:durableId="409471777">
+    <w:abstractNumId w:val="7"/>
+  </w:num>
+  <w:num w:numId="17" w16cid:durableId="1553495313">
+    <w:abstractNumId w:val="22"/>
+  </w:num>
+  <w:num w:numId="18" w16cid:durableId="359361921">
+    <w:abstractNumId w:val="12"/>
+  </w:num>
+  <w:num w:numId="19" w16cid:durableId="1236361238">
+    <w:abstractNumId w:val="20"/>
+  </w:num>
+  <w:num w:numId="20" w16cid:durableId="2117015222">
+    <w:abstractNumId w:val="21"/>
+  </w:num>
+  <w:num w:numId="21" w16cid:durableId="14694287">
+    <w:abstractNumId w:val="9"/>
+  </w:num>
+  <w:num w:numId="22" w16cid:durableId="429669657">
+    <w:abstractNumId w:val="8"/>
+  </w:num>
+  <w:num w:numId="23" w16cid:durableId="1780102567">
+    <w:abstractNumId w:val="2"/>
+  </w:num>
+  <w:num w:numId="24" w16cid:durableId="1140339389">
+    <w:abstractNumId w:val="13"/>
+  </w:num>
+  <w:num w:numId="25" w16cid:durableId="1529875657">
     <w:abstractNumId w:val="4"/>
   </w:num>
-  <w:num w:numId="2" w16cid:durableId="1694961027">
-    <w:abstractNumId w:val="2"/>
-  </w:num>
-  <w:num w:numId="3" w16cid:durableId="135532836">
-    <w:abstractNumId w:val="6"/>
-  </w:num>
-  <w:num w:numId="4" w16cid:durableId="1792746790">
-    <w:abstractNumId w:val="5"/>
-  </w:num>
-  <w:num w:numId="5" w16cid:durableId="478959065">
-    <w:abstractNumId w:val="3"/>
-  </w:num>
-  <w:num w:numId="6" w16cid:durableId="1376150765">
-    <w:abstractNumId w:val="1"/>
-  </w:num>
-  <w:num w:numId="7" w16cid:durableId="851455154">
-    <w:abstractNumId w:val="7"/>
-  </w:num>
-  <w:num w:numId="8" w16cid:durableId="738209280">
-    <w:abstractNumId w:val="8"/>
-  </w:num>
-  <w:num w:numId="9" w16cid:durableId="2089688413">
-    <w:abstractNumId w:val="0"/>
+  <w:num w:numId="26" w16cid:durableId="767238760">
+    <w:abstractNumId w:val="10"/>
   </w:num>
 </w:numbering>
 </file>
@@ -5656,7 +10246,7 @@
     <w:autoRedefine/>
     <w:uiPriority w:val="39"/>
     <w:unhideWhenUsed/>
-    <w:rsid w:val="00D14BB7"/>
+    <w:rsid w:val="00865B8E"/>
     <w:pPr>
       <w:spacing w:after="100"/>
       <w:ind w:left="0"/>
@@ -5671,6 +10261,143 @@
     <w:rPr>
       <w:color w:val="467886" w:themeColor="hyperlink"/>
       <w:u w:val="single"/>
+    </w:rPr>
+  </w:style>
+  <w:style w:type="character" w:styleId="Marquedecommentaire">
+    <w:name w:val="annotation reference"/>
+    <w:basedOn w:val="Policepardfaut"/>
+    <w:uiPriority w:val="99"/>
+    <w:semiHidden/>
+    <w:unhideWhenUsed/>
+    <w:rsid w:val="001B1941"/>
+    <w:rPr>
+      <w:sz w:val="16"/>
+      <w:szCs w:val="16"/>
+    </w:rPr>
+  </w:style>
+  <w:style w:type="paragraph" w:styleId="Commentaire">
+    <w:name w:val="annotation text"/>
+    <w:basedOn w:val="Normal"/>
+    <w:link w:val="CommentaireCar"/>
+    <w:uiPriority w:val="99"/>
+    <w:unhideWhenUsed/>
+    <w:rsid w:val="001B1941"/>
+  </w:style>
+  <w:style w:type="character" w:customStyle="1" w:styleId="CommentaireCar">
+    <w:name w:val="Commentaire Car"/>
+    <w:basedOn w:val="Policepardfaut"/>
+    <w:link w:val="Commentaire"/>
+    <w:uiPriority w:val="99"/>
+    <w:rsid w:val="001B1941"/>
+    <w:rPr>
+      <w:rFonts w:ascii="Verdana" w:eastAsia="Times New Roman" w:hAnsi="Verdana" w:cs="Times New Roman"/>
+      <w:kern w:val="0"/>
+      <w:sz w:val="20"/>
+      <w:szCs w:val="20"/>
+      <w:lang w:eastAsia="fr-FR"/>
+      <w14:ligatures w14:val="none"/>
+    </w:rPr>
+  </w:style>
+  <w:style w:type="paragraph" w:styleId="Objetducommentaire">
+    <w:name w:val="annotation subject"/>
+    <w:basedOn w:val="Commentaire"/>
+    <w:next w:val="Commentaire"/>
+    <w:link w:val="ObjetducommentaireCar"/>
+    <w:uiPriority w:val="99"/>
+    <w:semiHidden/>
+    <w:unhideWhenUsed/>
+    <w:rsid w:val="001B1941"/>
+    <w:rPr>
+      <w:b/>
+      <w:bCs/>
+    </w:rPr>
+  </w:style>
+  <w:style w:type="character" w:customStyle="1" w:styleId="ObjetducommentaireCar">
+    <w:name w:val="Objet du commentaire Car"/>
+    <w:basedOn w:val="CommentaireCar"/>
+    <w:link w:val="Objetducommentaire"/>
+    <w:uiPriority w:val="99"/>
+    <w:semiHidden/>
+    <w:rsid w:val="001B1941"/>
+    <w:rPr>
+      <w:rFonts w:ascii="Verdana" w:eastAsia="Times New Roman" w:hAnsi="Verdana" w:cs="Times New Roman"/>
+      <w:b/>
+      <w:bCs/>
+      <w:kern w:val="0"/>
+      <w:sz w:val="20"/>
+      <w:szCs w:val="20"/>
+      <w:lang w:eastAsia="fr-FR"/>
+      <w14:ligatures w14:val="none"/>
+    </w:rPr>
+  </w:style>
+  <w:style w:type="paragraph" w:styleId="TM2">
+    <w:name w:val="toc 2"/>
+    <w:basedOn w:val="Normal"/>
+    <w:next w:val="Normal"/>
+    <w:autoRedefine/>
+    <w:uiPriority w:val="39"/>
+    <w:unhideWhenUsed/>
+    <w:rsid w:val="00865B8E"/>
+    <w:pPr>
+      <w:spacing w:after="100" w:line="259" w:lineRule="auto"/>
+      <w:ind w:left="220"/>
+      <w:jc w:val="left"/>
+    </w:pPr>
+    <w:rPr>
+      <w:rFonts w:asciiTheme="minorHAnsi" w:eastAsiaTheme="minorEastAsia" w:hAnsiTheme="minorHAnsi"/>
+      <w:sz w:val="22"/>
+      <w:szCs w:val="22"/>
+      <w:lang w:eastAsia="fr-CA"/>
+    </w:rPr>
+  </w:style>
+  <w:style w:type="paragraph" w:styleId="TM3">
+    <w:name w:val="toc 3"/>
+    <w:basedOn w:val="Normal"/>
+    <w:next w:val="Normal"/>
+    <w:autoRedefine/>
+    <w:uiPriority w:val="39"/>
+    <w:unhideWhenUsed/>
+    <w:rsid w:val="00865B8E"/>
+    <w:pPr>
+      <w:spacing w:after="100" w:line="259" w:lineRule="auto"/>
+      <w:ind w:left="440"/>
+      <w:jc w:val="left"/>
+    </w:pPr>
+    <w:rPr>
+      <w:rFonts w:asciiTheme="minorHAnsi" w:eastAsiaTheme="minorEastAsia" w:hAnsiTheme="minorHAnsi"/>
+      <w:sz w:val="22"/>
+      <w:szCs w:val="22"/>
+      <w:lang w:eastAsia="fr-CA"/>
+    </w:rPr>
+  </w:style>
+  <w:style w:type="paragraph" w:styleId="NormalWeb">
+    <w:name w:val="Normal (Web)"/>
+    <w:basedOn w:val="Normal"/>
+    <w:uiPriority w:val="99"/>
+    <w:semiHidden/>
+    <w:unhideWhenUsed/>
+    <w:rsid w:val="00CD2A31"/>
+    <w:pPr>
+      <w:spacing w:before="100" w:beforeAutospacing="1" w:after="100" w:afterAutospacing="1"/>
+      <w:ind w:left="0"/>
+      <w:jc w:val="left"/>
+    </w:pPr>
+    <w:rPr>
+      <w:rFonts w:ascii="Times New Roman" w:hAnsi="Times New Roman"/>
+      <w:sz w:val="24"/>
+      <w:szCs w:val="24"/>
+      <w:lang w:eastAsia="fr-CA"/>
+    </w:rPr>
+  </w:style>
+  <w:style w:type="character" w:styleId="lev">
+    <w:name w:val="Strong"/>
+    <w:basedOn w:val="Policepardfaut"/>
+    <w:uiPriority w:val="22"/>
+    <w:qFormat/>
+    <w:rsid w:val="00A63932"/>
+    <w:rPr>
+      <w:b/>
+      <w:bCs/>
     </w:rPr>
   </w:style>
 </w:styles>
@@ -5995,10 +10722,245 @@
 <b:Sources xmlns:b="http://schemas.openxmlformats.org/officeDocument/2006/bibliography" xmlns="http://schemas.openxmlformats.org/officeDocument/2006/bibliography" SelectedStyle="\APASixthEditionOfficeOnline.xsl" StyleName="APA" Version="6"/>
 </file>
 
+<file path=customXml/item2.xml><?xml version="1.0" encoding="utf-8"?>
+<?mso-contentType ?>
+<FormTemplates xmlns="http://schemas.microsoft.com/sharepoint/v3/contenttype/forms">
+  <Display>DocumentLibraryForm</Display>
+  <Edit>DocumentLibraryForm</Edit>
+  <New>DocumentLibraryForm</New>
+</FormTemplates>
+</file>
+
+<file path=customXml/item3.xml><?xml version="1.0" encoding="utf-8"?>
+<p:properties xmlns:p="http://schemas.microsoft.com/office/2006/metadata/properties" xmlns:xsi="http://www.w3.org/2001/XMLSchema-instance" xmlns:pc="http://schemas.microsoft.com/office/infopath/2007/PartnerControls">
+  <documentManagement>
+    <_activity xmlns="9c442dd2-5952-4d83-8172-0b524491b4b2" xsi:nil="true"/>
+  </documentManagement>
+</p:properties>
+</file>
+
+<file path=customXml/item4.xml><?xml version="1.0" encoding="utf-8"?>
+<ct:contentTypeSchema xmlns:ct="http://schemas.microsoft.com/office/2006/metadata/contentType" xmlns:ma="http://schemas.microsoft.com/office/2006/metadata/properties/metaAttributes" ct:_="" ma:_="" ma:contentTypeName="Document" ma:contentTypeID="0x010100C6D8DE00CE362442BEECE49DC5B0D0E5" ma:contentTypeVersion="10" ma:contentTypeDescription="Crée un document." ma:contentTypeScope="" ma:versionID="932f5588bddff22b826a34ac63d0f136">
+  <xsd:schema xmlns:xsd="http://www.w3.org/2001/XMLSchema" xmlns:xs="http://www.w3.org/2001/XMLSchema" xmlns:p="http://schemas.microsoft.com/office/2006/metadata/properties" xmlns:ns3="9c442dd2-5952-4d83-8172-0b524491b4b2" targetNamespace="http://schemas.microsoft.com/office/2006/metadata/properties" ma:root="true" ma:fieldsID="0b582faa8c574da9cfafbcafe4168d39" ns3:_="">
+    <xsd:import namespace="9c442dd2-5952-4d83-8172-0b524491b4b2"/>
+    <xsd:element name="properties">
+      <xsd:complexType>
+        <xsd:sequence>
+          <xsd:element name="documentManagement">
+            <xsd:complexType>
+              <xsd:all>
+                <xsd:element ref="ns3:MediaServiceDateTaken" minOccurs="0"/>
+                <xsd:element ref="ns3:MediaServiceMetadata" minOccurs="0"/>
+                <xsd:element ref="ns3:MediaServiceFastMetadata" minOccurs="0"/>
+                <xsd:element ref="ns3:MediaServiceSearchProperties" minOccurs="0"/>
+                <xsd:element ref="ns3:MediaServiceObjectDetectorVersions" minOccurs="0"/>
+                <xsd:element ref="ns3:MediaServiceSystemTags" minOccurs="0"/>
+                <xsd:element ref="ns3:MediaServiceOCR" minOccurs="0"/>
+                <xsd:element ref="ns3:MediaServiceGenerationTime" minOccurs="0"/>
+                <xsd:element ref="ns3:MediaServiceEventHashCode" minOccurs="0"/>
+                <xsd:element ref="ns3:_activity" minOccurs="0"/>
+              </xsd:all>
+            </xsd:complexType>
+          </xsd:element>
+        </xsd:sequence>
+      </xsd:complexType>
+    </xsd:element>
+  </xsd:schema>
+  <xsd:schema xmlns:xsd="http://www.w3.org/2001/XMLSchema" xmlns:xs="http://www.w3.org/2001/XMLSchema" xmlns:dms="http://schemas.microsoft.com/office/2006/documentManagement/types" xmlns:pc="http://schemas.microsoft.com/office/infopath/2007/PartnerControls" targetNamespace="9c442dd2-5952-4d83-8172-0b524491b4b2" elementFormDefault="qualified">
+    <xsd:import namespace="http://schemas.microsoft.com/office/2006/documentManagement/types"/>
+    <xsd:import namespace="http://schemas.microsoft.com/office/infopath/2007/PartnerControls"/>
+    <xsd:element name="MediaServiceDateTaken" ma:index="8" nillable="true" ma:displayName="MediaServiceDateTaken" ma:hidden="true" ma:indexed="true" ma:internalName="MediaServiceDateTaken" ma:readOnly="true">
+      <xsd:simpleType>
+        <xsd:restriction base="dms:Text"/>
+      </xsd:simpleType>
+    </xsd:element>
+    <xsd:element name="MediaServiceMetadata" ma:index="9" nillable="true" ma:displayName="MediaServiceMetadata" ma:hidden="true" ma:internalName="MediaServiceMetadata" ma:readOnly="true">
+      <xsd:simpleType>
+        <xsd:restriction base="dms:Note"/>
+      </xsd:simpleType>
+    </xsd:element>
+    <xsd:element name="MediaServiceFastMetadata" ma:index="10" nillable="true" ma:displayName="MediaServiceFastMetadata" ma:hidden="true" ma:internalName="MediaServiceFastMetadata" ma:readOnly="true">
+      <xsd:simpleType>
+        <xsd:restriction base="dms:Note"/>
+      </xsd:simpleType>
+    </xsd:element>
+    <xsd:element name="MediaServiceSearchProperties" ma:index="11" nillable="true" ma:displayName="MediaServiceSearchProperties" ma:hidden="true" ma:internalName="MediaServiceSearchProperties" ma:readOnly="true">
+      <xsd:simpleType>
+        <xsd:restriction base="dms:Note"/>
+      </xsd:simpleType>
+    </xsd:element>
+    <xsd:element name="MediaServiceObjectDetectorVersions" ma:index="12" nillable="true" ma:displayName="MediaServiceObjectDetectorVersions" ma:hidden="true" ma:indexed="true" ma:internalName="MediaServiceObjectDetectorVersions" ma:readOnly="true">
+      <xsd:simpleType>
+        <xsd:restriction base="dms:Text"/>
+      </xsd:simpleType>
+    </xsd:element>
+    <xsd:element name="MediaServiceSystemTags" ma:index="13" nillable="true" ma:displayName="MediaServiceSystemTags" ma:hidden="true" ma:internalName="MediaServiceSystemTags" ma:readOnly="true">
+      <xsd:simpleType>
+        <xsd:restriction base="dms:Note"/>
+      </xsd:simpleType>
+    </xsd:element>
+    <xsd:element name="MediaServiceOCR" ma:index="14" nillable="true" ma:displayName="Extracted Text" ma:internalName="MediaServiceOCR" ma:readOnly="true">
+      <xsd:simpleType>
+        <xsd:restriction base="dms:Note">
+          <xsd:maxLength value="255"/>
+        </xsd:restriction>
+      </xsd:simpleType>
+    </xsd:element>
+    <xsd:element name="MediaServiceGenerationTime" ma:index="15" nillable="true" ma:displayName="MediaServiceGenerationTime" ma:hidden="true" ma:internalName="MediaServiceGenerationTime" ma:readOnly="true">
+      <xsd:simpleType>
+        <xsd:restriction base="dms:Text"/>
+      </xsd:simpleType>
+    </xsd:element>
+    <xsd:element name="MediaServiceEventHashCode" ma:index="16" nillable="true" ma:displayName="MediaServiceEventHashCode" ma:hidden="true" ma:internalName="MediaServiceEventHashCode" ma:readOnly="true">
+      <xsd:simpleType>
+        <xsd:restriction base="dms:Text"/>
+      </xsd:simpleType>
+    </xsd:element>
+    <xsd:element name="_activity" ma:index="17" nillable="true" ma:displayName="_activity" ma:hidden="true" ma:internalName="_activity">
+      <xsd:simpleType>
+        <xsd:restriction base="dms:Note"/>
+      </xsd:simpleType>
+    </xsd:element>
+  </xsd:schema>
+  <xsd:schema xmlns="http://schemas.openxmlformats.org/package/2006/metadata/core-properties" xmlns:xsd="http://www.w3.org/2001/XMLSchema" xmlns:xsi="http://www.w3.org/2001/XMLSchema-instance" xmlns:dc="http://purl.org/dc/elements/1.1/" xmlns:dcterms="http://purl.org/dc/terms/" xmlns:odoc="http://schemas.microsoft.com/internal/obd" targetNamespace="http://schemas.openxmlformats.org/package/2006/metadata/core-properties" elementFormDefault="qualified" attributeFormDefault="unqualified" blockDefault="#all">
+    <xsd:import namespace="http://purl.org/dc/elements/1.1/" schemaLocation="http://dublincore.org/schemas/xmls/qdc/2003/04/02/dc.xsd"/>
+    <xsd:import namespace="http://purl.org/dc/terms/" schemaLocation="http://dublincore.org/schemas/xmls/qdc/2003/04/02/dcterms.xsd"/>
+    <xsd:element name="coreProperties" type="CT_coreProperties"/>
+    <xsd:complexType name="CT_coreProperties">
+      <xsd:all>
+        <xsd:element ref="dc:creator" minOccurs="0" maxOccurs="1"/>
+        <xsd:element ref="dcterms:created" minOccurs="0" maxOccurs="1"/>
+        <xsd:element ref="dc:identifier" minOccurs="0" maxOccurs="1"/>
+        <xsd:element name="contentType" minOccurs="0" maxOccurs="1" type="xsd:string" ma:index="0" ma:displayName="Type de contenu"/>
+        <xsd:element ref="dc:title" minOccurs="0" maxOccurs="1" ma:index="4" ma:displayName="Titre"/>
+        <xsd:element ref="dc:subject" minOccurs="0" maxOccurs="1"/>
+        <xsd:element ref="dc:description" minOccurs="0" maxOccurs="1"/>
+        <xsd:element name="keywords" minOccurs="0" maxOccurs="1" type="xsd:string"/>
+        <xsd:element ref="dc:language" minOccurs="0" maxOccurs="1"/>
+        <xsd:element name="category" minOccurs="0" maxOccurs="1" type="xsd:string"/>
+        <xsd:element name="version" minOccurs="0" maxOccurs="1" type="xsd:string"/>
+        <xsd:element name="revision" minOccurs="0" maxOccurs="1" type="xsd:string">
+          <xsd:annotation>
+            <xsd:documentation>
+                        This value indicates the number of saves or revisions. The application is responsible for updating this value after each revision.
+                    </xsd:documentation>
+          </xsd:annotation>
+        </xsd:element>
+        <xsd:element name="lastModifiedBy" minOccurs="0" maxOccurs="1" type="xsd:string"/>
+        <xsd:element ref="dcterms:modified" minOccurs="0" maxOccurs="1"/>
+        <xsd:element name="contentStatus" minOccurs="0" maxOccurs="1" type="xsd:string"/>
+      </xsd:all>
+    </xsd:complexType>
+  </xsd:schema>
+  <xs:schema xmlns:pc="http://schemas.microsoft.com/office/infopath/2007/PartnerControls" xmlns:xs="http://www.w3.org/2001/XMLSchema" targetNamespace="http://schemas.microsoft.com/office/infopath/2007/PartnerControls" elementFormDefault="qualified" attributeFormDefault="unqualified">
+    <xs:element name="Person">
+      <xs:complexType>
+        <xs:sequence>
+          <xs:element ref="pc:DisplayName" minOccurs="0"/>
+          <xs:element ref="pc:AccountId" minOccurs="0"/>
+          <xs:element ref="pc:AccountType" minOccurs="0"/>
+        </xs:sequence>
+      </xs:complexType>
+    </xs:element>
+    <xs:element name="DisplayName" type="xs:string"/>
+    <xs:element name="AccountId" type="xs:string"/>
+    <xs:element name="AccountType" type="xs:string"/>
+    <xs:element name="BDCAssociatedEntity">
+      <xs:complexType>
+        <xs:sequence>
+          <xs:element ref="pc:BDCEntity" minOccurs="0" maxOccurs="unbounded"/>
+        </xs:sequence>
+        <xs:attribute ref="pc:EntityNamespace"/>
+        <xs:attribute ref="pc:EntityName"/>
+        <xs:attribute ref="pc:SystemInstanceName"/>
+        <xs:attribute ref="pc:AssociationName"/>
+      </xs:complexType>
+    </xs:element>
+    <xs:attribute name="EntityNamespace" type="xs:string"/>
+    <xs:attribute name="EntityName" type="xs:string"/>
+    <xs:attribute name="SystemInstanceName" type="xs:string"/>
+    <xs:attribute name="AssociationName" type="xs:string"/>
+    <xs:element name="BDCEntity">
+      <xs:complexType>
+        <xs:sequence>
+          <xs:element ref="pc:EntityDisplayName" minOccurs="0"/>
+          <xs:element ref="pc:EntityInstanceReference" minOccurs="0"/>
+          <xs:element ref="pc:EntityId1" minOccurs="0"/>
+          <xs:element ref="pc:EntityId2" minOccurs="0"/>
+          <xs:element ref="pc:EntityId3" minOccurs="0"/>
+          <xs:element ref="pc:EntityId4" minOccurs="0"/>
+          <xs:element ref="pc:EntityId5" minOccurs="0"/>
+        </xs:sequence>
+      </xs:complexType>
+    </xs:element>
+    <xs:element name="EntityDisplayName" type="xs:string"/>
+    <xs:element name="EntityInstanceReference" type="xs:string"/>
+    <xs:element name="EntityId1" type="xs:string"/>
+    <xs:element name="EntityId2" type="xs:string"/>
+    <xs:element name="EntityId3" type="xs:string"/>
+    <xs:element name="EntityId4" type="xs:string"/>
+    <xs:element name="EntityId5" type="xs:string"/>
+    <xs:element name="Terms">
+      <xs:complexType>
+        <xs:sequence>
+          <xs:element ref="pc:TermInfo" minOccurs="0" maxOccurs="unbounded"/>
+        </xs:sequence>
+      </xs:complexType>
+    </xs:element>
+    <xs:element name="TermInfo">
+      <xs:complexType>
+        <xs:sequence>
+          <xs:element ref="pc:TermName" minOccurs="0"/>
+          <xs:element ref="pc:TermId" minOccurs="0"/>
+        </xs:sequence>
+      </xs:complexType>
+    </xs:element>
+    <xs:element name="TermName" type="xs:string"/>
+    <xs:element name="TermId" type="xs:string"/>
+  </xs:schema>
+</ct:contentTypeSchema>
+</file>
+
 <file path=customXml/itemProps1.xml><?xml version="1.0" encoding="utf-8"?>
 <ds:datastoreItem xmlns:ds="http://schemas.openxmlformats.org/officeDocument/2006/customXml" ds:itemID="{82DB2CF0-87CF-499E-A9A4-582709E1D6E4}">
   <ds:schemaRefs>
     <ds:schemaRef ds:uri="http://schemas.openxmlformats.org/officeDocument/2006/bibliography"/>
   </ds:schemaRefs>
 </ds:datastoreItem>
+</file>
+
+<file path=customXml/itemProps2.xml><?xml version="1.0" encoding="utf-8"?>
+<ds:datastoreItem xmlns:ds="http://schemas.openxmlformats.org/officeDocument/2006/customXml" ds:itemID="{00784ABA-989C-4152-879C-9CCB51780623}">
+  <ds:schemaRefs>
+    <ds:schemaRef ds:uri="http://schemas.microsoft.com/sharepoint/v3/contenttype/forms"/>
+  </ds:schemaRefs>
+</ds:datastoreItem>
+</file>
+
+<file path=customXml/itemProps3.xml><?xml version="1.0" encoding="utf-8"?>
+<ds:datastoreItem xmlns:ds="http://schemas.openxmlformats.org/officeDocument/2006/customXml" ds:itemID="{B3B6C592-9C33-4E27-A782-2643DB53266F}">
+  <ds:schemaRefs>
+    <ds:schemaRef ds:uri="http://schemas.microsoft.com/office/2006/metadata/properties"/>
+    <ds:schemaRef ds:uri="http://schemas.microsoft.com/office/infopath/2007/PartnerControls"/>
+    <ds:schemaRef ds:uri="9c442dd2-5952-4d83-8172-0b524491b4b2"/>
+  </ds:schemaRefs>
+</ds:datastoreItem>
+</file>
+
+<file path=customXml/itemProps4.xml><?xml version="1.0" encoding="utf-8"?>
+<ds:datastoreItem xmlns:ds="http://schemas.openxmlformats.org/officeDocument/2006/customXml" ds:itemID="{F4650038-4143-439C-8162-ECC91D71E202}">
+  <ds:schemaRefs>
+    <ds:schemaRef ds:uri="http://schemas.microsoft.com/office/2006/metadata/contentType"/>
+    <ds:schemaRef ds:uri="http://schemas.microsoft.com/office/2006/metadata/properties/metaAttributes"/>
+    <ds:schemaRef ds:uri="http://www.w3.org/2001/XMLSchema"/>
+    <ds:schemaRef ds:uri="http://schemas.microsoft.com/office/2006/metadata/properties"/>
+    <ds:schemaRef ds:uri="9c442dd2-5952-4d83-8172-0b524491b4b2"/>
+    <ds:schemaRef ds:uri="http://schemas.microsoft.com/office/2006/documentManagement/types"/>
+    <ds:schemaRef ds:uri="http://schemas.microsoft.com/office/infopath/2007/PartnerControls"/>
+    <ds:schemaRef ds:uri="http://schemas.openxmlformats.org/package/2006/metadata/core-properties"/>
+    <ds:schemaRef ds:uri="http://purl.org/dc/elements/1.1/"/>
+    <ds:schemaRef ds:uri="http://purl.org/dc/terms/"/>
+    <ds:schemaRef ds:uri="http://schemas.microsoft.com/internal/obd"/>
+  </ds:schemaRefs>
+</ds:datastoreItem>
 </file>
--- a/Documentation/Rapport/Projet_Session.3.docx
+++ b/Documentation/Rapport/Projet_Session.3.docx
@@ -69,7 +69,7 @@
               </wp:anchor>
             </w:drawing>
           </mc:Choice>
-          <mc:Fallback xmlns:arto="http://schemas.microsoft.com/office/word/2006/arto" xmlns:a14="http://schemas.microsoft.com/office/drawing/2010/main" xmlns:pic="http://schemas.openxmlformats.org/drawingml/2006/picture" xmlns:a="http://schemas.openxmlformats.org/drawingml/2006/main">
+          <mc:Fallback xmlns:a="http://schemas.openxmlformats.org/drawingml/2006/main" xmlns:pic="http://schemas.openxmlformats.org/drawingml/2006/picture" xmlns:a14="http://schemas.microsoft.com/office/drawing/2010/main" xmlns:arto="http://schemas.microsoft.com/office/word/2006/arto">
             <w:pict w14:anchorId="6B1253F0">
               <v:shapetype id="_x0000_t84" coordsize="21600,21600" o:spt="84" adj="2700" path="m,l,21600r21600,l21600,xem@0@0nfl@0@2@1@2@1@0xem,nfl@0@0em,21600nfl@0@2em21600,21600nfl@1@2em21600,nfl@1@0e" w14:anchorId="2CECA21A">
                 <v:stroke joinstyle="miter"/>
@@ -693,7 +693,21 @@
         <w:rPr>
           <w:b/>
         </w:rPr>
-        <w:t>20 Novembre 2025</w:t>
+        <w:t xml:space="preserve">20 </w:t>
+      </w:r>
+      <w:proofErr w:type="gramStart"/>
+      <w:r>
+        <w:rPr>
+          <w:b/>
+        </w:rPr>
+        <w:t>Novembre</w:t>
+      </w:r>
+      <w:proofErr w:type="gramEnd"/>
+      <w:r>
+        <w:rPr>
+          <w:b/>
+        </w:rPr>
+        <w:t xml:space="preserve"> 2025</w:t>
       </w:r>
     </w:p>
     <w:p>
@@ -794,7 +808,7 @@
           <w:r>
             <w:fldChar w:fldCharType="separate"/>
           </w:r>
-          <w:hyperlink w:anchor="_Toc216952893" w:history="1">
+          <w:hyperlink w:anchor="_Toc216960347" w:history="1">
             <w:r>
               <w:rPr>
                 <w:rStyle w:val="Lienhypertexte"/>
@@ -821,7 +835,7 @@
                 <w:noProof/>
                 <w:webHidden/>
               </w:rPr>
-              <w:instrText xml:space="preserve"> PAGEREF _Toc216952893 \h </w:instrText>
+              <w:instrText xml:space="preserve"> PAGEREF _Toc216960347 \h </w:instrText>
             </w:r>
             <w:r>
               <w:rPr>
@@ -868,7 +882,7 @@
               <w14:ligatures w14:val="standardContextual"/>
             </w:rPr>
           </w:pPr>
-          <w:hyperlink w:anchor="_Toc216952894" w:history="1">
+          <w:hyperlink w:anchor="_Toc216960348" w:history="1">
             <w:r>
               <w:rPr>
                 <w:rStyle w:val="Lienhypertexte"/>
@@ -895,7 +909,7 @@
                 <w:noProof/>
                 <w:webHidden/>
               </w:rPr>
-              <w:instrText xml:space="preserve"> PAGEREF _Toc216952894 \h </w:instrText>
+              <w:instrText xml:space="preserve"> PAGEREF _Toc216960348 \h </w:instrText>
             </w:r>
             <w:r>
               <w:rPr>
@@ -915,7 +929,7 @@
                 <w:noProof/>
                 <w:webHidden/>
               </w:rPr>
-              <w:t>6</w:t>
+              <w:t>7</w:t>
             </w:r>
             <w:r>
               <w:rPr>
@@ -942,7 +956,7 @@
               <w14:ligatures w14:val="standardContextual"/>
             </w:rPr>
           </w:pPr>
-          <w:hyperlink w:anchor="_Toc216952895" w:history="1">
+          <w:hyperlink w:anchor="_Toc216960349" w:history="1">
             <w:r>
               <w:rPr>
                 <w:rStyle w:val="Lienhypertexte"/>
@@ -969,7 +983,7 @@
                 <w:noProof/>
                 <w:webHidden/>
               </w:rPr>
-              <w:instrText xml:space="preserve"> PAGEREF _Toc216952895 \h </w:instrText>
+              <w:instrText xml:space="preserve"> PAGEREF _Toc216960349 \h </w:instrText>
             </w:r>
             <w:r>
               <w:rPr>
@@ -989,7 +1003,7 @@
                 <w:noProof/>
                 <w:webHidden/>
               </w:rPr>
-              <w:t>8</w:t>
+              <w:t>9</w:t>
             </w:r>
             <w:r>
               <w:rPr>
@@ -1016,7 +1030,7 @@
               <w14:ligatures w14:val="standardContextual"/>
             </w:rPr>
           </w:pPr>
-          <w:hyperlink w:anchor="_Toc216952896" w:history="1">
+          <w:hyperlink w:anchor="_Toc216960350" w:history="1">
             <w:r>
               <w:rPr>
                 <w:rStyle w:val="Lienhypertexte"/>
@@ -1043,7 +1057,7 @@
                 <w:noProof/>
                 <w:webHidden/>
               </w:rPr>
-              <w:instrText xml:space="preserve"> PAGEREF _Toc216952896 \h </w:instrText>
+              <w:instrText xml:space="preserve"> PAGEREF _Toc216960350 \h </w:instrText>
             </w:r>
             <w:r>
               <w:rPr>
@@ -1063,7 +1077,7 @@
                 <w:noProof/>
                 <w:webHidden/>
               </w:rPr>
-              <w:t>8</w:t>
+              <w:t>9</w:t>
             </w:r>
             <w:r>
               <w:rPr>
@@ -1090,7 +1104,7 @@
               <w14:ligatures w14:val="standardContextual"/>
             </w:rPr>
           </w:pPr>
-          <w:hyperlink w:anchor="_Toc216952897" w:history="1">
+          <w:hyperlink w:anchor="_Toc216960351" w:history="1">
             <w:r>
               <w:rPr>
                 <w:rStyle w:val="Lienhypertexte"/>
@@ -1117,81 +1131,7 @@
                 <w:noProof/>
                 <w:webHidden/>
               </w:rPr>
-              <w:instrText xml:space="preserve"> PAGEREF _Toc216952897 \h </w:instrText>
-            </w:r>
-            <w:r>
-              <w:rPr>
-                <w:noProof/>
-                <w:webHidden/>
-              </w:rPr>
-            </w:r>
-            <w:r>
-              <w:rPr>
-                <w:noProof/>
-                <w:webHidden/>
-              </w:rPr>
-              <w:fldChar w:fldCharType="separate"/>
-            </w:r>
-            <w:r>
-              <w:rPr>
-                <w:noProof/>
-                <w:webHidden/>
-              </w:rPr>
-              <w:t>10</w:t>
-            </w:r>
-            <w:r>
-              <w:rPr>
-                <w:noProof/>
-                <w:webHidden/>
-              </w:rPr>
-              <w:fldChar w:fldCharType="end"/>
-            </w:r>
-          </w:hyperlink>
-        </w:p>
-        <w:p>
-          <w:pPr>
-            <w:pStyle w:val="TM1"/>
-            <w:tabs>
-              <w:tab w:val="right" w:leader="dot" w:pos="8630"/>
-            </w:tabs>
-            <w:rPr>
-              <w:rFonts w:asciiTheme="minorHAnsi" w:eastAsiaTheme="minorEastAsia" w:hAnsiTheme="minorHAnsi" w:cstheme="minorBidi"/>
-              <w:noProof/>
-              <w:kern w:val="2"/>
-              <w:sz w:val="24"/>
-              <w:szCs w:val="24"/>
-              <w:lang w:eastAsia="fr-CA"/>
-              <w14:ligatures w14:val="standardContextual"/>
-            </w:rPr>
-          </w:pPr>
-          <w:hyperlink w:anchor="_Toc216952898" w:history="1">
-            <w:r>
-              <w:rPr>
-                <w:rStyle w:val="Lienhypertexte"/>
-                <w:noProof/>
-              </w:rPr>
-              <w:t>Conclusion du Projet</w:t>
-            </w:r>
-            <w:r>
-              <w:rPr>
-                <w:noProof/>
-                <w:webHidden/>
-              </w:rPr>
-              <w:tab/>
-            </w:r>
-            <w:r>
-              <w:rPr>
-                <w:noProof/>
-                <w:webHidden/>
-              </w:rPr>
-              <w:fldChar w:fldCharType="begin"/>
-            </w:r>
-            <w:r>
-              <w:rPr>
-                <w:noProof/>
-                <w:webHidden/>
-              </w:rPr>
-              <w:instrText xml:space="preserve"> PAGEREF _Toc216952898 \h </w:instrText>
+              <w:instrText xml:space="preserve"> PAGEREF _Toc216960351 \h </w:instrText>
             </w:r>
             <w:r>
               <w:rPr>
@@ -1238,7 +1178,81 @@
               <w14:ligatures w14:val="standardContextual"/>
             </w:rPr>
           </w:pPr>
-          <w:hyperlink w:anchor="_Toc216952899" w:history="1">
+          <w:hyperlink w:anchor="_Toc216960352" w:history="1">
+            <w:r>
+              <w:rPr>
+                <w:rStyle w:val="Lienhypertexte"/>
+                <w:noProof/>
+              </w:rPr>
+              <w:t>Conclusion du Projet</w:t>
+            </w:r>
+            <w:r>
+              <w:rPr>
+                <w:noProof/>
+                <w:webHidden/>
+              </w:rPr>
+              <w:tab/>
+            </w:r>
+            <w:r>
+              <w:rPr>
+                <w:noProof/>
+                <w:webHidden/>
+              </w:rPr>
+              <w:fldChar w:fldCharType="begin"/>
+            </w:r>
+            <w:r>
+              <w:rPr>
+                <w:noProof/>
+                <w:webHidden/>
+              </w:rPr>
+              <w:instrText xml:space="preserve"> PAGEREF _Toc216960352 \h </w:instrText>
+            </w:r>
+            <w:r>
+              <w:rPr>
+                <w:noProof/>
+                <w:webHidden/>
+              </w:rPr>
+            </w:r>
+            <w:r>
+              <w:rPr>
+                <w:noProof/>
+                <w:webHidden/>
+              </w:rPr>
+              <w:fldChar w:fldCharType="separate"/>
+            </w:r>
+            <w:r>
+              <w:rPr>
+                <w:noProof/>
+                <w:webHidden/>
+              </w:rPr>
+              <w:t>12</w:t>
+            </w:r>
+            <w:r>
+              <w:rPr>
+                <w:noProof/>
+                <w:webHidden/>
+              </w:rPr>
+              <w:fldChar w:fldCharType="end"/>
+            </w:r>
+          </w:hyperlink>
+        </w:p>
+        <w:p>
+          <w:pPr>
+            <w:pStyle w:val="TM1"/>
+            <w:tabs>
+              <w:tab w:val="right" w:leader="dot" w:pos="8630"/>
+            </w:tabs>
+            <w:rPr>
+              <w:rFonts w:asciiTheme="minorHAnsi" w:eastAsiaTheme="minorEastAsia" w:hAnsiTheme="minorHAnsi" w:cstheme="minorBidi"/>
+              <w:noProof/>
+              <w:kern w:val="2"/>
+              <w:sz w:val="24"/>
+              <w:szCs w:val="24"/>
+              <w:lang w:eastAsia="fr-CA"/>
+              <w14:ligatures w14:val="standardContextual"/>
+            </w:rPr>
+          </w:pPr>
+          <w:hyperlink w:anchor="_Toc216960353" w:history="1">
             <w:r>
               <w:rPr>
                 <w:rStyle w:val="Lienhypertexte"/>
@@ -1265,7 +1279,7 @@
                 <w:noProof/>
                 <w:webHidden/>
               </w:rPr>
-              <w:instrText xml:space="preserve"> PAGEREF _Toc216952899 \h </w:instrText>
+              <w:instrText xml:space="preserve"> PAGEREF _Toc216960353 \h </w:instrText>
             </w:r>
             <w:r>
               <w:rPr>
@@ -1285,7 +1299,7 @@
                 <w:noProof/>
                 <w:webHidden/>
               </w:rPr>
-              <w:t>11</w:t>
+              <w:t>12</w:t>
             </w:r>
             <w:r>
               <w:rPr>
@@ -1479,7 +1493,7 @@
       <w:pPr>
         <w:pStyle w:val="Titre1"/>
       </w:pPr>
-      <w:bookmarkStart w:id="0" w:name="_Toc216952893"/>
+      <w:bookmarkStart w:id="0" w:name="_Toc216960347"/>
       <w:r>
         <w:lastRenderedPageBreak/>
         <w:t>Préparation</w:t>
@@ -1875,7 +1889,27 @@
           <w:szCs w:val="24"/>
           <w:lang w:eastAsia="en-US"/>
         </w:rPr>
-        <w:t xml:space="preserve">a beaucoup travailler sur le bras et les appelle de programmes sur le main, Jessica </w:t>
+        <w:t xml:space="preserve">a beaucoup travailler sur le bras et les appelle de programmes sur </w:t>
+      </w:r>
+      <w:proofErr w:type="gramStart"/>
+      <w:r>
+        <w:rPr>
+          <w:rFonts w:asciiTheme="minorHAnsi" w:hAnsiTheme="minorHAnsi"/>
+          <w:sz w:val="24"/>
+          <w:szCs w:val="24"/>
+          <w:lang w:eastAsia="en-US"/>
+        </w:rPr>
+        <w:t>le main</w:t>
+      </w:r>
+      <w:proofErr w:type="gramEnd"/>
+      <w:r>
+        <w:rPr>
+          <w:rFonts w:asciiTheme="minorHAnsi" w:hAnsiTheme="minorHAnsi"/>
+          <w:sz w:val="24"/>
+          <w:szCs w:val="24"/>
+          <w:lang w:eastAsia="en-US"/>
+        </w:rPr>
+        <w:t xml:space="preserve">, Jessica </w:t>
       </w:r>
       <w:r>
         <w:rPr>
@@ -2316,1024 +2350,20 @@
     </w:p>
     <w:p>
       <w:pPr>
-        <w:pStyle w:val="Sous-titre"/>
         <w:ind w:left="0"/>
-      </w:pPr>
-      <w:r>
-        <w:t>Fonctions et Variables</w:t>
-      </w:r>
-    </w:p>
-    <w:p>
-      <w:pPr>
-        <w:pStyle w:val="Paragraphedeliste"/>
-        <w:numPr>
-          <w:ilvl w:val="0"/>
-          <w:numId w:val="26"/>
-        </w:numPr>
-        <w:ind w:left="360"/>
-      </w:pPr>
-      <w:r>
-        <w:rPr>
-          <w:b/>
-          <w:bCs/>
-        </w:rPr>
-        <w:t>ADC:</w:t>
-      </w:r>
-      <w:r>
-        <w:rPr>
-          <w:b/>
-          <w:bCs/>
-        </w:rPr>
-        <w:br/>
-      </w:r>
-      <w:r>
-        <w:rPr>
-          <w:b/>
-          <w:bCs/>
-        </w:rPr>
-        <w:t>Fonctions</w:t>
-      </w:r>
-    </w:p>
-    <w:p>
-      <w:pPr>
-        <w:pStyle w:val="Paragraphedeliste"/>
-        <w:numPr>
-          <w:ilvl w:val="1"/>
-          <w:numId w:val="26"/>
-        </w:numPr>
-        <w:ind w:left="1080"/>
-      </w:pPr>
-      <w:r>
-        <w:t xml:space="preserve">uint16_t ADC_Read_Balance(void); </w:t>
-      </w:r>
-    </w:p>
-    <w:p>
-      <w:pPr>
-        <w:pStyle w:val="Paragraphedeliste"/>
-        <w:numPr>
-          <w:ilvl w:val="1"/>
-          <w:numId w:val="26"/>
-        </w:numPr>
-        <w:ind w:left="1080"/>
-      </w:pPr>
-      <w:r>
-        <w:t>uint16_t ADC_Read_Pince(void);</w:t>
-      </w:r>
-    </w:p>
-    <w:p>
-      <w:pPr>
-        <w:pStyle w:val="Paragraphedeliste"/>
-        <w:ind w:left="1080"/>
-      </w:pPr>
-    </w:p>
-    <w:p>
-      <w:pPr>
-        <w:pStyle w:val="Paragraphedeliste"/>
-        <w:numPr>
-          <w:ilvl w:val="0"/>
-          <w:numId w:val="26"/>
-        </w:numPr>
-        <w:ind w:left="360"/>
-      </w:pPr>
-      <w:r>
-        <w:rPr>
-          <w:b/>
-          <w:bCs/>
-        </w:rPr>
-        <w:t>ARM_LOGIC:</w:t>
-      </w:r>
-      <w:r>
-        <w:rPr>
-          <w:b/>
-          <w:bCs/>
-        </w:rPr>
-        <w:tab/>
-      </w:r>
-      <w:r>
-        <w:rPr>
-          <w:b/>
-          <w:bCs/>
-        </w:rPr>
-        <w:br/>
-      </w:r>
-      <w:r>
-        <w:rPr>
-          <w:b/>
-          <w:bCs/>
-        </w:rPr>
-        <w:t>Variables</w:t>
-      </w:r>
-    </w:p>
-    <w:p>
-      <w:pPr>
-        <w:pStyle w:val="Paragraphedeliste"/>
-        <w:numPr>
-          <w:ilvl w:val="1"/>
-          <w:numId w:val="26"/>
-        </w:numPr>
-        <w:ind w:left="1080"/>
-      </w:pPr>
-      <w:r>
-        <w:t xml:space="preserve">extern int Pivots[5]; </w:t>
-      </w:r>
-    </w:p>
-    <w:p>
-      <w:pPr>
-        <w:pStyle w:val="Paragraphedeliste"/>
-        <w:numPr>
-          <w:ilvl w:val="1"/>
-          <w:numId w:val="26"/>
-        </w:numPr>
-        <w:ind w:left="1080"/>
-      </w:pPr>
-      <w:r>
-        <w:t>extern int Out_Pivots[5]</w:t>
-      </w:r>
-      <w:r>
-        <w:t>;</w:t>
-      </w:r>
-    </w:p>
-    <w:p>
-      <w:pPr>
-        <w:ind w:left="-360"/>
-        <w:rPr>
-          <w:lang w:val="en-CA"/>
-        </w:rPr>
-      </w:pPr>
-      <w:r>
-        <w:rPr>
-          <w:b/>
-          <w:lang w:val="en-CA"/>
-        </w:rPr>
-        <w:t xml:space="preserve"> </w:t>
-      </w:r>
-      <w:r>
-        <w:rPr>
-          <w:b/>
-          <w:bCs/>
-          <w:lang w:val="en-CA"/>
-        </w:rPr>
-        <w:t xml:space="preserve">        </w:t>
-      </w:r>
-      <w:r>
-        <w:rPr>
-          <w:b/>
-          <w:lang w:val="en-CA"/>
-        </w:rPr>
-        <w:t xml:space="preserve">  </w:t>
-      </w:r>
-      <w:r>
-        <w:rPr>
-          <w:b/>
-          <w:lang w:val="en-CA"/>
-        </w:rPr>
-        <w:t>Fonctions</w:t>
-      </w:r>
-    </w:p>
-    <w:p>
-      <w:pPr>
-        <w:pStyle w:val="Paragraphedeliste"/>
-        <w:numPr>
-          <w:ilvl w:val="1"/>
-          <w:numId w:val="26"/>
-        </w:numPr>
-        <w:ind w:left="1080"/>
-        <w:rPr>
-          <w:lang w:val="en-CA"/>
-        </w:rPr>
-      </w:pPr>
-      <w:r>
-        <w:rPr>
-          <w:lang w:val="en-CA"/>
-        </w:rPr>
-        <w:t xml:space="preserve">int ARM_LOGIC(int x_coord, int y_coord, int z_coord, bool hand_inst,    int *Out_Pivots); </w:t>
-      </w:r>
-    </w:p>
-    <w:p>
-      <w:pPr>
-        <w:pStyle w:val="Paragraphedeliste"/>
-        <w:numPr>
-          <w:ilvl w:val="1"/>
-          <w:numId w:val="26"/>
-        </w:numPr>
-        <w:ind w:left="1080"/>
-        <w:rPr>
-          <w:lang w:val="en-CA"/>
-        </w:rPr>
-      </w:pPr>
-      <w:r>
-        <w:rPr>
-          <w:lang w:val="en-CA"/>
-        </w:rPr>
-        <w:t xml:space="preserve">int pwm_to_deg(int pwm, int deg0, int deg205); </w:t>
-      </w:r>
-    </w:p>
-    <w:p>
-      <w:pPr>
-        <w:pStyle w:val="Paragraphedeliste"/>
-        <w:numPr>
-          <w:ilvl w:val="1"/>
-          <w:numId w:val="26"/>
-        </w:numPr>
-        <w:ind w:left="1080"/>
-        <w:rPr>
-          <w:lang w:val="en-CA"/>
-        </w:rPr>
-      </w:pPr>
-      <w:r>
-        <w:t xml:space="preserve">int  ARM_ROTATIONS(int *Pivots); </w:t>
-      </w:r>
-    </w:p>
-    <w:p>
-      <w:pPr>
-        <w:pStyle w:val="Paragraphedeliste"/>
-        <w:numPr>
-          <w:ilvl w:val="1"/>
-          <w:numId w:val="26"/>
-        </w:numPr>
-        <w:ind w:left="1080"/>
-        <w:rPr>
-          <w:lang w:val="en-CA"/>
-        </w:rPr>
-      </w:pPr>
-      <w:r>
-        <w:t xml:space="preserve">void BASE_ROTATION(int *Pivots); </w:t>
-      </w:r>
-    </w:p>
-    <w:p>
-      <w:pPr>
-        <w:pStyle w:val="Paragraphedeliste"/>
-        <w:numPr>
-          <w:ilvl w:val="1"/>
-          <w:numId w:val="26"/>
-        </w:numPr>
-        <w:ind w:left="1080"/>
-        <w:rPr>
-          <w:lang w:val="en-CA"/>
-        </w:rPr>
-      </w:pPr>
-      <w:r>
-        <w:rPr>
-          <w:lang w:val="en-CA"/>
-        </w:rPr>
-        <w:t xml:space="preserve">void WRIST_ANGLE(int *Pivots); </w:t>
-      </w:r>
-    </w:p>
-    <w:p>
-      <w:pPr>
-        <w:pStyle w:val="Paragraphedeliste"/>
-        <w:numPr>
-          <w:ilvl w:val="1"/>
-          <w:numId w:val="26"/>
-        </w:numPr>
-        <w:ind w:left="1080"/>
-        <w:rPr>
-          <w:lang w:val="en-CA"/>
-        </w:rPr>
-      </w:pPr>
-      <w:r>
-        <w:rPr>
-          <w:lang w:val="en-CA"/>
-        </w:rPr>
-        <w:lastRenderedPageBreak/>
-        <w:t xml:space="preserve">void PIV_TRANSLATE(int *Pivots, int *Out_Pivots); </w:t>
-      </w:r>
-    </w:p>
-    <w:p>
-      <w:pPr>
-        <w:pStyle w:val="Paragraphedeliste"/>
-        <w:numPr>
-          <w:ilvl w:val="1"/>
-          <w:numId w:val="26"/>
-        </w:numPr>
-        <w:ind w:left="1080"/>
-        <w:rPr>
-          <w:lang w:val="en-CA"/>
-        </w:rPr>
-      </w:pPr>
-      <w:r>
-        <w:t xml:space="preserve">void ESTIMATE_DELAY(void); </w:t>
-      </w:r>
-    </w:p>
-    <w:p>
-      <w:pPr>
-        <w:pStyle w:val="Paragraphedeliste"/>
-        <w:numPr>
-          <w:ilvl w:val="1"/>
-          <w:numId w:val="26"/>
-        </w:numPr>
-        <w:ind w:left="1080"/>
-        <w:rPr>
-          <w:lang w:val="en-CA"/>
-        </w:rPr>
-      </w:pPr>
-      <w:r>
-        <w:rPr>
-          <w:lang w:val="en-CA"/>
-        </w:rPr>
-        <w:t xml:space="preserve">void HAND_CONTROL(int *Out_Pivots, bool hand_state); </w:t>
-      </w:r>
-    </w:p>
-    <w:p>
-      <w:pPr>
-        <w:pStyle w:val="Paragraphedeliste"/>
-        <w:numPr>
-          <w:ilvl w:val="1"/>
-          <w:numId w:val="26"/>
-        </w:numPr>
-        <w:ind w:left="1080"/>
-        <w:rPr>
-          <w:lang w:val="en-CA"/>
-        </w:rPr>
-      </w:pPr>
-      <w:r>
-        <w:rPr>
-          <w:lang w:val="en-CA"/>
-        </w:rPr>
-        <w:t>bool VERIFY_PIVOTS(int *Out_Pivots);</w:t>
-      </w:r>
-    </w:p>
-    <w:p>
-      <w:pPr>
-        <w:rPr>
-          <w:lang w:val="en-CA"/>
-        </w:rPr>
-      </w:pPr>
-    </w:p>
-    <w:p>
-      <w:pPr>
-        <w:pStyle w:val="Paragraphedeliste"/>
-        <w:numPr>
-          <w:ilvl w:val="0"/>
-          <w:numId w:val="10"/>
-        </w:numPr>
-        <w:ind w:left="360"/>
-      </w:pPr>
-      <w:r>
-        <w:rPr>
-          <w:b/>
-          <w:bCs/>
-        </w:rPr>
-        <w:t xml:space="preserve">AUTOMANU: </w:t>
-      </w:r>
-    </w:p>
-    <w:p>
-      <w:pPr>
-        <w:pStyle w:val="Paragraphedeliste"/>
-        <w:ind w:left="360"/>
-      </w:pPr>
-      <w:r>
-        <w:rPr>
-          <w:b/>
-          <w:bCs/>
-        </w:rPr>
-        <w:t>Fonctions</w:t>
-      </w:r>
-    </w:p>
-    <w:p>
-      <w:pPr>
-        <w:pStyle w:val="Paragraphedeliste"/>
-        <w:numPr>
-          <w:ilvl w:val="0"/>
-          <w:numId w:val="13"/>
-        </w:numPr>
-        <w:ind w:left="960"/>
-      </w:pPr>
-      <w:r>
-        <w:t>uint16_t Automanu_mode(void);</w:t>
-      </w:r>
-    </w:p>
-    <w:p>
-      <w:pPr>
-        <w:pStyle w:val="Paragraphedeliste"/>
-        <w:ind w:left="960"/>
-      </w:pPr>
-    </w:p>
-    <w:p>
-      <w:pPr>
-        <w:pStyle w:val="Paragraphedeliste"/>
-        <w:numPr>
-          <w:ilvl w:val="0"/>
-          <w:numId w:val="10"/>
-        </w:numPr>
-        <w:ind w:left="360"/>
-      </w:pPr>
-      <w:r>
-        <w:rPr>
-          <w:b/>
-          <w:bCs/>
-        </w:rPr>
-        <w:t xml:space="preserve">GUI: </w:t>
-      </w:r>
-    </w:p>
-    <w:p>
-      <w:pPr>
-        <w:pStyle w:val="Paragraphedeliste"/>
-        <w:ind w:left="360"/>
-      </w:pPr>
-      <w:r>
-        <w:rPr>
-          <w:b/>
-          <w:bCs/>
-        </w:rPr>
-        <w:t>Variables</w:t>
-      </w:r>
-    </w:p>
-    <w:p>
-      <w:pPr>
-        <w:pStyle w:val="Paragraphedeliste"/>
-        <w:numPr>
-          <w:ilvl w:val="0"/>
-          <w:numId w:val="24"/>
-        </w:numPr>
-        <w:ind w:left="966"/>
-      </w:pPr>
-      <w:r>
-        <w:t xml:space="preserve">extern uint8_t up[8]; </w:t>
-      </w:r>
-    </w:p>
-    <w:p>
-      <w:pPr>
-        <w:pStyle w:val="Paragraphedeliste"/>
-        <w:numPr>
-          <w:ilvl w:val="0"/>
-          <w:numId w:val="24"/>
-        </w:numPr>
-        <w:ind w:left="966"/>
-      </w:pPr>
-      <w:r>
-        <w:t xml:space="preserve">extern uint8_t down[8]; </w:t>
-      </w:r>
-    </w:p>
-    <w:p>
-      <w:pPr>
-        <w:pStyle w:val="Paragraphedeliste"/>
-        <w:numPr>
-          <w:ilvl w:val="0"/>
-          <w:numId w:val="24"/>
-        </w:numPr>
-        <w:ind w:left="966"/>
-      </w:pPr>
-      <w:r>
-        <w:t>extern int Out_Pivots[5];</w:t>
-      </w:r>
-    </w:p>
-    <w:p>
-      <w:pPr>
-        <w:ind w:left="0"/>
-        <w:rPr>
-          <w:rFonts w:asciiTheme="minorHAnsi" w:hAnsiTheme="minorHAnsi"/>
-          <w:b/>
-          <w:bCs/>
-        </w:rPr>
-      </w:pPr>
-      <w:r>
-        <w:t xml:space="preserve"> </w:t>
-      </w:r>
-      <w:r>
-        <w:t xml:space="preserve">  </w:t>
-      </w:r>
-      <w:r>
-        <w:t xml:space="preserve">  </w:t>
-      </w:r>
-      <w:r>
-        <w:rPr>
-          <w:rFonts w:asciiTheme="minorHAnsi" w:hAnsiTheme="minorHAnsi"/>
-          <w:b/>
-          <w:bCs/>
-          <w:sz w:val="24"/>
-          <w:szCs w:val="24"/>
-        </w:rPr>
-        <w:t>Fonctions</w:t>
-      </w:r>
-    </w:p>
-    <w:p>
-      <w:pPr>
-        <w:pStyle w:val="Paragraphedeliste"/>
-        <w:numPr>
-          <w:ilvl w:val="0"/>
-          <w:numId w:val="12"/>
-        </w:numPr>
-        <w:ind w:left="966"/>
-      </w:pPr>
-      <w:r>
-        <w:t xml:space="preserve">void GUI_Init(void); </w:t>
-      </w:r>
-    </w:p>
-    <w:p>
-      <w:pPr>
-        <w:pStyle w:val="Paragraphedeliste"/>
-        <w:numPr>
-          <w:ilvl w:val="0"/>
-          <w:numId w:val="12"/>
-        </w:numPr>
-        <w:ind w:left="966"/>
-        <w:rPr>
-          <w:lang w:val="en-CA"/>
-        </w:rPr>
-      </w:pPr>
-      <w:r>
-        <w:rPr>
-          <w:lang w:val="en-CA"/>
-        </w:rPr>
-        <w:t>void Run_GUI(int x_coord, int y_coord, int ctrl_mode, int *Out_Pivots, int adcWeight, int adcPince);</w:t>
-      </w:r>
-    </w:p>
-    <w:p>
-      <w:pPr>
-        <w:pStyle w:val="Paragraphedeliste"/>
-        <w:ind w:left="966"/>
-        <w:rPr>
-          <w:lang w:val="en-CA"/>
-        </w:rPr>
-      </w:pPr>
-    </w:p>
-    <w:p>
-      <w:pPr>
-        <w:pStyle w:val="Paragraphedeliste"/>
-        <w:numPr>
-          <w:ilvl w:val="0"/>
-          <w:numId w:val="10"/>
-        </w:numPr>
-        <w:ind w:left="360"/>
-      </w:pPr>
-      <w:r>
-        <w:rPr>
-          <w:b/>
-          <w:bCs/>
-        </w:rPr>
-        <w:t xml:space="preserve">I2C: </w:t>
-      </w:r>
-    </w:p>
-    <w:p>
-      <w:pPr>
-        <w:pStyle w:val="Paragraphedeliste"/>
-        <w:ind w:left="360"/>
-      </w:pPr>
-      <w:r>
-        <w:rPr>
-          <w:b/>
-          <w:bCs/>
-        </w:rPr>
-        <w:t>Fonctions</w:t>
-      </w:r>
-    </w:p>
-    <w:p>
-      <w:pPr>
-        <w:pStyle w:val="Paragraphedeliste"/>
-        <w:numPr>
-          <w:ilvl w:val="0"/>
-          <w:numId w:val="16"/>
-        </w:numPr>
-        <w:ind w:left="1080"/>
-      </w:pPr>
-      <w:r>
-        <w:t>uint8_t Lire_I2C(void);</w:t>
-      </w:r>
-    </w:p>
-    <w:p>
-      <w:pPr>
-        <w:pStyle w:val="Paragraphedeliste"/>
-        <w:numPr>
-          <w:ilvl w:val="0"/>
-          <w:numId w:val="16"/>
-        </w:numPr>
-        <w:ind w:left="1080"/>
-      </w:pPr>
-      <w:r>
-        <w:t>void Ecrire_I2C(uint8_t value);</w:t>
-      </w:r>
-    </w:p>
-    <w:p>
-      <w:pPr>
-        <w:pStyle w:val="Paragraphedeliste"/>
-        <w:ind w:left="1080"/>
-      </w:pPr>
-    </w:p>
-    <w:p>
-      <w:pPr>
-        <w:pStyle w:val="Paragraphedeliste"/>
-        <w:numPr>
-          <w:ilvl w:val="0"/>
-          <w:numId w:val="10"/>
-        </w:numPr>
-        <w:ind w:left="360"/>
-      </w:pPr>
-      <w:r>
-        <w:rPr>
-          <w:b/>
-          <w:bCs/>
-        </w:rPr>
-        <w:t xml:space="preserve">KEYBOARD: </w:t>
-      </w:r>
-    </w:p>
-    <w:p>
-      <w:pPr>
-        <w:pStyle w:val="Paragraphedeliste"/>
-        <w:ind w:left="360"/>
-      </w:pPr>
-      <w:r>
-        <w:rPr>
-          <w:b/>
-          <w:bCs/>
-        </w:rPr>
-        <w:t>Fonctions</w:t>
-      </w:r>
-    </w:p>
-    <w:p>
-      <w:pPr>
-        <w:pStyle w:val="Paragraphedeliste"/>
-        <w:numPr>
-          <w:ilvl w:val="0"/>
-          <w:numId w:val="18"/>
-        </w:numPr>
-        <w:ind w:left="1125"/>
-      </w:pPr>
-      <w:r>
-        <w:t>uint8_t Clavier_MX(void);</w:t>
-      </w:r>
-    </w:p>
-    <w:p>
-      <w:pPr>
-        <w:pStyle w:val="Paragraphedeliste"/>
-        <w:ind w:left="1125"/>
-      </w:pPr>
-    </w:p>
-    <w:p>
-      <w:pPr>
-        <w:pStyle w:val="Paragraphedeliste"/>
-        <w:numPr>
-          <w:ilvl w:val="0"/>
-          <w:numId w:val="10"/>
-        </w:numPr>
-        <w:ind w:left="360"/>
-      </w:pPr>
-      <w:r>
-        <w:rPr>
-          <w:b/>
-          <w:bCs/>
-        </w:rPr>
-        <w:t xml:space="preserve">LCD: </w:t>
-      </w:r>
-    </w:p>
-    <w:p>
-      <w:pPr>
-        <w:pStyle w:val="Paragraphedeliste"/>
-        <w:ind w:left="360"/>
-      </w:pPr>
-      <w:r>
-        <w:rPr>
-          <w:b/>
-          <w:bCs/>
-        </w:rPr>
-        <w:t>Fonctions</w:t>
-      </w:r>
-    </w:p>
-    <w:p>
-      <w:pPr>
-        <w:pStyle w:val="Paragraphedeliste"/>
-        <w:numPr>
-          <w:ilvl w:val="0"/>
-          <w:numId w:val="19"/>
-        </w:numPr>
-        <w:ind w:left="1080"/>
-      </w:pPr>
-      <w:r>
-        <w:t xml:space="preserve">void LCD_Init(void); </w:t>
-      </w:r>
-    </w:p>
-    <w:p>
-      <w:pPr>
-        <w:pStyle w:val="Paragraphedeliste"/>
-        <w:numPr>
-          <w:ilvl w:val="0"/>
-          <w:numId w:val="19"/>
-        </w:numPr>
-        <w:ind w:left="1080"/>
-      </w:pPr>
-      <w:r>
-        <w:t xml:space="preserve">void LCD_Cmd(uint8_t cmd); </w:t>
-      </w:r>
-    </w:p>
-    <w:p>
-      <w:pPr>
-        <w:pStyle w:val="Paragraphedeliste"/>
-        <w:numPr>
-          <w:ilvl w:val="0"/>
-          <w:numId w:val="19"/>
-        </w:numPr>
-        <w:ind w:left="1080"/>
-        <w:rPr>
-          <w:lang w:val="en-CA"/>
-        </w:rPr>
-      </w:pPr>
-      <w:r>
-        <w:rPr>
-          <w:lang w:val="en-CA"/>
-        </w:rPr>
-        <w:t xml:space="preserve">void LCD_Write(uint8_t data); </w:t>
-      </w:r>
-    </w:p>
-    <w:p>
-      <w:pPr>
-        <w:pStyle w:val="Paragraphedeliste"/>
-        <w:numPr>
-          <w:ilvl w:val="0"/>
-          <w:numId w:val="19"/>
-        </w:numPr>
-        <w:ind w:left="1080"/>
-      </w:pPr>
-      <w:r>
-        <w:t xml:space="preserve">void LCD_Print(char *text); </w:t>
-      </w:r>
-    </w:p>
-    <w:p>
-      <w:pPr>
-        <w:pStyle w:val="Paragraphedeliste"/>
-        <w:numPr>
-          <w:ilvl w:val="0"/>
-          <w:numId w:val="19"/>
-        </w:numPr>
-        <w:ind w:left="1080"/>
-      </w:pPr>
-      <w:r>
-        <w:t xml:space="preserve">void LCD_PrintInt(int num); </w:t>
-      </w:r>
-    </w:p>
-    <w:p>
-      <w:pPr>
-        <w:pStyle w:val="Paragraphedeliste"/>
-        <w:numPr>
-          <w:ilvl w:val="0"/>
-          <w:numId w:val="19"/>
-        </w:numPr>
-        <w:ind w:left="1080"/>
-      </w:pPr>
-      <w:r>
-        <w:t xml:space="preserve">void LCD_Clear(void); void LCD_Set(uint8_t col, uint8_t row); </w:t>
-      </w:r>
-    </w:p>
-    <w:p>
-      <w:pPr>
-        <w:pStyle w:val="Paragraphedeliste"/>
-        <w:numPr>
-          <w:ilvl w:val="0"/>
-          <w:numId w:val="19"/>
-        </w:numPr>
-        <w:ind w:left="1080"/>
-      </w:pPr>
-      <w:r>
-        <w:t>void LCD_CreateChar(uint8_t loc, uint8_t map[]);</w:t>
-      </w:r>
-    </w:p>
-    <w:p>
-      <w:pPr>
-        <w:pStyle w:val="Paragraphedeliste"/>
-        <w:ind w:left="1080"/>
-      </w:pPr>
-    </w:p>
-    <w:p>
-      <w:pPr>
-        <w:pStyle w:val="Paragraphedeliste"/>
-        <w:ind w:left="1080"/>
-      </w:pPr>
-    </w:p>
-    <w:p>
-      <w:pPr>
-        <w:pStyle w:val="Paragraphedeliste"/>
-        <w:numPr>
-          <w:ilvl w:val="0"/>
-          <w:numId w:val="10"/>
-        </w:numPr>
-        <w:ind w:left="360"/>
-      </w:pPr>
-      <w:r>
-        <w:rPr>
-          <w:b/>
-          <w:bCs/>
-        </w:rPr>
-        <w:t xml:space="preserve">MEM_TAC: </w:t>
-      </w:r>
-    </w:p>
-    <w:p>
-      <w:pPr>
-        <w:pStyle w:val="Paragraphedeliste"/>
-        <w:ind w:left="360"/>
-      </w:pPr>
-      <w:r>
-        <w:rPr>
-          <w:b/>
-          <w:bCs/>
-        </w:rPr>
-        <w:t>Fonctions</w:t>
-      </w:r>
-    </w:p>
-    <w:p>
-      <w:pPr>
-        <w:pStyle w:val="Paragraphedeliste"/>
-        <w:numPr>
-          <w:ilvl w:val="0"/>
-          <w:numId w:val="21"/>
-        </w:numPr>
-        <w:ind w:left="1080"/>
-        <w:rPr>
-          <w:lang w:val="en-CA"/>
-        </w:rPr>
-      </w:pPr>
-      <w:r>
-        <w:rPr>
-          <w:lang w:val="en-CA"/>
-        </w:rPr>
-        <w:t>typedef struct { float  x; float  y; } Point;</w:t>
-      </w:r>
-    </w:p>
-    <w:p>
-      <w:pPr>
-        <w:pStyle w:val="Paragraphedeliste"/>
-        <w:numPr>
-          <w:ilvl w:val="0"/>
-          <w:numId w:val="20"/>
-        </w:numPr>
-        <w:ind w:left="1080"/>
-      </w:pPr>
-      <w:r>
-        <w:t xml:space="preserve">Point Simple_Tab(uint8_t *data); </w:t>
-      </w:r>
-    </w:p>
-    <w:p>
-      <w:pPr>
-        <w:pStyle w:val="Paragraphedeliste"/>
-        <w:numPr>
-          <w:ilvl w:val="0"/>
-          <w:numId w:val="20"/>
-        </w:numPr>
-        <w:ind w:left="1080"/>
-      </w:pPr>
-      <w:r>
-        <w:t>Point Lire_Tab(uint8_t *coord_Table);</w:t>
-      </w:r>
-    </w:p>
-    <w:p>
-      <w:pPr>
-        <w:pStyle w:val="Paragraphedeliste"/>
-        <w:ind w:left="2250"/>
-      </w:pPr>
-    </w:p>
-    <w:p>
-      <w:pPr>
-        <w:pStyle w:val="Paragraphedeliste"/>
-        <w:numPr>
-          <w:ilvl w:val="0"/>
-          <w:numId w:val="10"/>
-        </w:numPr>
-        <w:ind w:left="360"/>
-      </w:pPr>
-      <w:r>
-        <w:rPr>
-          <w:b/>
-          <w:bCs/>
-        </w:rPr>
-        <w:t>UART_COM:</w:t>
-      </w:r>
-    </w:p>
-    <w:p>
-      <w:pPr>
-        <w:pStyle w:val="Paragraphedeliste"/>
-        <w:ind w:left="360"/>
-      </w:pPr>
-      <w:r>
-        <w:rPr>
-          <w:b/>
-          <w:bCs/>
-        </w:rPr>
-        <w:t>Variables</w:t>
-      </w:r>
-    </w:p>
-    <w:p>
-      <w:pPr>
-        <w:pStyle w:val="Paragraphedeliste"/>
-        <w:numPr>
-          <w:ilvl w:val="0"/>
-          <w:numId w:val="24"/>
-        </w:numPr>
-        <w:ind w:left="966"/>
-      </w:pPr>
-      <w:r>
-        <w:t>extern uint8_t PICs_8Bit[8];</w:t>
-      </w:r>
-    </w:p>
-    <w:p>
-      <w:pPr>
-        <w:ind w:left="0"/>
-        <w:rPr>
-          <w:rFonts w:asciiTheme="minorHAnsi" w:hAnsiTheme="minorHAnsi"/>
-          <w:b/>
-          <w:bCs/>
-        </w:rPr>
-      </w:pPr>
-      <w:r>
-        <w:t xml:space="preserve"> </w:t>
-      </w:r>
-      <w:r>
-        <w:t xml:space="preserve">    </w:t>
-      </w:r>
-      <w:r>
-        <w:rPr>
-          <w:rFonts w:asciiTheme="minorHAnsi" w:hAnsiTheme="minorHAnsi"/>
-          <w:b/>
-          <w:bCs/>
-          <w:sz w:val="24"/>
-          <w:szCs w:val="24"/>
-        </w:rPr>
-        <w:t>Fonctions</w:t>
-      </w:r>
-    </w:p>
-    <w:p>
-      <w:pPr>
-        <w:pStyle w:val="Paragraphedeliste"/>
-        <w:numPr>
-          <w:ilvl w:val="0"/>
-          <w:numId w:val="22"/>
-        </w:numPr>
-        <w:ind w:left="1080"/>
-      </w:pPr>
-      <w:r>
-        <w:t xml:space="preserve">void UART_Send(uint8_t M_0, uint8_t M_1, uint8_t M_2, uint8_t M_3, uint8_t M_4); </w:t>
-      </w:r>
-    </w:p>
-    <w:p>
-      <w:pPr>
-        <w:pStyle w:val="Paragraphedeliste"/>
-        <w:numPr>
-          <w:ilvl w:val="0"/>
-          <w:numId w:val="22"/>
-        </w:numPr>
-        <w:ind w:left="1080"/>
-      </w:pPr>
-      <w:r>
-        <w:t xml:space="preserve">void UART_Com(uint8_t V_TX); </w:t>
-      </w:r>
-    </w:p>
-    <w:p>
-      <w:pPr>
-        <w:pStyle w:val="Paragraphedeliste"/>
-        <w:numPr>
-          <w:ilvl w:val="0"/>
-          <w:numId w:val="22"/>
-        </w:numPr>
-        <w:ind w:left="1080"/>
-      </w:pPr>
-      <w:r>
-        <w:t xml:space="preserve">uint8_t* UART_Receive(void);  </w:t>
-      </w:r>
-    </w:p>
-    <w:p>
-      <w:pPr>
-        <w:pStyle w:val="Paragraphedeliste"/>
-        <w:numPr>
-          <w:ilvl w:val="0"/>
-          <w:numId w:val="22"/>
-        </w:numPr>
-        <w:ind w:left="1080"/>
-      </w:pPr>
-      <w:r>
-        <w:t>uint8_t UART_Read_1bit(void);</w:t>
-      </w:r>
-    </w:p>
-    <w:p/>
-    <w:p/>
-    <w:p>
-      <w:pPr>
-        <w:pStyle w:val="Titre1"/>
-      </w:pPr>
-      <w:bookmarkStart w:id="1" w:name="_Toc216952894"/>
-      <w:r>
-        <w:t>Description du Fonctionnement</w:t>
-      </w:r>
-      <w:bookmarkEnd w:id="1"/>
-    </w:p>
-    <w:p>
-      <w:pPr>
-        <w:pStyle w:val="Sous-titre"/>
-        <w:ind w:left="0"/>
+        <w:rPr>
+          <w:lang w:eastAsia="en-US"/>
+        </w:rPr>
       </w:pPr>
       <w:r>
         <w:rPr>
           <w:noProof/>
         </w:rPr>
         <w:drawing>
-          <wp:anchor distT="0" distB="0" distL="114300" distR="114300" simplePos="0" relativeHeight="251658242" behindDoc="0" locked="0" layoutInCell="1" allowOverlap="1" wp14:anchorId="7D14FF07" wp14:editId="7CF6C1E3">
-            <wp:simplePos x="0" y="0"/>
-            <wp:positionH relativeFrom="margin">
-              <wp:align>right</wp:align>
-            </wp:positionH>
-            <wp:positionV relativeFrom="paragraph">
-              <wp:posOffset>347980</wp:posOffset>
-            </wp:positionV>
-            <wp:extent cx="5486400" cy="2931160"/>
-            <wp:effectExtent l="0" t="0" r="0" b="2540"/>
-            <wp:wrapTopAndBottom/>
-            <wp:docPr id="399577923" name="Image 1" descr="Une image contenant texte, diagramme, Plan, Dessin technique&#10;&#10;Le contenu généré par l’IA peut être incorrect."/>
+          <wp:inline distT="0" distB="0" distL="0" distR="0" wp14:anchorId="240A0017" wp14:editId="00DB2655">
+            <wp:extent cx="5486400" cy="3124835"/>
+            <wp:effectExtent l="0" t="0" r="0" b="0"/>
+            <wp:docPr id="141560220" name="Image 2" descr="Une image contenant texte, diagramme, Plan, ligne&#10;&#10;Le contenu généré par l’IA peut être incorrect."/>
             <wp:cNvGraphicFramePr>
               <a:graphicFrameLocks xmlns:a="http://schemas.openxmlformats.org/drawingml/2006/main" noChangeAspect="1"/>
             </wp:cNvGraphicFramePr>
@@ -3341,74 +2371,43 @@
               <a:graphicData uri="http://schemas.openxmlformats.org/drawingml/2006/picture">
                 <pic:pic xmlns:pic="http://schemas.openxmlformats.org/drawingml/2006/picture">
                   <pic:nvPicPr>
-                    <pic:cNvPr id="399577923" name="Image 1" descr="Une image contenant texte, diagramme, Plan, Dessin technique&#10;&#10;Le contenu généré par l’IA peut être incorrect."/>
-                    <pic:cNvPicPr/>
+                    <pic:cNvPr id="141560220" name="Image 2" descr="Une image contenant texte, diagramme, Plan, ligne&#10;&#10;Le contenu généré par l’IA peut être incorrect."/>
+                    <pic:cNvPicPr>
+                      <a:picLocks noChangeAspect="1" noChangeArrowheads="1"/>
+                    </pic:cNvPicPr>
                   </pic:nvPicPr>
                   <pic:blipFill>
-                    <a:blip r:embed="rId17" cstate="print">
+                    <a:blip r:embed="rId17">
                       <a:extLst>
                         <a:ext uri="{28A0092B-C50C-407E-A947-70E740481C1C}">
                           <a14:useLocalDpi xmlns:a14="http://schemas.microsoft.com/office/drawing/2010/main" val="0"/>
                         </a:ext>
                       </a:extLst>
                     </a:blip>
+                    <a:srcRect/>
                     <a:stretch>
                       <a:fillRect/>
                     </a:stretch>
                   </pic:blipFill>
-                  <pic:spPr>
+                  <pic:spPr bwMode="auto">
                     <a:xfrm>
                       <a:off x="0" y="0"/>
-                      <a:ext cx="5486400" cy="2931160"/>
+                      <a:ext cx="5486400" cy="3124835"/>
                     </a:xfrm>
                     <a:prstGeom prst="rect">
                       <a:avLst/>
                     </a:prstGeom>
+                    <a:noFill/>
+                    <a:ln>
+                      <a:noFill/>
+                    </a:ln>
                   </pic:spPr>
                 </pic:pic>
               </a:graphicData>
             </a:graphic>
-          </wp:anchor>
+          </wp:inline>
         </w:drawing>
       </w:r>
-      <w:r>
-        <w:t>Schéma Bloc</w:t>
-      </w:r>
-    </w:p>
-    <w:p>
-      <w:pPr>
-        <w:rPr>
-          <w:lang w:eastAsia="en-US"/>
-        </w:rPr>
-      </w:pPr>
-    </w:p>
-    <w:p>
-      <w:pPr>
-        <w:rPr>
-          <w:lang w:eastAsia="en-US"/>
-        </w:rPr>
-      </w:pPr>
-    </w:p>
-    <w:p>
-      <w:pPr>
-        <w:rPr>
-          <w:lang w:eastAsia="en-US"/>
-        </w:rPr>
-      </w:pPr>
-    </w:p>
-    <w:p>
-      <w:pPr>
-        <w:rPr>
-          <w:lang w:eastAsia="en-US"/>
-        </w:rPr>
-      </w:pPr>
-    </w:p>
-    <w:p>
-      <w:pPr>
-        <w:rPr>
-          <w:lang w:eastAsia="en-US"/>
-        </w:rPr>
-      </w:pPr>
     </w:p>
     <w:p>
       <w:pPr>
@@ -3416,6 +2415,2361 @@
         <w:ind w:left="0"/>
       </w:pPr>
       <w:r>
+        <w:t>Fonctions et Variables</w:t>
+      </w:r>
+    </w:p>
+    <w:p>
+      <w:pPr>
+        <w:pStyle w:val="Paragraphedeliste"/>
+        <w:numPr>
+          <w:ilvl w:val="0"/>
+          <w:numId w:val="26"/>
+        </w:numPr>
+        <w:ind w:left="360"/>
+      </w:pPr>
+      <w:r>
+        <w:rPr>
+          <w:b/>
+          <w:bCs/>
+        </w:rPr>
+        <w:lastRenderedPageBreak/>
+        <w:t>ADC:</w:t>
+      </w:r>
+      <w:r>
+        <w:rPr>
+          <w:b/>
+          <w:bCs/>
+        </w:rPr>
+        <w:br/>
+      </w:r>
+      <w:r>
+        <w:rPr>
+          <w:b/>
+          <w:bCs/>
+        </w:rPr>
+        <w:t>Fonctions</w:t>
+      </w:r>
+    </w:p>
+    <w:p>
+      <w:pPr>
+        <w:pStyle w:val="Paragraphedeliste"/>
+        <w:numPr>
+          <w:ilvl w:val="1"/>
+          <w:numId w:val="26"/>
+        </w:numPr>
+        <w:ind w:left="1080"/>
+      </w:pPr>
+      <w:proofErr w:type="gramStart"/>
+      <w:r>
+        <w:t>uint</w:t>
+      </w:r>
+      <w:proofErr w:type="gramEnd"/>
+      <w:r>
+        <w:t xml:space="preserve">16_t </w:t>
+      </w:r>
+      <w:proofErr w:type="spellStart"/>
+      <w:r>
+        <w:t>ADC_Read_Balance</w:t>
+      </w:r>
+      <w:proofErr w:type="spellEnd"/>
+      <w:r>
+        <w:t>(</w:t>
+      </w:r>
+      <w:proofErr w:type="spellStart"/>
+      <w:r>
+        <w:t>void</w:t>
+      </w:r>
+      <w:proofErr w:type="spellEnd"/>
+      <w:r>
+        <w:t xml:space="preserve">); </w:t>
+      </w:r>
+    </w:p>
+    <w:p>
+      <w:pPr>
+        <w:pStyle w:val="Paragraphedeliste"/>
+        <w:numPr>
+          <w:ilvl w:val="1"/>
+          <w:numId w:val="26"/>
+        </w:numPr>
+        <w:ind w:left="1080"/>
+      </w:pPr>
+      <w:proofErr w:type="gramStart"/>
+      <w:r>
+        <w:t>uint</w:t>
+      </w:r>
+      <w:proofErr w:type="gramEnd"/>
+      <w:r>
+        <w:t xml:space="preserve">16_t </w:t>
+      </w:r>
+      <w:proofErr w:type="spellStart"/>
+      <w:r>
+        <w:t>ADC_Read_Pince</w:t>
+      </w:r>
+      <w:proofErr w:type="spellEnd"/>
+      <w:r>
+        <w:t>(</w:t>
+      </w:r>
+      <w:proofErr w:type="spellStart"/>
+      <w:r>
+        <w:t>void</w:t>
+      </w:r>
+      <w:proofErr w:type="spellEnd"/>
+      <w:r>
+        <w:t>);</w:t>
+      </w:r>
+    </w:p>
+    <w:p>
+      <w:pPr>
+        <w:pStyle w:val="Paragraphedeliste"/>
+        <w:ind w:left="1080"/>
+      </w:pPr>
+    </w:p>
+    <w:p>
+      <w:pPr>
+        <w:pStyle w:val="Paragraphedeliste"/>
+        <w:numPr>
+          <w:ilvl w:val="0"/>
+          <w:numId w:val="26"/>
+        </w:numPr>
+        <w:ind w:left="360"/>
+      </w:pPr>
+      <w:r>
+        <w:rPr>
+          <w:b/>
+          <w:bCs/>
+        </w:rPr>
+        <w:t>ARM_LOGIC:</w:t>
+      </w:r>
+      <w:r>
+        <w:rPr>
+          <w:b/>
+          <w:bCs/>
+        </w:rPr>
+        <w:tab/>
+      </w:r>
+      <w:r>
+        <w:rPr>
+          <w:b/>
+          <w:bCs/>
+        </w:rPr>
+        <w:br/>
+      </w:r>
+      <w:r>
+        <w:rPr>
+          <w:b/>
+          <w:bCs/>
+        </w:rPr>
+        <w:t>Variables</w:t>
+      </w:r>
+    </w:p>
+    <w:p>
+      <w:pPr>
+        <w:pStyle w:val="Paragraphedeliste"/>
+        <w:numPr>
+          <w:ilvl w:val="1"/>
+          <w:numId w:val="26"/>
+        </w:numPr>
+        <w:ind w:left="1080"/>
+      </w:pPr>
+      <w:proofErr w:type="spellStart"/>
+      <w:proofErr w:type="gramStart"/>
+      <w:r>
+        <w:t>extern</w:t>
+      </w:r>
+      <w:proofErr w:type="spellEnd"/>
+      <w:proofErr w:type="gramEnd"/>
+      <w:r>
+        <w:t xml:space="preserve"> </w:t>
+      </w:r>
+      <w:proofErr w:type="spellStart"/>
+      <w:r>
+        <w:t>int</w:t>
+      </w:r>
+      <w:proofErr w:type="spellEnd"/>
+      <w:r>
+        <w:t xml:space="preserve"> </w:t>
+      </w:r>
+      <w:proofErr w:type="gramStart"/>
+      <w:r>
+        <w:t>Pivots[</w:t>
+      </w:r>
+      <w:proofErr w:type="gramEnd"/>
+      <w:r>
+        <w:t xml:space="preserve">5]; </w:t>
+      </w:r>
+    </w:p>
+    <w:p>
+      <w:pPr>
+        <w:pStyle w:val="Paragraphedeliste"/>
+        <w:numPr>
+          <w:ilvl w:val="1"/>
+          <w:numId w:val="26"/>
+        </w:numPr>
+        <w:ind w:left="1080"/>
+      </w:pPr>
+      <w:proofErr w:type="spellStart"/>
+      <w:proofErr w:type="gramStart"/>
+      <w:r>
+        <w:t>extern</w:t>
+      </w:r>
+      <w:proofErr w:type="spellEnd"/>
+      <w:proofErr w:type="gramEnd"/>
+      <w:r>
+        <w:t xml:space="preserve"> </w:t>
+      </w:r>
+      <w:proofErr w:type="spellStart"/>
+      <w:r>
+        <w:t>int</w:t>
+      </w:r>
+      <w:proofErr w:type="spellEnd"/>
+      <w:r>
+        <w:t xml:space="preserve"> </w:t>
+      </w:r>
+      <w:proofErr w:type="spellStart"/>
+      <w:r>
+        <w:t>Out_</w:t>
+      </w:r>
+      <w:proofErr w:type="gramStart"/>
+      <w:r>
+        <w:t>Pivots</w:t>
+      </w:r>
+      <w:proofErr w:type="spellEnd"/>
+      <w:r>
+        <w:t>[</w:t>
+      </w:r>
+      <w:proofErr w:type="gramEnd"/>
+      <w:r>
+        <w:t>5]</w:t>
+      </w:r>
+      <w:r>
+        <w:t>;</w:t>
+      </w:r>
+    </w:p>
+    <w:p>
+      <w:pPr>
+        <w:ind w:left="-360"/>
+        <w:rPr>
+          <w:lang w:val="en-CA"/>
+        </w:rPr>
+      </w:pPr>
+      <w:r>
+        <w:rPr>
+          <w:b/>
+          <w:lang w:val="en-CA"/>
+        </w:rPr>
+        <w:t xml:space="preserve"> </w:t>
+      </w:r>
+      <w:r>
+        <w:rPr>
+          <w:b/>
+          <w:bCs/>
+          <w:lang w:val="en-CA"/>
+        </w:rPr>
+        <w:t xml:space="preserve">        </w:t>
+      </w:r>
+      <w:r>
+        <w:rPr>
+          <w:b/>
+          <w:lang w:val="en-CA"/>
+        </w:rPr>
+        <w:t xml:space="preserve">  </w:t>
+      </w:r>
+      <w:proofErr w:type="spellStart"/>
+      <w:r>
+        <w:rPr>
+          <w:b/>
+          <w:lang w:val="en-CA"/>
+        </w:rPr>
+        <w:t>Fonctions</w:t>
+      </w:r>
+      <w:proofErr w:type="spellEnd"/>
+    </w:p>
+    <w:p>
+      <w:pPr>
+        <w:pStyle w:val="Paragraphedeliste"/>
+        <w:numPr>
+          <w:ilvl w:val="1"/>
+          <w:numId w:val="26"/>
+        </w:numPr>
+        <w:ind w:left="1080"/>
+        <w:rPr>
+          <w:lang w:val="en-CA"/>
+        </w:rPr>
+      </w:pPr>
+      <w:r>
+        <w:rPr>
+          <w:lang w:val="en-CA"/>
+        </w:rPr>
+        <w:t>int ARM_</w:t>
+      </w:r>
+      <w:proofErr w:type="gramStart"/>
+      <w:r>
+        <w:rPr>
+          <w:lang w:val="en-CA"/>
+        </w:rPr>
+        <w:t>LOGIC(</w:t>
+      </w:r>
+      <w:proofErr w:type="gramEnd"/>
+      <w:r>
+        <w:rPr>
+          <w:lang w:val="en-CA"/>
+        </w:rPr>
+        <w:t xml:space="preserve">int </w:t>
+      </w:r>
+      <w:proofErr w:type="spellStart"/>
+      <w:r>
+        <w:rPr>
+          <w:lang w:val="en-CA"/>
+        </w:rPr>
+        <w:t>x_coord</w:t>
+      </w:r>
+      <w:proofErr w:type="spellEnd"/>
+      <w:r>
+        <w:rPr>
+          <w:lang w:val="en-CA"/>
+        </w:rPr>
+        <w:t xml:space="preserve">, int </w:t>
+      </w:r>
+      <w:proofErr w:type="spellStart"/>
+      <w:r>
+        <w:rPr>
+          <w:lang w:val="en-CA"/>
+        </w:rPr>
+        <w:t>y_coord</w:t>
+      </w:r>
+      <w:proofErr w:type="spellEnd"/>
+      <w:r>
+        <w:rPr>
+          <w:lang w:val="en-CA"/>
+        </w:rPr>
+        <w:t xml:space="preserve">, int </w:t>
+      </w:r>
+      <w:proofErr w:type="spellStart"/>
+      <w:r>
+        <w:rPr>
+          <w:lang w:val="en-CA"/>
+        </w:rPr>
+        <w:t>z_coord</w:t>
+      </w:r>
+      <w:proofErr w:type="spellEnd"/>
+      <w:r>
+        <w:rPr>
+          <w:lang w:val="en-CA"/>
+        </w:rPr>
+        <w:t xml:space="preserve">, bool </w:t>
+      </w:r>
+      <w:proofErr w:type="spellStart"/>
+      <w:r>
+        <w:rPr>
+          <w:lang w:val="en-CA"/>
+        </w:rPr>
+        <w:t>hand_</w:t>
+      </w:r>
+      <w:proofErr w:type="gramStart"/>
+      <w:r>
+        <w:rPr>
+          <w:lang w:val="en-CA"/>
+        </w:rPr>
+        <w:t>inst</w:t>
+      </w:r>
+      <w:proofErr w:type="spellEnd"/>
+      <w:r>
+        <w:rPr>
+          <w:lang w:val="en-CA"/>
+        </w:rPr>
+        <w:t xml:space="preserve">,   </w:t>
+      </w:r>
+      <w:proofErr w:type="gramEnd"/>
+      <w:r>
+        <w:rPr>
+          <w:lang w:val="en-CA"/>
+        </w:rPr>
+        <w:t xml:space="preserve"> int *</w:t>
+      </w:r>
+      <w:proofErr w:type="spellStart"/>
+      <w:r>
+        <w:rPr>
+          <w:lang w:val="en-CA"/>
+        </w:rPr>
+        <w:t>Out_Pivots</w:t>
+      </w:r>
+      <w:proofErr w:type="spellEnd"/>
+      <w:proofErr w:type="gramStart"/>
+      <w:r>
+        <w:rPr>
+          <w:lang w:val="en-CA"/>
+        </w:rPr>
+        <w:t>);</w:t>
+      </w:r>
+      <w:proofErr w:type="gramEnd"/>
+      <w:r>
+        <w:rPr>
+          <w:lang w:val="en-CA"/>
+        </w:rPr>
+        <w:t xml:space="preserve"> </w:t>
+      </w:r>
+    </w:p>
+    <w:p>
+      <w:pPr>
+        <w:pStyle w:val="Paragraphedeliste"/>
+        <w:numPr>
+          <w:ilvl w:val="1"/>
+          <w:numId w:val="26"/>
+        </w:numPr>
+        <w:ind w:left="1080"/>
+        <w:rPr>
+          <w:lang w:val="en-CA"/>
+        </w:rPr>
+      </w:pPr>
+      <w:r>
+        <w:rPr>
+          <w:lang w:val="en-CA"/>
+        </w:rPr>
+        <w:t xml:space="preserve">int </w:t>
+      </w:r>
+      <w:proofErr w:type="spellStart"/>
+      <w:r>
+        <w:rPr>
+          <w:lang w:val="en-CA"/>
+        </w:rPr>
+        <w:t>pwm_to_</w:t>
+      </w:r>
+      <w:proofErr w:type="gramStart"/>
+      <w:r>
+        <w:rPr>
+          <w:lang w:val="en-CA"/>
+        </w:rPr>
+        <w:t>deg</w:t>
+      </w:r>
+      <w:proofErr w:type="spellEnd"/>
+      <w:r>
+        <w:rPr>
+          <w:lang w:val="en-CA"/>
+        </w:rPr>
+        <w:t>(</w:t>
+      </w:r>
+      <w:proofErr w:type="gramEnd"/>
+      <w:r>
+        <w:rPr>
+          <w:lang w:val="en-CA"/>
+        </w:rPr>
+        <w:t xml:space="preserve">int </w:t>
+      </w:r>
+      <w:proofErr w:type="spellStart"/>
+      <w:r>
+        <w:rPr>
+          <w:lang w:val="en-CA"/>
+        </w:rPr>
+        <w:t>pwm</w:t>
+      </w:r>
+      <w:proofErr w:type="spellEnd"/>
+      <w:r>
+        <w:rPr>
+          <w:lang w:val="en-CA"/>
+        </w:rPr>
+        <w:t>, int deg0, int deg205</w:t>
+      </w:r>
+      <w:proofErr w:type="gramStart"/>
+      <w:r>
+        <w:rPr>
+          <w:lang w:val="en-CA"/>
+        </w:rPr>
+        <w:t>);</w:t>
+      </w:r>
+      <w:proofErr w:type="gramEnd"/>
+      <w:r>
+        <w:rPr>
+          <w:lang w:val="en-CA"/>
+        </w:rPr>
+        <w:t xml:space="preserve"> </w:t>
+      </w:r>
+    </w:p>
+    <w:p>
+      <w:pPr>
+        <w:pStyle w:val="Paragraphedeliste"/>
+        <w:numPr>
+          <w:ilvl w:val="1"/>
+          <w:numId w:val="26"/>
+        </w:numPr>
+        <w:ind w:left="1080"/>
+        <w:rPr>
+          <w:lang w:val="en-CA"/>
+        </w:rPr>
+      </w:pPr>
+      <w:proofErr w:type="spellStart"/>
+      <w:proofErr w:type="gramStart"/>
+      <w:r>
+        <w:t>int</w:t>
+      </w:r>
+      <w:proofErr w:type="spellEnd"/>
+      <w:r>
+        <w:t xml:space="preserve">  ARM</w:t>
+      </w:r>
+      <w:proofErr w:type="gramEnd"/>
+      <w:r>
+        <w:t>_</w:t>
+      </w:r>
+      <w:proofErr w:type="gramStart"/>
+      <w:r>
+        <w:t>ROTATIONS(</w:t>
+      </w:r>
+      <w:proofErr w:type="spellStart"/>
+      <w:proofErr w:type="gramEnd"/>
+      <w:r>
+        <w:t>int</w:t>
+      </w:r>
+      <w:proofErr w:type="spellEnd"/>
+      <w:r>
+        <w:t xml:space="preserve"> *Pivots); </w:t>
+      </w:r>
+    </w:p>
+    <w:p>
+      <w:pPr>
+        <w:pStyle w:val="Paragraphedeliste"/>
+        <w:numPr>
+          <w:ilvl w:val="1"/>
+          <w:numId w:val="26"/>
+        </w:numPr>
+        <w:ind w:left="1080"/>
+        <w:rPr>
+          <w:lang w:val="en-CA"/>
+        </w:rPr>
+      </w:pPr>
+      <w:proofErr w:type="spellStart"/>
+      <w:proofErr w:type="gramStart"/>
+      <w:r>
+        <w:t>void</w:t>
+      </w:r>
+      <w:proofErr w:type="spellEnd"/>
+      <w:proofErr w:type="gramEnd"/>
+      <w:r>
+        <w:t xml:space="preserve"> BASE_</w:t>
+      </w:r>
+      <w:proofErr w:type="gramStart"/>
+      <w:r>
+        <w:t>ROTATION(</w:t>
+      </w:r>
+      <w:proofErr w:type="spellStart"/>
+      <w:proofErr w:type="gramEnd"/>
+      <w:r>
+        <w:t>int</w:t>
+      </w:r>
+      <w:proofErr w:type="spellEnd"/>
+      <w:r>
+        <w:t xml:space="preserve"> *Pivots); </w:t>
+      </w:r>
+    </w:p>
+    <w:p>
+      <w:pPr>
+        <w:pStyle w:val="Paragraphedeliste"/>
+        <w:numPr>
+          <w:ilvl w:val="1"/>
+          <w:numId w:val="26"/>
+        </w:numPr>
+        <w:ind w:left="1080"/>
+        <w:rPr>
+          <w:lang w:val="en-CA"/>
+        </w:rPr>
+      </w:pPr>
+      <w:r>
+        <w:rPr>
+          <w:lang w:val="en-CA"/>
+        </w:rPr>
+        <w:t>void WRIST_</w:t>
+      </w:r>
+      <w:proofErr w:type="gramStart"/>
+      <w:r>
+        <w:rPr>
+          <w:lang w:val="en-CA"/>
+        </w:rPr>
+        <w:t>ANGLE(</w:t>
+      </w:r>
+      <w:proofErr w:type="gramEnd"/>
+      <w:r>
+        <w:rPr>
+          <w:lang w:val="en-CA"/>
+        </w:rPr>
+        <w:t>int *Pivots</w:t>
+      </w:r>
+      <w:proofErr w:type="gramStart"/>
+      <w:r>
+        <w:rPr>
+          <w:lang w:val="en-CA"/>
+        </w:rPr>
+        <w:t>);</w:t>
+      </w:r>
+      <w:proofErr w:type="gramEnd"/>
+      <w:r>
+        <w:rPr>
+          <w:lang w:val="en-CA"/>
+        </w:rPr>
+        <w:t xml:space="preserve"> </w:t>
+      </w:r>
+    </w:p>
+    <w:p>
+      <w:pPr>
+        <w:pStyle w:val="Paragraphedeliste"/>
+        <w:numPr>
+          <w:ilvl w:val="1"/>
+          <w:numId w:val="26"/>
+        </w:numPr>
+        <w:ind w:left="1080"/>
+        <w:rPr>
+          <w:lang w:val="en-CA"/>
+        </w:rPr>
+      </w:pPr>
+      <w:r>
+        <w:rPr>
+          <w:lang w:val="en-CA"/>
+        </w:rPr>
+        <w:t>void PIV_</w:t>
+      </w:r>
+      <w:proofErr w:type="gramStart"/>
+      <w:r>
+        <w:rPr>
+          <w:lang w:val="en-CA"/>
+        </w:rPr>
+        <w:t>TRANSLATE(</w:t>
+      </w:r>
+      <w:proofErr w:type="gramEnd"/>
+      <w:r>
+        <w:rPr>
+          <w:lang w:val="en-CA"/>
+        </w:rPr>
+        <w:t>int *Pivots, int *</w:t>
+      </w:r>
+      <w:proofErr w:type="spellStart"/>
+      <w:r>
+        <w:rPr>
+          <w:lang w:val="en-CA"/>
+        </w:rPr>
+        <w:t>Out_Pivots</w:t>
+      </w:r>
+      <w:proofErr w:type="spellEnd"/>
+      <w:proofErr w:type="gramStart"/>
+      <w:r>
+        <w:rPr>
+          <w:lang w:val="en-CA"/>
+        </w:rPr>
+        <w:t>);</w:t>
+      </w:r>
+      <w:proofErr w:type="gramEnd"/>
+      <w:r>
+        <w:rPr>
+          <w:lang w:val="en-CA"/>
+        </w:rPr>
+        <w:t xml:space="preserve"> </w:t>
+      </w:r>
+    </w:p>
+    <w:p>
+      <w:pPr>
+        <w:pStyle w:val="Paragraphedeliste"/>
+        <w:numPr>
+          <w:ilvl w:val="1"/>
+          <w:numId w:val="26"/>
+        </w:numPr>
+        <w:ind w:left="1080"/>
+        <w:rPr>
+          <w:lang w:val="en-CA"/>
+        </w:rPr>
+      </w:pPr>
+      <w:proofErr w:type="spellStart"/>
+      <w:proofErr w:type="gramStart"/>
+      <w:r>
+        <w:t>void</w:t>
+      </w:r>
+      <w:proofErr w:type="spellEnd"/>
+      <w:proofErr w:type="gramEnd"/>
+      <w:r>
+        <w:t xml:space="preserve"> ESTIMATE_</w:t>
+      </w:r>
+      <w:proofErr w:type="gramStart"/>
+      <w:r>
+        <w:t>DELAY(</w:t>
+      </w:r>
+      <w:proofErr w:type="spellStart"/>
+      <w:proofErr w:type="gramEnd"/>
+      <w:r>
+        <w:t>void</w:t>
+      </w:r>
+      <w:proofErr w:type="spellEnd"/>
+      <w:r>
+        <w:t xml:space="preserve">); </w:t>
+      </w:r>
+    </w:p>
+    <w:p>
+      <w:pPr>
+        <w:pStyle w:val="Paragraphedeliste"/>
+        <w:numPr>
+          <w:ilvl w:val="1"/>
+          <w:numId w:val="26"/>
+        </w:numPr>
+        <w:ind w:left="1080"/>
+        <w:rPr>
+          <w:lang w:val="en-CA"/>
+        </w:rPr>
+      </w:pPr>
+      <w:r>
+        <w:rPr>
+          <w:lang w:val="en-CA"/>
+        </w:rPr>
+        <w:t>void HAND_</w:t>
+      </w:r>
+      <w:proofErr w:type="gramStart"/>
+      <w:r>
+        <w:rPr>
+          <w:lang w:val="en-CA"/>
+        </w:rPr>
+        <w:t>CONTROL(</w:t>
+      </w:r>
+      <w:proofErr w:type="gramEnd"/>
+      <w:r>
+        <w:rPr>
+          <w:lang w:val="en-CA"/>
+        </w:rPr>
+        <w:t>int *</w:t>
+      </w:r>
+      <w:proofErr w:type="spellStart"/>
+      <w:r>
+        <w:rPr>
+          <w:lang w:val="en-CA"/>
+        </w:rPr>
+        <w:t>Out_Pivots</w:t>
+      </w:r>
+      <w:proofErr w:type="spellEnd"/>
+      <w:r>
+        <w:rPr>
+          <w:lang w:val="en-CA"/>
+        </w:rPr>
+        <w:t xml:space="preserve">, bool </w:t>
+      </w:r>
+      <w:proofErr w:type="spellStart"/>
+      <w:r>
+        <w:rPr>
+          <w:lang w:val="en-CA"/>
+        </w:rPr>
+        <w:t>hand_state</w:t>
+      </w:r>
+      <w:proofErr w:type="spellEnd"/>
+      <w:proofErr w:type="gramStart"/>
+      <w:r>
+        <w:rPr>
+          <w:lang w:val="en-CA"/>
+        </w:rPr>
+        <w:t>);</w:t>
+      </w:r>
+      <w:proofErr w:type="gramEnd"/>
+      <w:r>
+        <w:rPr>
+          <w:lang w:val="en-CA"/>
+        </w:rPr>
+        <w:t xml:space="preserve"> </w:t>
+      </w:r>
+    </w:p>
+    <w:p>
+      <w:pPr>
+        <w:pStyle w:val="Paragraphedeliste"/>
+        <w:numPr>
+          <w:ilvl w:val="1"/>
+          <w:numId w:val="26"/>
+        </w:numPr>
+        <w:ind w:left="1080"/>
+        <w:rPr>
+          <w:lang w:val="en-CA"/>
+        </w:rPr>
+      </w:pPr>
+      <w:r>
+        <w:rPr>
+          <w:lang w:val="en-CA"/>
+        </w:rPr>
+        <w:t>bool VERIFY_</w:t>
+      </w:r>
+      <w:proofErr w:type="gramStart"/>
+      <w:r>
+        <w:rPr>
+          <w:lang w:val="en-CA"/>
+        </w:rPr>
+        <w:t>PIVOTS(</w:t>
+      </w:r>
+      <w:proofErr w:type="gramEnd"/>
+      <w:r>
+        <w:rPr>
+          <w:lang w:val="en-CA"/>
+        </w:rPr>
+        <w:t>int *</w:t>
+      </w:r>
+      <w:proofErr w:type="spellStart"/>
+      <w:r>
+        <w:rPr>
+          <w:lang w:val="en-CA"/>
+        </w:rPr>
+        <w:t>Out_Pivots</w:t>
+      </w:r>
+      <w:proofErr w:type="spellEnd"/>
+      <w:proofErr w:type="gramStart"/>
+      <w:r>
+        <w:rPr>
+          <w:lang w:val="en-CA"/>
+        </w:rPr>
+        <w:t>);</w:t>
+      </w:r>
+      <w:proofErr w:type="gramEnd"/>
+    </w:p>
+    <w:p>
+      <w:pPr>
+        <w:rPr>
+          <w:lang w:val="en-CA"/>
+        </w:rPr>
+      </w:pPr>
+    </w:p>
+    <w:p>
+      <w:pPr>
+        <w:pStyle w:val="Paragraphedeliste"/>
+        <w:numPr>
+          <w:ilvl w:val="0"/>
+          <w:numId w:val="10"/>
+        </w:numPr>
+        <w:ind w:left="360"/>
+      </w:pPr>
+      <w:r>
+        <w:rPr>
+          <w:b/>
+          <w:bCs/>
+        </w:rPr>
+        <w:t xml:space="preserve">AUTOMANU: </w:t>
+      </w:r>
+    </w:p>
+    <w:p>
+      <w:pPr>
+        <w:pStyle w:val="Paragraphedeliste"/>
+        <w:ind w:left="360"/>
+      </w:pPr>
+      <w:r>
+        <w:rPr>
+          <w:b/>
+          <w:bCs/>
+        </w:rPr>
+        <w:t>Fonctions</w:t>
+      </w:r>
+    </w:p>
+    <w:p>
+      <w:pPr>
+        <w:pStyle w:val="Paragraphedeliste"/>
+        <w:numPr>
+          <w:ilvl w:val="0"/>
+          <w:numId w:val="13"/>
+        </w:numPr>
+        <w:ind w:left="960"/>
+      </w:pPr>
+      <w:proofErr w:type="gramStart"/>
+      <w:r>
+        <w:t>uint</w:t>
+      </w:r>
+      <w:proofErr w:type="gramEnd"/>
+      <w:r>
+        <w:t xml:space="preserve">16_t </w:t>
+      </w:r>
+      <w:proofErr w:type="spellStart"/>
+      <w:r>
+        <w:t>Automanu_mode</w:t>
+      </w:r>
+      <w:proofErr w:type="spellEnd"/>
+      <w:r>
+        <w:t>(</w:t>
+      </w:r>
+      <w:proofErr w:type="spellStart"/>
+      <w:r>
+        <w:t>void</w:t>
+      </w:r>
+      <w:proofErr w:type="spellEnd"/>
+      <w:r>
+        <w:t>);</w:t>
+      </w:r>
+    </w:p>
+    <w:p>
+      <w:pPr>
+        <w:pStyle w:val="Paragraphedeliste"/>
+        <w:ind w:left="960"/>
+      </w:pPr>
+    </w:p>
+    <w:p>
+      <w:pPr>
+        <w:pStyle w:val="Paragraphedeliste"/>
+        <w:numPr>
+          <w:ilvl w:val="0"/>
+          <w:numId w:val="10"/>
+        </w:numPr>
+        <w:ind w:left="360"/>
+      </w:pPr>
+      <w:r>
+        <w:rPr>
+          <w:b/>
+          <w:bCs/>
+        </w:rPr>
+        <w:t xml:space="preserve">GUI: </w:t>
+      </w:r>
+    </w:p>
+    <w:p>
+      <w:pPr>
+        <w:pStyle w:val="Paragraphedeliste"/>
+        <w:ind w:left="360"/>
+      </w:pPr>
+      <w:r>
+        <w:rPr>
+          <w:b/>
+          <w:bCs/>
+        </w:rPr>
+        <w:t>Variables</w:t>
+      </w:r>
+    </w:p>
+    <w:p>
+      <w:pPr>
+        <w:pStyle w:val="Paragraphedeliste"/>
+        <w:numPr>
+          <w:ilvl w:val="0"/>
+          <w:numId w:val="24"/>
+        </w:numPr>
+        <w:ind w:left="966"/>
+      </w:pPr>
+      <w:proofErr w:type="spellStart"/>
+      <w:proofErr w:type="gramStart"/>
+      <w:r>
+        <w:t>extern</w:t>
+      </w:r>
+      <w:proofErr w:type="spellEnd"/>
+      <w:proofErr w:type="gramEnd"/>
+      <w:r>
+        <w:t xml:space="preserve"> uint8_t </w:t>
+      </w:r>
+      <w:proofErr w:type="gramStart"/>
+      <w:r>
+        <w:t>up[</w:t>
+      </w:r>
+      <w:proofErr w:type="gramEnd"/>
+      <w:r>
+        <w:t xml:space="preserve">8]; </w:t>
+      </w:r>
+    </w:p>
+    <w:p>
+      <w:pPr>
+        <w:pStyle w:val="Paragraphedeliste"/>
+        <w:numPr>
+          <w:ilvl w:val="0"/>
+          <w:numId w:val="24"/>
+        </w:numPr>
+        <w:ind w:left="966"/>
+      </w:pPr>
+      <w:proofErr w:type="spellStart"/>
+      <w:proofErr w:type="gramStart"/>
+      <w:r>
+        <w:t>extern</w:t>
+      </w:r>
+      <w:proofErr w:type="spellEnd"/>
+      <w:proofErr w:type="gramEnd"/>
+      <w:r>
+        <w:t xml:space="preserve"> uint8_t </w:t>
+      </w:r>
+      <w:proofErr w:type="gramStart"/>
+      <w:r>
+        <w:t>down[</w:t>
+      </w:r>
+      <w:proofErr w:type="gramEnd"/>
+      <w:r>
+        <w:t xml:space="preserve">8]; </w:t>
+      </w:r>
+    </w:p>
+    <w:p>
+      <w:pPr>
+        <w:pStyle w:val="Paragraphedeliste"/>
+        <w:numPr>
+          <w:ilvl w:val="0"/>
+          <w:numId w:val="24"/>
+        </w:numPr>
+        <w:ind w:left="966"/>
+      </w:pPr>
+      <w:proofErr w:type="spellStart"/>
+      <w:proofErr w:type="gramStart"/>
+      <w:r>
+        <w:t>extern</w:t>
+      </w:r>
+      <w:proofErr w:type="spellEnd"/>
+      <w:proofErr w:type="gramEnd"/>
+      <w:r>
+        <w:t xml:space="preserve"> </w:t>
+      </w:r>
+      <w:proofErr w:type="spellStart"/>
+      <w:r>
+        <w:t>int</w:t>
+      </w:r>
+      <w:proofErr w:type="spellEnd"/>
+      <w:r>
+        <w:t xml:space="preserve"> </w:t>
+      </w:r>
+      <w:proofErr w:type="spellStart"/>
+      <w:r>
+        <w:t>Out_</w:t>
+      </w:r>
+      <w:proofErr w:type="gramStart"/>
+      <w:r>
+        <w:t>Pivots</w:t>
+      </w:r>
+      <w:proofErr w:type="spellEnd"/>
+      <w:r>
+        <w:t>[</w:t>
+      </w:r>
+      <w:proofErr w:type="gramEnd"/>
+      <w:r>
+        <w:t>5];</w:t>
+      </w:r>
+    </w:p>
+    <w:p>
+      <w:pPr>
+        <w:ind w:left="0"/>
+        <w:rPr>
+          <w:rFonts w:asciiTheme="minorHAnsi" w:hAnsiTheme="minorHAnsi"/>
+          <w:b/>
+          <w:bCs/>
+        </w:rPr>
+      </w:pPr>
+      <w:r>
+        <w:t xml:space="preserve"> </w:t>
+      </w:r>
+      <w:r>
+        <w:t xml:space="preserve">  </w:t>
+      </w:r>
+      <w:r>
+        <w:t xml:space="preserve">  </w:t>
+      </w:r>
+      <w:r>
+        <w:rPr>
+          <w:rFonts w:asciiTheme="minorHAnsi" w:hAnsiTheme="minorHAnsi"/>
+          <w:b/>
+          <w:bCs/>
+          <w:sz w:val="24"/>
+          <w:szCs w:val="24"/>
+        </w:rPr>
+        <w:t>Fonctions</w:t>
+      </w:r>
+    </w:p>
+    <w:p>
+      <w:pPr>
+        <w:pStyle w:val="Paragraphedeliste"/>
+        <w:numPr>
+          <w:ilvl w:val="0"/>
+          <w:numId w:val="12"/>
+        </w:numPr>
+        <w:ind w:left="966"/>
+      </w:pPr>
+      <w:proofErr w:type="spellStart"/>
+      <w:proofErr w:type="gramStart"/>
+      <w:r>
+        <w:t>void</w:t>
+      </w:r>
+      <w:proofErr w:type="spellEnd"/>
+      <w:proofErr w:type="gramEnd"/>
+      <w:r>
+        <w:t xml:space="preserve"> </w:t>
+      </w:r>
+      <w:proofErr w:type="spellStart"/>
+      <w:r>
+        <w:t>GUI_Init</w:t>
+      </w:r>
+      <w:proofErr w:type="spellEnd"/>
+      <w:r>
+        <w:t>(</w:t>
+      </w:r>
+      <w:proofErr w:type="spellStart"/>
+      <w:r>
+        <w:t>void</w:t>
+      </w:r>
+      <w:proofErr w:type="spellEnd"/>
+      <w:r>
+        <w:t xml:space="preserve">); </w:t>
+      </w:r>
+    </w:p>
+    <w:p>
+      <w:pPr>
+        <w:pStyle w:val="Paragraphedeliste"/>
+        <w:numPr>
+          <w:ilvl w:val="0"/>
+          <w:numId w:val="12"/>
+        </w:numPr>
+        <w:ind w:left="966"/>
+        <w:rPr>
+          <w:lang w:val="en-CA"/>
+        </w:rPr>
+      </w:pPr>
+      <w:r>
+        <w:rPr>
+          <w:lang w:val="en-CA"/>
+        </w:rPr>
+        <w:t xml:space="preserve">void </w:t>
+      </w:r>
+      <w:proofErr w:type="spellStart"/>
+      <w:r>
+        <w:rPr>
+          <w:lang w:val="en-CA"/>
+        </w:rPr>
+        <w:t>Run_</w:t>
+      </w:r>
+      <w:proofErr w:type="gramStart"/>
+      <w:r>
+        <w:rPr>
+          <w:lang w:val="en-CA"/>
+        </w:rPr>
+        <w:t>GUI</w:t>
+      </w:r>
+      <w:proofErr w:type="spellEnd"/>
+      <w:r>
+        <w:rPr>
+          <w:lang w:val="en-CA"/>
+        </w:rPr>
+        <w:t>(</w:t>
+      </w:r>
+      <w:proofErr w:type="gramEnd"/>
+      <w:r>
+        <w:rPr>
+          <w:lang w:val="en-CA"/>
+        </w:rPr>
+        <w:t xml:space="preserve">int </w:t>
+      </w:r>
+      <w:proofErr w:type="spellStart"/>
+      <w:r>
+        <w:rPr>
+          <w:lang w:val="en-CA"/>
+        </w:rPr>
+        <w:t>x_coord</w:t>
+      </w:r>
+      <w:proofErr w:type="spellEnd"/>
+      <w:r>
+        <w:rPr>
+          <w:lang w:val="en-CA"/>
+        </w:rPr>
+        <w:t xml:space="preserve">, int </w:t>
+      </w:r>
+      <w:proofErr w:type="spellStart"/>
+      <w:r>
+        <w:rPr>
+          <w:lang w:val="en-CA"/>
+        </w:rPr>
+        <w:t>y_coord</w:t>
+      </w:r>
+      <w:proofErr w:type="spellEnd"/>
+      <w:r>
+        <w:rPr>
+          <w:lang w:val="en-CA"/>
+        </w:rPr>
+        <w:t xml:space="preserve">, int </w:t>
+      </w:r>
+      <w:proofErr w:type="spellStart"/>
+      <w:r>
+        <w:rPr>
+          <w:lang w:val="en-CA"/>
+        </w:rPr>
+        <w:t>ctrl_mode</w:t>
+      </w:r>
+      <w:proofErr w:type="spellEnd"/>
+      <w:r>
+        <w:rPr>
+          <w:lang w:val="en-CA"/>
+        </w:rPr>
+        <w:t>, int *</w:t>
+      </w:r>
+      <w:proofErr w:type="spellStart"/>
+      <w:r>
+        <w:rPr>
+          <w:lang w:val="en-CA"/>
+        </w:rPr>
+        <w:t>Out_Pivots</w:t>
+      </w:r>
+      <w:proofErr w:type="spellEnd"/>
+      <w:r>
+        <w:rPr>
+          <w:lang w:val="en-CA"/>
+        </w:rPr>
+        <w:t xml:space="preserve">, int </w:t>
+      </w:r>
+      <w:proofErr w:type="spellStart"/>
+      <w:r>
+        <w:rPr>
+          <w:lang w:val="en-CA"/>
+        </w:rPr>
+        <w:t>adcWeight</w:t>
+      </w:r>
+      <w:proofErr w:type="spellEnd"/>
+      <w:r>
+        <w:rPr>
+          <w:lang w:val="en-CA"/>
+        </w:rPr>
+        <w:t xml:space="preserve">, int </w:t>
+      </w:r>
+      <w:proofErr w:type="spellStart"/>
+      <w:r>
+        <w:rPr>
+          <w:lang w:val="en-CA"/>
+        </w:rPr>
+        <w:t>adcPince</w:t>
+      </w:r>
+      <w:proofErr w:type="spellEnd"/>
+      <w:proofErr w:type="gramStart"/>
+      <w:r>
+        <w:rPr>
+          <w:lang w:val="en-CA"/>
+        </w:rPr>
+        <w:t>);</w:t>
+      </w:r>
+      <w:proofErr w:type="gramEnd"/>
+    </w:p>
+    <w:p>
+      <w:pPr>
+        <w:pStyle w:val="Paragraphedeliste"/>
+        <w:ind w:left="966"/>
+        <w:rPr>
+          <w:lang w:val="en-CA"/>
+        </w:rPr>
+      </w:pPr>
+    </w:p>
+    <w:p>
+      <w:pPr>
+        <w:pStyle w:val="Paragraphedeliste"/>
+        <w:numPr>
+          <w:ilvl w:val="0"/>
+          <w:numId w:val="10"/>
+        </w:numPr>
+        <w:ind w:left="360"/>
+      </w:pPr>
+      <w:r>
+        <w:rPr>
+          <w:b/>
+          <w:bCs/>
+        </w:rPr>
+        <w:t xml:space="preserve">I2C: </w:t>
+      </w:r>
+    </w:p>
+    <w:p>
+      <w:pPr>
+        <w:pStyle w:val="Paragraphedeliste"/>
+        <w:ind w:left="360"/>
+      </w:pPr>
+      <w:r>
+        <w:rPr>
+          <w:b/>
+          <w:bCs/>
+        </w:rPr>
+        <w:t>Fonctions</w:t>
+      </w:r>
+    </w:p>
+    <w:p>
+      <w:pPr>
+        <w:pStyle w:val="Paragraphedeliste"/>
+        <w:numPr>
+          <w:ilvl w:val="0"/>
+          <w:numId w:val="16"/>
+        </w:numPr>
+        <w:ind w:left="1080"/>
+      </w:pPr>
+      <w:proofErr w:type="gramStart"/>
+      <w:r>
+        <w:lastRenderedPageBreak/>
+        <w:t>uint</w:t>
+      </w:r>
+      <w:proofErr w:type="gramEnd"/>
+      <w:r>
+        <w:t>8_t Lire_I2C(</w:t>
+      </w:r>
+      <w:proofErr w:type="spellStart"/>
+      <w:r>
+        <w:t>void</w:t>
+      </w:r>
+      <w:proofErr w:type="spellEnd"/>
+      <w:r>
+        <w:t>);</w:t>
+      </w:r>
+    </w:p>
+    <w:p>
+      <w:pPr>
+        <w:pStyle w:val="Paragraphedeliste"/>
+        <w:numPr>
+          <w:ilvl w:val="0"/>
+          <w:numId w:val="16"/>
+        </w:numPr>
+        <w:ind w:left="1080"/>
+      </w:pPr>
+      <w:proofErr w:type="spellStart"/>
+      <w:proofErr w:type="gramStart"/>
+      <w:r>
+        <w:t>void</w:t>
+      </w:r>
+      <w:proofErr w:type="spellEnd"/>
+      <w:proofErr w:type="gramEnd"/>
+      <w:r>
+        <w:t xml:space="preserve"> Ecrire_I2</w:t>
+      </w:r>
+      <w:proofErr w:type="gramStart"/>
+      <w:r>
+        <w:t>C(</w:t>
+      </w:r>
+      <w:proofErr w:type="gramEnd"/>
+      <w:r>
+        <w:t>uint8_t value);</w:t>
+      </w:r>
+    </w:p>
+    <w:p>
+      <w:pPr>
+        <w:pStyle w:val="Paragraphedeliste"/>
+        <w:ind w:left="1080"/>
+      </w:pPr>
+    </w:p>
+    <w:p>
+      <w:pPr>
+        <w:pStyle w:val="Paragraphedeliste"/>
+        <w:numPr>
+          <w:ilvl w:val="0"/>
+          <w:numId w:val="10"/>
+        </w:numPr>
+        <w:ind w:left="360"/>
+      </w:pPr>
+      <w:r>
+        <w:rPr>
+          <w:b/>
+          <w:bCs/>
+        </w:rPr>
+        <w:t xml:space="preserve">KEYBOARD: </w:t>
+      </w:r>
+    </w:p>
+    <w:p>
+      <w:pPr>
+        <w:pStyle w:val="Paragraphedeliste"/>
+        <w:ind w:left="360"/>
+      </w:pPr>
+      <w:r>
+        <w:rPr>
+          <w:b/>
+          <w:bCs/>
+        </w:rPr>
+        <w:t>Fonctions</w:t>
+      </w:r>
+    </w:p>
+    <w:p>
+      <w:pPr>
+        <w:pStyle w:val="Paragraphedeliste"/>
+        <w:numPr>
+          <w:ilvl w:val="0"/>
+          <w:numId w:val="18"/>
+        </w:numPr>
+        <w:ind w:left="1125"/>
+      </w:pPr>
+      <w:proofErr w:type="gramStart"/>
+      <w:r>
+        <w:t>uint</w:t>
+      </w:r>
+      <w:proofErr w:type="gramEnd"/>
+      <w:r>
+        <w:t xml:space="preserve">8_t </w:t>
+      </w:r>
+      <w:proofErr w:type="spellStart"/>
+      <w:r>
+        <w:t>Clavier_</w:t>
+      </w:r>
+      <w:proofErr w:type="gramStart"/>
+      <w:r>
+        <w:t>MX</w:t>
+      </w:r>
+      <w:proofErr w:type="spellEnd"/>
+      <w:r>
+        <w:t>(</w:t>
+      </w:r>
+      <w:proofErr w:type="spellStart"/>
+      <w:proofErr w:type="gramEnd"/>
+      <w:r>
+        <w:t>void</w:t>
+      </w:r>
+      <w:proofErr w:type="spellEnd"/>
+      <w:r>
+        <w:t>);</w:t>
+      </w:r>
+    </w:p>
+    <w:p>
+      <w:pPr>
+        <w:pStyle w:val="Paragraphedeliste"/>
+        <w:ind w:left="1125"/>
+      </w:pPr>
+    </w:p>
+    <w:p>
+      <w:pPr>
+        <w:pStyle w:val="Paragraphedeliste"/>
+        <w:numPr>
+          <w:ilvl w:val="0"/>
+          <w:numId w:val="10"/>
+        </w:numPr>
+        <w:ind w:left="360"/>
+      </w:pPr>
+      <w:r>
+        <w:rPr>
+          <w:b/>
+          <w:bCs/>
+        </w:rPr>
+        <w:t xml:space="preserve">LCD: </w:t>
+      </w:r>
+    </w:p>
+    <w:p>
+      <w:pPr>
+        <w:pStyle w:val="Paragraphedeliste"/>
+        <w:ind w:left="360"/>
+      </w:pPr>
+      <w:r>
+        <w:rPr>
+          <w:b/>
+          <w:bCs/>
+        </w:rPr>
+        <w:t>Fonctions</w:t>
+      </w:r>
+    </w:p>
+    <w:p>
+      <w:pPr>
+        <w:pStyle w:val="Paragraphedeliste"/>
+        <w:numPr>
+          <w:ilvl w:val="0"/>
+          <w:numId w:val="19"/>
+        </w:numPr>
+        <w:ind w:left="1080"/>
+      </w:pPr>
+      <w:proofErr w:type="spellStart"/>
+      <w:proofErr w:type="gramStart"/>
+      <w:r>
+        <w:t>void</w:t>
+      </w:r>
+      <w:proofErr w:type="spellEnd"/>
+      <w:proofErr w:type="gramEnd"/>
+      <w:r>
+        <w:t xml:space="preserve"> </w:t>
+      </w:r>
+      <w:proofErr w:type="spellStart"/>
+      <w:r>
+        <w:t>LCD_Init</w:t>
+      </w:r>
+      <w:proofErr w:type="spellEnd"/>
+      <w:r>
+        <w:t>(</w:t>
+      </w:r>
+      <w:proofErr w:type="spellStart"/>
+      <w:r>
+        <w:t>void</w:t>
+      </w:r>
+      <w:proofErr w:type="spellEnd"/>
+      <w:r>
+        <w:t xml:space="preserve">); </w:t>
+      </w:r>
+    </w:p>
+    <w:p>
+      <w:pPr>
+        <w:pStyle w:val="Paragraphedeliste"/>
+        <w:numPr>
+          <w:ilvl w:val="0"/>
+          <w:numId w:val="19"/>
+        </w:numPr>
+        <w:ind w:left="1080"/>
+      </w:pPr>
+      <w:proofErr w:type="spellStart"/>
+      <w:proofErr w:type="gramStart"/>
+      <w:r>
+        <w:t>void</w:t>
+      </w:r>
+      <w:proofErr w:type="spellEnd"/>
+      <w:proofErr w:type="gramEnd"/>
+      <w:r>
+        <w:t xml:space="preserve"> </w:t>
+      </w:r>
+      <w:proofErr w:type="spellStart"/>
+      <w:r>
+        <w:t>LCD_</w:t>
+      </w:r>
+      <w:proofErr w:type="gramStart"/>
+      <w:r>
+        <w:t>Cmd</w:t>
+      </w:r>
+      <w:proofErr w:type="spellEnd"/>
+      <w:r>
+        <w:t>(</w:t>
+      </w:r>
+      <w:proofErr w:type="gramEnd"/>
+      <w:r>
+        <w:t xml:space="preserve">uint8_t cmd); </w:t>
+      </w:r>
+    </w:p>
+    <w:p>
+      <w:pPr>
+        <w:pStyle w:val="Paragraphedeliste"/>
+        <w:numPr>
+          <w:ilvl w:val="0"/>
+          <w:numId w:val="19"/>
+        </w:numPr>
+        <w:ind w:left="1080"/>
+        <w:rPr>
+          <w:lang w:val="en-CA"/>
+        </w:rPr>
+      </w:pPr>
+      <w:r>
+        <w:rPr>
+          <w:lang w:val="en-CA"/>
+        </w:rPr>
+        <w:t xml:space="preserve">void </w:t>
+      </w:r>
+      <w:proofErr w:type="spellStart"/>
+      <w:r>
+        <w:rPr>
+          <w:lang w:val="en-CA"/>
+        </w:rPr>
+        <w:t>LCD_</w:t>
+      </w:r>
+      <w:proofErr w:type="gramStart"/>
+      <w:r>
+        <w:rPr>
+          <w:lang w:val="en-CA"/>
+        </w:rPr>
+        <w:t>Write</w:t>
+      </w:r>
+      <w:proofErr w:type="spellEnd"/>
+      <w:r>
+        <w:rPr>
+          <w:lang w:val="en-CA"/>
+        </w:rPr>
+        <w:t>(</w:t>
+      </w:r>
+      <w:proofErr w:type="gramEnd"/>
+      <w:r>
+        <w:rPr>
+          <w:lang w:val="en-CA"/>
+        </w:rPr>
+        <w:t>uint8_t data</w:t>
+      </w:r>
+      <w:proofErr w:type="gramStart"/>
+      <w:r>
+        <w:rPr>
+          <w:lang w:val="en-CA"/>
+        </w:rPr>
+        <w:t>);</w:t>
+      </w:r>
+      <w:proofErr w:type="gramEnd"/>
+      <w:r>
+        <w:rPr>
+          <w:lang w:val="en-CA"/>
+        </w:rPr>
+        <w:t xml:space="preserve"> </w:t>
+      </w:r>
+    </w:p>
+    <w:p>
+      <w:pPr>
+        <w:pStyle w:val="Paragraphedeliste"/>
+        <w:numPr>
+          <w:ilvl w:val="0"/>
+          <w:numId w:val="19"/>
+        </w:numPr>
+        <w:ind w:left="1080"/>
+      </w:pPr>
+      <w:proofErr w:type="spellStart"/>
+      <w:proofErr w:type="gramStart"/>
+      <w:r>
+        <w:t>void</w:t>
+      </w:r>
+      <w:proofErr w:type="spellEnd"/>
+      <w:proofErr w:type="gramEnd"/>
+      <w:r>
+        <w:t xml:space="preserve"> </w:t>
+      </w:r>
+      <w:proofErr w:type="spellStart"/>
+      <w:r>
+        <w:t>LCD_</w:t>
+      </w:r>
+      <w:proofErr w:type="gramStart"/>
+      <w:r>
+        <w:t>Print</w:t>
+      </w:r>
+      <w:proofErr w:type="spellEnd"/>
+      <w:r>
+        <w:t>(</w:t>
+      </w:r>
+      <w:proofErr w:type="gramEnd"/>
+      <w:r>
+        <w:t>char *</w:t>
+      </w:r>
+      <w:proofErr w:type="spellStart"/>
+      <w:r>
+        <w:t>text</w:t>
+      </w:r>
+      <w:proofErr w:type="spellEnd"/>
+      <w:r>
+        <w:t xml:space="preserve">); </w:t>
+      </w:r>
+    </w:p>
+    <w:p>
+      <w:pPr>
+        <w:pStyle w:val="Paragraphedeliste"/>
+        <w:numPr>
+          <w:ilvl w:val="0"/>
+          <w:numId w:val="19"/>
+        </w:numPr>
+        <w:ind w:left="1080"/>
+      </w:pPr>
+      <w:proofErr w:type="spellStart"/>
+      <w:proofErr w:type="gramStart"/>
+      <w:r>
+        <w:t>void</w:t>
+      </w:r>
+      <w:proofErr w:type="spellEnd"/>
+      <w:proofErr w:type="gramEnd"/>
+      <w:r>
+        <w:t xml:space="preserve"> </w:t>
+      </w:r>
+      <w:proofErr w:type="spellStart"/>
+      <w:r>
+        <w:t>LCD_</w:t>
+      </w:r>
+      <w:proofErr w:type="gramStart"/>
+      <w:r>
+        <w:t>PrintInt</w:t>
+      </w:r>
+      <w:proofErr w:type="spellEnd"/>
+      <w:r>
+        <w:t>(</w:t>
+      </w:r>
+      <w:proofErr w:type="spellStart"/>
+      <w:proofErr w:type="gramEnd"/>
+      <w:r>
+        <w:t>int</w:t>
+      </w:r>
+      <w:proofErr w:type="spellEnd"/>
+      <w:r>
+        <w:t xml:space="preserve"> </w:t>
+      </w:r>
+      <w:proofErr w:type="spellStart"/>
+      <w:r>
+        <w:t>num</w:t>
+      </w:r>
+      <w:proofErr w:type="spellEnd"/>
+      <w:r>
+        <w:t xml:space="preserve">); </w:t>
+      </w:r>
+    </w:p>
+    <w:p>
+      <w:pPr>
+        <w:pStyle w:val="Paragraphedeliste"/>
+        <w:numPr>
+          <w:ilvl w:val="0"/>
+          <w:numId w:val="19"/>
+        </w:numPr>
+        <w:ind w:left="1080"/>
+      </w:pPr>
+      <w:proofErr w:type="spellStart"/>
+      <w:proofErr w:type="gramStart"/>
+      <w:r>
+        <w:t>void</w:t>
+      </w:r>
+      <w:proofErr w:type="spellEnd"/>
+      <w:proofErr w:type="gramEnd"/>
+      <w:r>
+        <w:t xml:space="preserve"> </w:t>
+      </w:r>
+      <w:proofErr w:type="spellStart"/>
+      <w:r>
+        <w:t>LCD_Clear</w:t>
+      </w:r>
+      <w:proofErr w:type="spellEnd"/>
+      <w:r>
+        <w:t>(</w:t>
+      </w:r>
+      <w:proofErr w:type="spellStart"/>
+      <w:r>
+        <w:t>void</w:t>
+      </w:r>
+      <w:proofErr w:type="spellEnd"/>
+      <w:r>
+        <w:t xml:space="preserve">); </w:t>
+      </w:r>
+      <w:proofErr w:type="spellStart"/>
+      <w:r>
+        <w:t>void</w:t>
+      </w:r>
+      <w:proofErr w:type="spellEnd"/>
+      <w:r>
+        <w:t xml:space="preserve"> </w:t>
+      </w:r>
+      <w:proofErr w:type="spellStart"/>
+      <w:r>
+        <w:t>LCD_</w:t>
+      </w:r>
+      <w:proofErr w:type="gramStart"/>
+      <w:r>
+        <w:t>Set</w:t>
+      </w:r>
+      <w:proofErr w:type="spellEnd"/>
+      <w:r>
+        <w:t>(</w:t>
+      </w:r>
+      <w:proofErr w:type="gramEnd"/>
+      <w:r>
+        <w:t xml:space="preserve">uint8_t col, uint8_t </w:t>
+      </w:r>
+      <w:proofErr w:type="spellStart"/>
+      <w:r>
+        <w:t>row</w:t>
+      </w:r>
+      <w:proofErr w:type="spellEnd"/>
+      <w:r>
+        <w:t xml:space="preserve">); </w:t>
+      </w:r>
+    </w:p>
+    <w:p>
+      <w:pPr>
+        <w:pStyle w:val="Paragraphedeliste"/>
+        <w:numPr>
+          <w:ilvl w:val="0"/>
+          <w:numId w:val="19"/>
+        </w:numPr>
+        <w:ind w:left="1080"/>
+      </w:pPr>
+      <w:proofErr w:type="spellStart"/>
+      <w:proofErr w:type="gramStart"/>
+      <w:r>
+        <w:t>void</w:t>
+      </w:r>
+      <w:proofErr w:type="spellEnd"/>
+      <w:proofErr w:type="gramEnd"/>
+      <w:r>
+        <w:t xml:space="preserve"> </w:t>
+      </w:r>
+      <w:proofErr w:type="spellStart"/>
+      <w:r>
+        <w:t>LCD_</w:t>
+      </w:r>
+      <w:proofErr w:type="gramStart"/>
+      <w:r>
+        <w:t>CreateChar</w:t>
+      </w:r>
+      <w:proofErr w:type="spellEnd"/>
+      <w:r>
+        <w:t>(</w:t>
+      </w:r>
+      <w:proofErr w:type="gramEnd"/>
+      <w:r>
+        <w:t xml:space="preserve">uint8_t </w:t>
+      </w:r>
+      <w:proofErr w:type="spellStart"/>
+      <w:r>
+        <w:t>loc</w:t>
+      </w:r>
+      <w:proofErr w:type="spellEnd"/>
+      <w:r>
+        <w:t xml:space="preserve">, uint8_t </w:t>
+      </w:r>
+      <w:proofErr w:type="spellStart"/>
+      <w:proofErr w:type="gramStart"/>
+      <w:r>
+        <w:t>map</w:t>
+      </w:r>
+      <w:proofErr w:type="spellEnd"/>
+      <w:r>
+        <w:t>[</w:t>
+      </w:r>
+      <w:proofErr w:type="gramEnd"/>
+      <w:r>
+        <w:t>]);</w:t>
+      </w:r>
+    </w:p>
+    <w:p>
+      <w:pPr>
+        <w:pStyle w:val="Paragraphedeliste"/>
+        <w:ind w:left="1080"/>
+      </w:pPr>
+    </w:p>
+    <w:p>
+      <w:pPr>
+        <w:pStyle w:val="Paragraphedeliste"/>
+        <w:ind w:left="1080"/>
+      </w:pPr>
+    </w:p>
+    <w:p>
+      <w:pPr>
+        <w:pStyle w:val="Paragraphedeliste"/>
+        <w:numPr>
+          <w:ilvl w:val="0"/>
+          <w:numId w:val="10"/>
+        </w:numPr>
+        <w:ind w:left="360"/>
+      </w:pPr>
+      <w:r>
+        <w:rPr>
+          <w:b/>
+          <w:bCs/>
+        </w:rPr>
+        <w:t xml:space="preserve">MEM_TAC: </w:t>
+      </w:r>
+    </w:p>
+    <w:p>
+      <w:pPr>
+        <w:pStyle w:val="Paragraphedeliste"/>
+        <w:ind w:left="360"/>
+      </w:pPr>
+      <w:r>
+        <w:rPr>
+          <w:b/>
+          <w:bCs/>
+        </w:rPr>
+        <w:t>Fonctions</w:t>
+      </w:r>
+    </w:p>
+    <w:p>
+      <w:pPr>
+        <w:pStyle w:val="Paragraphedeliste"/>
+        <w:numPr>
+          <w:ilvl w:val="0"/>
+          <w:numId w:val="21"/>
+        </w:numPr>
+        <w:ind w:left="1080"/>
+        <w:rPr>
+          <w:lang w:val="en-CA"/>
+        </w:rPr>
+      </w:pPr>
+      <w:r>
+        <w:rPr>
+          <w:lang w:val="en-CA"/>
+        </w:rPr>
+        <w:t xml:space="preserve">typedef struct </w:t>
+      </w:r>
+      <w:proofErr w:type="gramStart"/>
+      <w:r>
+        <w:rPr>
+          <w:lang w:val="en-CA"/>
+        </w:rPr>
+        <w:t>{ float</w:t>
+      </w:r>
+      <w:proofErr w:type="gramEnd"/>
+      <w:r>
+        <w:rPr>
+          <w:lang w:val="en-CA"/>
+        </w:rPr>
+        <w:t xml:space="preserve">  x; </w:t>
+      </w:r>
+      <w:proofErr w:type="gramStart"/>
+      <w:r>
+        <w:rPr>
+          <w:lang w:val="en-CA"/>
+        </w:rPr>
+        <w:t>float  y; }</w:t>
+      </w:r>
+      <w:proofErr w:type="gramEnd"/>
+      <w:r>
+        <w:rPr>
+          <w:lang w:val="en-CA"/>
+        </w:rPr>
+        <w:t xml:space="preserve"> </w:t>
+      </w:r>
+      <w:proofErr w:type="gramStart"/>
+      <w:r>
+        <w:rPr>
+          <w:lang w:val="en-CA"/>
+        </w:rPr>
+        <w:t>Point;</w:t>
+      </w:r>
+      <w:proofErr w:type="gramEnd"/>
+    </w:p>
+    <w:p>
+      <w:pPr>
+        <w:pStyle w:val="Paragraphedeliste"/>
+        <w:numPr>
+          <w:ilvl w:val="0"/>
+          <w:numId w:val="20"/>
+        </w:numPr>
+        <w:ind w:left="1080"/>
+      </w:pPr>
+      <w:r>
+        <w:t xml:space="preserve">Point </w:t>
+      </w:r>
+      <w:proofErr w:type="spellStart"/>
+      <w:r>
+        <w:t>Simple_</w:t>
+      </w:r>
+      <w:proofErr w:type="gramStart"/>
+      <w:r>
+        <w:t>Tab</w:t>
+      </w:r>
+      <w:proofErr w:type="spellEnd"/>
+      <w:r>
+        <w:t>(</w:t>
+      </w:r>
+      <w:proofErr w:type="gramEnd"/>
+      <w:r>
+        <w:t xml:space="preserve">uint8_t *data); </w:t>
+      </w:r>
+    </w:p>
+    <w:p>
+      <w:pPr>
+        <w:pStyle w:val="Paragraphedeliste"/>
+        <w:numPr>
+          <w:ilvl w:val="0"/>
+          <w:numId w:val="20"/>
+        </w:numPr>
+        <w:ind w:left="1080"/>
+      </w:pPr>
+      <w:r>
+        <w:t xml:space="preserve">Point </w:t>
+      </w:r>
+      <w:proofErr w:type="spellStart"/>
+      <w:r>
+        <w:t>Lire_</w:t>
+      </w:r>
+      <w:proofErr w:type="gramStart"/>
+      <w:r>
+        <w:t>Tab</w:t>
+      </w:r>
+      <w:proofErr w:type="spellEnd"/>
+      <w:r>
+        <w:t>(</w:t>
+      </w:r>
+      <w:proofErr w:type="gramEnd"/>
+      <w:r>
+        <w:t>uint8_t *</w:t>
+      </w:r>
+      <w:proofErr w:type="spellStart"/>
+      <w:r>
+        <w:t>coord_Table</w:t>
+      </w:r>
+      <w:proofErr w:type="spellEnd"/>
+      <w:r>
+        <w:t>);</w:t>
+      </w:r>
+    </w:p>
+    <w:p>
+      <w:pPr>
+        <w:pStyle w:val="Paragraphedeliste"/>
+        <w:ind w:left="2250"/>
+      </w:pPr>
+    </w:p>
+    <w:p>
+      <w:pPr>
+        <w:pStyle w:val="Paragraphedeliste"/>
+        <w:numPr>
+          <w:ilvl w:val="0"/>
+          <w:numId w:val="10"/>
+        </w:numPr>
+        <w:ind w:left="360"/>
+      </w:pPr>
+      <w:r>
+        <w:rPr>
+          <w:b/>
+          <w:bCs/>
+        </w:rPr>
+        <w:t>UART_COM:</w:t>
+      </w:r>
+    </w:p>
+    <w:p>
+      <w:pPr>
+        <w:pStyle w:val="Paragraphedeliste"/>
+        <w:ind w:left="360"/>
+      </w:pPr>
+      <w:r>
+        <w:rPr>
+          <w:b/>
+          <w:bCs/>
+        </w:rPr>
+        <w:t>Variables</w:t>
+      </w:r>
+    </w:p>
+    <w:p>
+      <w:pPr>
+        <w:pStyle w:val="Paragraphedeliste"/>
+        <w:numPr>
+          <w:ilvl w:val="0"/>
+          <w:numId w:val="24"/>
+        </w:numPr>
+        <w:ind w:left="966"/>
+      </w:pPr>
+      <w:proofErr w:type="spellStart"/>
+      <w:proofErr w:type="gramStart"/>
+      <w:r>
+        <w:t>extern</w:t>
+      </w:r>
+      <w:proofErr w:type="spellEnd"/>
+      <w:proofErr w:type="gramEnd"/>
+      <w:r>
+        <w:t xml:space="preserve"> uint8_t PICs_8</w:t>
+      </w:r>
+      <w:proofErr w:type="gramStart"/>
+      <w:r>
+        <w:t>Bit[</w:t>
+      </w:r>
+      <w:proofErr w:type="gramEnd"/>
+      <w:r>
+        <w:t>8];</w:t>
+      </w:r>
+    </w:p>
+    <w:p>
+      <w:pPr>
+        <w:ind w:left="0"/>
+        <w:rPr>
+          <w:rFonts w:asciiTheme="minorHAnsi" w:hAnsiTheme="minorHAnsi"/>
+          <w:b/>
+          <w:bCs/>
+        </w:rPr>
+      </w:pPr>
+      <w:r>
+        <w:t xml:space="preserve"> </w:t>
+      </w:r>
+      <w:r>
+        <w:t xml:space="preserve">    </w:t>
+      </w:r>
+      <w:r>
+        <w:rPr>
+          <w:rFonts w:asciiTheme="minorHAnsi" w:hAnsiTheme="minorHAnsi"/>
+          <w:b/>
+          <w:bCs/>
+          <w:sz w:val="24"/>
+          <w:szCs w:val="24"/>
+        </w:rPr>
+        <w:t>Fonctions</w:t>
+      </w:r>
+    </w:p>
+    <w:p>
+      <w:pPr>
+        <w:pStyle w:val="Paragraphedeliste"/>
+        <w:numPr>
+          <w:ilvl w:val="0"/>
+          <w:numId w:val="22"/>
+        </w:numPr>
+        <w:ind w:left="1080"/>
+      </w:pPr>
+      <w:proofErr w:type="spellStart"/>
+      <w:proofErr w:type="gramStart"/>
+      <w:r>
+        <w:t>void</w:t>
+      </w:r>
+      <w:proofErr w:type="spellEnd"/>
+      <w:proofErr w:type="gramEnd"/>
+      <w:r>
+        <w:t xml:space="preserve"> </w:t>
+      </w:r>
+      <w:proofErr w:type="spellStart"/>
+      <w:r>
+        <w:t>UART_</w:t>
+      </w:r>
+      <w:proofErr w:type="gramStart"/>
+      <w:r>
+        <w:t>Send</w:t>
+      </w:r>
+      <w:proofErr w:type="spellEnd"/>
+      <w:r>
+        <w:t>(</w:t>
+      </w:r>
+      <w:proofErr w:type="gramEnd"/>
+      <w:r>
+        <w:t xml:space="preserve">uint8_t M_0, uint8_t M_1, uint8_t M_2, uint8_t M_3, uint8_t M_4); </w:t>
+      </w:r>
+    </w:p>
+    <w:p>
+      <w:pPr>
+        <w:pStyle w:val="Paragraphedeliste"/>
+        <w:numPr>
+          <w:ilvl w:val="0"/>
+          <w:numId w:val="22"/>
+        </w:numPr>
+        <w:ind w:left="1080"/>
+      </w:pPr>
+      <w:proofErr w:type="spellStart"/>
+      <w:proofErr w:type="gramStart"/>
+      <w:r>
+        <w:t>void</w:t>
+      </w:r>
+      <w:proofErr w:type="spellEnd"/>
+      <w:proofErr w:type="gramEnd"/>
+      <w:r>
+        <w:t xml:space="preserve"> </w:t>
+      </w:r>
+      <w:proofErr w:type="spellStart"/>
+      <w:r>
+        <w:t>UART_</w:t>
+      </w:r>
+      <w:proofErr w:type="gramStart"/>
+      <w:r>
+        <w:t>Com</w:t>
+      </w:r>
+      <w:proofErr w:type="spellEnd"/>
+      <w:r>
+        <w:t>(</w:t>
+      </w:r>
+      <w:proofErr w:type="gramEnd"/>
+      <w:r>
+        <w:t xml:space="preserve">uint8_t V_TX); </w:t>
+      </w:r>
+    </w:p>
+    <w:p>
+      <w:pPr>
+        <w:pStyle w:val="Paragraphedeliste"/>
+        <w:numPr>
+          <w:ilvl w:val="0"/>
+          <w:numId w:val="22"/>
+        </w:numPr>
+        <w:ind w:left="1080"/>
+      </w:pPr>
+      <w:proofErr w:type="gramStart"/>
+      <w:r>
+        <w:t>uint</w:t>
+      </w:r>
+      <w:proofErr w:type="gramEnd"/>
+      <w:r>
+        <w:t xml:space="preserve">8_t* </w:t>
+      </w:r>
+      <w:proofErr w:type="spellStart"/>
+      <w:r>
+        <w:t>UART_Receive</w:t>
+      </w:r>
+      <w:proofErr w:type="spellEnd"/>
+      <w:r>
+        <w:t>(</w:t>
+      </w:r>
+      <w:proofErr w:type="spellStart"/>
+      <w:r>
+        <w:t>void</w:t>
+      </w:r>
+      <w:proofErr w:type="spellEnd"/>
+      <w:r>
+        <w:t xml:space="preserve">);  </w:t>
+      </w:r>
+    </w:p>
+    <w:p>
+      <w:pPr>
+        <w:pStyle w:val="Paragraphedeliste"/>
+        <w:numPr>
+          <w:ilvl w:val="0"/>
+          <w:numId w:val="22"/>
+        </w:numPr>
+        <w:ind w:left="1080"/>
+      </w:pPr>
+      <w:proofErr w:type="gramStart"/>
+      <w:r>
+        <w:t>uint</w:t>
+      </w:r>
+      <w:proofErr w:type="gramEnd"/>
+      <w:r>
+        <w:t>8_t UART_Read_1bit(</w:t>
+      </w:r>
+      <w:proofErr w:type="spellStart"/>
+      <w:r>
+        <w:t>void</w:t>
+      </w:r>
+      <w:proofErr w:type="spellEnd"/>
+      <w:r>
+        <w:t>);</w:t>
+      </w:r>
+    </w:p>
+    <w:p/>
+    <w:p/>
+    <w:p>
+      <w:pPr>
+        <w:pStyle w:val="Titre1"/>
+      </w:pPr>
+      <w:bookmarkStart w:id="1" w:name="_Toc216960348"/>
+      <w:r>
+        <w:lastRenderedPageBreak/>
+        <w:t>Description du Fonctionnement</w:t>
+      </w:r>
+      <w:bookmarkEnd w:id="1"/>
+    </w:p>
+    <w:p>
+      <w:pPr>
+        <w:pStyle w:val="Sous-titre"/>
+        <w:ind w:left="0"/>
+      </w:pPr>
+      <w:r>
+        <w:t>Schéma Bloc</w:t>
+      </w:r>
+    </w:p>
+    <w:p>
+      <w:pPr>
+        <w:rPr>
+          <w:lang w:eastAsia="en-US"/>
+        </w:rPr>
+      </w:pPr>
+    </w:p>
+    <w:p>
+      <w:pPr>
+        <w:ind w:left="0"/>
+        <w:rPr>
+          <w:lang w:eastAsia="en-US"/>
+        </w:rPr>
+      </w:pPr>
+      <w:r>
+        <w:rPr>
+          <w:lang w:eastAsia="en-US"/>
+        </w:rPr>
+        <w:drawing>
+          <wp:inline distT="0" distB="0" distL="0" distR="0" wp14:anchorId="7753A076" wp14:editId="51026A6D">
+            <wp:extent cx="5486400" cy="4634230"/>
+            <wp:effectExtent l="0" t="0" r="0" b="0"/>
+            <wp:docPr id="247910858" name="Image 4" descr="Une image contenant texte, diagramme, capture d’écran, Plan&#10;&#10;Le contenu généré par l’IA peut être incorrect."/>
+            <wp:cNvGraphicFramePr>
+              <a:graphicFrameLocks xmlns:a="http://schemas.openxmlformats.org/drawingml/2006/main" noChangeAspect="1"/>
+            </wp:cNvGraphicFramePr>
+            <a:graphic xmlns:a="http://schemas.openxmlformats.org/drawingml/2006/main">
+              <a:graphicData uri="http://schemas.openxmlformats.org/drawingml/2006/picture">
+                <pic:pic xmlns:pic="http://schemas.openxmlformats.org/drawingml/2006/picture">
+                  <pic:nvPicPr>
+                    <pic:cNvPr id="247910858" name="Image 4" descr="Une image contenant texte, diagramme, capture d’écran, Plan&#10;&#10;Le contenu généré par l’IA peut être incorrect."/>
+                    <pic:cNvPicPr>
+                      <a:picLocks noChangeAspect="1" noChangeArrowheads="1"/>
+                    </pic:cNvPicPr>
+                  </pic:nvPicPr>
+                  <pic:blipFill>
+                    <a:blip r:embed="rId18">
+                      <a:extLst>
+                        <a:ext uri="{28A0092B-C50C-407E-A947-70E740481C1C}">
+                          <a14:useLocalDpi xmlns:a14="http://schemas.microsoft.com/office/drawing/2010/main" val="0"/>
+                        </a:ext>
+                      </a:extLst>
+                    </a:blip>
+                    <a:srcRect/>
+                    <a:stretch>
+                      <a:fillRect/>
+                    </a:stretch>
+                  </pic:blipFill>
+                  <pic:spPr bwMode="auto">
+                    <a:xfrm>
+                      <a:off x="0" y="0"/>
+                      <a:ext cx="5486400" cy="4634230"/>
+                    </a:xfrm>
+                    <a:prstGeom prst="rect">
+                      <a:avLst/>
+                    </a:prstGeom>
+                    <a:noFill/>
+                    <a:ln>
+                      <a:noFill/>
+                    </a:ln>
+                  </pic:spPr>
+                </pic:pic>
+              </a:graphicData>
+            </a:graphic>
+          </wp:inline>
+        </w:drawing>
+      </w:r>
+    </w:p>
+    <w:p>
+      <w:pPr>
+        <w:rPr>
+          <w:lang w:eastAsia="en-US"/>
+        </w:rPr>
+      </w:pPr>
+    </w:p>
+    <w:p>
+      <w:pPr>
+        <w:rPr>
+          <w:lang w:eastAsia="en-US"/>
+        </w:rPr>
+      </w:pPr>
+    </w:p>
+    <w:p>
+      <w:pPr>
+        <w:rPr>
+          <w:lang w:eastAsia="en-US"/>
+        </w:rPr>
+      </w:pPr>
+    </w:p>
+    <w:p>
+      <w:pPr>
+        <w:rPr>
+          <w:lang w:eastAsia="en-US"/>
+        </w:rPr>
+      </w:pPr>
+    </w:p>
+    <w:p>
+      <w:pPr>
+        <w:rPr>
+          <w:lang w:eastAsia="en-US"/>
+        </w:rPr>
+      </w:pPr>
+    </w:p>
+    <w:p>
+      <w:pPr>
+        <w:rPr>
+          <w:lang w:eastAsia="en-US"/>
+        </w:rPr>
+      </w:pPr>
+    </w:p>
+    <w:p>
+      <w:pPr>
+        <w:rPr>
+          <w:lang w:eastAsia="en-US"/>
+        </w:rPr>
+      </w:pPr>
+    </w:p>
+    <w:p>
+      <w:pPr>
+        <w:rPr>
+          <w:lang w:eastAsia="en-US"/>
+        </w:rPr>
+      </w:pPr>
+    </w:p>
+    <w:p>
+      <w:pPr>
+        <w:rPr>
+          <w:lang w:eastAsia="en-US"/>
+        </w:rPr>
+      </w:pPr>
+    </w:p>
+    <w:p>
+      <w:pPr>
+        <w:rPr>
+          <w:lang w:eastAsia="en-US"/>
+        </w:rPr>
+      </w:pPr>
+    </w:p>
+    <w:p>
+      <w:pPr>
+        <w:rPr>
+          <w:lang w:eastAsia="en-US"/>
+        </w:rPr>
+      </w:pPr>
+    </w:p>
+    <w:p>
+      <w:pPr>
+        <w:rPr>
+          <w:lang w:eastAsia="en-US"/>
+        </w:rPr>
+      </w:pPr>
+    </w:p>
+    <w:p>
+      <w:pPr>
+        <w:rPr>
+          <w:lang w:eastAsia="en-US"/>
+        </w:rPr>
+      </w:pPr>
+    </w:p>
+    <w:p>
+      <w:pPr>
+        <w:rPr>
+          <w:lang w:eastAsia="en-US"/>
+        </w:rPr>
+      </w:pPr>
+    </w:p>
+    <w:p>
+      <w:pPr>
+        <w:rPr>
+          <w:lang w:eastAsia="en-US"/>
+        </w:rPr>
+      </w:pPr>
+    </w:p>
+    <w:p>
+      <w:pPr>
+        <w:rPr>
+          <w:lang w:eastAsia="en-US"/>
+        </w:rPr>
+      </w:pPr>
+    </w:p>
+    <w:p>
+      <w:pPr>
+        <w:pStyle w:val="Sous-titre"/>
+        <w:ind w:left="0"/>
+      </w:pPr>
+      <w:r>
+        <w:lastRenderedPageBreak/>
         <w:t>Description</w:t>
       </w:r>
     </w:p>
@@ -3460,7 +4814,7 @@
                     <pic:cNvPicPr/>
                   </pic:nvPicPr>
                   <pic:blipFill>
-                    <a:blip r:embed="rId18">
+                    <a:blip r:embed="rId19">
                       <a:extLst>
                         <a:ext uri="{28A0092B-C50C-407E-A947-70E740481C1C}">
                           <a14:useLocalDpi xmlns:a14="http://schemas.microsoft.com/office/drawing/2010/main" val="0"/>
@@ -3493,7 +4847,27 @@
           <w:szCs w:val="24"/>
           <w:lang w:eastAsia="en-US"/>
         </w:rPr>
-        <w:t>Nous avons utilisé plusieurs logiciels pour réaliser le projet : STM32CubeMX, STM32CubeIDE, Visual Studio, ChatGPT, ST-Link Utility et Excel.</w:t>
+        <w:t xml:space="preserve">Nous avons utilisé plusieurs logiciels pour réaliser le projet : STM32CubeMX, STM32CubeIDE, Visual Studio, </w:t>
+      </w:r>
+      <w:proofErr w:type="spellStart"/>
+      <w:r>
+        <w:rPr>
+          <w:rFonts w:asciiTheme="minorHAnsi" w:hAnsiTheme="minorHAnsi"/>
+          <w:sz w:val="24"/>
+          <w:szCs w:val="24"/>
+          <w:lang w:eastAsia="en-US"/>
+        </w:rPr>
+        <w:t>ChatGPT</w:t>
+      </w:r>
+      <w:proofErr w:type="spellEnd"/>
+      <w:r>
+        <w:rPr>
+          <w:rFonts w:asciiTheme="minorHAnsi" w:hAnsiTheme="minorHAnsi"/>
+          <w:sz w:val="24"/>
+          <w:szCs w:val="24"/>
+          <w:lang w:eastAsia="en-US"/>
+        </w:rPr>
+        <w:t>, ST-Link Utility et Excel.</w:t>
       </w:r>
       <w:r>
         <w:rPr>
@@ -3503,7 +4877,47 @@
           <w:lang w:eastAsia="en-US"/>
         </w:rPr>
         <w:br/>
-        <w:t>Pour programmer le robot, nous avons dû travailler avec différents outils : CubeMX pour configurer les pins, CubeIDE et Visual Studio pour la programmation, et parfois nous avons eu besoin d’aide d’une intelligence artificielle. Nous avons aussi utilisé Excel afin de créer un tableau des angles de chaque pivot en PWM, pour ensuite les convertir en angles radians.</w:t>
+        <w:t xml:space="preserve">Pour programmer le robot, nous avons dû travailler avec différents outils : </w:t>
+      </w:r>
+      <w:proofErr w:type="spellStart"/>
+      <w:r>
+        <w:rPr>
+          <w:rFonts w:asciiTheme="minorHAnsi" w:hAnsiTheme="minorHAnsi"/>
+          <w:sz w:val="24"/>
+          <w:szCs w:val="24"/>
+          <w:lang w:eastAsia="en-US"/>
+        </w:rPr>
+        <w:t>CubeMX</w:t>
+      </w:r>
+      <w:proofErr w:type="spellEnd"/>
+      <w:r>
+        <w:rPr>
+          <w:rFonts w:asciiTheme="minorHAnsi" w:hAnsiTheme="minorHAnsi"/>
+          <w:sz w:val="24"/>
+          <w:szCs w:val="24"/>
+          <w:lang w:eastAsia="en-US"/>
+        </w:rPr>
+        <w:t xml:space="preserve"> pour configurer les pins, </w:t>
+      </w:r>
+      <w:proofErr w:type="spellStart"/>
+      <w:r>
+        <w:rPr>
+          <w:rFonts w:asciiTheme="minorHAnsi" w:hAnsiTheme="minorHAnsi"/>
+          <w:sz w:val="24"/>
+          <w:szCs w:val="24"/>
+          <w:lang w:eastAsia="en-US"/>
+        </w:rPr>
+        <w:t>CubeIDE</w:t>
+      </w:r>
+      <w:proofErr w:type="spellEnd"/>
+      <w:r>
+        <w:rPr>
+          <w:rFonts w:asciiTheme="minorHAnsi" w:hAnsiTheme="minorHAnsi"/>
+          <w:sz w:val="24"/>
+          <w:szCs w:val="24"/>
+          <w:lang w:eastAsia="en-US"/>
+        </w:rPr>
+        <w:t xml:space="preserve"> et Visual Studio pour la programmation, et parfois nous avons eu besoin d’aide d’une intelligence artificielle. Nous avons aussi utilisé Excel afin de créer un tableau des angles de chaque pivot en PWM, pour ensuite les convertir en angles radians.</w:t>
       </w:r>
     </w:p>
     <w:p>
@@ -3550,8 +4964,9 @@
       <w:pPr>
         <w:pStyle w:val="Titre1"/>
       </w:pPr>
-      <w:bookmarkStart w:id="2" w:name="_Toc216952895"/>
-      <w:r>
+      <w:bookmarkStart w:id="2" w:name="_Toc216960349"/>
+      <w:r>
+        <w:lastRenderedPageBreak/>
         <w:t>Description de l’Utilisation</w:t>
       </w:r>
       <w:bookmarkEnd w:id="2"/>
@@ -3748,7 +5163,7 @@
       <w:pPr>
         <w:pStyle w:val="Titre1"/>
       </w:pPr>
-      <w:bookmarkStart w:id="3" w:name="_Toc216952896"/>
+      <w:bookmarkStart w:id="3" w:name="_Toc216960350"/>
       <w:r>
         <w:t>Programmes</w:t>
       </w:r>
@@ -3851,8 +5266,11 @@
         <w:jc w:val="both"/>
       </w:pPr>
       <w:r>
+        <w:t xml:space="preserve">Ce pilote permet à l’utilisateur de fournir lui-même la coordonnée désirée pour positionner la pince du robot exactement où il le souhaite. Il combine </w:t>
+      </w:r>
+      <w:r>
         <w:lastRenderedPageBreak/>
-        <w:t>Ce pilote permet à l’utilisateur de fournir lui-même la coordonnée désirée pour positionner la pince du robot exactement où il le souhaite. Il combine donc des éléments du mode automatique et du mode manuel dans une même logique.</w:t>
+        <w:t>donc des éléments du mode automatique et du mode manuel dans une même logique.</w:t>
       </w:r>
     </w:p>
     <w:p>
@@ -3887,12 +5305,21 @@
       <w:r>
         <w:t xml:space="preserve">Le pilote </w:t>
       </w:r>
+      <w:proofErr w:type="spellStart"/>
       <w:r>
         <w:rPr>
           <w:b/>
           <w:bCs/>
         </w:rPr>
-        <w:t>Graphical User Interface</w:t>
+        <w:t>Graphical</w:t>
+      </w:r>
+      <w:proofErr w:type="spellEnd"/>
+      <w:r>
+        <w:rPr>
+          <w:b/>
+          <w:bCs/>
+        </w:rPr>
+        <w:t xml:space="preserve"> User Interface</w:t>
       </w:r>
       <w:r>
         <w:t xml:space="preserve"> est responsable de l’utilisation des fonctions du LCD pour afficher l’information à l’écran. Il présente à l’utilisateur les données importantes, comme les valeurs de la balance, de la pince et des cinq moteurs, et met automatiquement à jour l’affichage selon le mode de fonctionnement.</w:t>
@@ -4010,7 +5437,15 @@
         <w:jc w:val="both"/>
       </w:pPr>
       <w:r>
-        <w:t>C’est un petit module qui gère l’initialisation, les commandes et le timing exigés par le LCD. L’utilisateur n’a qu’à appeler des fonctions simples, et le pilote convertit automatiquement ces appels en signaux que l’écran peut comprendre. Cela permet d’afficher du texte ou des informations sans avoir à se soucier des détails électriques.</w:t>
+        <w:t xml:space="preserve">C’est un petit module qui gère l’initialisation, les commandes et le </w:t>
+      </w:r>
+      <w:proofErr w:type="gramStart"/>
+      <w:r>
+        <w:t>timing</w:t>
+      </w:r>
+      <w:proofErr w:type="gramEnd"/>
+      <w:r>
+        <w:t xml:space="preserve"> exigés par le LCD. L’utilisateur n’a qu’à appeler des fonctions simples, et le pilote convertit automatiquement ces appels en signaux que l’écran peut comprendre. Cela permet d’afficher du texte ou des informations sans avoir à se soucier des détails électriques.</w:t>
       </w:r>
     </w:p>
     <w:p>
@@ -4072,7 +5507,23 @@
         </w:rPr>
       </w:pPr>
       <w:r>
-        <w:t>Ce pilote gère la réception (Rx) et la transmission (Tx) via l’UART. Il simplifie l’utilisation des fonctions UART en permettant d’envoyer facilement huit octets à la fois et de stocker huit octets reçus dans un tableau, ce qui facilite grandement leur traitement.</w:t>
+        <w:t>Ce pilote gère la réception (</w:t>
+      </w:r>
+      <w:proofErr w:type="spellStart"/>
+      <w:r>
+        <w:t>Rx</w:t>
+      </w:r>
+      <w:proofErr w:type="spellEnd"/>
+      <w:r>
+        <w:t>) et la transmission (</w:t>
+      </w:r>
+      <w:proofErr w:type="spellStart"/>
+      <w:r>
+        <w:t>Tx</w:t>
+      </w:r>
+      <w:proofErr w:type="spellEnd"/>
+      <w:r>
+        <w:t>) via l’UART. Il simplifie l’utilisation des fonctions UART en permettant d’envoyer facilement huit octets à la fois et de stocker huit octets reçus dans un tableau, ce qui facilite grandement leur traitement.</w:t>
       </w:r>
     </w:p>
     <w:p>
@@ -4110,6 +5561,7 @@
           <w:bCs/>
         </w:rPr>
       </w:pPr>
+      <w:proofErr w:type="gramStart"/>
       <w:r>
         <w:t xml:space="preserve">Le </w:t>
       </w:r>
@@ -4120,16 +5572,17 @@
         </w:rPr>
         <w:t>main</w:t>
       </w:r>
+      <w:proofErr w:type="gramEnd"/>
       <w:r>
         <w:t xml:space="preserve"> commence par vérifier quel mode a été sélectionné (AUTO, MANUEL ou AUTOMANU).</w:t>
       </w:r>
       <w:r>
         <w:br/>
-        <w:t xml:space="preserve">Si le mode automatique est actif, il attend qu’un poids soit détecté sur le </w:t>
+        <w:t xml:space="preserve">Si le mode automatique est actif, il attend qu’un poids soit détecté sur le tableau. Lorsqu’un poids est détecté, le bras va le chercher aux coordonnées correspondantes et le dépose sur la balance. Ensuite, selon la valeur du </w:t>
       </w:r>
       <w:r>
         <w:lastRenderedPageBreak/>
-        <w:t>tableau. Lorsqu’un poids est détecté, le bras va le chercher aux coordonnées correspondantes et le dépose sur la balance. Ensuite, selon la valeur du poids, il le place dans la case appropriée. Une fois la séquence complétée, le bras se positionne au centre du tableau et attend 10 secondes au cas où un autre poids serait déposé. Si aucun nouveau poids n’est détecté, le robot retourne à sa position initiale.</w:t>
+        <w:t>poids, il le place dans la case appropriée. Une fois la séquence complétée, le bras se positionne au centre du tableau et attend 10 secondes au cas où un autre poids serait déposé. Si aucun nouveau poids n’est détecté, le robot retourne à sa position initiale.</w:t>
       </w:r>
     </w:p>
     <w:p>
@@ -4144,7 +5597,14 @@
         <w:rPr>
           <w:rFonts w:asciiTheme="minorHAnsi" w:hAnsiTheme="minorHAnsi"/>
         </w:rPr>
-        <w:t xml:space="preserve">Si le mode manuel est sélectionné, le </w:t>
+        <w:t xml:space="preserve">Si le mode manuel est sélectionné, </w:t>
+      </w:r>
+      <w:proofErr w:type="gramStart"/>
+      <w:r>
+        <w:rPr>
+          <w:rFonts w:asciiTheme="minorHAnsi" w:hAnsiTheme="minorHAnsi"/>
+        </w:rPr>
+        <w:t xml:space="preserve">le </w:t>
       </w:r>
       <w:r>
         <w:rPr>
@@ -4153,6 +5613,7 @@
         </w:rPr>
         <w:t>main</w:t>
       </w:r>
+      <w:proofErr w:type="gramEnd"/>
       <w:r>
         <w:rPr>
           <w:rFonts w:asciiTheme="minorHAnsi" w:hAnsiTheme="minorHAnsi"/>
@@ -4172,8 +5633,23 @@
         <w:rPr>
           <w:rFonts w:asciiTheme="minorHAnsi" w:hAnsiTheme="minorHAnsi"/>
         </w:rPr>
-        <w:t xml:space="preserve">Finalement, si le mode AUTOMANU est choisi, le programme quitte le main et exécute le code du fichier </w:t>
-      </w:r>
+        <w:t xml:space="preserve">Finalement, si le mode AUTOMANU est choisi, le programme quitte </w:t>
+      </w:r>
+      <w:proofErr w:type="gramStart"/>
+      <w:r>
+        <w:rPr>
+          <w:rFonts w:asciiTheme="minorHAnsi" w:hAnsiTheme="minorHAnsi"/>
+        </w:rPr>
+        <w:t>le main</w:t>
+      </w:r>
+      <w:proofErr w:type="gramEnd"/>
+      <w:r>
+        <w:rPr>
+          <w:rFonts w:asciiTheme="minorHAnsi" w:hAnsiTheme="minorHAnsi"/>
+        </w:rPr>
+        <w:t xml:space="preserve"> et exécute le code du fichier </w:t>
+      </w:r>
+      <w:proofErr w:type="spellStart"/>
       <w:r>
         <w:rPr>
           <w:rStyle w:val="lev"/>
@@ -4181,6 +5657,7 @@
         </w:rPr>
         <w:t>AUTOMANU.c</w:t>
       </w:r>
+      <w:proofErr w:type="spellEnd"/>
       <w:r>
         <w:rPr>
           <w:rFonts w:asciiTheme="minorHAnsi" w:hAnsiTheme="minorHAnsi"/>
@@ -4200,7 +5677,7 @@
       <w:pPr>
         <w:pStyle w:val="Titre1"/>
       </w:pPr>
-      <w:bookmarkStart w:id="4" w:name="_Toc216952897"/>
+      <w:bookmarkStart w:id="4" w:name="_Toc216960351"/>
       <w:r>
         <w:t>Programme du PIC</w:t>
       </w:r>
@@ -4228,6 +5705,7 @@
         </w:rPr>
         <w:t xml:space="preserve">En se basant sur </w:t>
       </w:r>
+      <w:proofErr w:type="gramStart"/>
       <w:r>
         <w:rPr>
           <w:rFonts w:asciiTheme="minorHAnsi" w:hAnsiTheme="minorHAnsi"/>
@@ -4239,6 +5717,7 @@
         </w:rPr>
         <w:t>le main</w:t>
       </w:r>
+      <w:proofErr w:type="gramEnd"/>
       <w:r>
         <w:rPr>
           <w:rFonts w:asciiTheme="minorHAnsi" w:hAnsiTheme="minorHAnsi"/>
@@ -4261,6 +5740,7 @@
           <w:szCs w:val="24"/>
         </w:rPr>
       </w:pPr>
+      <w:proofErr w:type="gramStart"/>
       <w:r>
         <w:rPr>
           <w:rFonts w:asciiTheme="minorHAnsi" w:hAnsiTheme="minorHAnsi"/>
@@ -4289,7 +5769,18 @@
           <w:sz w:val="24"/>
           <w:szCs w:val="24"/>
         </w:rPr>
-        <w:t xml:space="preserve"> main appelle toutes les initialisations comme :</w:t>
+        <w:t xml:space="preserve"> main</w:t>
+      </w:r>
+      <w:proofErr w:type="gramEnd"/>
+      <w:r>
+        <w:rPr>
+          <w:rFonts w:asciiTheme="minorHAnsi" w:hAnsiTheme="minorHAnsi"/>
+          <w:b/>
+          <w:bCs/>
+          <w:sz w:val="24"/>
+          <w:szCs w:val="24"/>
+        </w:rPr>
+        <w:t xml:space="preserve"> appelle toutes les initialisations comme :</w:t>
       </w:r>
     </w:p>
     <w:p>
@@ -4300,8 +5791,13 @@
           <w:numId w:val="3"/>
         </w:numPr>
       </w:pPr>
-      <w:r>
-        <w:t>InitPIC initialise :</w:t>
+      <w:proofErr w:type="spellStart"/>
+      <w:r>
+        <w:t>InitPIC</w:t>
+      </w:r>
+      <w:proofErr w:type="spellEnd"/>
+      <w:r>
+        <w:t xml:space="preserve"> initialise :</w:t>
       </w:r>
     </w:p>
     <w:p>
@@ -4313,13 +5809,45 @@
         </w:numPr>
       </w:pPr>
       <w:r>
-        <w:t xml:space="preserve">INTDEG, TOCS, TOSE, PSA d’OPTION_REG pour activer les interruptions à un front montant, se basé sur la même clock du microcontrôleur, soit la clock externe et exécute </w:t>
+        <w:t xml:space="preserve">INTDEG, TOCS, TOSE, PSA d’OPTION_REG pour activer les interruptions à un front montant, se basé sur la même </w:t>
+      </w:r>
+      <w:proofErr w:type="spellStart"/>
+      <w:r>
+        <w:t>clock</w:t>
+      </w:r>
+      <w:proofErr w:type="spellEnd"/>
+      <w:r>
+        <w:t xml:space="preserve"> du microcontrôleur, soit la </w:t>
+      </w:r>
+      <w:proofErr w:type="spellStart"/>
+      <w:r>
+        <w:t>clock</w:t>
+      </w:r>
+      <w:proofErr w:type="spellEnd"/>
+      <w:r>
+        <w:t xml:space="preserve"> externe et exécute </w:t>
       </w:r>
       <w:r>
         <w:t>les instructions</w:t>
       </w:r>
       <w:r>
-        <w:t xml:space="preserve"> à caque front descendant et assigne son prescaler au Watch dog timer. </w:t>
+        <w:t xml:space="preserve"> à caque front descendant et assigne son </w:t>
+      </w:r>
+      <w:proofErr w:type="spellStart"/>
+      <w:r>
+        <w:t>prescaler</w:t>
+      </w:r>
+      <w:proofErr w:type="spellEnd"/>
+      <w:r>
+        <w:t xml:space="preserve"> au Watch dog </w:t>
+      </w:r>
+      <w:proofErr w:type="spellStart"/>
+      <w:r>
+        <w:t>timer</w:t>
+      </w:r>
+      <w:proofErr w:type="spellEnd"/>
+      <w:r>
+        <w:t xml:space="preserve">. </w:t>
       </w:r>
     </w:p>
     <w:p>
@@ -4343,7 +5871,15 @@
         </w:numPr>
       </w:pPr>
       <w:r>
-        <w:t>PIE1 et GIE de INTCON à 1 pour activer les interrupt globales</w:t>
+        <w:t xml:space="preserve">PIE1 et GIE de INTCON à 1 pour activer les </w:t>
+      </w:r>
+      <w:proofErr w:type="spellStart"/>
+      <w:r>
+        <w:t>interrupt</w:t>
+      </w:r>
+      <w:proofErr w:type="spellEnd"/>
+      <w:r>
+        <w:t xml:space="preserve"> globales</w:t>
       </w:r>
     </w:p>
     <w:p>
@@ -4378,8 +5914,13 @@
           <w:numId w:val="8"/>
         </w:numPr>
       </w:pPr>
-      <w:r>
-        <w:t xml:space="preserve">UART_Init qui initialise le bit SPEN et CREN du RCSTA pour activer le port série UART et pour le faire lire continuellement. </w:t>
+      <w:proofErr w:type="spellStart"/>
+      <w:r>
+        <w:t>UART_Init</w:t>
+      </w:r>
+      <w:proofErr w:type="spellEnd"/>
+      <w:r>
+        <w:t xml:space="preserve"> qui initialise le bit SPEN et CREN du RCSTA pour activer le port série UART et pour le faire lire continuellement. </w:t>
       </w:r>
     </w:p>
     <w:p>
@@ -4411,8 +5952,21 @@
           <w:numId w:val="6"/>
         </w:numPr>
       </w:pPr>
-      <w:r>
-        <w:t>Toggle une led_ACK à chaque fois qui revient au début du Loop</w:t>
+      <w:proofErr w:type="spellStart"/>
+      <w:r>
+        <w:t>Toggle</w:t>
+      </w:r>
+      <w:proofErr w:type="spellEnd"/>
+      <w:r>
+        <w:t xml:space="preserve"> une </w:t>
+      </w:r>
+      <w:proofErr w:type="spellStart"/>
+      <w:r>
+        <w:t>led_ACK</w:t>
+      </w:r>
+      <w:proofErr w:type="spellEnd"/>
+      <w:r>
+        <w:t xml:space="preserve"> à chaque fois qui revient au début du Loop</w:t>
       </w:r>
     </w:p>
     <w:p>
@@ -4448,7 +6002,15 @@
         </w:numPr>
       </w:pPr>
       <w:r>
-        <w:t>Passe ce byte dans un “décodeur” à 8 étapes</w:t>
+        <w:t xml:space="preserve">Passe </w:t>
+      </w:r>
+      <w:proofErr w:type="gramStart"/>
+      <w:r>
+        <w:t>ce byte</w:t>
+      </w:r>
+      <w:proofErr w:type="gramEnd"/>
+      <w:r>
+        <w:t xml:space="preserve"> dans un “décodeur” à 8 étapes</w:t>
       </w:r>
     </w:p>
     <w:p>
@@ -4472,7 +6034,14 @@
       </w:r>
       <w:r>
         <w:br/>
-        <w:t>UpdateAllServos applique les positions</w:t>
+      </w:r>
+      <w:proofErr w:type="spellStart"/>
+      <w:r>
+        <w:t>UpdateAllServos</w:t>
+      </w:r>
+      <w:proofErr w:type="spellEnd"/>
+      <w:r>
+        <w:t xml:space="preserve"> applique les positions</w:t>
       </w:r>
     </w:p>
     <w:p>
@@ -4484,8 +6053,15 @@
         </w:numPr>
       </w:pPr>
       <w:r>
-        <w:lastRenderedPageBreak/>
-        <w:t>Si un byte est mauvais :</w:t>
+        <w:t xml:space="preserve">Si </w:t>
+      </w:r>
+      <w:proofErr w:type="gramStart"/>
+      <w:r>
+        <w:t>un byte</w:t>
+      </w:r>
+      <w:proofErr w:type="gramEnd"/>
+      <w:r>
+        <w:t xml:space="preserve"> est mauvais :</w:t>
       </w:r>
       <w:r>
         <w:br/>
@@ -4501,7 +6077,16 @@
         </w:numPr>
       </w:pPr>
       <w:r>
-        <w:t xml:space="preserve">Lit l’adc du Channel 0 pour lire la valeur analogue Y de la membrane </w:t>
+        <w:lastRenderedPageBreak/>
+        <w:t xml:space="preserve">Lit </w:t>
+      </w:r>
+      <w:proofErr w:type="spellStart"/>
+      <w:r>
+        <w:t>l’adc</w:t>
+      </w:r>
+      <w:proofErr w:type="spellEnd"/>
+      <w:r>
+        <w:t xml:space="preserve"> du Channel 0 pour lire la valeur analogue Y de la membrane </w:t>
       </w:r>
     </w:p>
     <w:p>
@@ -4513,7 +6098,15 @@
         </w:numPr>
       </w:pPr>
       <w:r>
-        <w:t>Lit l’adc du Channel 1 pour lire la valeur analogue X de la membrane</w:t>
+        <w:t xml:space="preserve">Lit </w:t>
+      </w:r>
+      <w:proofErr w:type="spellStart"/>
+      <w:r>
+        <w:t>l’adc</w:t>
+      </w:r>
+      <w:proofErr w:type="spellEnd"/>
+      <w:r>
+        <w:t xml:space="preserve"> du Channel 1 pour lire la valeur analogue X de la membrane</w:t>
       </w:r>
     </w:p>
     <w:p>
@@ -4525,7 +6118,15 @@
         </w:numPr>
       </w:pPr>
       <w:r>
-        <w:t xml:space="preserve">Lit l’adc du Channel 2 pour lire la valeur analogue de la pression de la pince </w:t>
+        <w:t xml:space="preserve">Lit </w:t>
+      </w:r>
+      <w:proofErr w:type="spellStart"/>
+      <w:r>
+        <w:t>l’adc</w:t>
+      </w:r>
+      <w:proofErr w:type="spellEnd"/>
+      <w:r>
+        <w:t xml:space="preserve"> du Channel 2 pour lire la valeur analogue de la pression de la pince </w:t>
       </w:r>
     </w:p>
     <w:p>
@@ -4537,7 +6138,15 @@
         </w:numPr>
       </w:pPr>
       <w:r>
-        <w:t xml:space="preserve">Lit l’adc du Channel 3 pour lire la valeur analogue du poids de la balance </w:t>
+        <w:t xml:space="preserve">Lit </w:t>
+      </w:r>
+      <w:proofErr w:type="spellStart"/>
+      <w:r>
+        <w:t>l’adc</w:t>
+      </w:r>
+      <w:proofErr w:type="spellEnd"/>
+      <w:r>
+        <w:t xml:space="preserve"> du Channel 3 pour lire la valeur analogue du poids de la balance </w:t>
       </w:r>
     </w:p>
     <w:p>
@@ -4625,7 +6234,31 @@
           <w:szCs w:val="24"/>
           <w:u w:val="single"/>
         </w:rPr>
-        <w:t xml:space="preserve">En interrupt : </w:t>
+        <w:t xml:space="preserve">En </w:t>
+      </w:r>
+      <w:proofErr w:type="spellStart"/>
+      <w:r>
+        <w:rPr>
+          <w:rFonts w:asciiTheme="minorHAnsi" w:hAnsiTheme="minorHAnsi"/>
+          <w:b/>
+          <w:bCs/>
+          <w:sz w:val="24"/>
+          <w:szCs w:val="24"/>
+          <w:u w:val="single"/>
+        </w:rPr>
+        <w:t>interrupt</w:t>
+      </w:r>
+      <w:proofErr w:type="spellEnd"/>
+      <w:r>
+        <w:rPr>
+          <w:rFonts w:asciiTheme="minorHAnsi" w:hAnsiTheme="minorHAnsi"/>
+          <w:b/>
+          <w:bCs/>
+          <w:sz w:val="24"/>
+          <w:szCs w:val="24"/>
+          <w:u w:val="single"/>
+        </w:rPr>
+        <w:t xml:space="preserve"> : </w:t>
       </w:r>
     </w:p>
     <w:p>
@@ -4636,8 +6269,21 @@
           <w:numId w:val="5"/>
         </w:numPr>
       </w:pPr>
-      <w:r>
-        <w:t>Toggle une led_RX à chaque fois qui revient au début du Loop</w:t>
+      <w:proofErr w:type="spellStart"/>
+      <w:r>
+        <w:t>Toggle</w:t>
+      </w:r>
+      <w:proofErr w:type="spellEnd"/>
+      <w:r>
+        <w:t xml:space="preserve"> une </w:t>
+      </w:r>
+      <w:proofErr w:type="spellStart"/>
+      <w:r>
+        <w:t>led_RX</w:t>
+      </w:r>
+      <w:proofErr w:type="spellEnd"/>
+      <w:r>
+        <w:t xml:space="preserve"> à chaque fois qui revient au début du Loop</w:t>
       </w:r>
     </w:p>
     <w:p>
@@ -4649,13 +6295,29 @@
         </w:numPr>
       </w:pPr>
       <w:r>
-        <w:t xml:space="preserve">Reçoit les 8 octet sur </w:t>
+        <w:t xml:space="preserve">Reçoit les 8 </w:t>
+      </w:r>
+      <w:proofErr w:type="gramStart"/>
+      <w:r>
+        <w:t>octet</w:t>
+      </w:r>
+      <w:proofErr w:type="gramEnd"/>
+      <w:r>
+        <w:t xml:space="preserve"> sur </w:t>
       </w:r>
       <w:r>
         <w:t>UART</w:t>
       </w:r>
       <w:r>
-        <w:t xml:space="preserve"> soit ‘G’, ‘O’, et les 5 moteur avec le checksum et les met dans un buffer circulaire pour finalement update les servo moteur selon la donnée reçut et se corrige selon le checksum pour éviter les erreurs de calibrations de moteur</w:t>
+        <w:t xml:space="preserve"> soit ‘G’, ‘O’, et les 5 moteur avec le checksum et les met dans un buffer circulaire pour finalement update </w:t>
+      </w:r>
+      <w:proofErr w:type="gramStart"/>
+      <w:r>
+        <w:t>les servo moteur</w:t>
+      </w:r>
+      <w:proofErr w:type="gramEnd"/>
+      <w:r>
+        <w:t xml:space="preserve"> selon la donnée reçut et se corrige selon le checksum pour éviter les erreurs de calibrations de moteur</w:t>
       </w:r>
       <w:bookmarkEnd w:id="5"/>
     </w:p>
@@ -4663,7 +6325,7 @@
       <w:pPr>
         <w:pStyle w:val="Titre1"/>
       </w:pPr>
-      <w:bookmarkStart w:id="6" w:name="_Toc216952898"/>
+      <w:bookmarkStart w:id="6" w:name="_Toc216960352"/>
       <w:r>
         <w:t>Conclusion du Projet</w:t>
       </w:r>
@@ -4709,7 +6371,7 @@
       <w:pPr>
         <w:pStyle w:val="Titre1"/>
       </w:pPr>
-      <w:bookmarkStart w:id="7" w:name="_Toc216952899"/>
+      <w:bookmarkStart w:id="7" w:name="_Toc216960353"/>
       <w:r>
         <w:t>Conclusion de Session</w:t>
       </w:r>
@@ -5068,7 +6730,214 @@
           <w:szCs w:val="24"/>
           <w:lang w:eastAsia="en-US"/>
         </w:rPr>
-        <w:t xml:space="preserve"> pas </w:t>
+        <w:t xml:space="preserve"> pas pu le faire </w:t>
+      </w:r>
+      <w:r>
+        <w:rPr>
+          <w:rFonts w:asciiTheme="minorHAnsi" w:hAnsiTheme="minorHAnsi"/>
+          <w:sz w:val="24"/>
+          <w:szCs w:val="24"/>
+          <w:lang w:eastAsia="en-US"/>
+        </w:rPr>
+        <w:t>fonctionne</w:t>
+      </w:r>
+      <w:r>
+        <w:rPr>
+          <w:rFonts w:asciiTheme="minorHAnsi" w:hAnsiTheme="minorHAnsi"/>
+          <w:sz w:val="24"/>
+          <w:szCs w:val="24"/>
+          <w:lang w:eastAsia="en-US"/>
+        </w:rPr>
+        <w:t>r</w:t>
+      </w:r>
+      <w:r>
+        <w:rPr>
+          <w:rFonts w:asciiTheme="minorHAnsi" w:hAnsiTheme="minorHAnsi"/>
+          <w:sz w:val="24"/>
+          <w:szCs w:val="24"/>
+          <w:lang w:eastAsia="en-US"/>
+        </w:rPr>
+        <w:t xml:space="preserve">. </w:t>
+      </w:r>
+      <w:r>
+        <w:rPr>
+          <w:rFonts w:asciiTheme="minorHAnsi" w:hAnsiTheme="minorHAnsi"/>
+          <w:sz w:val="24"/>
+          <w:szCs w:val="24"/>
+          <w:lang w:eastAsia="en-US"/>
+        </w:rPr>
+        <w:t xml:space="preserve">La session </w:t>
+      </w:r>
+      <w:r>
+        <w:rPr>
+          <w:rFonts w:asciiTheme="minorHAnsi" w:hAnsiTheme="minorHAnsi"/>
+          <w:sz w:val="24"/>
+          <w:szCs w:val="24"/>
+          <w:lang w:eastAsia="en-US"/>
+        </w:rPr>
+        <w:t>s’est</w:t>
+      </w:r>
+      <w:r>
+        <w:rPr>
+          <w:rFonts w:asciiTheme="minorHAnsi" w:hAnsiTheme="minorHAnsi"/>
+          <w:sz w:val="24"/>
+          <w:szCs w:val="24"/>
+          <w:lang w:eastAsia="en-US"/>
+        </w:rPr>
+        <w:t xml:space="preserve"> </w:t>
+      </w:r>
+      <w:r>
+        <w:rPr>
+          <w:rFonts w:asciiTheme="minorHAnsi" w:hAnsiTheme="minorHAnsi"/>
+          <w:sz w:val="24"/>
+          <w:szCs w:val="24"/>
+          <w:lang w:eastAsia="en-US"/>
+        </w:rPr>
+        <w:t xml:space="preserve">bien </w:t>
+      </w:r>
+      <w:r>
+        <w:rPr>
+          <w:rFonts w:asciiTheme="minorHAnsi" w:hAnsiTheme="minorHAnsi"/>
+          <w:sz w:val="24"/>
+          <w:szCs w:val="24"/>
+          <w:lang w:eastAsia="en-US"/>
+        </w:rPr>
+        <w:t>passer</w:t>
+      </w:r>
+      <w:r>
+        <w:rPr>
+          <w:rFonts w:asciiTheme="minorHAnsi" w:hAnsiTheme="minorHAnsi"/>
+          <w:sz w:val="24"/>
+          <w:szCs w:val="24"/>
+          <w:lang w:eastAsia="en-US"/>
+        </w:rPr>
+        <w:t xml:space="preserve"> pour </w:t>
+      </w:r>
+      <w:r>
+        <w:rPr>
+          <w:rFonts w:asciiTheme="minorHAnsi" w:hAnsiTheme="minorHAnsi"/>
+          <w:sz w:val="24"/>
+          <w:szCs w:val="24"/>
+          <w:lang w:eastAsia="en-US"/>
+        </w:rPr>
+        <w:t>un</w:t>
+      </w:r>
+      <w:r>
+        <w:rPr>
+          <w:rFonts w:asciiTheme="minorHAnsi" w:hAnsiTheme="minorHAnsi"/>
+          <w:sz w:val="24"/>
+          <w:szCs w:val="24"/>
+          <w:lang w:eastAsia="en-US"/>
+        </w:rPr>
+        <w:t>e</w:t>
+      </w:r>
+      <w:r>
+        <w:rPr>
+          <w:rFonts w:asciiTheme="minorHAnsi" w:hAnsiTheme="minorHAnsi"/>
+          <w:sz w:val="24"/>
+          <w:szCs w:val="24"/>
+          <w:lang w:eastAsia="en-US"/>
+        </w:rPr>
+        <w:t xml:space="preserve"> multi</w:t>
+      </w:r>
+      <w:r>
+        <w:rPr>
+          <w:rFonts w:asciiTheme="minorHAnsi" w:hAnsiTheme="minorHAnsi"/>
+          <w:sz w:val="24"/>
+          <w:szCs w:val="24"/>
+          <w:lang w:eastAsia="en-US"/>
+        </w:rPr>
+        <w:t>tude</w:t>
+      </w:r>
+      <w:r>
+        <w:rPr>
+          <w:rFonts w:asciiTheme="minorHAnsi" w:hAnsiTheme="minorHAnsi"/>
+          <w:sz w:val="24"/>
+          <w:szCs w:val="24"/>
+          <w:lang w:eastAsia="en-US"/>
+        </w:rPr>
+        <w:t xml:space="preserve"> de raison comme l</w:t>
+      </w:r>
+      <w:r>
+        <w:rPr>
+          <w:rFonts w:asciiTheme="minorHAnsi" w:hAnsiTheme="minorHAnsi"/>
+          <w:sz w:val="24"/>
+          <w:szCs w:val="24"/>
+          <w:lang w:eastAsia="en-US"/>
+        </w:rPr>
+        <w:t>e projet final</w:t>
+      </w:r>
+      <w:r>
+        <w:rPr>
+          <w:rFonts w:asciiTheme="minorHAnsi" w:hAnsiTheme="minorHAnsi"/>
+          <w:sz w:val="24"/>
+          <w:szCs w:val="24"/>
+          <w:lang w:eastAsia="en-US"/>
+        </w:rPr>
+        <w:t xml:space="preserve"> qui a été accomplis avec </w:t>
+      </w:r>
+      <w:r>
+        <w:rPr>
+          <w:rFonts w:asciiTheme="minorHAnsi" w:hAnsiTheme="minorHAnsi"/>
+          <w:sz w:val="24"/>
+          <w:szCs w:val="24"/>
+          <w:lang w:eastAsia="en-US"/>
+        </w:rPr>
+        <w:t>peu</w:t>
+      </w:r>
+      <w:r>
+        <w:rPr>
+          <w:rFonts w:asciiTheme="minorHAnsi" w:hAnsiTheme="minorHAnsi"/>
+          <w:sz w:val="24"/>
+          <w:szCs w:val="24"/>
+          <w:lang w:eastAsia="en-US"/>
+        </w:rPr>
+        <w:t xml:space="preserve"> de </w:t>
+      </w:r>
+      <w:r>
+        <w:rPr>
+          <w:rFonts w:asciiTheme="minorHAnsi" w:hAnsiTheme="minorHAnsi"/>
+          <w:sz w:val="24"/>
+          <w:szCs w:val="24"/>
+          <w:lang w:eastAsia="en-US"/>
+        </w:rPr>
+        <w:t>difficultés</w:t>
+      </w:r>
+      <w:r>
+        <w:rPr>
+          <w:rFonts w:asciiTheme="minorHAnsi" w:hAnsiTheme="minorHAnsi"/>
+          <w:sz w:val="24"/>
+          <w:szCs w:val="24"/>
+          <w:lang w:eastAsia="en-US"/>
+        </w:rPr>
+        <w:t xml:space="preserve">. </w:t>
+      </w:r>
+      <w:r>
+        <w:rPr>
+          <w:rFonts w:asciiTheme="minorHAnsi" w:hAnsiTheme="minorHAnsi"/>
+          <w:sz w:val="24"/>
+          <w:szCs w:val="24"/>
+          <w:lang w:eastAsia="en-US"/>
+        </w:rPr>
+        <w:t>Cependant</w:t>
+      </w:r>
+      <w:r>
+        <w:rPr>
+          <w:rFonts w:asciiTheme="minorHAnsi" w:hAnsiTheme="minorHAnsi"/>
+          <w:sz w:val="24"/>
+          <w:szCs w:val="24"/>
+          <w:lang w:eastAsia="en-US"/>
+        </w:rPr>
+        <w:t>, d’autre</w:t>
+      </w:r>
+      <w:r>
+        <w:rPr>
+          <w:rFonts w:asciiTheme="minorHAnsi" w:hAnsiTheme="minorHAnsi"/>
+          <w:sz w:val="24"/>
+          <w:szCs w:val="24"/>
+          <w:lang w:eastAsia="en-US"/>
+        </w:rPr>
+        <w:t xml:space="preserve"> </w:t>
       </w:r>
       <w:r>
         <w:rPr>
@@ -5078,222 +6947,6 @@
           <w:lang w:eastAsia="en-US"/>
         </w:rPr>
         <w:lastRenderedPageBreak/>
-        <w:t xml:space="preserve">pu le faire </w:t>
-      </w:r>
-      <w:r>
-        <w:rPr>
-          <w:rFonts w:asciiTheme="minorHAnsi" w:hAnsiTheme="minorHAnsi"/>
-          <w:sz w:val="24"/>
-          <w:szCs w:val="24"/>
-          <w:lang w:eastAsia="en-US"/>
-        </w:rPr>
-        <w:t>fonctionne</w:t>
-      </w:r>
-      <w:r>
-        <w:rPr>
-          <w:rFonts w:asciiTheme="minorHAnsi" w:hAnsiTheme="minorHAnsi"/>
-          <w:sz w:val="24"/>
-          <w:szCs w:val="24"/>
-          <w:lang w:eastAsia="en-US"/>
-        </w:rPr>
-        <w:t>r</w:t>
-      </w:r>
-      <w:r>
-        <w:rPr>
-          <w:rFonts w:asciiTheme="minorHAnsi" w:hAnsiTheme="minorHAnsi"/>
-          <w:sz w:val="24"/>
-          <w:szCs w:val="24"/>
-          <w:lang w:eastAsia="en-US"/>
-        </w:rPr>
-        <w:t xml:space="preserve">. </w:t>
-      </w:r>
-      <w:r>
-        <w:rPr>
-          <w:rFonts w:asciiTheme="minorHAnsi" w:hAnsiTheme="minorHAnsi"/>
-          <w:sz w:val="24"/>
-          <w:szCs w:val="24"/>
-          <w:lang w:eastAsia="en-US"/>
-        </w:rPr>
-        <w:t xml:space="preserve">La session </w:t>
-      </w:r>
-      <w:r>
-        <w:rPr>
-          <w:rFonts w:asciiTheme="minorHAnsi" w:hAnsiTheme="minorHAnsi"/>
-          <w:sz w:val="24"/>
-          <w:szCs w:val="24"/>
-          <w:lang w:eastAsia="en-US"/>
-        </w:rPr>
-        <w:t>s’est</w:t>
-      </w:r>
-      <w:r>
-        <w:rPr>
-          <w:rFonts w:asciiTheme="minorHAnsi" w:hAnsiTheme="minorHAnsi"/>
-          <w:sz w:val="24"/>
-          <w:szCs w:val="24"/>
-          <w:lang w:eastAsia="en-US"/>
-        </w:rPr>
-        <w:t xml:space="preserve"> </w:t>
-      </w:r>
-      <w:r>
-        <w:rPr>
-          <w:rFonts w:asciiTheme="minorHAnsi" w:hAnsiTheme="minorHAnsi"/>
-          <w:sz w:val="24"/>
-          <w:szCs w:val="24"/>
-          <w:lang w:eastAsia="en-US"/>
-        </w:rPr>
-        <w:t xml:space="preserve">bien </w:t>
-      </w:r>
-      <w:r>
-        <w:rPr>
-          <w:rFonts w:asciiTheme="minorHAnsi" w:hAnsiTheme="minorHAnsi"/>
-          <w:sz w:val="24"/>
-          <w:szCs w:val="24"/>
-          <w:lang w:eastAsia="en-US"/>
-        </w:rPr>
-        <w:t>passer</w:t>
-      </w:r>
-      <w:r>
-        <w:rPr>
-          <w:rFonts w:asciiTheme="minorHAnsi" w:hAnsiTheme="minorHAnsi"/>
-          <w:sz w:val="24"/>
-          <w:szCs w:val="24"/>
-          <w:lang w:eastAsia="en-US"/>
-        </w:rPr>
-        <w:t xml:space="preserve"> pour </w:t>
-      </w:r>
-      <w:r>
-        <w:rPr>
-          <w:rFonts w:asciiTheme="minorHAnsi" w:hAnsiTheme="minorHAnsi"/>
-          <w:sz w:val="24"/>
-          <w:szCs w:val="24"/>
-          <w:lang w:eastAsia="en-US"/>
-        </w:rPr>
-        <w:t>un</w:t>
-      </w:r>
-      <w:r>
-        <w:rPr>
-          <w:rFonts w:asciiTheme="minorHAnsi" w:hAnsiTheme="minorHAnsi"/>
-          <w:sz w:val="24"/>
-          <w:szCs w:val="24"/>
-          <w:lang w:eastAsia="en-US"/>
-        </w:rPr>
-        <w:t>e</w:t>
-      </w:r>
-      <w:r>
-        <w:rPr>
-          <w:rFonts w:asciiTheme="minorHAnsi" w:hAnsiTheme="minorHAnsi"/>
-          <w:sz w:val="24"/>
-          <w:szCs w:val="24"/>
-          <w:lang w:eastAsia="en-US"/>
-        </w:rPr>
-        <w:t xml:space="preserve"> multi</w:t>
-      </w:r>
-      <w:r>
-        <w:rPr>
-          <w:rFonts w:asciiTheme="minorHAnsi" w:hAnsiTheme="minorHAnsi"/>
-          <w:sz w:val="24"/>
-          <w:szCs w:val="24"/>
-          <w:lang w:eastAsia="en-US"/>
-        </w:rPr>
-        <w:t>tude</w:t>
-      </w:r>
-      <w:r>
-        <w:rPr>
-          <w:rFonts w:asciiTheme="minorHAnsi" w:hAnsiTheme="minorHAnsi"/>
-          <w:sz w:val="24"/>
-          <w:szCs w:val="24"/>
-          <w:lang w:eastAsia="en-US"/>
-        </w:rPr>
-        <w:t xml:space="preserve"> de raison comme l</w:t>
-      </w:r>
-      <w:r>
-        <w:rPr>
-          <w:rFonts w:asciiTheme="minorHAnsi" w:hAnsiTheme="minorHAnsi"/>
-          <w:sz w:val="24"/>
-          <w:szCs w:val="24"/>
-          <w:lang w:eastAsia="en-US"/>
-        </w:rPr>
-        <w:t>e projet final</w:t>
-      </w:r>
-      <w:r>
-        <w:rPr>
-          <w:rFonts w:asciiTheme="minorHAnsi" w:hAnsiTheme="minorHAnsi"/>
-          <w:sz w:val="24"/>
-          <w:szCs w:val="24"/>
-          <w:lang w:eastAsia="en-US"/>
-        </w:rPr>
-        <w:t xml:space="preserve"> qui a été accomplis avec </w:t>
-      </w:r>
-      <w:r>
-        <w:rPr>
-          <w:rFonts w:asciiTheme="minorHAnsi" w:hAnsiTheme="minorHAnsi"/>
-          <w:sz w:val="24"/>
-          <w:szCs w:val="24"/>
-          <w:lang w:eastAsia="en-US"/>
-        </w:rPr>
-        <w:t>peu</w:t>
-      </w:r>
-      <w:r>
-        <w:rPr>
-          <w:rFonts w:asciiTheme="minorHAnsi" w:hAnsiTheme="minorHAnsi"/>
-          <w:sz w:val="24"/>
-          <w:szCs w:val="24"/>
-          <w:lang w:eastAsia="en-US"/>
-        </w:rPr>
-        <w:t xml:space="preserve"> de </w:t>
-      </w:r>
-      <w:r>
-        <w:rPr>
-          <w:rFonts w:asciiTheme="minorHAnsi" w:hAnsiTheme="minorHAnsi"/>
-          <w:sz w:val="24"/>
-          <w:szCs w:val="24"/>
-          <w:lang w:eastAsia="en-US"/>
-        </w:rPr>
-        <w:t>difficultés</w:t>
-      </w:r>
-      <w:r>
-        <w:rPr>
-          <w:rFonts w:asciiTheme="minorHAnsi" w:hAnsiTheme="minorHAnsi"/>
-          <w:sz w:val="24"/>
-          <w:szCs w:val="24"/>
-          <w:lang w:eastAsia="en-US"/>
-        </w:rPr>
-        <w:t xml:space="preserve">. </w:t>
-      </w:r>
-      <w:r>
-        <w:rPr>
-          <w:rFonts w:asciiTheme="minorHAnsi" w:hAnsiTheme="minorHAnsi"/>
-          <w:sz w:val="24"/>
-          <w:szCs w:val="24"/>
-          <w:lang w:eastAsia="en-US"/>
-        </w:rPr>
-        <w:t>Cependant</w:t>
-      </w:r>
-      <w:r>
-        <w:rPr>
-          <w:rFonts w:asciiTheme="minorHAnsi" w:hAnsiTheme="minorHAnsi"/>
-          <w:sz w:val="24"/>
-          <w:szCs w:val="24"/>
-          <w:lang w:eastAsia="en-US"/>
-        </w:rPr>
-        <w:t>, d’autre</w:t>
-      </w:r>
-      <w:r>
-        <w:rPr>
-          <w:rFonts w:asciiTheme="minorHAnsi" w:hAnsiTheme="minorHAnsi"/>
-          <w:sz w:val="24"/>
-          <w:szCs w:val="24"/>
-          <w:lang w:eastAsia="en-US"/>
-        </w:rPr>
-        <w:t xml:space="preserve"> </w:t>
-      </w:r>
-      <w:r>
-        <w:rPr>
-          <w:rFonts w:asciiTheme="minorHAnsi" w:hAnsiTheme="minorHAnsi"/>
-          <w:sz w:val="24"/>
-          <w:szCs w:val="24"/>
-          <w:lang w:eastAsia="en-US"/>
-        </w:rPr>
         <w:t>laboratoires m</w:t>
       </w:r>
       <w:r>
@@ -5639,7 +7292,21 @@
         <w:rPr>
           <w:lang w:eastAsia="en-US"/>
         </w:rPr>
-        <w:t xml:space="preserve">car j’y ai mit beaucoup plus de temps d’étude dans le programme </w:t>
+        <w:t xml:space="preserve">car j’y ai </w:t>
+      </w:r>
+      <w:proofErr w:type="spellStart"/>
+      <w:r>
+        <w:rPr>
+          <w:lang w:eastAsia="en-US"/>
+        </w:rPr>
+        <w:t>mit</w:t>
+      </w:r>
+      <w:proofErr w:type="spellEnd"/>
+      <w:r>
+        <w:rPr>
+          <w:lang w:eastAsia="en-US"/>
+        </w:rPr>
+        <w:t xml:space="preserve"> beaucoup plus de temps d’étude dans le programme </w:t>
       </w:r>
       <w:r>
         <w:rPr>
@@ -5689,12 +7356,14 @@
         </w:rPr>
         <w:t xml:space="preserve">d’exploitation ne se sont pas très bien passez au début de la session parce que je ne connaissais pas du tout la matière </w:t>
       </w:r>
+      <w:proofErr w:type="gramStart"/>
       <w:r>
         <w:rPr>
           <w:lang w:eastAsia="en-US"/>
         </w:rPr>
         <w:t>sauf que</w:t>
       </w:r>
+      <w:proofErr w:type="gramEnd"/>
       <w:r>
         <w:rPr>
           <w:lang w:eastAsia="en-US"/>
@@ -9730,7 +11399,6 @@
   <w:style w:type="character" w:default="1" w:styleId="Policepardfaut">
     <w:name w:val="Default Paragraph Font"/>
     <w:uiPriority w:val="1"/>
-    <w:semiHidden/>
     <w:unhideWhenUsed/>
   </w:style>
   <w:style w:type="table" w:default="1" w:styleId="TableauNormal">
@@ -10723,23 +12391,6 @@
 </file>
 
 <file path=customXml/item2.xml><?xml version="1.0" encoding="utf-8"?>
-<?mso-contentType ?>
-<FormTemplates xmlns="http://schemas.microsoft.com/sharepoint/v3/contenttype/forms">
-  <Display>DocumentLibraryForm</Display>
-  <Edit>DocumentLibraryForm</Edit>
-  <New>DocumentLibraryForm</New>
-</FormTemplates>
-</file>
-
-<file path=customXml/item3.xml><?xml version="1.0" encoding="utf-8"?>
-<p:properties xmlns:p="http://schemas.microsoft.com/office/2006/metadata/properties" xmlns:xsi="http://www.w3.org/2001/XMLSchema-instance" xmlns:pc="http://schemas.microsoft.com/office/infopath/2007/PartnerControls">
-  <documentManagement>
-    <_activity xmlns="9c442dd2-5952-4d83-8172-0b524491b4b2" xsi:nil="true"/>
-  </documentManagement>
-</p:properties>
-</file>
-
-<file path=customXml/item4.xml><?xml version="1.0" encoding="utf-8"?>
 <ct:contentTypeSchema xmlns:ct="http://schemas.microsoft.com/office/2006/metadata/contentType" xmlns:ma="http://schemas.microsoft.com/office/2006/metadata/properties/metaAttributes" ct:_="" ma:_="" ma:contentTypeName="Document" ma:contentTypeID="0x010100C6D8DE00CE362442BEECE49DC5B0D0E5" ma:contentTypeVersion="10" ma:contentTypeDescription="Crée un document." ma:contentTypeScope="" ma:versionID="932f5588bddff22b826a34ac63d0f136">
   <xsd:schema xmlns:xsd="http://www.w3.org/2001/XMLSchema" xmlns:xs="http://www.w3.org/2001/XMLSchema" xmlns:p="http://schemas.microsoft.com/office/2006/metadata/properties" xmlns:ns3="9c442dd2-5952-4d83-8172-0b524491b4b2" targetNamespace="http://schemas.microsoft.com/office/2006/metadata/properties" ma:root="true" ma:fieldsID="0b582faa8c574da9cfafbcafe4168d39" ns3:_="">
     <xsd:import namespace="9c442dd2-5952-4d83-8172-0b524491b4b2"/>
@@ -10921,6 +12572,23 @@
 </ct:contentTypeSchema>
 </file>
 
+<file path=customXml/item3.xml><?xml version="1.0" encoding="utf-8"?>
+<p:properties xmlns:p="http://schemas.microsoft.com/office/2006/metadata/properties" xmlns:xsi="http://www.w3.org/2001/XMLSchema-instance" xmlns:pc="http://schemas.microsoft.com/office/infopath/2007/PartnerControls">
+  <documentManagement>
+    <_activity xmlns="9c442dd2-5952-4d83-8172-0b524491b4b2" xsi:nil="true"/>
+  </documentManagement>
+</p:properties>
+</file>
+
+<file path=customXml/item4.xml><?xml version="1.0" encoding="utf-8"?>
+<?mso-contentType ?>
+<FormTemplates xmlns="http://schemas.microsoft.com/sharepoint/v3/contenttype/forms">
+  <Display>DocumentLibraryForm</Display>
+  <Edit>DocumentLibraryForm</Edit>
+  <New>DocumentLibraryForm</New>
+</FormTemplates>
+</file>
+
 <file path=customXml/itemProps1.xml><?xml version="1.0" encoding="utf-8"?>
 <ds:datastoreItem xmlns:ds="http://schemas.openxmlformats.org/officeDocument/2006/customXml" ds:itemID="{82DB2CF0-87CF-499E-A9A4-582709E1D6E4}">
   <ds:schemaRefs>
@@ -10930,9 +12598,19 @@
 </file>
 
 <file path=customXml/itemProps2.xml><?xml version="1.0" encoding="utf-8"?>
-<ds:datastoreItem xmlns:ds="http://schemas.openxmlformats.org/officeDocument/2006/customXml" ds:itemID="{00784ABA-989C-4152-879C-9CCB51780623}">
+<ds:datastoreItem xmlns:ds="http://schemas.openxmlformats.org/officeDocument/2006/customXml" ds:itemID="{F4650038-4143-439C-8162-ECC91D71E202}">
   <ds:schemaRefs>
-    <ds:schemaRef ds:uri="http://schemas.microsoft.com/sharepoint/v3/contenttype/forms"/>
+    <ds:schemaRef ds:uri="http://schemas.microsoft.com/office/2006/metadata/contentType"/>
+    <ds:schemaRef ds:uri="http://schemas.microsoft.com/office/2006/metadata/properties/metaAttributes"/>
+    <ds:schemaRef ds:uri="http://www.w3.org/2001/XMLSchema"/>
+    <ds:schemaRef ds:uri="http://schemas.microsoft.com/office/2006/metadata/properties"/>
+    <ds:schemaRef ds:uri="9c442dd2-5952-4d83-8172-0b524491b4b2"/>
+    <ds:schemaRef ds:uri="http://schemas.microsoft.com/office/2006/documentManagement/types"/>
+    <ds:schemaRef ds:uri="http://schemas.microsoft.com/office/infopath/2007/PartnerControls"/>
+    <ds:schemaRef ds:uri="http://schemas.openxmlformats.org/package/2006/metadata/core-properties"/>
+    <ds:schemaRef ds:uri="http://purl.org/dc/elements/1.1/"/>
+    <ds:schemaRef ds:uri="http://purl.org/dc/terms/"/>
+    <ds:schemaRef ds:uri="http://schemas.microsoft.com/internal/obd"/>
   </ds:schemaRefs>
 </ds:datastoreItem>
 </file>
@@ -10948,19 +12626,9 @@
 </file>
 
 <file path=customXml/itemProps4.xml><?xml version="1.0" encoding="utf-8"?>
-<ds:datastoreItem xmlns:ds="http://schemas.openxmlformats.org/officeDocument/2006/customXml" ds:itemID="{F4650038-4143-439C-8162-ECC91D71E202}">
+<ds:datastoreItem xmlns:ds="http://schemas.openxmlformats.org/officeDocument/2006/customXml" ds:itemID="{00784ABA-989C-4152-879C-9CCB51780623}">
   <ds:schemaRefs>
-    <ds:schemaRef ds:uri="http://schemas.microsoft.com/office/2006/metadata/contentType"/>
-    <ds:schemaRef ds:uri="http://schemas.microsoft.com/office/2006/metadata/properties/metaAttributes"/>
-    <ds:schemaRef ds:uri="http://www.w3.org/2001/XMLSchema"/>
-    <ds:schemaRef ds:uri="http://schemas.microsoft.com/office/2006/metadata/properties"/>
-    <ds:schemaRef ds:uri="9c442dd2-5952-4d83-8172-0b524491b4b2"/>
-    <ds:schemaRef ds:uri="http://schemas.microsoft.com/office/2006/documentManagement/types"/>
-    <ds:schemaRef ds:uri="http://schemas.microsoft.com/office/infopath/2007/PartnerControls"/>
-    <ds:schemaRef ds:uri="http://schemas.openxmlformats.org/package/2006/metadata/core-properties"/>
-    <ds:schemaRef ds:uri="http://purl.org/dc/elements/1.1/"/>
-    <ds:schemaRef ds:uri="http://purl.org/dc/terms/"/>
-    <ds:schemaRef ds:uri="http://schemas.microsoft.com/internal/obd"/>
+    <ds:schemaRef ds:uri="http://schemas.microsoft.com/sharepoint/v3/contenttype/forms"/>
   </ds:schemaRefs>
 </ds:datastoreItem>
 </file>